--- a/ADG/14장/14장_실습문제_추가서술형_정답.docx
+++ b/ADG/14장/14장_실습문제_추가서술형_정답.docx
@@ -50,45 +50,338 @@
       <w:r>
         <w:rPr>
           <w:rFonts w:ascii="맑은 고딕" w:hAnsi="맑은 고딕" w:eastAsia="맑은 고딕"/>
-          <w:sz w:val="21"/>
-        </w:rPr>
-        <w:t>**정의** — `SHOW CONFIGURATION`은 "지금 의도대로 동작하고 있는가"를 묻는다. `VALIDATE DATABASE`는 "지금 역할을 바꿀 수 있는가"를 묻는다.</w:t>
+          <w:b/>
+          <w:sz w:val="21"/>
+        </w:rPr>
+        <w:t xml:space="preserve">정의</w:t>
+      </w:r>
+      <w:r>
+        <w:rPr>
+          <w:rFonts w:ascii="맑은 고딕" w:hAnsi="맑은 고딕" w:eastAsia="맑은 고딕"/>
+          <w:sz w:val="21"/>
+        </w:rPr>
+        <w:t xml:space="preserve"> — </w:t>
+      </w:r>
+      <w:r>
+        <w:rPr>
+          <w:rFonts w:ascii="Consolas" w:hAnsi="Consolas" w:eastAsia="맑은 고딕"/>
+          <w:sz w:val="21"/>
+        </w:rPr>
+        <w:t xml:space="preserve">SHOW CONFIGURATION</w:t>
+      </w:r>
+      <w:r>
+        <w:rPr>
+          <w:rFonts w:ascii="맑은 고딕" w:hAnsi="맑은 고딕" w:eastAsia="맑은 고딕"/>
+          <w:sz w:val="21"/>
+        </w:rPr>
+        <w:t xml:space="preserve">은 "지금 의도대로 동작하고 있는가"를 묻는다. </w:t>
+      </w:r>
+      <w:r>
+        <w:rPr>
+          <w:rFonts w:ascii="Consolas" w:hAnsi="Consolas" w:eastAsia="맑은 고딕"/>
+          <w:sz w:val="21"/>
+        </w:rPr>
+        <w:t xml:space="preserve">VALIDATE DATABASE</w:t>
+      </w:r>
+      <w:r>
+        <w:rPr>
+          <w:rFonts w:ascii="맑은 고딕" w:hAnsi="맑은 고딕" w:eastAsia="맑은 고딕"/>
+          <w:sz w:val="21"/>
+        </w:rPr>
+        <w:t xml:space="preserve">는 "지금 역할을 바꿀 수 있는가"를 묻는다.</w:t>
       </w:r>
     </w:p>
     <w:p>
       <w:r>
         <w:rPr>
           <w:rFonts w:ascii="맑은 고딕" w:hAnsi="맑은 고딕" w:eastAsia="맑은 고딕"/>
-          <w:sz w:val="21"/>
-        </w:rPr>
-        <w:t>**실측 사례** — `edit database 'boston' set property 'LogShipping'='OFF'`로 전송을 완전히 끊은 뒤 두 명령을 실행했다.</w:t>
+          <w:b/>
+          <w:sz w:val="21"/>
+        </w:rPr>
+        <w:t xml:space="preserve">실측 사례</w:t>
+      </w:r>
+      <w:r>
+        <w:rPr>
+          <w:rFonts w:ascii="맑은 고딕" w:hAnsi="맑은 고딕" w:eastAsia="맑은 고딕"/>
+          <w:sz w:val="21"/>
+        </w:rPr>
+        <w:t xml:space="preserve"> — </w:t>
+      </w:r>
+      <w:r>
+        <w:rPr>
+          <w:rFonts w:ascii="Consolas" w:hAnsi="Consolas" w:eastAsia="맑은 고딕"/>
+          <w:sz w:val="21"/>
+        </w:rPr>
+        <w:t xml:space="preserve">edit database 'boston' set property 'LogShipping'='OFF'</w:t>
+      </w:r>
+      <w:r>
+        <w:rPr>
+          <w:rFonts w:ascii="맑은 고딕" w:hAnsi="맑은 고딕" w:eastAsia="맑은 고딕"/>
+          <w:sz w:val="21"/>
+        </w:rPr>
+        <w:t xml:space="preserve">로 전송을 완전히 끊은 뒤 두 명령을 실행했다.</w:t>
       </w:r>
     </w:p>
     <w:p>
       <w:r>
         <w:rPr>
-          <w:rFonts w:ascii="맑은 고딕" w:hAnsi="맑은 고딕" w:eastAsia="맑은 고딕"/>
-          <w:sz w:val="21"/>
-        </w:rPr>
-        <w:t>`SHOW CONFIGURATION`은 `Configuration Status: SUCCESS`, `SHOW DATABASE 'boston'`도 `Database Status: SUCCESS`였고 두 지연 모두 0이었다. 같은 시점에 `VALIDATE DATABASE 'boston'`은 `Ready for Switchover: No`였고, `Transport-Related Property Settings` 표에 `LogShipping ON / OFF` 한 줄을 보여 주었다.</w:t>
+          <w:rFonts w:ascii="Consolas" w:hAnsi="Consolas" w:eastAsia="맑은 고딕"/>
+          <w:sz w:val="21"/>
+        </w:rPr>
+        <w:t xml:space="preserve">SHOW CONFIGURATION</w:t>
+      </w:r>
+      <w:r>
+        <w:rPr>
+          <w:rFonts w:ascii="맑은 고딕" w:hAnsi="맑은 고딕" w:eastAsia="맑은 고딕"/>
+          <w:sz w:val="21"/>
+        </w:rPr>
+        <w:t xml:space="preserve">은 </w:t>
+      </w:r>
+      <w:r>
+        <w:rPr>
+          <w:rFonts w:ascii="Consolas" w:hAnsi="Consolas" w:eastAsia="맑은 고딕"/>
+          <w:sz w:val="21"/>
+        </w:rPr>
+        <w:t xml:space="preserve">Configuration Status: SUCCESS</w:t>
+      </w:r>
+      <w:r>
+        <w:rPr>
+          <w:rFonts w:ascii="맑은 고딕" w:hAnsi="맑은 고딕" w:eastAsia="맑은 고딕"/>
+          <w:sz w:val="21"/>
+        </w:rPr>
+        <w:t xml:space="preserve">, </w:t>
+      </w:r>
+      <w:r>
+        <w:rPr>
+          <w:rFonts w:ascii="Consolas" w:hAnsi="Consolas" w:eastAsia="맑은 고딕"/>
+          <w:sz w:val="21"/>
+        </w:rPr>
+        <w:t xml:space="preserve">SHOW DATABASE 'boston'</w:t>
+      </w:r>
+      <w:r>
+        <w:rPr>
+          <w:rFonts w:ascii="맑은 고딕" w:hAnsi="맑은 고딕" w:eastAsia="맑은 고딕"/>
+          <w:sz w:val="21"/>
+        </w:rPr>
+        <w:t xml:space="preserve">도 </w:t>
+      </w:r>
+      <w:r>
+        <w:rPr>
+          <w:rFonts w:ascii="Consolas" w:hAnsi="Consolas" w:eastAsia="맑은 고딕"/>
+          <w:sz w:val="21"/>
+        </w:rPr>
+        <w:t xml:space="preserve">Database Status: SUCCESS</w:t>
+      </w:r>
+      <w:r>
+        <w:rPr>
+          <w:rFonts w:ascii="맑은 고딕" w:hAnsi="맑은 고딕" w:eastAsia="맑은 고딕"/>
+          <w:sz w:val="21"/>
+        </w:rPr>
+        <w:t xml:space="preserve">였고 두 지연 모두 0이었다. 같은 시점에 </w:t>
+      </w:r>
+      <w:r>
+        <w:rPr>
+          <w:rFonts w:ascii="Consolas" w:hAnsi="Consolas" w:eastAsia="맑은 고딕"/>
+          <w:sz w:val="21"/>
+        </w:rPr>
+        <w:t xml:space="preserve">VALIDATE DATABASE 'boston'</w:t>
+      </w:r>
+      <w:r>
+        <w:rPr>
+          <w:rFonts w:ascii="맑은 고딕" w:hAnsi="맑은 고딕" w:eastAsia="맑은 고딕"/>
+          <w:sz w:val="21"/>
+        </w:rPr>
+        <w:t xml:space="preserve">은 </w:t>
+      </w:r>
+      <w:r>
+        <w:rPr>
+          <w:rFonts w:ascii="Consolas" w:hAnsi="Consolas" w:eastAsia="맑은 고딕"/>
+          <w:sz w:val="21"/>
+        </w:rPr>
+        <w:t xml:space="preserve">Ready for Switchover: No</w:t>
+      </w:r>
+      <w:r>
+        <w:rPr>
+          <w:rFonts w:ascii="맑은 고딕" w:hAnsi="맑은 고딕" w:eastAsia="맑은 고딕"/>
+          <w:sz w:val="21"/>
+        </w:rPr>
+        <w:t xml:space="preserve">였고, </w:t>
+      </w:r>
+      <w:r>
+        <w:rPr>
+          <w:rFonts w:ascii="Consolas" w:hAnsi="Consolas" w:eastAsia="맑은 고딕"/>
+          <w:sz w:val="21"/>
+        </w:rPr>
+        <w:t xml:space="preserve">Transport-Related Property Settings</w:t>
+      </w:r>
+      <w:r>
+        <w:rPr>
+          <w:rFonts w:ascii="맑은 고딕" w:hAnsi="맑은 고딕" w:eastAsia="맑은 고딕"/>
+          <w:sz w:val="21"/>
+        </w:rPr>
+        <w:t xml:space="preserve"> 표에 </w:t>
+      </w:r>
+      <w:r>
+        <w:rPr>
+          <w:rFonts w:ascii="Consolas" w:hAnsi="Consolas" w:eastAsia="맑은 고딕"/>
+          <w:sz w:val="21"/>
+        </w:rPr>
+        <w:t xml:space="preserve">LogShipping ON / OFF</w:t>
+      </w:r>
+      <w:r>
+        <w:rPr>
+          <w:rFonts w:ascii="맑은 고딕" w:hAnsi="맑은 고딕" w:eastAsia="맑은 고딕"/>
+          <w:sz w:val="21"/>
+        </w:rPr>
+        <w:t xml:space="preserve"> 한 줄을 보여 주었다.</w:t>
       </w:r>
     </w:p>
     <w:p>
       <w:r>
         <w:rPr>
           <w:rFonts w:ascii="맑은 고딕" w:hAnsi="맑은 고딕" w:eastAsia="맑은 고딕"/>
-          <w:sz w:val="21"/>
-        </w:rPr>
-        <w:t>**차이가 생기는 이유** — 13장에서 배운 `Intended State` 때문이다. `LogShipping=OFF`는 우리가 Broker에게 지시한 것이므로 **의도한 상태**이며, Broker는 의도와 실제가 일치하면 정상으로 판정한다. 반면 `VALIDATE`는 의도를 묻지 않고 "지금 전환 가능한가"라는 별개의 조건을 검사한다. 무손실이어야 하는 Switchover는 전송이 꺼져 있으면 불가능하다.</w:t>
+          <w:b/>
+          <w:sz w:val="21"/>
+        </w:rPr>
+        <w:t xml:space="preserve">차이가 생기는 이유</w:t>
+      </w:r>
+      <w:r>
+        <w:rPr>
+          <w:rFonts w:ascii="맑은 고딕" w:hAnsi="맑은 고딕" w:eastAsia="맑은 고딕"/>
+          <w:sz w:val="21"/>
+        </w:rPr>
+        <w:t xml:space="preserve"> — 13장에서 배운 </w:t>
+      </w:r>
+      <w:r>
+        <w:rPr>
+          <w:rFonts w:ascii="Consolas" w:hAnsi="Consolas" w:eastAsia="맑은 고딕"/>
+          <w:sz w:val="21"/>
+        </w:rPr>
+        <w:t xml:space="preserve">Intended State</w:t>
+      </w:r>
+      <w:r>
+        <w:rPr>
+          <w:rFonts w:ascii="맑은 고딕" w:hAnsi="맑은 고딕" w:eastAsia="맑은 고딕"/>
+          <w:sz w:val="21"/>
+        </w:rPr>
+        <w:t xml:space="preserve"> 때문이다. </w:t>
+      </w:r>
+      <w:r>
+        <w:rPr>
+          <w:rFonts w:ascii="Consolas" w:hAnsi="Consolas" w:eastAsia="맑은 고딕"/>
+          <w:sz w:val="21"/>
+        </w:rPr>
+        <w:t xml:space="preserve">LogShipping=OFF</w:t>
+      </w:r>
+      <w:r>
+        <w:rPr>
+          <w:rFonts w:ascii="맑은 고딕" w:hAnsi="맑은 고딕" w:eastAsia="맑은 고딕"/>
+          <w:sz w:val="21"/>
+        </w:rPr>
+        <w:t xml:space="preserve">는 우리가 Broker에게 지시한 것이므로 </w:t>
+      </w:r>
+      <w:r>
+        <w:rPr>
+          <w:rFonts w:ascii="맑은 고딕" w:hAnsi="맑은 고딕" w:eastAsia="맑은 고딕"/>
+          <w:b/>
+          <w:sz w:val="21"/>
+        </w:rPr>
+        <w:t xml:space="preserve">의도한 상태</w:t>
+      </w:r>
+      <w:r>
+        <w:rPr>
+          <w:rFonts w:ascii="맑은 고딕" w:hAnsi="맑은 고딕" w:eastAsia="맑은 고딕"/>
+          <w:sz w:val="21"/>
+        </w:rPr>
+        <w:t xml:space="preserve">이며, Broker는 의도와 실제가 일치하면 정상으로 판정한다. 반면 </w:t>
+      </w:r>
+      <w:r>
+        <w:rPr>
+          <w:rFonts w:ascii="Consolas" w:hAnsi="Consolas" w:eastAsia="맑은 고딕"/>
+          <w:sz w:val="21"/>
+        </w:rPr>
+        <w:t xml:space="preserve">VALIDATE</w:t>
+      </w:r>
+      <w:r>
+        <w:rPr>
+          <w:rFonts w:ascii="맑은 고딕" w:hAnsi="맑은 고딕" w:eastAsia="맑은 고딕"/>
+          <w:sz w:val="21"/>
+        </w:rPr>
+        <w:t xml:space="preserve">는 의도를 묻지 않고 "지금 전환 가능한가"라는 별개의 조건을 검사한다. 무손실이어야 하는 Switchover는 전송이 꺼져 있으면 불가능하다.</w:t>
       </w:r>
     </w:p>
     <w:p>
       <w:r>
         <w:rPr>
           <w:rFonts w:ascii="맑은 고딕" w:hAnsi="맑은 고딕" w:eastAsia="맑은 고딕"/>
-          <w:sz w:val="21"/>
-        </w:rPr>
-        <w:t>**부수 관찰** — 같은 출력에서 `Ready for Failover`는 `Yes (Primary Running)`였다. Failover는 데이터 손실을 감수하는 비계획 전환이므로 "할 수는 있다". 그리고 `VALIDATE`의 속성 표가 실습 01에서는 전체 목록이었는데 이때는 다른 값만 한 줄로 나왔다. **차이만 골라 보여 준다**는 뜻이다.</w:t>
+          <w:b/>
+          <w:sz w:val="21"/>
+        </w:rPr>
+        <w:t xml:space="preserve">부수 관찰</w:t>
+      </w:r>
+      <w:r>
+        <w:rPr>
+          <w:rFonts w:ascii="맑은 고딕" w:hAnsi="맑은 고딕" w:eastAsia="맑은 고딕"/>
+          <w:sz w:val="21"/>
+        </w:rPr>
+        <w:t xml:space="preserve"> — 같은 출력에서 </w:t>
+      </w:r>
+      <w:r>
+        <w:rPr>
+          <w:rFonts w:ascii="Consolas" w:hAnsi="Consolas" w:eastAsia="맑은 고딕"/>
+          <w:sz w:val="21"/>
+        </w:rPr>
+        <w:t xml:space="preserve">Ready for Failover</w:t>
+      </w:r>
+      <w:r>
+        <w:rPr>
+          <w:rFonts w:ascii="맑은 고딕" w:hAnsi="맑은 고딕" w:eastAsia="맑은 고딕"/>
+          <w:sz w:val="21"/>
+        </w:rPr>
+        <w:t xml:space="preserve">는 </w:t>
+      </w:r>
+      <w:r>
+        <w:rPr>
+          <w:rFonts w:ascii="Consolas" w:hAnsi="Consolas" w:eastAsia="맑은 고딕"/>
+          <w:sz w:val="21"/>
+        </w:rPr>
+        <w:t xml:space="preserve">Yes (Primary Running)</w:t>
+      </w:r>
+      <w:r>
+        <w:rPr>
+          <w:rFonts w:ascii="맑은 고딕" w:hAnsi="맑은 고딕" w:eastAsia="맑은 고딕"/>
+          <w:sz w:val="21"/>
+        </w:rPr>
+        <w:t xml:space="preserve">였다. Failover는 데이터 손실을 감수하는 비계획 전환이므로 "할 수는 있다". 그리고 </w:t>
+      </w:r>
+      <w:r>
+        <w:rPr>
+          <w:rFonts w:ascii="Consolas" w:hAnsi="Consolas" w:eastAsia="맑은 고딕"/>
+          <w:sz w:val="21"/>
+        </w:rPr>
+        <w:t xml:space="preserve">VALIDATE</w:t>
+      </w:r>
+      <w:r>
+        <w:rPr>
+          <w:rFonts w:ascii="맑은 고딕" w:hAnsi="맑은 고딕" w:eastAsia="맑은 고딕"/>
+          <w:sz w:val="21"/>
+        </w:rPr>
+        <w:t xml:space="preserve">의 속성 표가 실습 01에서는 전체 목록이었는데 이때는 다른 값만 한 줄로 나왔다. </w:t>
+      </w:r>
+      <w:r>
+        <w:rPr>
+          <w:rFonts w:ascii="맑은 고딕" w:hAnsi="맑은 고딕" w:eastAsia="맑은 고딕"/>
+          <w:b/>
+          <w:sz w:val="21"/>
+        </w:rPr>
+        <w:t xml:space="preserve">차이만 골라 보여 준다</w:t>
+      </w:r>
+      <w:r>
+        <w:rPr>
+          <w:rFonts w:ascii="맑은 고딕" w:hAnsi="맑은 고딕" w:eastAsia="맑은 고딕"/>
+          <w:sz w:val="21"/>
+        </w:rPr>
+        <w:t xml:space="preserve">는 뜻이다.</w:t>
       </w:r>
     </w:p>
     <w:p>
@@ -97,7 +390,35 @@
           <w:rFonts w:ascii="맑은 고딕" w:hAnsi="맑은 고딕" w:eastAsia="맑은 고딕"/>
           <w:sz w:val="21"/>
         </w:rPr>
-        <w:t>채점 포인트: ① 두 명령의 질문을 각각 정의 / ② `SUCCESS` vs `Ready for Switchover: No` 실측 인용 / ③ Intended State로 원인 설명 / ④ Failover가 Yes인 이유 / ⑤ 속성 표가 차이만 보여 준다는 관찰</w:t>
+        <w:t xml:space="preserve">채점 포인트: ① 두 명령의 질문을 각각 정의 / ② </w:t>
+      </w:r>
+      <w:r>
+        <w:rPr>
+          <w:rFonts w:ascii="Consolas" w:hAnsi="Consolas" w:eastAsia="맑은 고딕"/>
+          <w:sz w:val="21"/>
+        </w:rPr>
+        <w:t xml:space="preserve">SUCCESS</w:t>
+      </w:r>
+      <w:r>
+        <w:rPr>
+          <w:rFonts w:ascii="맑은 고딕" w:hAnsi="맑은 고딕" w:eastAsia="맑은 고딕"/>
+          <w:sz w:val="21"/>
+        </w:rPr>
+        <w:t xml:space="preserve"> vs </w:t>
+      </w:r>
+      <w:r>
+        <w:rPr>
+          <w:rFonts w:ascii="Consolas" w:hAnsi="Consolas" w:eastAsia="맑은 고딕"/>
+          <w:sz w:val="21"/>
+        </w:rPr>
+        <w:t xml:space="preserve">Ready for Switchover: No</w:t>
+      </w:r>
+      <w:r>
+        <w:rPr>
+          <w:rFonts w:ascii="맑은 고딕" w:hAnsi="맑은 고딕" w:eastAsia="맑은 고딕"/>
+          <w:sz w:val="21"/>
+        </w:rPr>
+        <w:t xml:space="preserve"> 실측 인용 / ③ Intended State로 원인 설명 / ④ Failover가 Yes인 이유 / ⑤ 속성 표가 차이만 보여 준다는 관찰</w:t>
       </w:r>
     </w:p>
     <w:p>
@@ -123,36 +444,252 @@
       <w:r>
         <w:rPr>
           <w:rFonts w:ascii="맑은 고딕" w:hAnsi="맑은 고딕" w:eastAsia="맑은 고딕"/>
-          <w:sz w:val="21"/>
-        </w:rPr>
-        <w:t>**정의부터 본다.** `transport lag`은 Primary가 만든 리두 중 Standby가 아직 받지 못한 시간이고, `apply lag`은 받은 리두 중 아직 적용하지 못한 시간이다. 둘 다 **"어디까지 처리했는가"라는 기준점과 현재 시각의 차이**로 계산된다.</w:t>
+          <w:b/>
+          <w:sz w:val="21"/>
+        </w:rPr>
+        <w:t xml:space="preserve">정의부터 본다.</w:t>
+      </w:r>
+      <w:r>
+        <w:rPr>
+          <w:rFonts w:ascii="맑은 고딕" w:hAnsi="맑은 고딕" w:eastAsia="맑은 고딕"/>
+          <w:sz w:val="21"/>
+        </w:rPr>
+        <w:t xml:space="preserve"> </w:t>
+      </w:r>
+      <w:r>
+        <w:rPr>
+          <w:rFonts w:ascii="Consolas" w:hAnsi="Consolas" w:eastAsia="맑은 고딕"/>
+          <w:sz w:val="21"/>
+        </w:rPr>
+        <w:t xml:space="preserve">transport lag</w:t>
+      </w:r>
+      <w:r>
+        <w:rPr>
+          <w:rFonts w:ascii="맑은 고딕" w:hAnsi="맑은 고딕" w:eastAsia="맑은 고딕"/>
+          <w:sz w:val="21"/>
+        </w:rPr>
+        <w:t xml:space="preserve">은 Primary가 만든 리두 중 Standby가 아직 받지 못한 시간이고, </w:t>
+      </w:r>
+      <w:r>
+        <w:rPr>
+          <w:rFonts w:ascii="Consolas" w:hAnsi="Consolas" w:eastAsia="맑은 고딕"/>
+          <w:sz w:val="21"/>
+        </w:rPr>
+        <w:t xml:space="preserve">apply lag</w:t>
+      </w:r>
+      <w:r>
+        <w:rPr>
+          <w:rFonts w:ascii="맑은 고딕" w:hAnsi="맑은 고딕" w:eastAsia="맑은 고딕"/>
+          <w:sz w:val="21"/>
+        </w:rPr>
+        <w:t xml:space="preserve">은 받은 리두 중 아직 적용하지 못한 시간이다. 둘 다 </w:t>
+      </w:r>
+      <w:r>
+        <w:rPr>
+          <w:rFonts w:ascii="맑은 고딕" w:hAnsi="맑은 고딕" w:eastAsia="맑은 고딕"/>
+          <w:b/>
+          <w:sz w:val="21"/>
+        </w:rPr>
+        <w:t xml:space="preserve">"어디까지 처리했는가"라는 기준점과 현재 시각의 차이</w:t>
+      </w:r>
+      <w:r>
+        <w:rPr>
+          <w:rFonts w:ascii="맑은 고딕" w:hAnsi="맑은 고딕" w:eastAsia="맑은 고딕"/>
+          <w:sz w:val="21"/>
+        </w:rPr>
+        <w:t xml:space="preserve">로 계산된다.</w:t>
       </w:r>
     </w:p>
     <w:p>
       <w:r>
         <w:rPr>
           <w:rFonts w:ascii="맑은 고딕" w:hAnsi="맑은 고딕" w:eastAsia="맑은 고딕"/>
-          <w:sz w:val="21"/>
-        </w:rPr>
-        <w:t>**전송을 끄면 그 기준점이 갱신되지 않는다.** 새로 도착하는 리두가 없으므로 Standby가 아는 마지막 지점은 그대로이고, 그 지점 기준으로는 밀린 것이 없다. 보내지 않으니 늦지도 않는다. `V$DATAGUARD_STATS`를 SQL로 직접 조회해도 `+00 00:00:00`이었으므로 Broker의 계산 착오가 아니다.</w:t>
+          <w:b/>
+          <w:sz w:val="21"/>
+        </w:rPr>
+        <w:t xml:space="preserve">전송을 끄면 그 기준점이 갱신되지 않는다.</w:t>
+      </w:r>
+      <w:r>
+        <w:rPr>
+          <w:rFonts w:ascii="맑은 고딕" w:hAnsi="맑은 고딕" w:eastAsia="맑은 고딕"/>
+          <w:sz w:val="21"/>
+        </w:rPr>
+        <w:t xml:space="preserve"> 새로 도착하는 리두가 없으므로 Standby가 아는 마지막 지점은 그대로이고, 그 지점 기준으로는 밀린 것이 없다. 보내지 않으니 늦지도 않는다. </w:t>
+      </w:r>
+      <w:r>
+        <w:rPr>
+          <w:rFonts w:ascii="Consolas" w:hAnsi="Consolas" w:eastAsia="맑은 고딕"/>
+          <w:sz w:val="21"/>
+        </w:rPr>
+        <w:t xml:space="preserve">V$DATAGUARD_STATS</w:t>
+      </w:r>
+      <w:r>
+        <w:rPr>
+          <w:rFonts w:ascii="맑은 고딕" w:hAnsi="맑은 고딕" w:eastAsia="맑은 고딕"/>
+          <w:sz w:val="21"/>
+        </w:rPr>
+        <w:t xml:space="preserve">를 SQL로 직접 조회해도 </w:t>
+      </w:r>
+      <w:r>
+        <w:rPr>
+          <w:rFonts w:ascii="Consolas" w:hAnsi="Consolas" w:eastAsia="맑은 고딕"/>
+          <w:sz w:val="21"/>
+        </w:rPr>
+        <w:t xml:space="preserve">+00 00:00:00</w:t>
+      </w:r>
+      <w:r>
+        <w:rPr>
+          <w:rFonts w:ascii="맑은 고딕" w:hAnsi="맑은 고딕" w:eastAsia="맑은 고딕"/>
+          <w:sz w:val="21"/>
+        </w:rPr>
+        <w:t xml:space="preserve">이었으므로 Broker의 계산 착오가 아니다.</w:t>
       </w:r>
     </w:p>
     <w:p>
       <w:r>
         <w:rPr>
           <w:rFonts w:ascii="맑은 고딕" w:hAnsi="맑은 고딕" w:eastAsia="맑은 고딕"/>
-          <w:sz w:val="21"/>
-        </w:rPr>
-        <w:t>**감시에 쓸 때의 위험** — 지연 값만 임계값과 비교하는 감시는 이 상황을 절대 잡지 못한다. 지연이 커지는 것은 "전송은 되는데 느리다"일 때이며, **아예 끊긴 상황은 오히려 0으로 보인다.** 값이 0이라는 것은 정상일 수도 있고 아무것도 흐르지 않는다는 뜻일 수도 있다.</w:t>
+          <w:b/>
+          <w:sz w:val="21"/>
+        </w:rPr>
+        <w:t xml:space="preserve">감시에 쓸 때의 위험</w:t>
+      </w:r>
+      <w:r>
+        <w:rPr>
+          <w:rFonts w:ascii="맑은 고딕" w:hAnsi="맑은 고딕" w:eastAsia="맑은 고딕"/>
+          <w:sz w:val="21"/>
+        </w:rPr>
+        <w:t xml:space="preserve"> — 지연 값만 임계값과 비교하는 감시는 이 상황을 절대 잡지 못한다. 지연이 커지는 것은 "전송은 되는데 느리다"일 때이며, </w:t>
+      </w:r>
+      <w:r>
+        <w:rPr>
+          <w:rFonts w:ascii="맑은 고딕" w:hAnsi="맑은 고딕" w:eastAsia="맑은 고딕"/>
+          <w:b/>
+          <w:sz w:val="21"/>
+        </w:rPr>
+        <w:t xml:space="preserve">아예 끊긴 상황은 오히려 0으로 보인다.</w:t>
+      </w:r>
+      <w:r>
+        <w:rPr>
+          <w:rFonts w:ascii="맑은 고딕" w:hAnsi="맑은 고딕" w:eastAsia="맑은 고딕"/>
+          <w:sz w:val="21"/>
+        </w:rPr>
+        <w:t xml:space="preserve"> 값이 0이라는 것은 정상일 수도 있고 아무것도 흐르지 않는다는 뜻일 수도 있다.</w:t>
       </w:r>
     </w:p>
     <w:p>
       <w:r>
         <w:rPr>
           <w:rFonts w:ascii="맑은 고딕" w:hAnsi="맑은 고딕" w:eastAsia="맑은 고딕"/>
-          <w:sz w:val="21"/>
-        </w:rPr>
-        <w:t>**보완** — 지연과 함께 흐름 자체를 봐야 한다. Primary의 `V$ARCHIVE_DEST_STATUS`의 `STATUS`(실측 `DEFERRED`), `LOG_ARCHIVE_DEST_STATE_2`(실측 `RESET`), 또는 `VALIDATE DATABASE`의 `Ready for Switchover`가 그 역할을 한다.</w:t>
+          <w:b/>
+          <w:sz w:val="21"/>
+        </w:rPr>
+        <w:t xml:space="preserve">보완</w:t>
+      </w:r>
+      <w:r>
+        <w:rPr>
+          <w:rFonts w:ascii="맑은 고딕" w:hAnsi="맑은 고딕" w:eastAsia="맑은 고딕"/>
+          <w:sz w:val="21"/>
+        </w:rPr>
+        <w:t xml:space="preserve"> — 지연과 함께 흐름 자체를 봐야 한다. Primary의 </w:t>
+      </w:r>
+      <w:r>
+        <w:rPr>
+          <w:rFonts w:ascii="Consolas" w:hAnsi="Consolas" w:eastAsia="맑은 고딕"/>
+          <w:sz w:val="21"/>
+        </w:rPr>
+        <w:t xml:space="preserve">V$ARCHIVE_DEST_STATUS</w:t>
+      </w:r>
+      <w:r>
+        <w:rPr>
+          <w:rFonts w:ascii="맑은 고딕" w:hAnsi="맑은 고딕" w:eastAsia="맑은 고딕"/>
+          <w:sz w:val="21"/>
+        </w:rPr>
+        <w:t xml:space="preserve">의 </w:t>
+      </w:r>
+      <w:r>
+        <w:rPr>
+          <w:rFonts w:ascii="Consolas" w:hAnsi="Consolas" w:eastAsia="맑은 고딕"/>
+          <w:sz w:val="21"/>
+        </w:rPr>
+        <w:t xml:space="preserve">STATUS</w:t>
+      </w:r>
+      <w:r>
+        <w:rPr>
+          <w:rFonts w:ascii="맑은 고딕" w:hAnsi="맑은 고딕" w:eastAsia="맑은 고딕"/>
+          <w:sz w:val="21"/>
+        </w:rPr>
+        <w:t xml:space="preserve">(실측 </w:t>
+      </w:r>
+      <w:r>
+        <w:rPr>
+          <w:rFonts w:ascii="Consolas" w:hAnsi="Consolas" w:eastAsia="맑은 고딕"/>
+          <w:sz w:val="21"/>
+        </w:rPr>
+        <w:t xml:space="preserve">DEFERRED</w:t>
+      </w:r>
+      <w:r>
+        <w:rPr>
+          <w:rFonts w:ascii="맑은 고딕" w:hAnsi="맑은 고딕" w:eastAsia="맑은 고딕"/>
+          <w:sz w:val="21"/>
+        </w:rPr>
+        <w:t xml:space="preserve">), </w:t>
+      </w:r>
+      <w:r>
+        <w:rPr>
+          <w:rFonts w:ascii="Consolas" w:hAnsi="Consolas" w:eastAsia="맑은 고딕"/>
+          <w:sz w:val="21"/>
+        </w:rPr>
+        <w:t xml:space="preserve">LOG_ARCHIVE_DEST_STATE_2</w:t>
+      </w:r>
+      <w:r>
+        <w:rPr>
+          <w:rFonts w:ascii="맑은 고딕" w:hAnsi="맑은 고딕" w:eastAsia="맑은 고딕"/>
+          <w:sz w:val="21"/>
+        </w:rPr>
+        <w:t xml:space="preserve">(실측 </w:t>
+      </w:r>
+      <w:r>
+        <w:rPr>
+          <w:rFonts w:ascii="Consolas" w:hAnsi="Consolas" w:eastAsia="맑은 고딕"/>
+          <w:sz w:val="21"/>
+        </w:rPr>
+        <w:t xml:space="preserve">RESET</w:t>
+      </w:r>
+      <w:r>
+        <w:rPr>
+          <w:rFonts w:ascii="맑은 고딕" w:hAnsi="맑은 고딕" w:eastAsia="맑은 고딕"/>
+          <w:sz w:val="21"/>
+        </w:rPr>
+        <w:t xml:space="preserve">), 또는 </w:t>
+      </w:r>
+      <w:r>
+        <w:rPr>
+          <w:rFonts w:ascii="Consolas" w:hAnsi="Consolas" w:eastAsia="맑은 고딕"/>
+          <w:sz w:val="21"/>
+        </w:rPr>
+        <w:t xml:space="preserve">VALIDATE DATABASE</w:t>
+      </w:r>
+      <w:r>
+        <w:rPr>
+          <w:rFonts w:ascii="맑은 고딕" w:hAnsi="맑은 고딕" w:eastAsia="맑은 고딕"/>
+          <w:sz w:val="21"/>
+        </w:rPr>
+        <w:t xml:space="preserve">의 </w:t>
+      </w:r>
+      <w:r>
+        <w:rPr>
+          <w:rFonts w:ascii="Consolas" w:hAnsi="Consolas" w:eastAsia="맑은 고딕"/>
+          <w:sz w:val="21"/>
+        </w:rPr>
+        <w:t xml:space="preserve">Ready for Switchover</w:t>
+      </w:r>
+      <w:r>
+        <w:rPr>
+          <w:rFonts w:ascii="맑은 고딕" w:hAnsi="맑은 고딕" w:eastAsia="맑은 고딕"/>
+          <w:sz w:val="21"/>
+        </w:rPr>
+        <w:t xml:space="preserve">가 그 역할을 한다.</w:t>
       </w:r>
     </w:p>
     <w:p>
@@ -187,54 +724,255 @@
       <w:r>
         <w:rPr>
           <w:rFonts w:ascii="맑은 고딕" w:hAnsi="맑은 고딕" w:eastAsia="맑은 고딕"/>
-          <w:sz w:val="21"/>
-        </w:rPr>
-        <w:t>**실측 대비** — 두 상황 모두 사람이 설정한 것인데 결과가 달랐다.</w:t>
+          <w:b/>
+          <w:sz w:val="21"/>
+        </w:rPr>
+        <w:t xml:space="preserve">실측 대비</w:t>
+      </w:r>
+      <w:r>
+        <w:rPr>
+          <w:rFonts w:ascii="맑은 고딕" w:hAnsi="맑은 고딕" w:eastAsia="맑은 고딕"/>
+          <w:sz w:val="21"/>
+        </w:rPr>
+        <w:t xml:space="preserve"> — 두 상황 모두 사람이 설정한 것인데 결과가 달랐다.</w:t>
       </w:r>
     </w:p>
     <w:p>
       <w:r>
         <w:rPr>
-          <w:rFonts w:ascii="맑은 고딕" w:hAnsi="맑은 고딕" w:eastAsia="맑은 고딕"/>
-          <w:sz w:val="21"/>
-        </w:rPr>
-        <w:t>`LogShipping=OFF` → `SHOW CONFIGURATION`이 `SUCCESS`. 경보 없음.</w:t>
+          <w:rFonts w:ascii="Consolas" w:hAnsi="Consolas" w:eastAsia="맑은 고딕"/>
+          <w:sz w:val="21"/>
+        </w:rPr>
+        <w:t xml:space="preserve">LogShipping=OFF</w:t>
+      </w:r>
+      <w:r>
+        <w:rPr>
+          <w:rFonts w:ascii="맑은 고딕" w:hAnsi="맑은 고딕" w:eastAsia="맑은 고딕"/>
+          <w:sz w:val="21"/>
+        </w:rPr>
+        <w:t xml:space="preserve"> → </w:t>
+      </w:r>
+      <w:r>
+        <w:rPr>
+          <w:rFonts w:ascii="Consolas" w:hAnsi="Consolas" w:eastAsia="맑은 고딕"/>
+          <w:sz w:val="21"/>
+        </w:rPr>
+        <w:t xml:space="preserve">SHOW CONFIGURATION</w:t>
+      </w:r>
+      <w:r>
+        <w:rPr>
+          <w:rFonts w:ascii="맑은 고딕" w:hAnsi="맑은 고딕" w:eastAsia="맑은 고딕"/>
+          <w:sz w:val="21"/>
+        </w:rPr>
+        <w:t xml:space="preserve">이 </w:t>
+      </w:r>
+      <w:r>
+        <w:rPr>
+          <w:rFonts w:ascii="Consolas" w:hAnsi="Consolas" w:eastAsia="맑은 고딕"/>
+          <w:sz w:val="21"/>
+        </w:rPr>
+        <w:t xml:space="preserve">SUCCESS</w:t>
+      </w:r>
+      <w:r>
+        <w:rPr>
+          <w:rFonts w:ascii="맑은 고딕" w:hAnsi="맑은 고딕" w:eastAsia="맑은 고딕"/>
+          <w:sz w:val="21"/>
+        </w:rPr>
+        <w:t xml:space="preserve">. 경보 없음.</w:t>
       </w:r>
     </w:p>
     <w:p>
       <w:r>
         <w:rPr>
-          <w:rFonts w:ascii="맑은 고딕" w:hAnsi="맑은 고딕" w:eastAsia="맑은 고딕"/>
-          <w:sz w:val="21"/>
-        </w:rPr>
-        <w:t>`DelayMins=2` → `Database Warning(s): ORA-16853: apply lag has exceeded specified threshold`, `Database Status: WARNING`.</w:t>
+          <w:rFonts w:ascii="Consolas" w:hAnsi="Consolas" w:eastAsia="맑은 고딕"/>
+          <w:sz w:val="21"/>
+        </w:rPr>
+        <w:t xml:space="preserve">DelayMins=2</w:t>
+      </w:r>
+      <w:r>
+        <w:rPr>
+          <w:rFonts w:ascii="맑은 고딕" w:hAnsi="맑은 고딕" w:eastAsia="맑은 고딕"/>
+          <w:sz w:val="21"/>
+        </w:rPr>
+        <w:t xml:space="preserve"> → </w:t>
+      </w:r>
+      <w:r>
+        <w:rPr>
+          <w:rFonts w:ascii="Consolas" w:hAnsi="Consolas" w:eastAsia="맑은 고딕"/>
+          <w:sz w:val="21"/>
+        </w:rPr>
+        <w:t xml:space="preserve">Database Warning(s): ORA-16853: apply lag has exceeded specified threshold</w:t>
+      </w:r>
+      <w:r>
+        <w:rPr>
+          <w:rFonts w:ascii="맑은 고딕" w:hAnsi="맑은 고딕" w:eastAsia="맑은 고딕"/>
+          <w:sz w:val="21"/>
+        </w:rPr>
+        <w:t xml:space="preserve">, </w:t>
+      </w:r>
+      <w:r>
+        <w:rPr>
+          <w:rFonts w:ascii="Consolas" w:hAnsi="Consolas" w:eastAsia="맑은 고딕"/>
+          <w:sz w:val="21"/>
+        </w:rPr>
+        <w:t xml:space="preserve">Database Status: WARNING</w:t>
+      </w:r>
+      <w:r>
+        <w:rPr>
+          <w:rFonts w:ascii="맑은 고딕" w:hAnsi="맑은 고딕" w:eastAsia="맑은 고딕"/>
+          <w:sz w:val="21"/>
+        </w:rPr>
+        <w:t xml:space="preserve">.</w:t>
       </w:r>
     </w:p>
     <w:p>
       <w:r>
         <w:rPr>
           <w:rFonts w:ascii="맑은 고딕" w:hAnsi="맑은 고딕" w:eastAsia="맑은 고딕"/>
-          <w:sz w:val="21"/>
-        </w:rPr>
-        <w:t>**경계는 임계값의 유무다.** 지연에는 `ApplyLagThreshold`(실측 기본 30초)라는 숫자 기준이 있어 Broker가 현재 값과 비교할 수 있다. "전송을 껐다"는 비교할 숫자가 없고, 의도한 상태이므로 `Intended State` 관점에서는 정상이다.</w:t>
+          <w:b/>
+          <w:sz w:val="21"/>
+        </w:rPr>
+        <w:t xml:space="preserve">경계는 임계값의 유무다.</w:t>
+      </w:r>
+      <w:r>
+        <w:rPr>
+          <w:rFonts w:ascii="맑은 고딕" w:hAnsi="맑은 고딕" w:eastAsia="맑은 고딕"/>
+          <w:sz w:val="21"/>
+        </w:rPr>
+        <w:t xml:space="preserve"> 지연에는 </w:t>
+      </w:r>
+      <w:r>
+        <w:rPr>
+          <w:rFonts w:ascii="Consolas" w:hAnsi="Consolas" w:eastAsia="맑은 고딕"/>
+          <w:sz w:val="21"/>
+        </w:rPr>
+        <w:t xml:space="preserve">ApplyLagThreshold</w:t>
+      </w:r>
+      <w:r>
+        <w:rPr>
+          <w:rFonts w:ascii="맑은 고딕" w:hAnsi="맑은 고딕" w:eastAsia="맑은 고딕"/>
+          <w:sz w:val="21"/>
+        </w:rPr>
+        <w:t xml:space="preserve">(실측 기본 30초)라는 숫자 기준이 있어 Broker가 현재 값과 비교할 수 있다. "전송을 껐다"는 비교할 숫자가 없고, 의도한 상태이므로 </w:t>
+      </w:r>
+      <w:r>
+        <w:rPr>
+          <w:rFonts w:ascii="Consolas" w:hAnsi="Consolas" w:eastAsia="맑은 고딕"/>
+          <w:sz w:val="21"/>
+        </w:rPr>
+        <w:t xml:space="preserve">Intended State</w:t>
+      </w:r>
+      <w:r>
+        <w:rPr>
+          <w:rFonts w:ascii="맑은 고딕" w:hAnsi="맑은 고딕" w:eastAsia="맑은 고딕"/>
+          <w:sz w:val="21"/>
+        </w:rPr>
+        <w:t xml:space="preserve"> 관점에서는 정상이다.</w:t>
       </w:r>
     </w:p>
     <w:p>
       <w:r>
         <w:rPr>
           <w:rFonts w:ascii="맑은 고딕" w:hAnsi="맑은 고딕" w:eastAsia="맑은 고딕"/>
-          <w:sz w:val="21"/>
-        </w:rPr>
-        <w:t>**일반화** — Broker는 **임계값이 있는 항목만 경보한다. 설정 자체가 위험한 것은 알리지 않는다.** 임계값을 가진 것은 셋뿐이다. `ApplyLagThreshold`(ORA-16853), `TransportLagThreshold`(ORA-16855), `TransportDisconnectedThreshold`(ORA-16857). 이 셋 바깥의 위험 — 전송 차단, 보호 모드가 요구보다 낮음, 플래시백 꺼짐, 관측자 없음 — 은 경보의 대상이 아니거나 다른 방식으로만 드러난다.</w:t>
+          <w:b/>
+          <w:sz w:val="21"/>
+        </w:rPr>
+        <w:t xml:space="preserve">일반화</w:t>
+      </w:r>
+      <w:r>
+        <w:rPr>
+          <w:rFonts w:ascii="맑은 고딕" w:hAnsi="맑은 고딕" w:eastAsia="맑은 고딕"/>
+          <w:sz w:val="21"/>
+        </w:rPr>
+        <w:t xml:space="preserve"> — Broker는 </w:t>
+      </w:r>
+      <w:r>
+        <w:rPr>
+          <w:rFonts w:ascii="맑은 고딕" w:hAnsi="맑은 고딕" w:eastAsia="맑은 고딕"/>
+          <w:b/>
+          <w:sz w:val="21"/>
+        </w:rPr>
+        <w:t xml:space="preserve">임계값이 있는 항목만 경보한다. 설정 자체가 위험한 것은 알리지 않는다.</w:t>
+      </w:r>
+      <w:r>
+        <w:rPr>
+          <w:rFonts w:ascii="맑은 고딕" w:hAnsi="맑은 고딕" w:eastAsia="맑은 고딕"/>
+          <w:sz w:val="21"/>
+        </w:rPr>
+        <w:t xml:space="preserve"> 임계값을 가진 것은 셋뿐이다. </w:t>
+      </w:r>
+      <w:r>
+        <w:rPr>
+          <w:rFonts w:ascii="Consolas" w:hAnsi="Consolas" w:eastAsia="맑은 고딕"/>
+          <w:sz w:val="21"/>
+        </w:rPr>
+        <w:t xml:space="preserve">ApplyLagThreshold</w:t>
+      </w:r>
+      <w:r>
+        <w:rPr>
+          <w:rFonts w:ascii="맑은 고딕" w:hAnsi="맑은 고딕" w:eastAsia="맑은 고딕"/>
+          <w:sz w:val="21"/>
+        </w:rPr>
+        <w:t xml:space="preserve">(ORA-16853), </w:t>
+      </w:r>
+      <w:r>
+        <w:rPr>
+          <w:rFonts w:ascii="Consolas" w:hAnsi="Consolas" w:eastAsia="맑은 고딕"/>
+          <w:sz w:val="21"/>
+        </w:rPr>
+        <w:t xml:space="preserve">TransportLagThreshold</w:t>
+      </w:r>
+      <w:r>
+        <w:rPr>
+          <w:rFonts w:ascii="맑은 고딕" w:hAnsi="맑은 고딕" w:eastAsia="맑은 고딕"/>
+          <w:sz w:val="21"/>
+        </w:rPr>
+        <w:t xml:space="preserve">(ORA-16855), </w:t>
+      </w:r>
+      <w:r>
+        <w:rPr>
+          <w:rFonts w:ascii="Consolas" w:hAnsi="Consolas" w:eastAsia="맑은 고딕"/>
+          <w:sz w:val="21"/>
+        </w:rPr>
+        <w:t xml:space="preserve">TransportDisconnectedThreshold</w:t>
+      </w:r>
+      <w:r>
+        <w:rPr>
+          <w:rFonts w:ascii="맑은 고딕" w:hAnsi="맑은 고딕" w:eastAsia="맑은 고딕"/>
+          <w:sz w:val="21"/>
+        </w:rPr>
+        <w:t xml:space="preserve">(ORA-16857). 이 셋 바깥의 위험 — 전송 차단, 보호 모드가 요구보다 낮음, 플래시백 꺼짐, 관측자 없음 — 은 경보의 대상이 아니거나 다른 방식으로만 드러난다.</w:t>
       </w:r>
     </w:p>
     <w:p>
       <w:r>
         <w:rPr>
           <w:rFonts w:ascii="맑은 고딕" w:hAnsi="맑은 고딕" w:eastAsia="맑은 고딕"/>
-          <w:sz w:val="21"/>
-        </w:rPr>
-        <w:t>**실무 함의** — 그러므로 정기 점검에 `VALIDATE DATABASE`를 넣어야 한다. 경보는 "숫자가 임계를 넘었는가"만 답하고, "지금 전환할 수 있는가"는 답하지 않는다.</w:t>
+          <w:b/>
+          <w:sz w:val="21"/>
+        </w:rPr>
+        <w:t xml:space="preserve">실무 함의</w:t>
+      </w:r>
+      <w:r>
+        <w:rPr>
+          <w:rFonts w:ascii="맑은 고딕" w:hAnsi="맑은 고딕" w:eastAsia="맑은 고딕"/>
+          <w:sz w:val="21"/>
+        </w:rPr>
+        <w:t xml:space="preserve"> — 그러므로 정기 점검에 </w:t>
+      </w:r>
+      <w:r>
+        <w:rPr>
+          <w:rFonts w:ascii="Consolas" w:hAnsi="Consolas" w:eastAsia="맑은 고딕"/>
+          <w:sz w:val="21"/>
+        </w:rPr>
+        <w:t xml:space="preserve">VALIDATE DATABASE</w:t>
+      </w:r>
+      <w:r>
+        <w:rPr>
+          <w:rFonts w:ascii="맑은 고딕" w:hAnsi="맑은 고딕" w:eastAsia="맑은 고딕"/>
+          <w:sz w:val="21"/>
+        </w:rPr>
+        <w:t xml:space="preserve">를 넣어야 한다. 경보는 "숫자가 임계를 넘었는가"만 답하고, "지금 전환할 수 있는가"는 답하지 않는다.</w:t>
       </w:r>
     </w:p>
     <w:p>
@@ -269,45 +1007,250 @@
       <w:r>
         <w:rPr>
           <w:rFonts w:ascii="맑은 고딕" w:hAnsi="맑은 고딕" w:eastAsia="맑은 고딕"/>
-          <w:sz w:val="21"/>
-        </w:rPr>
-        <w:t>**사는 것** — 실수에 대한 대비다. Primary에서 잘못 지운 데이터가 `DelayMins`만큼은 Standby에 남아 있으므로, 그 시간 안에 알아채면 Standby에서 조회해 되살릴 수 있다. Active Data Guard라면 열려 있는 채로 조회할 수 있어 더 쉽다.</w:t>
+          <w:b/>
+          <w:sz w:val="21"/>
+        </w:rPr>
+        <w:t xml:space="preserve">사는 것</w:t>
+      </w:r>
+      <w:r>
+        <w:rPr>
+          <w:rFonts w:ascii="맑은 고딕" w:hAnsi="맑은 고딕" w:eastAsia="맑은 고딕"/>
+          <w:sz w:val="21"/>
+        </w:rPr>
+        <w:t xml:space="preserve"> — 실수에 대한 대비다. Primary에서 잘못 지운 데이터가 </w:t>
+      </w:r>
+      <w:r>
+        <w:rPr>
+          <w:rFonts w:ascii="Consolas" w:hAnsi="Consolas" w:eastAsia="맑은 고딕"/>
+          <w:sz w:val="21"/>
+        </w:rPr>
+        <w:t xml:space="preserve">DelayMins</w:t>
+      </w:r>
+      <w:r>
+        <w:rPr>
+          <w:rFonts w:ascii="맑은 고딕" w:hAnsi="맑은 고딕" w:eastAsia="맑은 고딕"/>
+          <w:sz w:val="21"/>
+        </w:rPr>
+        <w:t xml:space="preserve">만큼은 Standby에 남아 있으므로, 그 시간 안에 알아채면 Standby에서 조회해 되살릴 수 있다. Active Data Guard라면 열려 있는 채로 조회할 수 있어 더 쉽다.</w:t>
       </w:r>
     </w:p>
     <w:p>
       <w:r>
         <w:rPr>
           <w:rFonts w:ascii="맑은 고딕" w:hAnsi="맑은 고딕" w:eastAsia="맑은 고딕"/>
-          <w:sz w:val="21"/>
-        </w:rPr>
-        <w:t>**파는 것 세 가지** — ① **Switchover가 막힌다.** 실측에서 `VALIDATE`가 `Ready for Switchover: No`와 함께 `Error: Switchover to this standby is not possible because an apply delay has been set`을 냈다. ② **재해가 나면 밀린 만큼을 잃는다.** 전송은 됐어도 적용되지 않은 리두는 Failover 시 복구 시간을 늘린다. ③ **Failover가 느려진다.** 밀린 리두를 다 적용한 뒤에야 열 수 있으므로 `apply finish time`이 그만큼 커진다.</w:t>
+          <w:b/>
+          <w:sz w:val="21"/>
+        </w:rPr>
+        <w:t xml:space="preserve">파는 것 세 가지</w:t>
+      </w:r>
+      <w:r>
+        <w:rPr>
+          <w:rFonts w:ascii="맑은 고딕" w:hAnsi="맑은 고딕" w:eastAsia="맑은 고딕"/>
+          <w:sz w:val="21"/>
+        </w:rPr>
+        <w:t xml:space="preserve"> — ① </w:t>
+      </w:r>
+      <w:r>
+        <w:rPr>
+          <w:rFonts w:ascii="맑은 고딕" w:hAnsi="맑은 고딕" w:eastAsia="맑은 고딕"/>
+          <w:b/>
+          <w:sz w:val="21"/>
+        </w:rPr>
+        <w:t xml:space="preserve">Switchover가 막힌다.</w:t>
+      </w:r>
+      <w:r>
+        <w:rPr>
+          <w:rFonts w:ascii="맑은 고딕" w:hAnsi="맑은 고딕" w:eastAsia="맑은 고딕"/>
+          <w:sz w:val="21"/>
+        </w:rPr>
+        <w:t xml:space="preserve"> 실측에서 </w:t>
+      </w:r>
+      <w:r>
+        <w:rPr>
+          <w:rFonts w:ascii="Consolas" w:hAnsi="Consolas" w:eastAsia="맑은 고딕"/>
+          <w:sz w:val="21"/>
+        </w:rPr>
+        <w:t xml:space="preserve">VALIDATE</w:t>
+      </w:r>
+      <w:r>
+        <w:rPr>
+          <w:rFonts w:ascii="맑은 고딕" w:hAnsi="맑은 고딕" w:eastAsia="맑은 고딕"/>
+          <w:sz w:val="21"/>
+        </w:rPr>
+        <w:t xml:space="preserve">가 </w:t>
+      </w:r>
+      <w:r>
+        <w:rPr>
+          <w:rFonts w:ascii="Consolas" w:hAnsi="Consolas" w:eastAsia="맑은 고딕"/>
+          <w:sz w:val="21"/>
+        </w:rPr>
+        <w:t xml:space="preserve">Ready for Switchover: No</w:t>
+      </w:r>
+      <w:r>
+        <w:rPr>
+          <w:rFonts w:ascii="맑은 고딕" w:hAnsi="맑은 고딕" w:eastAsia="맑은 고딕"/>
+          <w:sz w:val="21"/>
+        </w:rPr>
+        <w:t xml:space="preserve">와 함께 </w:t>
+      </w:r>
+      <w:r>
+        <w:rPr>
+          <w:rFonts w:ascii="Consolas" w:hAnsi="Consolas" w:eastAsia="맑은 고딕"/>
+          <w:sz w:val="21"/>
+        </w:rPr>
+        <w:t xml:space="preserve">Error: Switchover to this standby is not possible because an apply delay has been set</w:t>
+      </w:r>
+      <w:r>
+        <w:rPr>
+          <w:rFonts w:ascii="맑은 고딕" w:hAnsi="맑은 고딕" w:eastAsia="맑은 고딕"/>
+          <w:sz w:val="21"/>
+        </w:rPr>
+        <w:t xml:space="preserve">을 냈다. ② </w:t>
+      </w:r>
+      <w:r>
+        <w:rPr>
+          <w:rFonts w:ascii="맑은 고딕" w:hAnsi="맑은 고딕" w:eastAsia="맑은 고딕"/>
+          <w:b/>
+          <w:sz w:val="21"/>
+        </w:rPr>
+        <w:t xml:space="preserve">재해가 나면 밀린 만큼을 잃는다.</w:t>
+      </w:r>
+      <w:r>
+        <w:rPr>
+          <w:rFonts w:ascii="맑은 고딕" w:hAnsi="맑은 고딕" w:eastAsia="맑은 고딕"/>
+          <w:sz w:val="21"/>
+        </w:rPr>
+        <w:t xml:space="preserve"> 전송은 됐어도 적용되지 않은 리두는 Failover 시 복구 시간을 늘린다. ③ </w:t>
+      </w:r>
+      <w:r>
+        <w:rPr>
+          <w:rFonts w:ascii="맑은 고딕" w:hAnsi="맑은 고딕" w:eastAsia="맑은 고딕"/>
+          <w:b/>
+          <w:sz w:val="21"/>
+        </w:rPr>
+        <w:t xml:space="preserve">Failover가 느려진다.</w:t>
+      </w:r>
+      <w:r>
+        <w:rPr>
+          <w:rFonts w:ascii="맑은 고딕" w:hAnsi="맑은 고딕" w:eastAsia="맑은 고딕"/>
+          <w:sz w:val="21"/>
+        </w:rPr>
+        <w:t xml:space="preserve"> 밀린 리두를 다 적용한 뒤에야 열 수 있으므로 </w:t>
+      </w:r>
+      <w:r>
+        <w:rPr>
+          <w:rFonts w:ascii="Consolas" w:hAnsi="Consolas" w:eastAsia="맑은 고딕"/>
+          <w:sz w:val="21"/>
+        </w:rPr>
+        <w:t xml:space="preserve">apply finish time</w:t>
+      </w:r>
+      <w:r>
+        <w:rPr>
+          <w:rFonts w:ascii="맑은 고딕" w:hAnsi="맑은 고딕" w:eastAsia="맑은 고딕"/>
+          <w:sz w:val="21"/>
+        </w:rPr>
+        <w:t xml:space="preserve">이 그만큼 커진다.</w:t>
       </w:r>
     </w:p>
     <w:p>
       <w:r>
         <w:rPr>
           <w:rFonts w:ascii="맑은 고딕" w:hAnsi="맑은 고딕" w:eastAsia="맑은 고딕"/>
-          <w:sz w:val="21"/>
-        </w:rPr>
-        <w:t>**함께 조정해야 하는 것** — `ApplyLagThreshold`다. 실측에서 `DelayMins=2`에 기본 임계값 30초를 그대로 두었더니 `apply lag 1분 31초`로 즉시 ORA-16853이 떴다. 지연을 30분으로 둔다면 임계값은 30분보다 넉넉하게 잡아야 한다.</w:t>
+          <w:b/>
+          <w:sz w:val="21"/>
+        </w:rPr>
+        <w:t xml:space="preserve">함께 조정해야 하는 것</w:t>
+      </w:r>
+      <w:r>
+        <w:rPr>
+          <w:rFonts w:ascii="맑은 고딕" w:hAnsi="맑은 고딕" w:eastAsia="맑은 고딕"/>
+          <w:sz w:val="21"/>
+        </w:rPr>
+        <w:t xml:space="preserve"> — </w:t>
+      </w:r>
+      <w:r>
+        <w:rPr>
+          <w:rFonts w:ascii="Consolas" w:hAnsi="Consolas" w:eastAsia="맑은 고딕"/>
+          <w:sz w:val="21"/>
+        </w:rPr>
+        <w:t xml:space="preserve">ApplyLagThreshold</w:t>
+      </w:r>
+      <w:r>
+        <w:rPr>
+          <w:rFonts w:ascii="맑은 고딕" w:hAnsi="맑은 고딕" w:eastAsia="맑은 고딕"/>
+          <w:sz w:val="21"/>
+        </w:rPr>
+        <w:t xml:space="preserve">다. 실측에서 </w:t>
+      </w:r>
+      <w:r>
+        <w:rPr>
+          <w:rFonts w:ascii="Consolas" w:hAnsi="Consolas" w:eastAsia="맑은 고딕"/>
+          <w:sz w:val="21"/>
+        </w:rPr>
+        <w:t xml:space="preserve">DelayMins=2</w:t>
+      </w:r>
+      <w:r>
+        <w:rPr>
+          <w:rFonts w:ascii="맑은 고딕" w:hAnsi="맑은 고딕" w:eastAsia="맑은 고딕"/>
+          <w:sz w:val="21"/>
+        </w:rPr>
+        <w:t xml:space="preserve">에 기본 임계값 30초를 그대로 두었더니 </w:t>
+      </w:r>
+      <w:r>
+        <w:rPr>
+          <w:rFonts w:ascii="Consolas" w:hAnsi="Consolas" w:eastAsia="맑은 고딕"/>
+          <w:sz w:val="21"/>
+        </w:rPr>
+        <w:t xml:space="preserve">apply lag 1분 31초</w:t>
+      </w:r>
+      <w:r>
+        <w:rPr>
+          <w:rFonts w:ascii="맑은 고딕" w:hAnsi="맑은 고딕" w:eastAsia="맑은 고딕"/>
+          <w:sz w:val="21"/>
+        </w:rPr>
+        <w:t xml:space="preserve">로 즉시 ORA-16853이 떴다. 지연을 30분으로 둔다면 임계값은 30분보다 넉넉하게 잡아야 한다.</w:t>
       </w:r>
     </w:p>
     <w:p>
       <w:r>
         <w:rPr>
           <w:rFonts w:ascii="맑은 고딕" w:hAnsi="맑은 고딕" w:eastAsia="맑은 고딕"/>
-          <w:sz w:val="21"/>
-        </w:rPr>
-        <w:t>**그러지 않으면** 상시 경고 상태가 되고, 담당자가 경보를 무시하기 시작하면 진짜 문제가 생겼을 때 구별할 수 없다. **경보의 가치는 평소에 조용한 데서 나온다.**</w:t>
+          <w:b/>
+          <w:sz w:val="21"/>
+        </w:rPr>
+        <w:t xml:space="preserve">그러지 않으면</w:t>
+      </w:r>
+      <w:r>
+        <w:rPr>
+          <w:rFonts w:ascii="맑은 고딕" w:hAnsi="맑은 고딕" w:eastAsia="맑은 고딕"/>
+          <w:sz w:val="21"/>
+        </w:rPr>
+        <w:t xml:space="preserve"> 상시 경고 상태가 되고, 담당자가 경보를 무시하기 시작하면 진짜 문제가 생겼을 때 구별할 수 없다. </w:t>
+      </w:r>
+      <w:r>
+        <w:rPr>
+          <w:rFonts w:ascii="맑은 고딕" w:hAnsi="맑은 고딕" w:eastAsia="맑은 고딕"/>
+          <w:b/>
+          <w:sz w:val="21"/>
+        </w:rPr>
+        <w:t xml:space="preserve">경보의 가치는 평소에 조용한 데서 나온다.</w:t>
       </w:r>
     </w:p>
     <w:p>
       <w:r>
         <w:rPr>
           <w:rFonts w:ascii="맑은 고딕" w:hAnsi="맑은 고딕" w:eastAsia="맑은 고딕"/>
-          <w:sz w:val="21"/>
-        </w:rPr>
-        <w:t>**부수 사항** — 지연을 해제하면 밀린 리두가 한꺼번에 적용되므로 그때 I/O가 몰린다. 운영에서 해제할 때는 시점을 골라야 한다.</w:t>
+          <w:b/>
+          <w:sz w:val="21"/>
+        </w:rPr>
+        <w:t xml:space="preserve">부수 사항</w:t>
+      </w:r>
+      <w:r>
+        <w:rPr>
+          <w:rFonts w:ascii="맑은 고딕" w:hAnsi="맑은 고딕" w:eastAsia="맑은 고딕"/>
+          <w:sz w:val="21"/>
+        </w:rPr>
+        <w:t xml:space="preserve"> — 지연을 해제하면 밀린 리두가 한꺼번에 적용되므로 그때 I/O가 몰린다. 운영에서 해제할 때는 시점을 골라야 한다.</w:t>
       </w:r>
     </w:p>
     <w:p>
@@ -342,27 +1285,106 @@
       <w:r>
         <w:rPr>
           <w:rFonts w:ascii="맑은 고딕" w:hAnsi="맑은 고딕" w:eastAsia="맑은 고딕"/>
-          <w:sz w:val="21"/>
-        </w:rPr>
-        <w:t>**무엇을 계산하는가** — `VALIDATE DATABASE VERBOSE`는 로그 파일 구성을 두 벌 보여 준다.</w:t>
+          <w:b/>
+          <w:sz w:val="21"/>
+        </w:rPr>
+        <w:t xml:space="preserve">무엇을 계산하는가</w:t>
+      </w:r>
+      <w:r>
+        <w:rPr>
+          <w:rFonts w:ascii="맑은 고딕" w:hAnsi="맑은 고딕" w:eastAsia="맑은 고딕"/>
+          <w:sz w:val="21"/>
+        </w:rPr>
+        <w:t xml:space="preserve"> — </w:t>
+      </w:r>
+      <w:r>
+        <w:rPr>
+          <w:rFonts w:ascii="Consolas" w:hAnsi="Consolas" w:eastAsia="맑은 고딕"/>
+          <w:sz w:val="21"/>
+        </w:rPr>
+        <w:t xml:space="preserve">VALIDATE DATABASE VERBOSE</w:t>
+      </w:r>
+      <w:r>
+        <w:rPr>
+          <w:rFonts w:ascii="맑은 고딕" w:hAnsi="맑은 고딕" w:eastAsia="맑은 고딕"/>
+          <w:sz w:val="21"/>
+        </w:rPr>
+        <w:t xml:space="preserve">는 로그 파일 구성을 두 벌 보여 준다.</w:t>
       </w:r>
     </w:p>
     <w:p>
       <w:r>
         <w:rPr>
-          <w:rFonts w:ascii="맑은 고딕" w:hAnsi="맑은 고딕" w:eastAsia="맑은 고딕"/>
-          <w:sz w:val="21"/>
-        </w:rPr>
-        <w:t>`Current Log File Groups Configuration`은 지금 역할 기준이다. 실측에서 chicago 온라인 3그룹, boston SRL 4그룹, 판정 `Sufficient SRLs`.</w:t>
+          <w:rFonts w:ascii="Consolas" w:hAnsi="Consolas" w:eastAsia="맑은 고딕"/>
+          <w:sz w:val="21"/>
+        </w:rPr>
+        <w:t xml:space="preserve">Current Log File Groups Configuration</w:t>
+      </w:r>
+      <w:r>
+        <w:rPr>
+          <w:rFonts w:ascii="맑은 고딕" w:hAnsi="맑은 고딕" w:eastAsia="맑은 고딕"/>
+          <w:sz w:val="21"/>
+        </w:rPr>
+        <w:t xml:space="preserve">은 지금 역할 기준이다. 실측에서 chicago 온라인 3그룹, boston SRL 4그룹, 판정 </w:t>
+      </w:r>
+      <w:r>
+        <w:rPr>
+          <w:rFonts w:ascii="Consolas" w:hAnsi="Consolas" w:eastAsia="맑은 고딕"/>
+          <w:sz w:val="21"/>
+        </w:rPr>
+        <w:t xml:space="preserve">Sufficient SRLs</w:t>
+      </w:r>
+      <w:r>
+        <w:rPr>
+          <w:rFonts w:ascii="맑은 고딕" w:hAnsi="맑은 고딕" w:eastAsia="맑은 고딕"/>
+          <w:sz w:val="21"/>
+        </w:rPr>
+        <w:t xml:space="preserve">.</w:t>
       </w:r>
     </w:p>
     <w:p>
       <w:r>
         <w:rPr>
-          <w:rFonts w:ascii="맑은 고딕" w:hAnsi="맑은 고딕" w:eastAsia="맑은 고딕"/>
-          <w:sz w:val="21"/>
-        </w:rPr>
-        <w:t>`Future Log File Groups Configuration`은 **역할이 바뀐 뒤를 가정한 계산**이다. boston 온라인 3그룹, chicago SRL 4그룹, 역시 `Sufficient SRLs`.</w:t>
+          <w:rFonts w:ascii="Consolas" w:hAnsi="Consolas" w:eastAsia="맑은 고딕"/>
+          <w:sz w:val="21"/>
+        </w:rPr>
+        <w:t xml:space="preserve">Future Log File Groups Configuration</w:t>
+      </w:r>
+      <w:r>
+        <w:rPr>
+          <w:rFonts w:ascii="맑은 고딕" w:hAnsi="맑은 고딕" w:eastAsia="맑은 고딕"/>
+          <w:sz w:val="21"/>
+        </w:rPr>
+        <w:t xml:space="preserve">은 </w:t>
+      </w:r>
+      <w:r>
+        <w:rPr>
+          <w:rFonts w:ascii="맑은 고딕" w:hAnsi="맑은 고딕" w:eastAsia="맑은 고딕"/>
+          <w:b/>
+          <w:sz w:val="21"/>
+        </w:rPr>
+        <w:t xml:space="preserve">역할이 바뀐 뒤를 가정한 계산</w:t>
+      </w:r>
+      <w:r>
+        <w:rPr>
+          <w:rFonts w:ascii="맑은 고딕" w:hAnsi="맑은 고딕" w:eastAsia="맑은 고딕"/>
+          <w:sz w:val="21"/>
+        </w:rPr>
+        <w:t xml:space="preserve">이다. boston 온라인 3그룹, chicago SRL 4그룹, 역시 </w:t>
+      </w:r>
+      <w:r>
+        <w:rPr>
+          <w:rFonts w:ascii="Consolas" w:hAnsi="Consolas" w:eastAsia="맑은 고딕"/>
+          <w:sz w:val="21"/>
+        </w:rPr>
+        <w:t xml:space="preserve">Sufficient SRLs</w:t>
+      </w:r>
+      <w:r>
+        <w:rPr>
+          <w:rFonts w:ascii="맑은 고딕" w:hAnsi="맑은 고딕" w:eastAsia="맑은 고딕"/>
+          <w:sz w:val="21"/>
+        </w:rPr>
+        <w:t xml:space="preserve">.</w:t>
       </w:r>
     </w:p>
     <w:p>
@@ -378,18 +1400,133 @@
       <w:r>
         <w:rPr>
           <w:rFonts w:ascii="맑은 고딕" w:hAnsi="맑은 고딕" w:eastAsia="맑은 고딕"/>
-          <w:sz w:val="21"/>
-        </w:rPr>
-        <w:t>**왜 필요한가** — 4장에서 배운 규칙(SRL은 온라인 그룹 수 + 1, 크기는 온라인 리두와 같게)이 **양방향으로** 지켜져야 하기 때문이다. Primary 쪽 SRL을 만들어 두지 않으면 지금은 아무 문제가 없다가 전환한 순간 리두를 받지 못한다. `Future` 계산은 그 함정을 미리 잡는다.</w:t>
+          <w:b/>
+          <w:sz w:val="21"/>
+        </w:rPr>
+        <w:t xml:space="preserve">왜 필요한가</w:t>
+      </w:r>
+      <w:r>
+        <w:rPr>
+          <w:rFonts w:ascii="맑은 고딕" w:hAnsi="맑은 고딕" w:eastAsia="맑은 고딕"/>
+          <w:sz w:val="21"/>
+        </w:rPr>
+        <w:t xml:space="preserve"> — 4장에서 배운 규칙(SRL은 온라인 그룹 수 + 1, 크기는 온라인 리두와 같게)이 </w:t>
+      </w:r>
+      <w:r>
+        <w:rPr>
+          <w:rFonts w:ascii="맑은 고딕" w:hAnsi="맑은 고딕" w:eastAsia="맑은 고딕"/>
+          <w:b/>
+          <w:sz w:val="21"/>
+        </w:rPr>
+        <w:t xml:space="preserve">양방향으로</w:t>
+      </w:r>
+      <w:r>
+        <w:rPr>
+          <w:rFonts w:ascii="맑은 고딕" w:hAnsi="맑은 고딕" w:eastAsia="맑은 고딕"/>
+          <w:sz w:val="21"/>
+        </w:rPr>
+        <w:t xml:space="preserve"> 지켜져야 하기 때문이다. Primary 쪽 SRL을 만들어 두지 않으면 지금은 아무 문제가 없다가 전환한 순간 리두를 받지 못한다. </w:t>
+      </w:r>
+      <w:r>
+        <w:rPr>
+          <w:rFonts w:ascii="Consolas" w:hAnsi="Consolas" w:eastAsia="맑은 고딕"/>
+          <w:sz w:val="21"/>
+        </w:rPr>
+        <w:t xml:space="preserve">Future</w:t>
+      </w:r>
+      <w:r>
+        <w:rPr>
+          <w:rFonts w:ascii="맑은 고딕" w:hAnsi="맑은 고딕" w:eastAsia="맑은 고딕"/>
+          <w:sz w:val="21"/>
+        </w:rPr>
+        <w:t xml:space="preserve"> 계산은 그 함정을 미리 잡는다.</w:t>
       </w:r>
     </w:p>
     <w:p>
       <w:r>
         <w:rPr>
           <w:rFonts w:ascii="맑은 고딕" w:hAnsi="맑은 고딕" w:eastAsia="맑은 고딕"/>
-          <w:sz w:val="21"/>
-        </w:rPr>
-        <w:t>**손으로 하려면** — chicago에서 `SELECT thread#, count(*) FROM v$log GROUP BY thread#;`와 `SELECT thread#, count(*) FROM v$standby_log GROUP BY thread#;`를, boston에서 같은 두 조회를 실행한다. 크기는 `SELECT DISTINCT bytes/1024/1024 FROM v$log;`와 `v$standby_log`로 각각 본다. 그런 다음 chicago 온라인 수와 boston SRL 수를 비교하고(현재), boston 온라인 수와 chicago SRL 수를 비교한다(미래). 네 번의 조회를 양쪽에서 하고 두 번 비교해야 하는 일을 `VALIDATE`가 한 화면으로 준다.</w:t>
+          <w:b/>
+          <w:sz w:val="21"/>
+        </w:rPr>
+        <w:t xml:space="preserve">손으로 하려면</w:t>
+      </w:r>
+      <w:r>
+        <w:rPr>
+          <w:rFonts w:ascii="맑은 고딕" w:hAnsi="맑은 고딕" w:eastAsia="맑은 고딕"/>
+          <w:sz w:val="21"/>
+        </w:rPr>
+        <w:t xml:space="preserve"> — chicago에서 </w:t>
+      </w:r>
+      <w:r>
+        <w:rPr>
+          <w:rFonts w:ascii="Consolas" w:hAnsi="Consolas" w:eastAsia="맑은 고딕"/>
+          <w:sz w:val="21"/>
+        </w:rPr>
+        <w:t xml:space="preserve">SELECT thread#, count(*) FROM v$log GROUP BY thread#;</w:t>
+      </w:r>
+      <w:r>
+        <w:rPr>
+          <w:rFonts w:ascii="맑은 고딕" w:hAnsi="맑은 고딕" w:eastAsia="맑은 고딕"/>
+          <w:sz w:val="21"/>
+        </w:rPr>
+        <w:t xml:space="preserve">와 </w:t>
+      </w:r>
+      <w:r>
+        <w:rPr>
+          <w:rFonts w:ascii="Consolas" w:hAnsi="Consolas" w:eastAsia="맑은 고딕"/>
+          <w:sz w:val="21"/>
+        </w:rPr>
+        <w:t xml:space="preserve">SELECT thread#, count(*) FROM v$standby_log GROUP BY thread#;</w:t>
+      </w:r>
+      <w:r>
+        <w:rPr>
+          <w:rFonts w:ascii="맑은 고딕" w:hAnsi="맑은 고딕" w:eastAsia="맑은 고딕"/>
+          <w:sz w:val="21"/>
+        </w:rPr>
+        <w:t xml:space="preserve">를, boston에서 같은 두 조회를 실행한다. 크기는 </w:t>
+      </w:r>
+      <w:r>
+        <w:rPr>
+          <w:rFonts w:ascii="Consolas" w:hAnsi="Consolas" w:eastAsia="맑은 고딕"/>
+          <w:sz w:val="21"/>
+        </w:rPr>
+        <w:t xml:space="preserve">SELECT DISTINCT bytes/1024/1024 FROM v$log;</w:t>
+      </w:r>
+      <w:r>
+        <w:rPr>
+          <w:rFonts w:ascii="맑은 고딕" w:hAnsi="맑은 고딕" w:eastAsia="맑은 고딕"/>
+          <w:sz w:val="21"/>
+        </w:rPr>
+        <w:t xml:space="preserve">와 </w:t>
+      </w:r>
+      <w:r>
+        <w:rPr>
+          <w:rFonts w:ascii="Consolas" w:hAnsi="Consolas" w:eastAsia="맑은 고딕"/>
+          <w:sz w:val="21"/>
+        </w:rPr>
+        <w:t xml:space="preserve">v$standby_log</w:t>
+      </w:r>
+      <w:r>
+        <w:rPr>
+          <w:rFonts w:ascii="맑은 고딕" w:hAnsi="맑은 고딕" w:eastAsia="맑은 고딕"/>
+          <w:sz w:val="21"/>
+        </w:rPr>
+        <w:t xml:space="preserve">로 각각 본다. 그런 다음 chicago 온라인 수와 boston SRL 수를 비교하고(현재), boston 온라인 수와 chicago SRL 수를 비교한다(미래). 네 번의 조회를 양쪽에서 하고 두 번 비교해야 하는 일을 </w:t>
+      </w:r>
+      <w:r>
+        <w:rPr>
+          <w:rFonts w:ascii="Consolas" w:hAnsi="Consolas" w:eastAsia="맑은 고딕"/>
+          <w:sz w:val="21"/>
+        </w:rPr>
+        <w:t xml:space="preserve">VALIDATE</w:t>
+      </w:r>
+      <w:r>
+        <w:rPr>
+          <w:rFonts w:ascii="맑은 고딕" w:hAnsi="맑은 고딕" w:eastAsia="맑은 고딕"/>
+          <w:sz w:val="21"/>
+        </w:rPr>
+        <w:t xml:space="preserve">가 한 화면으로 준다.</w:t>
       </w:r>
     </w:p>
     <w:p>
@@ -424,72 +1561,510 @@
       <w:r>
         <w:rPr>
           <w:rFonts w:ascii="맑은 고딕" w:hAnsi="맑은 고딕" w:eastAsia="맑은 고딕"/>
-          <w:sz w:val="21"/>
-        </w:rPr>
-        <w:t>**목록과 대응**</w:t>
+          <w:b/>
+          <w:sz w:val="21"/>
+        </w:rPr>
+        <w:t xml:space="preserve">목록과 대응</w:t>
       </w:r>
     </w:p>
     <w:p>
       <w:r>
         <w:rPr>
           <w:rFonts w:ascii="맑은 고딕" w:hAnsi="맑은 고딕" w:eastAsia="맑은 고딕"/>
-          <w:sz w:val="21"/>
-        </w:rPr>
-        <w:t>**①** `StatusReport` — 인스턴스별 `SEVERITY`·`ERROR_TEXT`. `SHOW DATABASE`의 `Database Error(s)`/`Database Warning(s)`를 표로 준 것이며, RAC에서 어느 인스턴스인지 구별할 때 쓴다.</w:t>
+          <w:b/>
+          <w:sz w:val="21"/>
+        </w:rPr>
+        <w:t xml:space="preserve">①</w:t>
+      </w:r>
+      <w:r>
+        <w:rPr>
+          <w:rFonts w:ascii="맑은 고딕" w:hAnsi="맑은 고딕" w:eastAsia="맑은 고딕"/>
+          <w:sz w:val="21"/>
+        </w:rPr>
+        <w:t xml:space="preserve"> </w:t>
+      </w:r>
+      <w:r>
+        <w:rPr>
+          <w:rFonts w:ascii="Consolas" w:hAnsi="Consolas" w:eastAsia="맑은 고딕"/>
+          <w:sz w:val="21"/>
+        </w:rPr>
+        <w:t xml:space="preserve">StatusReport</w:t>
+      </w:r>
+      <w:r>
+        <w:rPr>
+          <w:rFonts w:ascii="맑은 고딕" w:hAnsi="맑은 고딕" w:eastAsia="맑은 고딕"/>
+          <w:sz w:val="21"/>
+        </w:rPr>
+        <w:t xml:space="preserve"> — 인스턴스별 </w:t>
+      </w:r>
+      <w:r>
+        <w:rPr>
+          <w:rFonts w:ascii="Consolas" w:hAnsi="Consolas" w:eastAsia="맑은 고딕"/>
+          <w:sz w:val="21"/>
+        </w:rPr>
+        <w:t xml:space="preserve">SEVERITY</w:t>
+      </w:r>
+      <w:r>
+        <w:rPr>
+          <w:rFonts w:ascii="맑은 고딕" w:hAnsi="맑은 고딕" w:eastAsia="맑은 고딕"/>
+          <w:sz w:val="21"/>
+        </w:rPr>
+        <w:t xml:space="preserve">·</w:t>
+      </w:r>
+      <w:r>
+        <w:rPr>
+          <w:rFonts w:ascii="Consolas" w:hAnsi="Consolas" w:eastAsia="맑은 고딕"/>
+          <w:sz w:val="21"/>
+        </w:rPr>
+        <w:t xml:space="preserve">ERROR_TEXT</w:t>
+      </w:r>
+      <w:r>
+        <w:rPr>
+          <w:rFonts w:ascii="맑은 고딕" w:hAnsi="맑은 고딕" w:eastAsia="맑은 고딕"/>
+          <w:sz w:val="21"/>
+        </w:rPr>
+        <w:t xml:space="preserve">. </w:t>
+      </w:r>
+      <w:r>
+        <w:rPr>
+          <w:rFonts w:ascii="Consolas" w:hAnsi="Consolas" w:eastAsia="맑은 고딕"/>
+          <w:sz w:val="21"/>
+        </w:rPr>
+        <w:t xml:space="preserve">SHOW DATABASE</w:t>
+      </w:r>
+      <w:r>
+        <w:rPr>
+          <w:rFonts w:ascii="맑은 고딕" w:hAnsi="맑은 고딕" w:eastAsia="맑은 고딕"/>
+          <w:sz w:val="21"/>
+        </w:rPr>
+        <w:t xml:space="preserve">의 </w:t>
+      </w:r>
+      <w:r>
+        <w:rPr>
+          <w:rFonts w:ascii="Consolas" w:hAnsi="Consolas" w:eastAsia="맑은 고딕"/>
+          <w:sz w:val="21"/>
+        </w:rPr>
+        <w:t xml:space="preserve">Database Error(s)</w:t>
+      </w:r>
+      <w:r>
+        <w:rPr>
+          <w:rFonts w:ascii="맑은 고딕" w:hAnsi="맑은 고딕" w:eastAsia="맑은 고딕"/>
+          <w:sz w:val="21"/>
+        </w:rPr>
+        <w:t xml:space="preserve">/</w:t>
+      </w:r>
+      <w:r>
+        <w:rPr>
+          <w:rFonts w:ascii="Consolas" w:hAnsi="Consolas" w:eastAsia="맑은 고딕"/>
+          <w:sz w:val="21"/>
+        </w:rPr>
+        <w:t xml:space="preserve">Database Warning(s)</w:t>
+      </w:r>
+      <w:r>
+        <w:rPr>
+          <w:rFonts w:ascii="맑은 고딕" w:hAnsi="맑은 고딕" w:eastAsia="맑은 고딕"/>
+          <w:sz w:val="21"/>
+        </w:rPr>
+        <w:t xml:space="preserve">를 표로 준 것이며, RAC에서 어느 인스턴스인지 구별할 때 쓴다.</w:t>
       </w:r>
     </w:p>
     <w:p>
       <w:r>
         <w:rPr>
           <w:rFonts w:ascii="맑은 고딕" w:hAnsi="맑은 고딕" w:eastAsia="맑은 고딕"/>
-          <w:sz w:val="21"/>
-        </w:rPr>
-        <w:t>**②** `LogXptStatus` — Primary에서 조회한다. `V$ARCHIVE_DEST_STATUS`의 `STATUS`·`ERROR`에 대응한다. 실측은 `chicago → boston VALID`였다.</w:t>
+          <w:b/>
+          <w:sz w:val="21"/>
+        </w:rPr>
+        <w:t xml:space="preserve">②</w:t>
+      </w:r>
+      <w:r>
+        <w:rPr>
+          <w:rFonts w:ascii="맑은 고딕" w:hAnsi="맑은 고딕" w:eastAsia="맑은 고딕"/>
+          <w:sz w:val="21"/>
+        </w:rPr>
+        <w:t xml:space="preserve"> </w:t>
+      </w:r>
+      <w:r>
+        <w:rPr>
+          <w:rFonts w:ascii="Consolas" w:hAnsi="Consolas" w:eastAsia="맑은 고딕"/>
+          <w:sz w:val="21"/>
+        </w:rPr>
+        <w:t xml:space="preserve">LogXptStatus</w:t>
+      </w:r>
+      <w:r>
+        <w:rPr>
+          <w:rFonts w:ascii="맑은 고딕" w:hAnsi="맑은 고딕" w:eastAsia="맑은 고딕"/>
+          <w:sz w:val="21"/>
+        </w:rPr>
+        <w:t xml:space="preserve"> — Primary에서 조회한다. </w:t>
+      </w:r>
+      <w:r>
+        <w:rPr>
+          <w:rFonts w:ascii="Consolas" w:hAnsi="Consolas" w:eastAsia="맑은 고딕"/>
+          <w:sz w:val="21"/>
+        </w:rPr>
+        <w:t xml:space="preserve">V$ARCHIVE_DEST_STATUS</w:t>
+      </w:r>
+      <w:r>
+        <w:rPr>
+          <w:rFonts w:ascii="맑은 고딕" w:hAnsi="맑은 고딕" w:eastAsia="맑은 고딕"/>
+          <w:sz w:val="21"/>
+        </w:rPr>
+        <w:t xml:space="preserve">의 </w:t>
+      </w:r>
+      <w:r>
+        <w:rPr>
+          <w:rFonts w:ascii="Consolas" w:hAnsi="Consolas" w:eastAsia="맑은 고딕"/>
+          <w:sz w:val="21"/>
+        </w:rPr>
+        <w:t xml:space="preserve">STATUS</w:t>
+      </w:r>
+      <w:r>
+        <w:rPr>
+          <w:rFonts w:ascii="맑은 고딕" w:hAnsi="맑은 고딕" w:eastAsia="맑은 고딕"/>
+          <w:sz w:val="21"/>
+        </w:rPr>
+        <w:t xml:space="preserve">·</w:t>
+      </w:r>
+      <w:r>
+        <w:rPr>
+          <w:rFonts w:ascii="Consolas" w:hAnsi="Consolas" w:eastAsia="맑은 고딕"/>
+          <w:sz w:val="21"/>
+        </w:rPr>
+        <w:t xml:space="preserve">ERROR</w:t>
+      </w:r>
+      <w:r>
+        <w:rPr>
+          <w:rFonts w:ascii="맑은 고딕" w:hAnsi="맑은 고딕" w:eastAsia="맑은 고딕"/>
+          <w:sz w:val="21"/>
+        </w:rPr>
+        <w:t xml:space="preserve">에 대응한다. 실측은 </w:t>
+      </w:r>
+      <w:r>
+        <w:rPr>
+          <w:rFonts w:ascii="Consolas" w:hAnsi="Consolas" w:eastAsia="맑은 고딕"/>
+          <w:sz w:val="21"/>
+        </w:rPr>
+        <w:t xml:space="preserve">chicago → boston VALID</w:t>
+      </w:r>
+      <w:r>
+        <w:rPr>
+          <w:rFonts w:ascii="맑은 고딕" w:hAnsi="맑은 고딕" w:eastAsia="맑은 고딕"/>
+          <w:sz w:val="21"/>
+        </w:rPr>
+        <w:t xml:space="preserve">였다.</w:t>
       </w:r>
     </w:p>
     <w:p>
       <w:r>
         <w:rPr>
           <w:rFonts w:ascii="맑은 고딕" w:hAnsi="맑은 고딕" w:eastAsia="맑은 고딕"/>
-          <w:sz w:val="21"/>
-        </w:rPr>
-        <w:t>**③** `SendQEntries` — Primary의 보낼 큐. 실측에서 `STATUS=CURRENT`, `LOG_SEQ=69`, `SIZE (KBs)=6911`. `V$ARCHIVED_LOG`/현재 리두의 상태에 대응한다.</w:t>
+          <w:b/>
+          <w:sz w:val="21"/>
+        </w:rPr>
+        <w:t xml:space="preserve">③</w:t>
+      </w:r>
+      <w:r>
+        <w:rPr>
+          <w:rFonts w:ascii="맑은 고딕" w:hAnsi="맑은 고딕" w:eastAsia="맑은 고딕"/>
+          <w:sz w:val="21"/>
+        </w:rPr>
+        <w:t xml:space="preserve"> </w:t>
+      </w:r>
+      <w:r>
+        <w:rPr>
+          <w:rFonts w:ascii="Consolas" w:hAnsi="Consolas" w:eastAsia="맑은 고딕"/>
+          <w:sz w:val="21"/>
+        </w:rPr>
+        <w:t xml:space="preserve">SendQEntries</w:t>
+      </w:r>
+      <w:r>
+        <w:rPr>
+          <w:rFonts w:ascii="맑은 고딕" w:hAnsi="맑은 고딕" w:eastAsia="맑은 고딕"/>
+          <w:sz w:val="21"/>
+        </w:rPr>
+        <w:t xml:space="preserve"> — Primary의 보낼 큐. 실측에서 </w:t>
+      </w:r>
+      <w:r>
+        <w:rPr>
+          <w:rFonts w:ascii="Consolas" w:hAnsi="Consolas" w:eastAsia="맑은 고딕"/>
+          <w:sz w:val="21"/>
+        </w:rPr>
+        <w:t xml:space="preserve">STATUS=CURRENT</w:t>
+      </w:r>
+      <w:r>
+        <w:rPr>
+          <w:rFonts w:ascii="맑은 고딕" w:hAnsi="맑은 고딕" w:eastAsia="맑은 고딕"/>
+          <w:sz w:val="21"/>
+        </w:rPr>
+        <w:t xml:space="preserve">, </w:t>
+      </w:r>
+      <w:r>
+        <w:rPr>
+          <w:rFonts w:ascii="Consolas" w:hAnsi="Consolas" w:eastAsia="맑은 고딕"/>
+          <w:sz w:val="21"/>
+        </w:rPr>
+        <w:t xml:space="preserve">LOG_SEQ=69</w:t>
+      </w:r>
+      <w:r>
+        <w:rPr>
+          <w:rFonts w:ascii="맑은 고딕" w:hAnsi="맑은 고딕" w:eastAsia="맑은 고딕"/>
+          <w:sz w:val="21"/>
+        </w:rPr>
+        <w:t xml:space="preserve">, </w:t>
+      </w:r>
+      <w:r>
+        <w:rPr>
+          <w:rFonts w:ascii="Consolas" w:hAnsi="Consolas" w:eastAsia="맑은 고딕"/>
+          <w:sz w:val="21"/>
+        </w:rPr>
+        <w:t xml:space="preserve">SIZE (KBs)=6911</w:t>
+      </w:r>
+      <w:r>
+        <w:rPr>
+          <w:rFonts w:ascii="맑은 고딕" w:hAnsi="맑은 고딕" w:eastAsia="맑은 고딕"/>
+          <w:sz w:val="21"/>
+        </w:rPr>
+        <w:t xml:space="preserve">. </w:t>
+      </w:r>
+      <w:r>
+        <w:rPr>
+          <w:rFonts w:ascii="Consolas" w:hAnsi="Consolas" w:eastAsia="맑은 고딕"/>
+          <w:sz w:val="21"/>
+        </w:rPr>
+        <w:t xml:space="preserve">V$ARCHIVED_LOG</w:t>
+      </w:r>
+      <w:r>
+        <w:rPr>
+          <w:rFonts w:ascii="맑은 고딕" w:hAnsi="맑은 고딕" w:eastAsia="맑은 고딕"/>
+          <w:sz w:val="21"/>
+        </w:rPr>
+        <w:t xml:space="preserve">/현재 리두의 상태에 대응한다.</w:t>
       </w:r>
     </w:p>
     <w:p>
       <w:r>
         <w:rPr>
           <w:rFonts w:ascii="맑은 고딕" w:hAnsi="맑은 고딕" w:eastAsia="맑은 고딕"/>
-          <w:sz w:val="21"/>
-        </w:rPr>
-        <w:t>**④** `RecvQEntries` — Standby의 받았지만 적용하지 못한 큐. 비어 있으면 밀린 것이 없다. 7장의 apply lag을 **양(KB)으로** 표현한 것에 가깝다.</w:t>
+          <w:b/>
+          <w:sz w:val="21"/>
+        </w:rPr>
+        <w:t xml:space="preserve">④</w:t>
+      </w:r>
+      <w:r>
+        <w:rPr>
+          <w:rFonts w:ascii="맑은 고딕" w:hAnsi="맑은 고딕" w:eastAsia="맑은 고딕"/>
+          <w:sz w:val="21"/>
+        </w:rPr>
+        <w:t xml:space="preserve"> </w:t>
+      </w:r>
+      <w:r>
+        <w:rPr>
+          <w:rFonts w:ascii="Consolas" w:hAnsi="Consolas" w:eastAsia="맑은 고딕"/>
+          <w:sz w:val="21"/>
+        </w:rPr>
+        <w:t xml:space="preserve">RecvQEntries</w:t>
+      </w:r>
+      <w:r>
+        <w:rPr>
+          <w:rFonts w:ascii="맑은 고딕" w:hAnsi="맑은 고딕" w:eastAsia="맑은 고딕"/>
+          <w:sz w:val="21"/>
+        </w:rPr>
+        <w:t xml:space="preserve"> — Standby의 받았지만 적용하지 못한 큐. 비어 있으면 밀린 것이 없다. 7장의 apply lag을 </w:t>
+      </w:r>
+      <w:r>
+        <w:rPr>
+          <w:rFonts w:ascii="맑은 고딕" w:hAnsi="맑은 고딕" w:eastAsia="맑은 고딕"/>
+          <w:b/>
+          <w:sz w:val="21"/>
+        </w:rPr>
+        <w:t xml:space="preserve">양(KB)으로</w:t>
+      </w:r>
+      <w:r>
+        <w:rPr>
+          <w:rFonts w:ascii="맑은 고딕" w:hAnsi="맑은 고딕" w:eastAsia="맑은 고딕"/>
+          <w:sz w:val="21"/>
+        </w:rPr>
+        <w:t xml:space="preserve"> 표현한 것에 가깝다.</w:t>
       </w:r>
     </w:p>
     <w:p>
       <w:r>
         <w:rPr>
           <w:rFonts w:ascii="맑은 고딕" w:hAnsi="맑은 고딕" w:eastAsia="맑은 고딕"/>
-          <w:sz w:val="21"/>
-        </w:rPr>
-        <w:t>**⑤** `TopWaitEvents` — `V$SYSTEM_EVENT` 상위. 실측 1위는 `rdbms ipc message` 8,006,598이었고 상위 다섯 중 넷이 유휴 대기였다.</w:t>
+          <w:b/>
+          <w:sz w:val="21"/>
+        </w:rPr>
+        <w:t xml:space="preserve">⑤</w:t>
+      </w:r>
+      <w:r>
+        <w:rPr>
+          <w:rFonts w:ascii="맑은 고딕" w:hAnsi="맑은 고딕" w:eastAsia="맑은 고딕"/>
+          <w:sz w:val="21"/>
+        </w:rPr>
+        <w:t xml:space="preserve"> </w:t>
+      </w:r>
+      <w:r>
+        <w:rPr>
+          <w:rFonts w:ascii="Consolas" w:hAnsi="Consolas" w:eastAsia="맑은 고딕"/>
+          <w:sz w:val="21"/>
+        </w:rPr>
+        <w:t xml:space="preserve">TopWaitEvents</w:t>
+      </w:r>
+      <w:r>
+        <w:rPr>
+          <w:rFonts w:ascii="맑은 고딕" w:hAnsi="맑은 고딕" w:eastAsia="맑은 고딕"/>
+          <w:sz w:val="21"/>
+        </w:rPr>
+        <w:t xml:space="preserve"> — </w:t>
+      </w:r>
+      <w:r>
+        <w:rPr>
+          <w:rFonts w:ascii="Consolas" w:hAnsi="Consolas" w:eastAsia="맑은 고딕"/>
+          <w:sz w:val="21"/>
+        </w:rPr>
+        <w:t xml:space="preserve">V$SYSTEM_EVENT</w:t>
+      </w:r>
+      <w:r>
+        <w:rPr>
+          <w:rFonts w:ascii="맑은 고딕" w:hAnsi="맑은 고딕" w:eastAsia="맑은 고딕"/>
+          <w:sz w:val="21"/>
+        </w:rPr>
+        <w:t xml:space="preserve"> 상위. 실측 1위는 </w:t>
+      </w:r>
+      <w:r>
+        <w:rPr>
+          <w:rFonts w:ascii="Consolas" w:hAnsi="Consolas" w:eastAsia="맑은 고딕"/>
+          <w:sz w:val="21"/>
+        </w:rPr>
+        <w:t xml:space="preserve">rdbms ipc message</w:t>
+      </w:r>
+      <w:r>
+        <w:rPr>
+          <w:rFonts w:ascii="맑은 고딕" w:hAnsi="맑은 고딕" w:eastAsia="맑은 고딕"/>
+          <w:sz w:val="21"/>
+        </w:rPr>
+        <w:t xml:space="preserve"> 8,006,598이었고 상위 다섯 중 넷이 유휴 대기였다.</w:t>
       </w:r>
     </w:p>
     <w:p>
       <w:r>
         <w:rPr>
           <w:rFonts w:ascii="맑은 고딕" w:hAnsi="맑은 고딕" w:eastAsia="맑은 고딕"/>
-          <w:sz w:val="21"/>
-        </w:rPr>
-        <w:t>**⑥** `InconsistentProperties` — 메모리·SPFILE·Broker 세 값의 비교. **⑦** `SidName` — 인스턴스의 SID.</w:t>
+          <w:b/>
+          <w:sz w:val="21"/>
+        </w:rPr>
+        <w:t xml:space="preserve">⑥</w:t>
+      </w:r>
+      <w:r>
+        <w:rPr>
+          <w:rFonts w:ascii="맑은 고딕" w:hAnsi="맑은 고딕" w:eastAsia="맑은 고딕"/>
+          <w:sz w:val="21"/>
+        </w:rPr>
+        <w:t xml:space="preserve"> </w:t>
+      </w:r>
+      <w:r>
+        <w:rPr>
+          <w:rFonts w:ascii="Consolas" w:hAnsi="Consolas" w:eastAsia="맑은 고딕"/>
+          <w:sz w:val="21"/>
+        </w:rPr>
+        <w:t xml:space="preserve">InconsistentProperties</w:t>
+      </w:r>
+      <w:r>
+        <w:rPr>
+          <w:rFonts w:ascii="맑은 고딕" w:hAnsi="맑은 고딕" w:eastAsia="맑은 고딕"/>
+          <w:sz w:val="21"/>
+        </w:rPr>
+        <w:t xml:space="preserve"> — 메모리·SPFILE·Broker 세 값의 비교. </w:t>
+      </w:r>
+      <w:r>
+        <w:rPr>
+          <w:rFonts w:ascii="맑은 고딕" w:hAnsi="맑은 고딕" w:eastAsia="맑은 고딕"/>
+          <w:b/>
+          <w:sz w:val="21"/>
+        </w:rPr>
+        <w:t xml:space="preserve">⑦</w:t>
+      </w:r>
+      <w:r>
+        <w:rPr>
+          <w:rFonts w:ascii="맑은 고딕" w:hAnsi="맑은 고딕" w:eastAsia="맑은 고딕"/>
+          <w:sz w:val="21"/>
+        </w:rPr>
+        <w:t xml:space="preserve"> </w:t>
+      </w:r>
+      <w:r>
+        <w:rPr>
+          <w:rFonts w:ascii="Consolas" w:hAnsi="Consolas" w:eastAsia="맑은 고딕"/>
+          <w:sz w:val="21"/>
+        </w:rPr>
+        <w:t xml:space="preserve">SidName</w:t>
+      </w:r>
+      <w:r>
+        <w:rPr>
+          <w:rFonts w:ascii="맑은 고딕" w:hAnsi="맑은 고딕" w:eastAsia="맑은 고딕"/>
+          <w:sz w:val="21"/>
+        </w:rPr>
+        <w:t xml:space="preserve"> — 인스턴스의 SID.</w:t>
       </w:r>
     </w:p>
     <w:p>
       <w:r>
         <w:rPr>
           <w:rFonts w:ascii="맑은 고딕" w:hAnsi="맑은 고딕" w:eastAsia="맑은 고딕"/>
-          <w:sz w:val="21"/>
-        </w:rPr>
-        <w:t>**조회 전용이라는 성질** — `edit database 'boston' set property 'TopWaitEvents'='5';`를 실행하면 `Error: ORA-16568: cannot set property`가 난다. 13장의 두 오류와 구별한다. 이름이 없으면 ORA-16538, 값이 틀리면 ORA-16790, **있는데 설정할 수 없으면 ORA-16568**이다. 세 번호를 구별하면 무엇을 고쳐야 할지 바로 알 수 있다.</w:t>
+          <w:b/>
+          <w:sz w:val="21"/>
+        </w:rPr>
+        <w:t xml:space="preserve">조회 전용이라는 성질</w:t>
+      </w:r>
+      <w:r>
+        <w:rPr>
+          <w:rFonts w:ascii="맑은 고딕" w:hAnsi="맑은 고딕" w:eastAsia="맑은 고딕"/>
+          <w:sz w:val="21"/>
+        </w:rPr>
+        <w:t xml:space="preserve"> — </w:t>
+      </w:r>
+      <w:r>
+        <w:rPr>
+          <w:rFonts w:ascii="Consolas" w:hAnsi="Consolas" w:eastAsia="맑은 고딕"/>
+          <w:sz w:val="21"/>
+        </w:rPr>
+        <w:t xml:space="preserve">edit database 'boston' set property 'TopWaitEvents'='5';</w:t>
+      </w:r>
+      <w:r>
+        <w:rPr>
+          <w:rFonts w:ascii="맑은 고딕" w:hAnsi="맑은 고딕" w:eastAsia="맑은 고딕"/>
+          <w:sz w:val="21"/>
+        </w:rPr>
+        <w:t xml:space="preserve">를 실행하면 </w:t>
+      </w:r>
+      <w:r>
+        <w:rPr>
+          <w:rFonts w:ascii="Consolas" w:hAnsi="Consolas" w:eastAsia="맑은 고딕"/>
+          <w:sz w:val="21"/>
+        </w:rPr>
+        <w:t xml:space="preserve">Error: ORA-16568: cannot set property</w:t>
+      </w:r>
+      <w:r>
+        <w:rPr>
+          <w:rFonts w:ascii="맑은 고딕" w:hAnsi="맑은 고딕" w:eastAsia="맑은 고딕"/>
+          <w:sz w:val="21"/>
+        </w:rPr>
+        <w:t xml:space="preserve">가 난다. 13장의 두 오류와 구별한다. 이름이 없으면 ORA-16538, 값이 틀리면 ORA-16790, </w:t>
+      </w:r>
+      <w:r>
+        <w:rPr>
+          <w:rFonts w:ascii="맑은 고딕" w:hAnsi="맑은 고딕" w:eastAsia="맑은 고딕"/>
+          <w:b/>
+          <w:sz w:val="21"/>
+        </w:rPr>
+        <w:t xml:space="preserve">있는데 설정할 수 없으면 ORA-16568</w:t>
+      </w:r>
+      <w:r>
+        <w:rPr>
+          <w:rFonts w:ascii="맑은 고딕" w:hAnsi="맑은 고딕" w:eastAsia="맑은 고딕"/>
+          <w:sz w:val="21"/>
+        </w:rPr>
+        <w:t xml:space="preserve">이다. 세 번호를 구별하면 무엇을 고쳐야 할지 바로 알 수 있다.</w:t>
       </w:r>
     </w:p>
     <w:p>
@@ -524,45 +2099,215 @@
       <w:r>
         <w:rPr>
           <w:rFonts w:ascii="맑은 고딕" w:hAnsi="맑은 고딕" w:eastAsia="맑은 고딕"/>
-          <w:sz w:val="21"/>
-        </w:rPr>
-        <w:t>**왜 필요한가** — Fast-Start Failover는 사람 없이 역할을 바꾸는 기능이므로 "Primary가 죽었다"를 판정할 주체가 있어야 한다.</w:t>
+          <w:b/>
+          <w:sz w:val="21"/>
+        </w:rPr>
+        <w:t xml:space="preserve">왜 필요한가</w:t>
+      </w:r>
+      <w:r>
+        <w:rPr>
+          <w:rFonts w:ascii="맑은 고딕" w:hAnsi="맑은 고딕" w:eastAsia="맑은 고딕"/>
+          <w:sz w:val="21"/>
+        </w:rPr>
+        <w:t xml:space="preserve"> — Fast-Start Failover는 사람 없이 역할을 바꾸는 기능이므로 "Primary가 죽었다"를 판정할 주체가 있어야 한다.</w:t>
       </w:r>
     </w:p>
     <w:p>
       <w:r>
         <w:rPr>
           <w:rFonts w:ascii="맑은 고딕" w:hAnsi="맑은 고딕" w:eastAsia="맑은 고딕"/>
-          <w:sz w:val="21"/>
-        </w:rPr>
-        <w:t>**왜 Standby가 하면 안 되는가** — Standby가 스스로 판정하면 **네트워크만 끊긴 상황**과 **Primary가 실제로 죽은 상황**을 구별할 수 없다. 전자에서 Standby가 승격하면 Primary가 둘이 되고, 양쪽에 서로 다른 쓰기가 쌓여 되돌릴 수 없게 된다. 이것이 split brain이다.</w:t>
+          <w:b/>
+          <w:sz w:val="21"/>
+        </w:rPr>
+        <w:t xml:space="preserve">왜 Standby가 하면 안 되는가</w:t>
+      </w:r>
+      <w:r>
+        <w:rPr>
+          <w:rFonts w:ascii="맑은 고딕" w:hAnsi="맑은 고딕" w:eastAsia="맑은 고딕"/>
+          <w:sz w:val="21"/>
+        </w:rPr>
+        <w:t xml:space="preserve"> — Standby가 스스로 판정하면 </w:t>
+      </w:r>
+      <w:r>
+        <w:rPr>
+          <w:rFonts w:ascii="맑은 고딕" w:hAnsi="맑은 고딕" w:eastAsia="맑은 고딕"/>
+          <w:b/>
+          <w:sz w:val="21"/>
+        </w:rPr>
+        <w:t xml:space="preserve">네트워크만 끊긴 상황</w:t>
+      </w:r>
+      <w:r>
+        <w:rPr>
+          <w:rFonts w:ascii="맑은 고딕" w:hAnsi="맑은 고딕" w:eastAsia="맑은 고딕"/>
+          <w:sz w:val="21"/>
+        </w:rPr>
+        <w:t xml:space="preserve">과 </w:t>
+      </w:r>
+      <w:r>
+        <w:rPr>
+          <w:rFonts w:ascii="맑은 고딕" w:hAnsi="맑은 고딕" w:eastAsia="맑은 고딕"/>
+          <w:b/>
+          <w:sz w:val="21"/>
+        </w:rPr>
+        <w:t xml:space="preserve">Primary가 실제로 죽은 상황</w:t>
+      </w:r>
+      <w:r>
+        <w:rPr>
+          <w:rFonts w:ascii="맑은 고딕" w:hAnsi="맑은 고딕" w:eastAsia="맑은 고딕"/>
+          <w:sz w:val="21"/>
+        </w:rPr>
+        <w:t xml:space="preserve">을 구별할 수 없다. 전자에서 Standby가 승격하면 Primary가 둘이 되고, 양쪽에 서로 다른 쓰기가 쌓여 되돌릴 수 없게 된다. 이것이 split brain이다.</w:t>
       </w:r>
     </w:p>
     <w:p>
       <w:r>
         <w:rPr>
           <w:rFonts w:ascii="맑은 고딕" w:hAnsi="맑은 고딕" w:eastAsia="맑은 고딕"/>
-          <w:sz w:val="21"/>
-        </w:rPr>
-        <w:t>**제3의 위치여야 하는 이유** — 관측자가 Primary와 Standby 양쪽에 접속해 있으므로 "Primary만 안 보이는가" 아니면 "내 쪽 네트워크가 문제인가"를 구별할 수 있다. 관측자를 Primary 호스트에 두면 그 호스트가 죽을 때 판단 주체가 함께 사라지고, Standby 호스트에 두면 Standby의 단독 판정과 다를 바 없어진다.</w:t>
+          <w:b/>
+          <w:sz w:val="21"/>
+        </w:rPr>
+        <w:t xml:space="preserve">제3의 위치여야 하는 이유</w:t>
+      </w:r>
+      <w:r>
+        <w:rPr>
+          <w:rFonts w:ascii="맑은 고딕" w:hAnsi="맑은 고딕" w:eastAsia="맑은 고딕"/>
+          <w:sz w:val="21"/>
+        </w:rPr>
+        <w:t xml:space="preserve"> — 관측자가 Primary와 Standby 양쪽에 접속해 있으므로 "Primary만 안 보이는가" 아니면 "내 쪽 네트워크가 문제인가"를 구별할 수 있다. 관측자를 Primary 호스트에 두면 그 호스트가 죽을 때 판단 주체가 함께 사라지고, Standby 호스트에 두면 Standby의 단독 판정과 다를 바 없어진다.</w:t>
       </w:r>
     </w:p>
     <w:p>
       <w:r>
         <w:rPr>
           <w:rFonts w:ascii="맑은 고딕" w:hAnsi="맑은 고딕" w:eastAsia="맑은 고딕"/>
-          <w:sz w:val="21"/>
-        </w:rPr>
-        <w:t>**별개 프로세스라는 실측 근거** — `help start`가 보여 준 구문에 `CONNECT IDENTIFIER IS &lt;connect identifier&gt;`가 있다. 즉 관측자는 **tnsnames로 접속하는 클라이언트**이며 데이터베이스의 백그라운드 프로세스가 아니다. `FILE IS &lt;observer file&gt;` 절도 있는데, 상태를 파일에 남겨 재기동 후에도 이어서 감시하기 위한 것이다. 그러므로 DGMGRL만 설치된 별도 호스트에서 실행할 수 있다.</w:t>
+          <w:b/>
+          <w:sz w:val="21"/>
+        </w:rPr>
+        <w:t xml:space="preserve">별개 프로세스라는 실측 근거</w:t>
+      </w:r>
+      <w:r>
+        <w:rPr>
+          <w:rFonts w:ascii="맑은 고딕" w:hAnsi="맑은 고딕" w:eastAsia="맑은 고딕"/>
+          <w:sz w:val="21"/>
+        </w:rPr>
+        <w:t xml:space="preserve"> — </w:t>
+      </w:r>
+      <w:r>
+        <w:rPr>
+          <w:rFonts w:ascii="Consolas" w:hAnsi="Consolas" w:eastAsia="맑은 고딕"/>
+          <w:sz w:val="21"/>
+        </w:rPr>
+        <w:t xml:space="preserve">help start</w:t>
+      </w:r>
+      <w:r>
+        <w:rPr>
+          <w:rFonts w:ascii="맑은 고딕" w:hAnsi="맑은 고딕" w:eastAsia="맑은 고딕"/>
+          <w:sz w:val="21"/>
+        </w:rPr>
+        <w:t xml:space="preserve">가 보여 준 구문에 </w:t>
+      </w:r>
+      <w:r>
+        <w:rPr>
+          <w:rFonts w:ascii="Consolas" w:hAnsi="Consolas" w:eastAsia="맑은 고딕"/>
+          <w:sz w:val="21"/>
+        </w:rPr>
+        <w:t xml:space="preserve">CONNECT IDENTIFIER IS &lt;connect identifier&gt;</w:t>
+      </w:r>
+      <w:r>
+        <w:rPr>
+          <w:rFonts w:ascii="맑은 고딕" w:hAnsi="맑은 고딕" w:eastAsia="맑은 고딕"/>
+          <w:sz w:val="21"/>
+        </w:rPr>
+        <w:t xml:space="preserve">가 있다. 즉 관측자는 </w:t>
+      </w:r>
+      <w:r>
+        <w:rPr>
+          <w:rFonts w:ascii="맑은 고딕" w:hAnsi="맑은 고딕" w:eastAsia="맑은 고딕"/>
+          <w:b/>
+          <w:sz w:val="21"/>
+        </w:rPr>
+        <w:t xml:space="preserve">tnsnames로 접속하는 클라이언트</w:t>
+      </w:r>
+      <w:r>
+        <w:rPr>
+          <w:rFonts w:ascii="맑은 고딕" w:hAnsi="맑은 고딕" w:eastAsia="맑은 고딕"/>
+          <w:sz w:val="21"/>
+        </w:rPr>
+        <w:t xml:space="preserve">이며 데이터베이스의 백그라운드 프로세스가 아니다. </w:t>
+      </w:r>
+      <w:r>
+        <w:rPr>
+          <w:rFonts w:ascii="Consolas" w:hAnsi="Consolas" w:eastAsia="맑은 고딕"/>
+          <w:sz w:val="21"/>
+        </w:rPr>
+        <w:t xml:space="preserve">FILE IS &lt;observer file&gt;</w:t>
+      </w:r>
+      <w:r>
+        <w:rPr>
+          <w:rFonts w:ascii="맑은 고딕" w:hAnsi="맑은 고딕" w:eastAsia="맑은 고딕"/>
+          <w:sz w:val="21"/>
+        </w:rPr>
+        <w:t xml:space="preserve"> 절도 있는데, 상태를 파일에 남겨 재기동 후에도 이어서 감시하기 위한 것이다. 그러므로 DGMGRL만 설치된 별도 호스트에서 실행할 수 있다.</w:t>
       </w:r>
     </w:p>
     <w:p>
       <w:r>
         <w:rPr>
           <w:rFonts w:ascii="맑은 고딕" w:hAnsi="맑은 고딕" w:eastAsia="맑은 고딕"/>
-          <w:sz w:val="21"/>
-        </w:rPr>
-        <w:t>**없으면 어떻게 되는가** — 실측에서 FSFO를 켜고 관측자를 띄우지 않자 양쪽 멤버에 `Warning: ORA-16819: fast-start failover observer not started`가 붙고 구성 상태가 `WARNING`이 됐다. **켜져 있는데 아무 일도 하지 않는 상태**다.</w:t>
+          <w:b/>
+          <w:sz w:val="21"/>
+        </w:rPr>
+        <w:t xml:space="preserve">없으면 어떻게 되는가</w:t>
+      </w:r>
+      <w:r>
+        <w:rPr>
+          <w:rFonts w:ascii="맑은 고딕" w:hAnsi="맑은 고딕" w:eastAsia="맑은 고딕"/>
+          <w:sz w:val="21"/>
+        </w:rPr>
+        <w:t xml:space="preserve"> — 실측에서 FSFO를 켜고 관측자를 띄우지 않자 양쪽 멤버에 </w:t>
+      </w:r>
+      <w:r>
+        <w:rPr>
+          <w:rFonts w:ascii="Consolas" w:hAnsi="Consolas" w:eastAsia="맑은 고딕"/>
+          <w:sz w:val="21"/>
+        </w:rPr>
+        <w:t xml:space="preserve">Warning: ORA-16819: fast-start failover observer not started</w:t>
+      </w:r>
+      <w:r>
+        <w:rPr>
+          <w:rFonts w:ascii="맑은 고딕" w:hAnsi="맑은 고딕" w:eastAsia="맑은 고딕"/>
+          <w:sz w:val="21"/>
+        </w:rPr>
+        <w:t xml:space="preserve">가 붙고 구성 상태가 </w:t>
+      </w:r>
+      <w:r>
+        <w:rPr>
+          <w:rFonts w:ascii="Consolas" w:hAnsi="Consolas" w:eastAsia="맑은 고딕"/>
+          <w:sz w:val="21"/>
+        </w:rPr>
+        <w:t xml:space="preserve">WARNING</w:t>
+      </w:r>
+      <w:r>
+        <w:rPr>
+          <w:rFonts w:ascii="맑은 고딕" w:hAnsi="맑은 고딕" w:eastAsia="맑은 고딕"/>
+          <w:sz w:val="21"/>
+        </w:rPr>
+        <w:t xml:space="preserve">이 됐다. </w:t>
+      </w:r>
+      <w:r>
+        <w:rPr>
+          <w:rFonts w:ascii="맑은 고딕" w:hAnsi="맑은 고딕" w:eastAsia="맑은 고딕"/>
+          <w:b/>
+          <w:sz w:val="21"/>
+        </w:rPr>
+        <w:t xml:space="preserve">켜져 있는데 아무 일도 하지 않는 상태</w:t>
+      </w:r>
+      <w:r>
+        <w:rPr>
+          <w:rFonts w:ascii="맑은 고딕" w:hAnsi="맑은 고딕" w:eastAsia="맑은 고딕"/>
+          <w:sz w:val="21"/>
+        </w:rPr>
+        <w:t xml:space="preserve">다.</w:t>
       </w:r>
     </w:p>
     <w:p>
@@ -571,7 +2316,35 @@
           <w:rFonts w:ascii="맑은 고딕" w:hAnsi="맑은 고딕" w:eastAsia="맑은 고딕"/>
           <w:sz w:val="21"/>
         </w:rPr>
-        <w:t>채점 포인트: ① 판정 주체가 필요한 이유 / ② split brain 설명 / ③ 제3 위치의 근거 / ④ `CONNECT IDENTIFIER`·`FILE` 구문을 근거로 별개 프로세스임을 논증 / ⑤ ORA-16819 실측</w:t>
+        <w:t xml:space="preserve">채점 포인트: ① 판정 주체가 필요한 이유 / ② split brain 설명 / ③ 제3 위치의 근거 / ④ </w:t>
+      </w:r>
+      <w:r>
+        <w:rPr>
+          <w:rFonts w:ascii="Consolas" w:hAnsi="Consolas" w:eastAsia="맑은 고딕"/>
+          <w:sz w:val="21"/>
+        </w:rPr>
+        <w:t xml:space="preserve">CONNECT IDENTIFIER</w:t>
+      </w:r>
+      <w:r>
+        <w:rPr>
+          <w:rFonts w:ascii="맑은 고딕" w:hAnsi="맑은 고딕" w:eastAsia="맑은 고딕"/>
+          <w:sz w:val="21"/>
+        </w:rPr>
+        <w:t xml:space="preserve">·</w:t>
+      </w:r>
+      <w:r>
+        <w:rPr>
+          <w:rFonts w:ascii="Consolas" w:hAnsi="Consolas" w:eastAsia="맑은 고딕"/>
+          <w:sz w:val="21"/>
+        </w:rPr>
+        <w:t xml:space="preserve">FILE</w:t>
+      </w:r>
+      <w:r>
+        <w:rPr>
+          <w:rFonts w:ascii="맑은 고딕" w:hAnsi="맑은 고딕" w:eastAsia="맑은 고딕"/>
+          <w:sz w:val="21"/>
+        </w:rPr>
+        <w:t xml:space="preserve"> 구문을 근거로 별개 프로세스임을 논증 / ⑤ ORA-16819 실측</w:t>
       </w:r>
     </w:p>
     <w:p>
@@ -597,54 +2370,166 @@
       <w:r>
         <w:rPr>
           <w:rFonts w:ascii="맑은 고딕" w:hAnsi="맑은 고딕" w:eastAsia="맑은 고딕"/>
-          <w:sz w:val="21"/>
-        </w:rPr>
-        <w:t>**층 구성**</w:t>
+          <w:b/>
+          <w:sz w:val="21"/>
+        </w:rPr>
+        <w:t xml:space="preserve">층 구성</w:t>
       </w:r>
     </w:p>
     <w:p>
       <w:r>
         <w:rPr>
           <w:rFonts w:ascii="맑은 고딕" w:hAnsi="맑은 고딕" w:eastAsia="맑은 고딕"/>
-          <w:sz w:val="21"/>
-        </w:rPr>
-        <w:t>**1층** `SHOW CONFIGURATION` — 분 단위. 설정과 다른 상태를 잡는다.</w:t>
+          <w:b/>
+          <w:sz w:val="21"/>
+        </w:rPr>
+        <w:t xml:space="preserve">1층</w:t>
+      </w:r>
+      <w:r>
+        <w:rPr>
+          <w:rFonts w:ascii="맑은 고딕" w:hAnsi="맑은 고딕" w:eastAsia="맑은 고딕"/>
+          <w:sz w:val="21"/>
+        </w:rPr>
+        <w:t xml:space="preserve"> </w:t>
+      </w:r>
+      <w:r>
+        <w:rPr>
+          <w:rFonts w:ascii="Consolas" w:hAnsi="Consolas" w:eastAsia="맑은 고딕"/>
+          <w:sz w:val="21"/>
+        </w:rPr>
+        <w:t xml:space="preserve">SHOW CONFIGURATION</w:t>
+      </w:r>
+      <w:r>
+        <w:rPr>
+          <w:rFonts w:ascii="맑은 고딕" w:hAnsi="맑은 고딕" w:eastAsia="맑은 고딕"/>
+          <w:sz w:val="21"/>
+        </w:rPr>
+        <w:t xml:space="preserve"> — 분 단위. 설정과 다른 상태를 잡는다.</w:t>
       </w:r>
     </w:p>
     <w:p>
       <w:r>
         <w:rPr>
           <w:rFonts w:ascii="맑은 고딕" w:hAnsi="맑은 고딕" w:eastAsia="맑은 고딕"/>
-          <w:sz w:val="21"/>
-        </w:rPr>
-        <w:t>**2층** `V$DATAGUARD_STATS` — 분 단위. 지연의 추세를 본다.</w:t>
+          <w:b/>
+          <w:sz w:val="21"/>
+        </w:rPr>
+        <w:t xml:space="preserve">2층</w:t>
+      </w:r>
+      <w:r>
+        <w:rPr>
+          <w:rFonts w:ascii="맑은 고딕" w:hAnsi="맑은 고딕" w:eastAsia="맑은 고딕"/>
+          <w:sz w:val="21"/>
+        </w:rPr>
+        <w:t xml:space="preserve"> </w:t>
+      </w:r>
+      <w:r>
+        <w:rPr>
+          <w:rFonts w:ascii="Consolas" w:hAnsi="Consolas" w:eastAsia="맑은 고딕"/>
+          <w:sz w:val="21"/>
+        </w:rPr>
+        <w:t xml:space="preserve">V$DATAGUARD_STATS</w:t>
+      </w:r>
+      <w:r>
+        <w:rPr>
+          <w:rFonts w:ascii="맑은 고딕" w:hAnsi="맑은 고딕" w:eastAsia="맑은 고딕"/>
+          <w:sz w:val="21"/>
+        </w:rPr>
+        <w:t xml:space="preserve"> — 분 단위. 지연의 추세를 본다.</w:t>
       </w:r>
     </w:p>
     <w:p>
       <w:r>
         <w:rPr>
           <w:rFonts w:ascii="맑은 고딕" w:hAnsi="맑은 고딕" w:eastAsia="맑은 고딕"/>
-          <w:sz w:val="21"/>
-        </w:rPr>
-        <w:t>**3층** `V$DATAGUARD_STATUS` — 필요할 때. 사건의 흐름을 본다.</w:t>
+          <w:b/>
+          <w:sz w:val="21"/>
+        </w:rPr>
+        <w:t xml:space="preserve">3층</w:t>
+      </w:r>
+      <w:r>
+        <w:rPr>
+          <w:rFonts w:ascii="맑은 고딕" w:hAnsi="맑은 고딕" w:eastAsia="맑은 고딕"/>
+          <w:sz w:val="21"/>
+        </w:rPr>
+        <w:t xml:space="preserve"> </w:t>
+      </w:r>
+      <w:r>
+        <w:rPr>
+          <w:rFonts w:ascii="Consolas" w:hAnsi="Consolas" w:eastAsia="맑은 고딕"/>
+          <w:sz w:val="21"/>
+        </w:rPr>
+        <w:t xml:space="preserve">V$DATAGUARD_STATUS</w:t>
+      </w:r>
+      <w:r>
+        <w:rPr>
+          <w:rFonts w:ascii="맑은 고딕" w:hAnsi="맑은 고딕" w:eastAsia="맑은 고딕"/>
+          <w:sz w:val="21"/>
+        </w:rPr>
+        <w:t xml:space="preserve"> — 필요할 때. 사건의 흐름을 본다.</w:t>
       </w:r>
     </w:p>
     <w:p>
       <w:r>
         <w:rPr>
           <w:rFonts w:ascii="맑은 고딕" w:hAnsi="맑은 고딕" w:eastAsia="맑은 고딕"/>
-          <w:sz w:val="21"/>
-        </w:rPr>
-        <w:t>**4층** `VALIDATE DATABASE` — 일·주 단위. **전환 가능 여부**를 본다.</w:t>
+          <w:b/>
+          <w:sz w:val="21"/>
+        </w:rPr>
+        <w:t xml:space="preserve">4층</w:t>
+      </w:r>
+      <w:r>
+        <w:rPr>
+          <w:rFonts w:ascii="맑은 고딕" w:hAnsi="맑은 고딕" w:eastAsia="맑은 고딕"/>
+          <w:sz w:val="21"/>
+        </w:rPr>
+        <w:t xml:space="preserve"> </w:t>
+      </w:r>
+      <w:r>
+        <w:rPr>
+          <w:rFonts w:ascii="Consolas" w:hAnsi="Consolas" w:eastAsia="맑은 고딕"/>
+          <w:sz w:val="21"/>
+        </w:rPr>
+        <w:t xml:space="preserve">VALIDATE DATABASE</w:t>
+      </w:r>
+      <w:r>
+        <w:rPr>
+          <w:rFonts w:ascii="맑은 고딕" w:hAnsi="맑은 고딕" w:eastAsia="맑은 고딕"/>
+          <w:sz w:val="21"/>
+        </w:rPr>
+        <w:t xml:space="preserve"> — 일·주 단위. </w:t>
+      </w:r>
+      <w:r>
+        <w:rPr>
+          <w:rFonts w:ascii="맑은 고딕" w:hAnsi="맑은 고딕" w:eastAsia="맑은 고딕"/>
+          <w:b/>
+          <w:sz w:val="21"/>
+        </w:rPr>
+        <w:t xml:space="preserve">전환 가능 여부</w:t>
+      </w:r>
+      <w:r>
+        <w:rPr>
+          <w:rFonts w:ascii="맑은 고딕" w:hAnsi="맑은 고딕" w:eastAsia="맑은 고딕"/>
+          <w:sz w:val="21"/>
+        </w:rPr>
+        <w:t xml:space="preserve">를 본다.</w:t>
       </w:r>
     </w:p>
     <w:p>
       <w:r>
         <w:rPr>
           <w:rFonts w:ascii="맑은 고딕" w:hAnsi="맑은 고딕" w:eastAsia="맑은 고딕"/>
-          <w:sz w:val="21"/>
-        </w:rPr>
-        <w:t>**5층** 알림 로그 — 문제 발생 시. 근본 원인을 본다.</w:t>
+          <w:b/>
+          <w:sz w:val="21"/>
+        </w:rPr>
+        <w:t xml:space="preserve">5층</w:t>
+      </w:r>
+      <w:r>
+        <w:rPr>
+          <w:rFonts w:ascii="맑은 고딕" w:hAnsi="맑은 고딕" w:eastAsia="맑은 고딕"/>
+          <w:sz w:val="21"/>
+        </w:rPr>
+        <w:t xml:space="preserve"> 알림 로그 — 문제 발생 시. 근본 원인을 본다.</w:t>
       </w:r>
     </w:p>
     <w:p>
@@ -660,27 +2545,129 @@
       <w:r>
         <w:rPr>
           <w:rFonts w:ascii="맑은 고딕" w:hAnsi="맑은 고딕" w:eastAsia="맑은 고딕"/>
-          <w:sz w:val="21"/>
-        </w:rPr>
-        <w:t>**가장 흔히 빠지는 층은 4층이다.** 1~3층은 값이 숫자로 나와 임계값 비교가 쉬우므로 감시 도구에 자연스럽게 들어간다. 4층은 출력이 문장과 표라서 자동 판정이 어렵고, 평소에는 늘 `Yes`라서 넣을 필요를 못 느낀다.</w:t>
+          <w:b/>
+          <w:sz w:val="21"/>
+        </w:rPr>
+        <w:t xml:space="preserve">가장 흔히 빠지는 층은 4층이다.</w:t>
+      </w:r>
+      <w:r>
+        <w:rPr>
+          <w:rFonts w:ascii="맑은 고딕" w:hAnsi="맑은 고딕" w:eastAsia="맑은 고딕"/>
+          <w:sz w:val="21"/>
+        </w:rPr>
+        <w:t xml:space="preserve"> 1~3층은 값이 숫자로 나와 임계값 비교가 쉬우므로 감시 도구에 자연스럽게 들어간다. 4층은 출력이 문장과 표라서 자동 판정이 어렵고, 평소에는 늘 </w:t>
+      </w:r>
+      <w:r>
+        <w:rPr>
+          <w:rFonts w:ascii="Consolas" w:hAnsi="Consolas" w:eastAsia="맑은 고딕"/>
+          <w:sz w:val="21"/>
+        </w:rPr>
+        <w:t xml:space="preserve">Yes</w:t>
+      </w:r>
+      <w:r>
+        <w:rPr>
+          <w:rFonts w:ascii="맑은 고딕" w:hAnsi="맑은 고딕" w:eastAsia="맑은 고딕"/>
+          <w:sz w:val="21"/>
+        </w:rPr>
+        <w:t xml:space="preserve">라서 넣을 필요를 못 느낀다.</w:t>
       </w:r>
     </w:p>
     <w:p>
       <w:r>
         <w:rPr>
           <w:rFonts w:ascii="맑은 고딕" w:hAnsi="맑은 고딕" w:eastAsia="맑은 고딕"/>
-          <w:sz w:val="21"/>
-        </w:rPr>
-        <w:t>**빠뜨리면 놓치는 것** — 이 장에서 실측한 상황이 정확히 그것이다. 전송이 완전히 끊겼는데 1층은 `SUCCESS`, 2층은 두 지연 모두 0이었다. 4층만이 `Ready for Switchover: No`라고 답했다. 1~3층만 갖춘 조직은 **평소 초록불만 보다가 정작 장애가 나서 전환하려 할 때 처음으로 안 되는 것을 발견한다.**</w:t>
+          <w:b/>
+          <w:sz w:val="21"/>
+        </w:rPr>
+        <w:t xml:space="preserve">빠뜨리면 놓치는 것</w:t>
+      </w:r>
+      <w:r>
+        <w:rPr>
+          <w:rFonts w:ascii="맑은 고딕" w:hAnsi="맑은 고딕" w:eastAsia="맑은 고딕"/>
+          <w:sz w:val="21"/>
+        </w:rPr>
+        <w:t xml:space="preserve"> — 이 장에서 실측한 상황이 정확히 그것이다. 전송이 완전히 끊겼는데 1층은 </w:t>
+      </w:r>
+      <w:r>
+        <w:rPr>
+          <w:rFonts w:ascii="Consolas" w:hAnsi="Consolas" w:eastAsia="맑은 고딕"/>
+          <w:sz w:val="21"/>
+        </w:rPr>
+        <w:t xml:space="preserve">SUCCESS</w:t>
+      </w:r>
+      <w:r>
+        <w:rPr>
+          <w:rFonts w:ascii="맑은 고딕" w:hAnsi="맑은 고딕" w:eastAsia="맑은 고딕"/>
+          <w:sz w:val="21"/>
+        </w:rPr>
+        <w:t xml:space="preserve">, 2층은 두 지연 모두 0이었다. 4층만이 </w:t>
+      </w:r>
+      <w:r>
+        <w:rPr>
+          <w:rFonts w:ascii="Consolas" w:hAnsi="Consolas" w:eastAsia="맑은 고딕"/>
+          <w:sz w:val="21"/>
+        </w:rPr>
+        <w:t xml:space="preserve">Ready for Switchover: No</w:t>
+      </w:r>
+      <w:r>
+        <w:rPr>
+          <w:rFonts w:ascii="맑은 고딕" w:hAnsi="맑은 고딕" w:eastAsia="맑은 고딕"/>
+          <w:sz w:val="21"/>
+        </w:rPr>
+        <w:t xml:space="preserve">라고 답했다. 1~3층만 갖춘 조직은 </w:t>
+      </w:r>
+      <w:r>
+        <w:rPr>
+          <w:rFonts w:ascii="맑은 고딕" w:hAnsi="맑은 고딕" w:eastAsia="맑은 고딕"/>
+          <w:b/>
+          <w:sz w:val="21"/>
+        </w:rPr>
+        <w:t xml:space="preserve">평소 초록불만 보다가 정작 장애가 나서 전환하려 할 때 처음으로 안 되는 것을 발견한다.</w:t>
       </w:r>
     </w:p>
     <w:p>
       <w:r>
         <w:rPr>
           <w:rFonts w:ascii="맑은 고딕" w:hAnsi="맑은 고딕" w:eastAsia="맑은 고딕"/>
-          <w:sz w:val="21"/>
-        </w:rPr>
-        <w:t>**실무 지침** — 주간 점검 항목에 `VALIDATE DATABASE`를 넣고, 출력 중 `Ready for Switchover`와 속성 비교 표의 불일치 행만이라도 기록해 둔다. 최소한 그 두 가지는 자동으로 뽑을 수 있다.</w:t>
+          <w:b/>
+          <w:sz w:val="21"/>
+        </w:rPr>
+        <w:t xml:space="preserve">실무 지침</w:t>
+      </w:r>
+      <w:r>
+        <w:rPr>
+          <w:rFonts w:ascii="맑은 고딕" w:hAnsi="맑은 고딕" w:eastAsia="맑은 고딕"/>
+          <w:sz w:val="21"/>
+        </w:rPr>
+        <w:t xml:space="preserve"> — 주간 점검 항목에 </w:t>
+      </w:r>
+      <w:r>
+        <w:rPr>
+          <w:rFonts w:ascii="Consolas" w:hAnsi="Consolas" w:eastAsia="맑은 고딕"/>
+          <w:sz w:val="21"/>
+        </w:rPr>
+        <w:t xml:space="preserve">VALIDATE DATABASE</w:t>
+      </w:r>
+      <w:r>
+        <w:rPr>
+          <w:rFonts w:ascii="맑은 고딕" w:hAnsi="맑은 고딕" w:eastAsia="맑은 고딕"/>
+          <w:sz w:val="21"/>
+        </w:rPr>
+        <w:t xml:space="preserve">를 넣고, 출력 중 </w:t>
+      </w:r>
+      <w:r>
+        <w:rPr>
+          <w:rFonts w:ascii="Consolas" w:hAnsi="Consolas" w:eastAsia="맑은 고딕"/>
+          <w:sz w:val="21"/>
+        </w:rPr>
+        <w:t xml:space="preserve">Ready for Switchover</w:t>
+      </w:r>
+      <w:r>
+        <w:rPr>
+          <w:rFonts w:ascii="맑은 고딕" w:hAnsi="맑은 고딕" w:eastAsia="맑은 고딕"/>
+          <w:sz w:val="21"/>
+        </w:rPr>
+        <w:t xml:space="preserve">와 속성 비교 표의 불일치 행만이라도 기록해 둔다. 최소한 그 두 가지는 자동으로 뽑을 수 있다.</w:t>
       </w:r>
     </w:p>
     <w:p>
@@ -723,90 +2710,500 @@
       <w:r>
         <w:rPr>
           <w:rFonts w:ascii="맑은 고딕" w:hAnsi="맑은 고딕" w:eastAsia="맑은 고딕"/>
-          <w:sz w:val="21"/>
-        </w:rPr>
-        <w:t>**가능한 상황 ①** `LogShipping=OFF`. 이 장의 실측 그대로다. Broker에게 지시한 상태이므로 `SUCCESS`이고, 보내지 않으니 두 지연도 0이다. `VALIDATE`만 `Ready for Switchover: No`라고 답한다.</w:t>
+          <w:b/>
+          <w:sz w:val="21"/>
+        </w:rPr>
+        <w:t xml:space="preserve">가능한 상황 ①</w:t>
+      </w:r>
+      <w:r>
+        <w:rPr>
+          <w:rFonts w:ascii="맑은 고딕" w:hAnsi="맑은 고딕" w:eastAsia="맑은 고딕"/>
+          <w:sz w:val="21"/>
+        </w:rPr>
+        <w:t xml:space="preserve"> </w:t>
+      </w:r>
+      <w:r>
+        <w:rPr>
+          <w:rFonts w:ascii="Consolas" w:hAnsi="Consolas" w:eastAsia="맑은 고딕"/>
+          <w:sz w:val="21"/>
+        </w:rPr>
+        <w:t xml:space="preserve">LogShipping=OFF</w:t>
+      </w:r>
+      <w:r>
+        <w:rPr>
+          <w:rFonts w:ascii="맑은 고딕" w:hAnsi="맑은 고딕" w:eastAsia="맑은 고딕"/>
+          <w:sz w:val="21"/>
+        </w:rPr>
+        <w:t xml:space="preserve">. 이 장의 실측 그대로다. Broker에게 지시한 상태이므로 </w:t>
+      </w:r>
+      <w:r>
+        <w:rPr>
+          <w:rFonts w:ascii="Consolas" w:hAnsi="Consolas" w:eastAsia="맑은 고딕"/>
+          <w:sz w:val="21"/>
+        </w:rPr>
+        <w:t xml:space="preserve">SUCCESS</w:t>
+      </w:r>
+      <w:r>
+        <w:rPr>
+          <w:rFonts w:ascii="맑은 고딕" w:hAnsi="맑은 고딕" w:eastAsia="맑은 고딕"/>
+          <w:sz w:val="21"/>
+        </w:rPr>
+        <w:t xml:space="preserve">이고, 보내지 않으니 두 지연도 0이다. </w:t>
+      </w:r>
+      <w:r>
+        <w:rPr>
+          <w:rFonts w:ascii="Consolas" w:hAnsi="Consolas" w:eastAsia="맑은 고딕"/>
+          <w:sz w:val="21"/>
+        </w:rPr>
+        <w:t xml:space="preserve">VALIDATE</w:t>
+      </w:r>
+      <w:r>
+        <w:rPr>
+          <w:rFonts w:ascii="맑은 고딕" w:hAnsi="맑은 고딕" w:eastAsia="맑은 고딕"/>
+          <w:sz w:val="21"/>
+        </w:rPr>
+        <w:t xml:space="preserve">만 </w:t>
+      </w:r>
+      <w:r>
+        <w:rPr>
+          <w:rFonts w:ascii="Consolas" w:hAnsi="Consolas" w:eastAsia="맑은 고딕"/>
+          <w:sz w:val="21"/>
+        </w:rPr>
+        <w:t xml:space="preserve">Ready for Switchover: No</w:t>
+      </w:r>
+      <w:r>
+        <w:rPr>
+          <w:rFonts w:ascii="맑은 고딕" w:hAnsi="맑은 고딕" w:eastAsia="맑은 고딕"/>
+          <w:sz w:val="21"/>
+        </w:rPr>
+        <w:t xml:space="preserve">라고 답한다.</w:t>
       </w:r>
     </w:p>
     <w:p>
       <w:r>
         <w:rPr>
           <w:rFonts w:ascii="맑은 고딕" w:hAnsi="맑은 고딕" w:eastAsia="맑은 고딕"/>
-          <w:sz w:val="21"/>
-        </w:rPr>
-        <w:t>**가능한 상황 ②** `DelayMins`가 걸려 있다. 지연이 임계값 안이면 경고도 없다. 그러나 `VALIDATE`는 `Switchover to this standby is not possible because an apply delay has been set`을 낸다.</w:t>
+          <w:b/>
+          <w:sz w:val="21"/>
+        </w:rPr>
+        <w:t xml:space="preserve">가능한 상황 ②</w:t>
+      </w:r>
+      <w:r>
+        <w:rPr>
+          <w:rFonts w:ascii="맑은 고딕" w:hAnsi="맑은 고딕" w:eastAsia="맑은 고딕"/>
+          <w:sz w:val="21"/>
+        </w:rPr>
+        <w:t xml:space="preserve"> </w:t>
+      </w:r>
+      <w:r>
+        <w:rPr>
+          <w:rFonts w:ascii="Consolas" w:hAnsi="Consolas" w:eastAsia="맑은 고딕"/>
+          <w:sz w:val="21"/>
+        </w:rPr>
+        <w:t xml:space="preserve">DelayMins</w:t>
+      </w:r>
+      <w:r>
+        <w:rPr>
+          <w:rFonts w:ascii="맑은 고딕" w:hAnsi="맑은 고딕" w:eastAsia="맑은 고딕"/>
+          <w:sz w:val="21"/>
+        </w:rPr>
+        <w:t xml:space="preserve">가 걸려 있다. 지연이 임계값 안이면 경고도 없다. 그러나 </w:t>
+      </w:r>
+      <w:r>
+        <w:rPr>
+          <w:rFonts w:ascii="Consolas" w:hAnsi="Consolas" w:eastAsia="맑은 고딕"/>
+          <w:sz w:val="21"/>
+        </w:rPr>
+        <w:t xml:space="preserve">VALIDATE</w:t>
+      </w:r>
+      <w:r>
+        <w:rPr>
+          <w:rFonts w:ascii="맑은 고딕" w:hAnsi="맑은 고딕" w:eastAsia="맑은 고딕"/>
+          <w:sz w:val="21"/>
+        </w:rPr>
+        <w:t xml:space="preserve">는 </w:t>
+      </w:r>
+      <w:r>
+        <w:rPr>
+          <w:rFonts w:ascii="Consolas" w:hAnsi="Consolas" w:eastAsia="맑은 고딕"/>
+          <w:sz w:val="21"/>
+        </w:rPr>
+        <w:t xml:space="preserve">Switchover to this standby is not possible because an apply delay has been set</w:t>
+      </w:r>
+      <w:r>
+        <w:rPr>
+          <w:rFonts w:ascii="맑은 고딕" w:hAnsi="맑은 고딕" w:eastAsia="맑은 고딕"/>
+          <w:sz w:val="21"/>
+        </w:rPr>
+        <w:t xml:space="preserve">을 낸다.</w:t>
       </w:r>
     </w:p>
     <w:p>
       <w:r>
         <w:rPr>
           <w:rFonts w:ascii="맑은 고딕" w:hAnsi="맑은 고딕" w:eastAsia="맑은 고딕"/>
-          <w:sz w:val="21"/>
-        </w:rPr>
-        <w:t>**가능한 상황 ③** 정적 등록(`_DGMGRL`)이 빠졌거나 listener가 그 항목을 잃었다. 평소 동작에는 지장이 없고 역할 전환 때만 필요하므로 `SHOW`로는 드러나지 않는다. `VALIDATE`는 실제로 접속을 시도해 시험한다.</w:t>
+          <w:b/>
+          <w:sz w:val="21"/>
+        </w:rPr>
+        <w:t xml:space="preserve">가능한 상황 ③</w:t>
+      </w:r>
+      <w:r>
+        <w:rPr>
+          <w:rFonts w:ascii="맑은 고딕" w:hAnsi="맑은 고딕" w:eastAsia="맑은 고딕"/>
+          <w:sz w:val="21"/>
+        </w:rPr>
+        <w:t xml:space="preserve"> 정적 등록(</w:t>
+      </w:r>
+      <w:r>
+        <w:rPr>
+          <w:rFonts w:ascii="Consolas" w:hAnsi="Consolas" w:eastAsia="맑은 고딕"/>
+          <w:sz w:val="21"/>
+        </w:rPr>
+        <w:t xml:space="preserve">_DGMGRL</w:t>
+      </w:r>
+      <w:r>
+        <w:rPr>
+          <w:rFonts w:ascii="맑은 고딕" w:hAnsi="맑은 고딕" w:eastAsia="맑은 고딕"/>
+          <w:sz w:val="21"/>
+        </w:rPr>
+        <w:t xml:space="preserve">)이 빠졌거나 listener가 그 항목을 잃었다. 평소 동작에는 지장이 없고 역할 전환 때만 필요하므로 </w:t>
+      </w:r>
+      <w:r>
+        <w:rPr>
+          <w:rFonts w:ascii="Consolas" w:hAnsi="Consolas" w:eastAsia="맑은 고딕"/>
+          <w:sz w:val="21"/>
+        </w:rPr>
+        <w:t xml:space="preserve">SHOW</w:t>
+      </w:r>
+      <w:r>
+        <w:rPr>
+          <w:rFonts w:ascii="맑은 고딕" w:hAnsi="맑은 고딕" w:eastAsia="맑은 고딕"/>
+          <w:sz w:val="21"/>
+        </w:rPr>
+        <w:t xml:space="preserve">로는 드러나지 않는다. </w:t>
+      </w:r>
+      <w:r>
+        <w:rPr>
+          <w:rFonts w:ascii="Consolas" w:hAnsi="Consolas" w:eastAsia="맑은 고딕"/>
+          <w:sz w:val="21"/>
+        </w:rPr>
+        <w:t xml:space="preserve">VALIDATE</w:t>
+      </w:r>
+      <w:r>
+        <w:rPr>
+          <w:rFonts w:ascii="맑은 고딕" w:hAnsi="맑은 고딕" w:eastAsia="맑은 고딕"/>
+          <w:sz w:val="21"/>
+        </w:rPr>
+        <w:t xml:space="preserve">는 실제로 접속을 시도해 시험한다.</w:t>
       </w:r>
     </w:p>
     <w:p>
       <w:r>
         <w:rPr>
           <w:rFonts w:ascii="맑은 고딕" w:hAnsi="맑은 고딕" w:eastAsia="맑은 고딕"/>
-          <w:sz w:val="21"/>
-        </w:rPr>
-        <w:t>**가능한 상황 ④** 전환 후 쓸 SRL이 한쪽에 없다. `Current`는 충분한데 `Future`가 부족한 경우이며 `VERBOSE`에서만 보인다.</w:t>
+          <w:b/>
+          <w:sz w:val="21"/>
+        </w:rPr>
+        <w:t xml:space="preserve">가능한 상황 ④</w:t>
+      </w:r>
+      <w:r>
+        <w:rPr>
+          <w:rFonts w:ascii="맑은 고딕" w:hAnsi="맑은 고딕" w:eastAsia="맑은 고딕"/>
+          <w:sz w:val="21"/>
+        </w:rPr>
+        <w:t xml:space="preserve"> 전환 후 쓸 SRL이 한쪽에 없다. </w:t>
+      </w:r>
+      <w:r>
+        <w:rPr>
+          <w:rFonts w:ascii="Consolas" w:hAnsi="Consolas" w:eastAsia="맑은 고딕"/>
+          <w:sz w:val="21"/>
+        </w:rPr>
+        <w:t xml:space="preserve">Current</w:t>
+      </w:r>
+      <w:r>
+        <w:rPr>
+          <w:rFonts w:ascii="맑은 고딕" w:hAnsi="맑은 고딕" w:eastAsia="맑은 고딕"/>
+          <w:sz w:val="21"/>
+        </w:rPr>
+        <w:t xml:space="preserve">는 충분한데 </w:t>
+      </w:r>
+      <w:r>
+        <w:rPr>
+          <w:rFonts w:ascii="Consolas" w:hAnsi="Consolas" w:eastAsia="맑은 고딕"/>
+          <w:sz w:val="21"/>
+        </w:rPr>
+        <w:t xml:space="preserve">Future</w:t>
+      </w:r>
+      <w:r>
+        <w:rPr>
+          <w:rFonts w:ascii="맑은 고딕" w:hAnsi="맑은 고딕" w:eastAsia="맑은 고딕"/>
+          <w:sz w:val="21"/>
+        </w:rPr>
+        <w:t xml:space="preserve">가 부족한 경우이며 </w:t>
+      </w:r>
+      <w:r>
+        <w:rPr>
+          <w:rFonts w:ascii="Consolas" w:hAnsi="Consolas" w:eastAsia="맑은 고딕"/>
+          <w:sz w:val="21"/>
+        </w:rPr>
+        <w:t xml:space="preserve">VERBOSE</w:t>
+      </w:r>
+      <w:r>
+        <w:rPr>
+          <w:rFonts w:ascii="맑은 고딕" w:hAnsi="맑은 고딕" w:eastAsia="맑은 고딕"/>
+          <w:sz w:val="21"/>
+        </w:rPr>
+        <w:t xml:space="preserve">에서만 보인다.</w:t>
       </w:r>
     </w:p>
     <w:p>
       <w:r>
         <w:rPr>
           <w:rFonts w:ascii="맑은 고딕" w:hAnsi="맑은 고딕" w:eastAsia="맑은 고딕"/>
-          <w:sz w:val="21"/>
-        </w:rPr>
-        <w:t>**점검 절차 개선**</w:t>
+          <w:b/>
+          <w:sz w:val="21"/>
+        </w:rPr>
+        <w:t xml:space="preserve">점검 절차 개선</w:t>
       </w:r>
     </w:p>
     <w:p>
       <w:r>
         <w:rPr>
           <w:rFonts w:ascii="맑은 고딕" w:hAnsi="맑은 고딕" w:eastAsia="맑은 고딕"/>
-          <w:sz w:val="21"/>
-        </w:rPr>
-        <w:t>**①** 일·주 단위로 `VALIDATE DATABASE '&lt;standby&gt;'`를 실행하고 `Ready for Switchover`를 기록한다.</w:t>
+          <w:b/>
+          <w:sz w:val="21"/>
+        </w:rPr>
+        <w:t xml:space="preserve">①</w:t>
+      </w:r>
+      <w:r>
+        <w:rPr>
+          <w:rFonts w:ascii="맑은 고딕" w:hAnsi="맑은 고딕" w:eastAsia="맑은 고딕"/>
+          <w:sz w:val="21"/>
+        </w:rPr>
+        <w:t xml:space="preserve"> 일·주 단위로 </w:t>
+      </w:r>
+      <w:r>
+        <w:rPr>
+          <w:rFonts w:ascii="Consolas" w:hAnsi="Consolas" w:eastAsia="맑은 고딕"/>
+          <w:sz w:val="21"/>
+        </w:rPr>
+        <w:t xml:space="preserve">VALIDATE DATABASE '&lt;standby&gt;'</w:t>
+      </w:r>
+      <w:r>
+        <w:rPr>
+          <w:rFonts w:ascii="맑은 고딕" w:hAnsi="맑은 고딕" w:eastAsia="맑은 고딕"/>
+          <w:sz w:val="21"/>
+        </w:rPr>
+        <w:t xml:space="preserve">를 실행하고 </w:t>
+      </w:r>
+      <w:r>
+        <w:rPr>
+          <w:rFonts w:ascii="Consolas" w:hAnsi="Consolas" w:eastAsia="맑은 고딕"/>
+          <w:sz w:val="21"/>
+        </w:rPr>
+        <w:t xml:space="preserve">Ready for Switchover</w:t>
+      </w:r>
+      <w:r>
+        <w:rPr>
+          <w:rFonts w:ascii="맑은 고딕" w:hAnsi="맑은 고딕" w:eastAsia="맑은 고딕"/>
+          <w:sz w:val="21"/>
+        </w:rPr>
+        <w:t xml:space="preserve">를 기록한다.</w:t>
       </w:r>
     </w:p>
     <w:p>
       <w:r>
         <w:rPr>
           <w:rFonts w:ascii="맑은 고딕" w:hAnsi="맑은 고딕" w:eastAsia="맑은 고딕"/>
-          <w:sz w:val="21"/>
-        </w:rPr>
-        <w:t>**②** `VALIDATE ... VERBOSE`의 속성 비교 표에서 **행이 나오는지**만이라도 확인한다. 정상이면 값이 다른 속성이 없어 표가 짧다.</w:t>
+          <w:b/>
+          <w:sz w:val="21"/>
+        </w:rPr>
+        <w:t xml:space="preserve">②</w:t>
+      </w:r>
+      <w:r>
+        <w:rPr>
+          <w:rFonts w:ascii="맑은 고딕" w:hAnsi="맑은 고딕" w:eastAsia="맑은 고딕"/>
+          <w:sz w:val="21"/>
+        </w:rPr>
+        <w:t xml:space="preserve"> </w:t>
+      </w:r>
+      <w:r>
+        <w:rPr>
+          <w:rFonts w:ascii="Consolas" w:hAnsi="Consolas" w:eastAsia="맑은 고딕"/>
+          <w:sz w:val="21"/>
+        </w:rPr>
+        <w:t xml:space="preserve">VALIDATE ... VERBOSE</w:t>
+      </w:r>
+      <w:r>
+        <w:rPr>
+          <w:rFonts w:ascii="맑은 고딕" w:hAnsi="맑은 고딕" w:eastAsia="맑은 고딕"/>
+          <w:sz w:val="21"/>
+        </w:rPr>
+        <w:t xml:space="preserve">의 속성 비교 표에서 </w:t>
+      </w:r>
+      <w:r>
+        <w:rPr>
+          <w:rFonts w:ascii="맑은 고딕" w:hAnsi="맑은 고딕" w:eastAsia="맑은 고딕"/>
+          <w:b/>
+          <w:sz w:val="21"/>
+        </w:rPr>
+        <w:t xml:space="preserve">행이 나오는지</w:t>
+      </w:r>
+      <w:r>
+        <w:rPr>
+          <w:rFonts w:ascii="맑은 고딕" w:hAnsi="맑은 고딕" w:eastAsia="맑은 고딕"/>
+          <w:sz w:val="21"/>
+        </w:rPr>
+        <w:t xml:space="preserve">만이라도 확인한다. 정상이면 값이 다른 속성이 없어 표가 짧다.</w:t>
       </w:r>
     </w:p>
     <w:p>
       <w:r>
         <w:rPr>
           <w:rFonts w:ascii="맑은 고딕" w:hAnsi="맑은 고딕" w:eastAsia="맑은 고딕"/>
-          <w:sz w:val="21"/>
-        </w:rPr>
-        <w:t>**③** Primary의 `V$ARCHIVE_DEST_STATUS`에서 `STATUS`가 `VALID`인지 본다. `DEFERRED`면 전송이 꺼진 것이다.</w:t>
+          <w:b/>
+          <w:sz w:val="21"/>
+        </w:rPr>
+        <w:t xml:space="preserve">③</w:t>
+      </w:r>
+      <w:r>
+        <w:rPr>
+          <w:rFonts w:ascii="맑은 고딕" w:hAnsi="맑은 고딕" w:eastAsia="맑은 고딕"/>
+          <w:sz w:val="21"/>
+        </w:rPr>
+        <w:t xml:space="preserve"> Primary의 </w:t>
+      </w:r>
+      <w:r>
+        <w:rPr>
+          <w:rFonts w:ascii="Consolas" w:hAnsi="Consolas" w:eastAsia="맑은 고딕"/>
+          <w:sz w:val="21"/>
+        </w:rPr>
+        <w:t xml:space="preserve">V$ARCHIVE_DEST_STATUS</w:t>
+      </w:r>
+      <w:r>
+        <w:rPr>
+          <w:rFonts w:ascii="맑은 고딕" w:hAnsi="맑은 고딕" w:eastAsia="맑은 고딕"/>
+          <w:sz w:val="21"/>
+        </w:rPr>
+        <w:t xml:space="preserve">에서 </w:t>
+      </w:r>
+      <w:r>
+        <w:rPr>
+          <w:rFonts w:ascii="Consolas" w:hAnsi="Consolas" w:eastAsia="맑은 고딕"/>
+          <w:sz w:val="21"/>
+        </w:rPr>
+        <w:t xml:space="preserve">STATUS</w:t>
+      </w:r>
+      <w:r>
+        <w:rPr>
+          <w:rFonts w:ascii="맑은 고딕" w:hAnsi="맑은 고딕" w:eastAsia="맑은 고딕"/>
+          <w:sz w:val="21"/>
+        </w:rPr>
+        <w:t xml:space="preserve">가 </w:t>
+      </w:r>
+      <w:r>
+        <w:rPr>
+          <w:rFonts w:ascii="Consolas" w:hAnsi="Consolas" w:eastAsia="맑은 고딕"/>
+          <w:sz w:val="21"/>
+        </w:rPr>
+        <w:t xml:space="preserve">VALID</w:t>
+      </w:r>
+      <w:r>
+        <w:rPr>
+          <w:rFonts w:ascii="맑은 고딕" w:hAnsi="맑은 고딕" w:eastAsia="맑은 고딕"/>
+          <w:sz w:val="21"/>
+        </w:rPr>
+        <w:t xml:space="preserve">인지 본다. </w:t>
+      </w:r>
+      <w:r>
+        <w:rPr>
+          <w:rFonts w:ascii="Consolas" w:hAnsi="Consolas" w:eastAsia="맑은 고딕"/>
+          <w:sz w:val="21"/>
+        </w:rPr>
+        <w:t xml:space="preserve">DEFERRED</w:t>
+      </w:r>
+      <w:r>
+        <w:rPr>
+          <w:rFonts w:ascii="맑은 고딕" w:hAnsi="맑은 고딕" w:eastAsia="맑은 고딕"/>
+          <w:sz w:val="21"/>
+        </w:rPr>
+        <w:t xml:space="preserve">면 전송이 꺼진 것이다.</w:t>
       </w:r>
     </w:p>
     <w:p>
       <w:r>
         <w:rPr>
           <w:rFonts w:ascii="맑은 고딕" w:hAnsi="맑은 고딕" w:eastAsia="맑은 고딕"/>
-          <w:sz w:val="21"/>
-        </w:rPr>
-        <w:t>**④** `LOG_ARCHIVE_DEST_STATE_2`의 값을 함께 본다. `RESET`이면 Broker가, `DEFER`면 사람이 껐다는 뜻이다.</w:t>
+          <w:b/>
+          <w:sz w:val="21"/>
+        </w:rPr>
+        <w:t xml:space="preserve">④</w:t>
+      </w:r>
+      <w:r>
+        <w:rPr>
+          <w:rFonts w:ascii="맑은 고딕" w:hAnsi="맑은 고딕" w:eastAsia="맑은 고딕"/>
+          <w:sz w:val="21"/>
+        </w:rPr>
+        <w:t xml:space="preserve"> </w:t>
+      </w:r>
+      <w:r>
+        <w:rPr>
+          <w:rFonts w:ascii="Consolas" w:hAnsi="Consolas" w:eastAsia="맑은 고딕"/>
+          <w:sz w:val="21"/>
+        </w:rPr>
+        <w:t xml:space="preserve">LOG_ARCHIVE_DEST_STATE_2</w:t>
+      </w:r>
+      <w:r>
+        <w:rPr>
+          <w:rFonts w:ascii="맑은 고딕" w:hAnsi="맑은 고딕" w:eastAsia="맑은 고딕"/>
+          <w:sz w:val="21"/>
+        </w:rPr>
+        <w:t xml:space="preserve">의 값을 함께 본다. </w:t>
+      </w:r>
+      <w:r>
+        <w:rPr>
+          <w:rFonts w:ascii="Consolas" w:hAnsi="Consolas" w:eastAsia="맑은 고딕"/>
+          <w:sz w:val="21"/>
+        </w:rPr>
+        <w:t xml:space="preserve">RESET</w:t>
+      </w:r>
+      <w:r>
+        <w:rPr>
+          <w:rFonts w:ascii="맑은 고딕" w:hAnsi="맑은 고딕" w:eastAsia="맑은 고딕"/>
+          <w:sz w:val="21"/>
+        </w:rPr>
+        <w:t xml:space="preserve">이면 Broker가, </w:t>
+      </w:r>
+      <w:r>
+        <w:rPr>
+          <w:rFonts w:ascii="Consolas" w:hAnsi="Consolas" w:eastAsia="맑은 고딕"/>
+          <w:sz w:val="21"/>
+        </w:rPr>
+        <w:t xml:space="preserve">DEFER</w:t>
+      </w:r>
+      <w:r>
+        <w:rPr>
+          <w:rFonts w:ascii="맑은 고딕" w:hAnsi="맑은 고딕" w:eastAsia="맑은 고딕"/>
+          <w:sz w:val="21"/>
+        </w:rPr>
+        <w:t xml:space="preserve">면 사람이 껐다는 뜻이다.</w:t>
       </w:r>
     </w:p>
     <w:p>
       <w:r>
         <w:rPr>
           <w:rFonts w:ascii="맑은 고딕" w:hAnsi="맑은 고딕" w:eastAsia="맑은 고딕"/>
-          <w:sz w:val="21"/>
-        </w:rPr>
-        <w:t>**⑤** 이 항목들을 점검 기록지에 남겨 시점 간 비교가 가능하게 한다.</w:t>
+          <w:b/>
+          <w:sz w:val="21"/>
+        </w:rPr>
+        <w:t xml:space="preserve">⑤</w:t>
+      </w:r>
+      <w:r>
+        <w:rPr>
+          <w:rFonts w:ascii="맑은 고딕" w:hAnsi="맑은 고딕" w:eastAsia="맑은 고딕"/>
+          <w:sz w:val="21"/>
+        </w:rPr>
+        <w:t xml:space="preserve"> 이 항목들을 점검 기록지에 남겨 시점 간 비교가 가능하게 한다.</w:t>
       </w:r>
     </w:p>
     <w:p>
@@ -841,63 +3238,250 @@
       <w:r>
         <w:rPr>
           <w:rFonts w:ascii="맑은 고딕" w:hAnsi="맑은 고딕" w:eastAsia="맑은 고딕"/>
-          <w:sz w:val="21"/>
-        </w:rPr>
-        <w:t>**세 번호의 구별**</w:t>
+          <w:b/>
+          <w:sz w:val="21"/>
+        </w:rPr>
+        <w:t xml:space="preserve">세 번호의 구별</w:t>
       </w:r>
     </w:p>
     <w:p>
       <w:r>
         <w:rPr>
-          <w:rFonts w:ascii="맑은 고딕" w:hAnsi="맑은 고딕" w:eastAsia="맑은 고딕"/>
-          <w:sz w:val="21"/>
-        </w:rPr>
-        <w:t>`ORA-16538` — 속성 이름 자체가 구성에 없다. 오타이거나 이 역할에 없는 속성이다. 조치는 `SHOW DATABASE '&lt;이름&gt;' VERBOSE`로 이름 목록을 확인하는 것이다.</w:t>
+          <w:rFonts w:ascii="Consolas" w:hAnsi="Consolas" w:eastAsia="맑은 고딕"/>
+          <w:sz w:val="21"/>
+        </w:rPr>
+        <w:t xml:space="preserve">ORA-16538</w:t>
+      </w:r>
+      <w:r>
+        <w:rPr>
+          <w:rFonts w:ascii="맑은 고딕" w:hAnsi="맑은 고딕" w:eastAsia="맑은 고딕"/>
+          <w:sz w:val="21"/>
+        </w:rPr>
+        <w:t xml:space="preserve"> — 속성 이름 자체가 구성에 없다. 오타이거나 이 역할에 없는 속성이다. 조치는 </w:t>
+      </w:r>
+      <w:r>
+        <w:rPr>
+          <w:rFonts w:ascii="Consolas" w:hAnsi="Consolas" w:eastAsia="맑은 고딕"/>
+          <w:sz w:val="21"/>
+        </w:rPr>
+        <w:t xml:space="preserve">SHOW DATABASE '&lt;이름&gt;' VERBOSE</w:t>
+      </w:r>
+      <w:r>
+        <w:rPr>
+          <w:rFonts w:ascii="맑은 고딕" w:hAnsi="맑은 고딕" w:eastAsia="맑은 고딕"/>
+          <w:sz w:val="21"/>
+        </w:rPr>
+        <w:t xml:space="preserve">로 이름 목록을 확인하는 것이다.</w:t>
       </w:r>
     </w:p>
     <w:p>
       <w:r>
         <w:rPr>
-          <w:rFonts w:ascii="맑은 고딕" w:hAnsi="맑은 고딕" w:eastAsia="맑은 고딕"/>
-          <w:sz w:val="21"/>
-        </w:rPr>
-        <w:t>`ORA-16790` — 속성은 있는데 값이 허용 범위를 벗어났다. 예를 들어 `LogXptMode`에 정의되지 않은 값을 주는 경우다. 조치는 해당 속성의 허용값을 확인해 다시 주는 것이다.</w:t>
+          <w:rFonts w:ascii="Consolas" w:hAnsi="Consolas" w:eastAsia="맑은 고딕"/>
+          <w:sz w:val="21"/>
+        </w:rPr>
+        <w:t xml:space="preserve">ORA-16790</w:t>
+      </w:r>
+      <w:r>
+        <w:rPr>
+          <w:rFonts w:ascii="맑은 고딕" w:hAnsi="맑은 고딕" w:eastAsia="맑은 고딕"/>
+          <w:sz w:val="21"/>
+        </w:rPr>
+        <w:t xml:space="preserve"> — 속성은 있는데 값이 허용 범위를 벗어났다. 예를 들어 </w:t>
+      </w:r>
+      <w:r>
+        <w:rPr>
+          <w:rFonts w:ascii="Consolas" w:hAnsi="Consolas" w:eastAsia="맑은 고딕"/>
+          <w:sz w:val="21"/>
+        </w:rPr>
+        <w:t xml:space="preserve">LogXptMode</w:t>
+      </w:r>
+      <w:r>
+        <w:rPr>
+          <w:rFonts w:ascii="맑은 고딕" w:hAnsi="맑은 고딕" w:eastAsia="맑은 고딕"/>
+          <w:sz w:val="21"/>
+        </w:rPr>
+        <w:t xml:space="preserve">에 정의되지 않은 값을 주는 경우다. 조치는 해당 속성의 허용값을 확인해 다시 주는 것이다.</w:t>
       </w:r>
     </w:p>
     <w:p>
       <w:r>
         <w:rPr>
-          <w:rFonts w:ascii="맑은 고딕" w:hAnsi="맑은 고딕" w:eastAsia="맑은 고딕"/>
-          <w:sz w:val="21"/>
-        </w:rPr>
-        <w:t>`ORA-16568: cannot set property` — 속성은 있고 값도 문제가 아닌데 **설정 자체가 허용되지 않는다.** `TopWaitEvents`처럼 `(monitor)`로 표시되는 조회 전용 속성이다. 조치는 `SET`이 아니라 `SHOW`를 쓰는 것이다.</w:t>
+          <w:rFonts w:ascii="Consolas" w:hAnsi="Consolas" w:eastAsia="맑은 고딕"/>
+          <w:sz w:val="21"/>
+        </w:rPr>
+        <w:t xml:space="preserve">ORA-16568: cannot set property</w:t>
+      </w:r>
+      <w:r>
+        <w:rPr>
+          <w:rFonts w:ascii="맑은 고딕" w:hAnsi="맑은 고딕" w:eastAsia="맑은 고딕"/>
+          <w:sz w:val="21"/>
+        </w:rPr>
+        <w:t xml:space="preserve"> — 속성은 있고 값도 문제가 아닌데 </w:t>
+      </w:r>
+      <w:r>
+        <w:rPr>
+          <w:rFonts w:ascii="맑은 고딕" w:hAnsi="맑은 고딕" w:eastAsia="맑은 고딕"/>
+          <w:b/>
+          <w:sz w:val="21"/>
+        </w:rPr>
+        <w:t xml:space="preserve">설정 자체가 허용되지 않는다.</w:t>
+      </w:r>
+      <w:r>
+        <w:rPr>
+          <w:rFonts w:ascii="맑은 고딕" w:hAnsi="맑은 고딕" w:eastAsia="맑은 고딕"/>
+          <w:sz w:val="21"/>
+        </w:rPr>
+        <w:t xml:space="preserve"> </w:t>
+      </w:r>
+      <w:r>
+        <w:rPr>
+          <w:rFonts w:ascii="Consolas" w:hAnsi="Consolas" w:eastAsia="맑은 고딕"/>
+          <w:sz w:val="21"/>
+        </w:rPr>
+        <w:t xml:space="preserve">TopWaitEvents</w:t>
+      </w:r>
+      <w:r>
+        <w:rPr>
+          <w:rFonts w:ascii="맑은 고딕" w:hAnsi="맑은 고딕" w:eastAsia="맑은 고딕"/>
+          <w:sz w:val="21"/>
+        </w:rPr>
+        <w:t xml:space="preserve">처럼 </w:t>
+      </w:r>
+      <w:r>
+        <w:rPr>
+          <w:rFonts w:ascii="Consolas" w:hAnsi="Consolas" w:eastAsia="맑은 고딕"/>
+          <w:sz w:val="21"/>
+        </w:rPr>
+        <w:t xml:space="preserve">(monitor)</w:t>
+      </w:r>
+      <w:r>
+        <w:rPr>
+          <w:rFonts w:ascii="맑은 고딕" w:hAnsi="맑은 고딕" w:eastAsia="맑은 고딕"/>
+          <w:sz w:val="21"/>
+        </w:rPr>
+        <w:t xml:space="preserve">로 표시되는 조회 전용 속성이다. 조치는 </w:t>
+      </w:r>
+      <w:r>
+        <w:rPr>
+          <w:rFonts w:ascii="Consolas" w:hAnsi="Consolas" w:eastAsia="맑은 고딕"/>
+          <w:sz w:val="21"/>
+        </w:rPr>
+        <w:t xml:space="preserve">SET</w:t>
+      </w:r>
+      <w:r>
+        <w:rPr>
+          <w:rFonts w:ascii="맑은 고딕" w:hAnsi="맑은 고딕" w:eastAsia="맑은 고딕"/>
+          <w:sz w:val="21"/>
+        </w:rPr>
+        <w:t xml:space="preserve">이 아니라 </w:t>
+      </w:r>
+      <w:r>
+        <w:rPr>
+          <w:rFonts w:ascii="Consolas" w:hAnsi="Consolas" w:eastAsia="맑은 고딕"/>
+          <w:sz w:val="21"/>
+        </w:rPr>
+        <w:t xml:space="preserve">SHOW</w:t>
+      </w:r>
+      <w:r>
+        <w:rPr>
+          <w:rFonts w:ascii="맑은 고딕" w:hAnsi="맑은 고딕" w:eastAsia="맑은 고딕"/>
+          <w:sz w:val="21"/>
+        </w:rPr>
+        <w:t xml:space="preserve">를 쓰는 것이다.</w:t>
       </w:r>
     </w:p>
     <w:p>
       <w:r>
         <w:rPr>
           <w:rFonts w:ascii="맑은 고딕" w:hAnsi="맑은 고딕" w:eastAsia="맑은 고딕"/>
-          <w:sz w:val="21"/>
-        </w:rPr>
-        <w:t>**진단 요령** — 세 번호가 "이름 → 값 → 권한"의 순서로 대응한다고 기억하면 편하다. 무엇을 고쳐야 하는지가 번호만으로 정해진다.</w:t>
+          <w:b/>
+          <w:sz w:val="21"/>
+        </w:rPr>
+        <w:t xml:space="preserve">진단 요령</w:t>
+      </w:r>
+      <w:r>
+        <w:rPr>
+          <w:rFonts w:ascii="맑은 고딕" w:hAnsi="맑은 고딕" w:eastAsia="맑은 고딕"/>
+          <w:sz w:val="21"/>
+        </w:rPr>
+        <w:t xml:space="preserve"> — 세 번호가 "이름 → 값 → 권한"의 순서로 대응한다고 기억하면 편하다. 무엇을 고쳐야 하는지가 번호만으로 정해진다.</w:t>
       </w:r>
     </w:p>
     <w:p>
       <w:r>
         <w:rPr>
           <w:rFonts w:ascii="맑은 고딕" w:hAnsi="맑은 고딕" w:eastAsia="맑은 고딕"/>
-          <w:sz w:val="21"/>
-        </w:rPr>
-        <w:t>**본 문제의 조치** — `show database 'boston' 'TopWaitEvents'`로 조회한다. 실측에서 정상적으로 상위 대기 이벤트 다섯 건이 나왔다.</w:t>
+          <w:b/>
+          <w:sz w:val="21"/>
+        </w:rPr>
+        <w:t xml:space="preserve">본 문제의 조치</w:t>
+      </w:r>
+      <w:r>
+        <w:rPr>
+          <w:rFonts w:ascii="맑은 고딕" w:hAnsi="맑은 고딕" w:eastAsia="맑은 고딕"/>
+          <w:sz w:val="21"/>
+        </w:rPr>
+        <w:t xml:space="preserve"> — </w:t>
+      </w:r>
+      <w:r>
+        <w:rPr>
+          <w:rFonts w:ascii="Consolas" w:hAnsi="Consolas" w:eastAsia="맑은 고딕"/>
+          <w:sz w:val="21"/>
+        </w:rPr>
+        <w:t xml:space="preserve">show database 'boston' 'TopWaitEvents'</w:t>
+      </w:r>
+      <w:r>
+        <w:rPr>
+          <w:rFonts w:ascii="맑은 고딕" w:hAnsi="맑은 고딕" w:eastAsia="맑은 고딕"/>
+          <w:sz w:val="21"/>
+        </w:rPr>
+        <w:t xml:space="preserve">로 조회한다. 실측에서 정상적으로 상위 대기 이벤트 다섯 건이 나왔다.</w:t>
       </w:r>
     </w:p>
     <w:p>
       <w:r>
         <w:rPr>
           <w:rFonts w:ascii="맑은 고딕" w:hAnsi="맑은 고딕" w:eastAsia="맑은 고딕"/>
-          <w:sz w:val="21"/>
-        </w:rPr>
-        <w:t>**부수 사항** — 조회 전용 속성이라는 사실은 `SHOW DATABASE 'boston' VERBOSE` 출력에서 값이 `'(monitor)'`로 나오는 것으로 미리 알 수 있다. 스크립트를 짤 때 이 표시를 먼저 확인하면 오류를 피할 수 있다.</w:t>
+          <w:b/>
+          <w:sz w:val="21"/>
+        </w:rPr>
+        <w:t xml:space="preserve">부수 사항</w:t>
+      </w:r>
+      <w:r>
+        <w:rPr>
+          <w:rFonts w:ascii="맑은 고딕" w:hAnsi="맑은 고딕" w:eastAsia="맑은 고딕"/>
+          <w:sz w:val="21"/>
+        </w:rPr>
+        <w:t xml:space="preserve"> — 조회 전용 속성이라는 사실은 </w:t>
+      </w:r>
+      <w:r>
+        <w:rPr>
+          <w:rFonts w:ascii="Consolas" w:hAnsi="Consolas" w:eastAsia="맑은 고딕"/>
+          <w:sz w:val="21"/>
+        </w:rPr>
+        <w:t xml:space="preserve">SHOW DATABASE 'boston' VERBOSE</w:t>
+      </w:r>
+      <w:r>
+        <w:rPr>
+          <w:rFonts w:ascii="맑은 고딕" w:hAnsi="맑은 고딕" w:eastAsia="맑은 고딕"/>
+          <w:sz w:val="21"/>
+        </w:rPr>
+        <w:t xml:space="preserve"> 출력에서 값이 </w:t>
+      </w:r>
+      <w:r>
+        <w:rPr>
+          <w:rFonts w:ascii="Consolas" w:hAnsi="Consolas" w:eastAsia="맑은 고딕"/>
+          <w:sz w:val="21"/>
+        </w:rPr>
+        <w:t xml:space="preserve">'(monitor)'</w:t>
+      </w:r>
+      <w:r>
+        <w:rPr>
+          <w:rFonts w:ascii="맑은 고딕" w:hAnsi="맑은 고딕" w:eastAsia="맑은 고딕"/>
+          <w:sz w:val="21"/>
+        </w:rPr>
+        <w:t xml:space="preserve">로 나오는 것으로 미리 알 수 있다. 스크립트를 짤 때 이 표시를 먼저 확인하면 오류를 피할 수 있다.</w:t>
       </w:r>
     </w:p>
     <w:p>
@@ -906,7 +3490,21 @@
           <w:rFonts w:ascii="맑은 고딕" w:hAnsi="맑은 고딕" w:eastAsia="맑은 고딕"/>
           <w:sz w:val="21"/>
         </w:rPr>
-        <w:t>채점 포인트: ① 세 번호의 뜻 구분 / ② 각각의 조치 / ③ 이름-값-권한 순서라는 정리 / ④ SHOW로 조회한다는 결론 / ⑤ `(monitor)` 표시로 사전 확인</w:t>
+        <w:t xml:space="preserve">채점 포인트: ① 세 번호의 뜻 구분 / ② 각각의 조치 / ③ 이름-값-권한 순서라는 정리 / ④ SHOW로 조회한다는 결론 / ⑤ </w:t>
+      </w:r>
+      <w:r>
+        <w:rPr>
+          <w:rFonts w:ascii="Consolas" w:hAnsi="Consolas" w:eastAsia="맑은 고딕"/>
+          <w:sz w:val="21"/>
+        </w:rPr>
+        <w:t xml:space="preserve">(monitor)</w:t>
+      </w:r>
+      <w:r>
+        <w:rPr>
+          <w:rFonts w:ascii="맑은 고딕" w:hAnsi="맑은 고딕" w:eastAsia="맑은 고딕"/>
+          <w:sz w:val="21"/>
+        </w:rPr>
+        <w:t xml:space="preserve"> 표시로 사전 확인</w:t>
       </w:r>
     </w:p>
     <w:p>
@@ -932,90 +3530,382 @@
       <w:r>
         <w:rPr>
           <w:rFonts w:ascii="맑은 고딕" w:hAnsi="맑은 고딕" w:eastAsia="맑은 고딕"/>
-          <w:sz w:val="21"/>
-        </w:rPr>
-        <w:t>**진단 절차**</w:t>
+          <w:b/>
+          <w:sz w:val="21"/>
+        </w:rPr>
+        <w:t xml:space="preserve">진단 절차</w:t>
       </w:r>
     </w:p>
     <w:p>
       <w:r>
         <w:rPr>
           <w:rFonts w:ascii="맑은 고딕" w:hAnsi="맑은 고딕" w:eastAsia="맑은 고딕"/>
-          <w:sz w:val="21"/>
-        </w:rPr>
-        <w:t>**①** 경고의 정체를 확인한다. `SHOW DATABASE '&lt;standby&gt;'`로 `Database Warning(s)`를 본다. ORA-16853이면 apply lag이다.</w:t>
+          <w:b/>
+          <w:sz w:val="21"/>
+        </w:rPr>
+        <w:t xml:space="preserve">①</w:t>
+      </w:r>
+      <w:r>
+        <w:rPr>
+          <w:rFonts w:ascii="맑은 고딕" w:hAnsi="맑은 고딕" w:eastAsia="맑은 고딕"/>
+          <w:sz w:val="21"/>
+        </w:rPr>
+        <w:t xml:space="preserve"> 경고의 정체를 확인한다. </w:t>
+      </w:r>
+      <w:r>
+        <w:rPr>
+          <w:rFonts w:ascii="Consolas" w:hAnsi="Consolas" w:eastAsia="맑은 고딕"/>
+          <w:sz w:val="21"/>
+        </w:rPr>
+        <w:t xml:space="preserve">SHOW DATABASE '&lt;standby&gt;'</w:t>
+      </w:r>
+      <w:r>
+        <w:rPr>
+          <w:rFonts w:ascii="맑은 고딕" w:hAnsi="맑은 고딕" w:eastAsia="맑은 고딕"/>
+          <w:sz w:val="21"/>
+        </w:rPr>
+        <w:t xml:space="preserve">로 </w:t>
+      </w:r>
+      <w:r>
+        <w:rPr>
+          <w:rFonts w:ascii="Consolas" w:hAnsi="Consolas" w:eastAsia="맑은 고딕"/>
+          <w:sz w:val="21"/>
+        </w:rPr>
+        <w:t xml:space="preserve">Database Warning(s)</w:t>
+      </w:r>
+      <w:r>
+        <w:rPr>
+          <w:rFonts w:ascii="맑은 고딕" w:hAnsi="맑은 고딕" w:eastAsia="맑은 고딕"/>
+          <w:sz w:val="21"/>
+        </w:rPr>
+        <w:t xml:space="preserve">를 본다. ORA-16853이면 apply lag이다.</w:t>
       </w:r>
     </w:p>
     <w:p>
       <w:r>
         <w:rPr>
           <w:rFonts w:ascii="맑은 고딕" w:hAnsi="맑은 고딕" w:eastAsia="맑은 고딕"/>
-          <w:sz w:val="21"/>
-        </w:rPr>
-        <w:t>**②** 지연이 설정 때문인지 장애 때문인지 가른다. `V$DATAGUARD_STATS`에서 `transport lag`을 함께 본다. **transport lag이 0이고 apply lag만 크면 설정이다.** 둘 다 크면 진짜 문제다.</w:t>
+          <w:b/>
+          <w:sz w:val="21"/>
+        </w:rPr>
+        <w:t xml:space="preserve">②</w:t>
+      </w:r>
+      <w:r>
+        <w:rPr>
+          <w:rFonts w:ascii="맑은 고딕" w:hAnsi="맑은 고딕" w:eastAsia="맑은 고딕"/>
+          <w:sz w:val="21"/>
+        </w:rPr>
+        <w:t xml:space="preserve"> 지연이 설정 때문인지 장애 때문인지 가른다. </w:t>
+      </w:r>
+      <w:r>
+        <w:rPr>
+          <w:rFonts w:ascii="Consolas" w:hAnsi="Consolas" w:eastAsia="맑은 고딕"/>
+          <w:sz w:val="21"/>
+        </w:rPr>
+        <w:t xml:space="preserve">V$DATAGUARD_STATS</w:t>
+      </w:r>
+      <w:r>
+        <w:rPr>
+          <w:rFonts w:ascii="맑은 고딕" w:hAnsi="맑은 고딕" w:eastAsia="맑은 고딕"/>
+          <w:sz w:val="21"/>
+        </w:rPr>
+        <w:t xml:space="preserve">에서 </w:t>
+      </w:r>
+      <w:r>
+        <w:rPr>
+          <w:rFonts w:ascii="Consolas" w:hAnsi="Consolas" w:eastAsia="맑은 고딕"/>
+          <w:sz w:val="21"/>
+        </w:rPr>
+        <w:t xml:space="preserve">transport lag</w:t>
+      </w:r>
+      <w:r>
+        <w:rPr>
+          <w:rFonts w:ascii="맑은 고딕" w:hAnsi="맑은 고딕" w:eastAsia="맑은 고딕"/>
+          <w:sz w:val="21"/>
+        </w:rPr>
+        <w:t xml:space="preserve">을 함께 본다. </w:t>
+      </w:r>
+      <w:r>
+        <w:rPr>
+          <w:rFonts w:ascii="맑은 고딕" w:hAnsi="맑은 고딕" w:eastAsia="맑은 고딕"/>
+          <w:b/>
+          <w:sz w:val="21"/>
+        </w:rPr>
+        <w:t xml:space="preserve">transport lag이 0이고 apply lag만 크면 설정이다.</w:t>
+      </w:r>
+      <w:r>
+        <w:rPr>
+          <w:rFonts w:ascii="맑은 고딕" w:hAnsi="맑은 고딕" w:eastAsia="맑은 고딕"/>
+          <w:sz w:val="21"/>
+        </w:rPr>
+        <w:t xml:space="preserve"> 둘 다 크면 진짜 문제다.</w:t>
       </w:r>
     </w:p>
     <w:p>
       <w:r>
         <w:rPr>
           <w:rFonts w:ascii="맑은 고딕" w:hAnsi="맑은 고딕" w:eastAsia="맑은 고딕"/>
-          <w:sz w:val="21"/>
-        </w:rPr>
-        <w:t>**③** 설정을 확인한다. `SHOW DATABASE '&lt;standby&gt;' 'DelayMins'`와 `'ApplyLagThreshold'`를 조회한다. 지연이 임계값보다 크면 상시 경고가 나는 것이 당연하다.</w:t>
+          <w:b/>
+          <w:sz w:val="21"/>
+        </w:rPr>
+        <w:t xml:space="preserve">③</w:t>
+      </w:r>
+      <w:r>
+        <w:rPr>
+          <w:rFonts w:ascii="맑은 고딕" w:hAnsi="맑은 고딕" w:eastAsia="맑은 고딕"/>
+          <w:sz w:val="21"/>
+        </w:rPr>
+        <w:t xml:space="preserve"> 설정을 확인한다. </w:t>
+      </w:r>
+      <w:r>
+        <w:rPr>
+          <w:rFonts w:ascii="Consolas" w:hAnsi="Consolas" w:eastAsia="맑은 고딕"/>
+          <w:sz w:val="21"/>
+        </w:rPr>
+        <w:t xml:space="preserve">SHOW DATABASE '&lt;standby&gt;' 'DelayMins'</w:t>
+      </w:r>
+      <w:r>
+        <w:rPr>
+          <w:rFonts w:ascii="맑은 고딕" w:hAnsi="맑은 고딕" w:eastAsia="맑은 고딕"/>
+          <w:sz w:val="21"/>
+        </w:rPr>
+        <w:t xml:space="preserve">와 </w:t>
+      </w:r>
+      <w:r>
+        <w:rPr>
+          <w:rFonts w:ascii="Consolas" w:hAnsi="Consolas" w:eastAsia="맑은 고딕"/>
+          <w:sz w:val="21"/>
+        </w:rPr>
+        <w:t xml:space="preserve">'ApplyLagThreshold'</w:t>
+      </w:r>
+      <w:r>
+        <w:rPr>
+          <w:rFonts w:ascii="맑은 고딕" w:hAnsi="맑은 고딕" w:eastAsia="맑은 고딕"/>
+          <w:sz w:val="21"/>
+        </w:rPr>
+        <w:t xml:space="preserve">를 조회한다. 지연이 임계값보다 크면 상시 경고가 나는 것이 당연하다.</w:t>
       </w:r>
     </w:p>
     <w:p>
       <w:r>
         <w:rPr>
           <w:rFonts w:ascii="맑은 고딕" w:hAnsi="맑은 고딕" w:eastAsia="맑은 고딕"/>
-          <w:sz w:val="21"/>
-        </w:rPr>
-        <w:t>**④** 실측에서 정확히 이 조합을 재현했다. `DelayMins=2`(120초)에 `ApplyLagThreshold=30`을 두었더니 `apply lag 1분 31초`로 즉시 ORA-16853이 떴다. 임계값을 10으로 더 낮추자 구성 상태까지 `WARNING`으로 내려앉았다.</w:t>
+          <w:b/>
+          <w:sz w:val="21"/>
+        </w:rPr>
+        <w:t xml:space="preserve">④</w:t>
+      </w:r>
+      <w:r>
+        <w:rPr>
+          <w:rFonts w:ascii="맑은 고딕" w:hAnsi="맑은 고딕" w:eastAsia="맑은 고딕"/>
+          <w:sz w:val="21"/>
+        </w:rPr>
+        <w:t xml:space="preserve"> 실측에서 정확히 이 조합을 재현했다. </w:t>
+      </w:r>
+      <w:r>
+        <w:rPr>
+          <w:rFonts w:ascii="Consolas" w:hAnsi="Consolas" w:eastAsia="맑은 고딕"/>
+          <w:sz w:val="21"/>
+        </w:rPr>
+        <w:t xml:space="preserve">DelayMins=2</w:t>
+      </w:r>
+      <w:r>
+        <w:rPr>
+          <w:rFonts w:ascii="맑은 고딕" w:hAnsi="맑은 고딕" w:eastAsia="맑은 고딕"/>
+          <w:sz w:val="21"/>
+        </w:rPr>
+        <w:t xml:space="preserve">(120초)에 </w:t>
+      </w:r>
+      <w:r>
+        <w:rPr>
+          <w:rFonts w:ascii="Consolas" w:hAnsi="Consolas" w:eastAsia="맑은 고딕"/>
+          <w:sz w:val="21"/>
+        </w:rPr>
+        <w:t xml:space="preserve">ApplyLagThreshold=30</w:t>
+      </w:r>
+      <w:r>
+        <w:rPr>
+          <w:rFonts w:ascii="맑은 고딕" w:hAnsi="맑은 고딕" w:eastAsia="맑은 고딕"/>
+          <w:sz w:val="21"/>
+        </w:rPr>
+        <w:t xml:space="preserve">을 두었더니 </w:t>
+      </w:r>
+      <w:r>
+        <w:rPr>
+          <w:rFonts w:ascii="Consolas" w:hAnsi="Consolas" w:eastAsia="맑은 고딕"/>
+          <w:sz w:val="21"/>
+        </w:rPr>
+        <w:t xml:space="preserve">apply lag 1분 31초</w:t>
+      </w:r>
+      <w:r>
+        <w:rPr>
+          <w:rFonts w:ascii="맑은 고딕" w:hAnsi="맑은 고딕" w:eastAsia="맑은 고딕"/>
+          <w:sz w:val="21"/>
+        </w:rPr>
+        <w:t xml:space="preserve">로 즉시 ORA-16853이 떴다. 임계값을 10으로 더 낮추자 구성 상태까지 </w:t>
+      </w:r>
+      <w:r>
+        <w:rPr>
+          <w:rFonts w:ascii="Consolas" w:hAnsi="Consolas" w:eastAsia="맑은 고딕"/>
+          <w:sz w:val="21"/>
+        </w:rPr>
+        <w:t xml:space="preserve">WARNING</w:t>
+      </w:r>
+      <w:r>
+        <w:rPr>
+          <w:rFonts w:ascii="맑은 고딕" w:hAnsi="맑은 고딕" w:eastAsia="맑은 고딕"/>
+          <w:sz w:val="21"/>
+        </w:rPr>
+        <w:t xml:space="preserve">으로 내려앉았다.</w:t>
       </w:r>
     </w:p>
     <w:p>
       <w:r>
         <w:rPr>
           <w:rFonts w:ascii="맑은 고딕" w:hAnsi="맑은 고딕" w:eastAsia="맑은 고딕"/>
-          <w:sz w:val="21"/>
-        </w:rPr>
-        <w:t>**조치**</w:t>
+          <w:b/>
+          <w:sz w:val="21"/>
+        </w:rPr>
+        <w:t xml:space="preserve">조치</w:t>
       </w:r>
     </w:p>
     <w:p>
       <w:r>
         <w:rPr>
           <w:rFonts w:ascii="맑은 고딕" w:hAnsi="맑은 고딕" w:eastAsia="맑은 고딕"/>
-          <w:sz w:val="21"/>
-        </w:rPr>
-        <w:t>**①** 지연이 의도한 것이라면 임계값을 지연보다 넉넉하게 올린다. `DelayMins=30`이면 `ApplyLagThreshold`는 최소 2,100초(35분) 이상으로 둔다. 적용이 실제로 밀리는 상황만 잡히게 하기 위해서다.</w:t>
+          <w:b/>
+          <w:sz w:val="21"/>
+        </w:rPr>
+        <w:t xml:space="preserve">①</w:t>
+      </w:r>
+      <w:r>
+        <w:rPr>
+          <w:rFonts w:ascii="맑은 고딕" w:hAnsi="맑은 고딕" w:eastAsia="맑은 고딕"/>
+          <w:sz w:val="21"/>
+        </w:rPr>
+        <w:t xml:space="preserve"> 지연이 의도한 것이라면 임계값을 지연보다 넉넉하게 올린다. </w:t>
+      </w:r>
+      <w:r>
+        <w:rPr>
+          <w:rFonts w:ascii="Consolas" w:hAnsi="Consolas" w:eastAsia="맑은 고딕"/>
+          <w:sz w:val="21"/>
+        </w:rPr>
+        <w:t xml:space="preserve">DelayMins=30</w:t>
+      </w:r>
+      <w:r>
+        <w:rPr>
+          <w:rFonts w:ascii="맑은 고딕" w:hAnsi="맑은 고딕" w:eastAsia="맑은 고딕"/>
+          <w:sz w:val="21"/>
+        </w:rPr>
+        <w:t xml:space="preserve">이면 </w:t>
+      </w:r>
+      <w:r>
+        <w:rPr>
+          <w:rFonts w:ascii="Consolas" w:hAnsi="Consolas" w:eastAsia="맑은 고딕"/>
+          <w:sz w:val="21"/>
+        </w:rPr>
+        <w:t xml:space="preserve">ApplyLagThreshold</w:t>
+      </w:r>
+      <w:r>
+        <w:rPr>
+          <w:rFonts w:ascii="맑은 고딕" w:hAnsi="맑은 고딕" w:eastAsia="맑은 고딕"/>
+          <w:sz w:val="21"/>
+        </w:rPr>
+        <w:t xml:space="preserve">는 최소 2,100초(35분) 이상으로 둔다. 적용이 실제로 밀리는 상황만 잡히게 하기 위해서다.</w:t>
       </w:r>
     </w:p>
     <w:p>
       <w:r>
         <w:rPr>
           <w:rFonts w:ascii="맑은 고딕" w:hAnsi="맑은 고딕" w:eastAsia="맑은 고딕"/>
-          <w:sz w:val="21"/>
-        </w:rPr>
-        <w:t>**②** 지연이 의도한 것이 아니라면 `DelayMins`를 0으로 되돌린다.</w:t>
+          <w:b/>
+          <w:sz w:val="21"/>
+        </w:rPr>
+        <w:t xml:space="preserve">②</w:t>
+      </w:r>
+      <w:r>
+        <w:rPr>
+          <w:rFonts w:ascii="맑은 고딕" w:hAnsi="맑은 고딕" w:eastAsia="맑은 고딕"/>
+          <w:sz w:val="21"/>
+        </w:rPr>
+        <w:t xml:space="preserve"> 지연이 의도한 것이 아니라면 </w:t>
+      </w:r>
+      <w:r>
+        <w:rPr>
+          <w:rFonts w:ascii="Consolas" w:hAnsi="Consolas" w:eastAsia="맑은 고딕"/>
+          <w:sz w:val="21"/>
+        </w:rPr>
+        <w:t xml:space="preserve">DelayMins</w:t>
+      </w:r>
+      <w:r>
+        <w:rPr>
+          <w:rFonts w:ascii="맑은 고딕" w:hAnsi="맑은 고딕" w:eastAsia="맑은 고딕"/>
+          <w:sz w:val="21"/>
+        </w:rPr>
+        <w:t xml:space="preserve">를 0으로 되돌린다.</w:t>
       </w:r>
     </w:p>
     <w:p>
       <w:r>
         <w:rPr>
           <w:rFonts w:ascii="맑은 고딕" w:hAnsi="맑은 고딕" w:eastAsia="맑은 고딕"/>
-          <w:sz w:val="21"/>
-        </w:rPr>
-        <w:t>**③** 임계값을 바꿨으면 그 사실을 기록하고, `EXPORT CONFIGURATION`으로 구성을 한 벌 남긴다.</w:t>
+          <w:b/>
+          <w:sz w:val="21"/>
+        </w:rPr>
+        <w:t xml:space="preserve">③</w:t>
+      </w:r>
+      <w:r>
+        <w:rPr>
+          <w:rFonts w:ascii="맑은 고딕" w:hAnsi="맑은 고딕" w:eastAsia="맑은 고딕"/>
+          <w:sz w:val="21"/>
+        </w:rPr>
+        <w:t xml:space="preserve"> 임계값을 바꿨으면 그 사실을 기록하고, </w:t>
+      </w:r>
+      <w:r>
+        <w:rPr>
+          <w:rFonts w:ascii="Consolas" w:hAnsi="Consolas" w:eastAsia="맑은 고딕"/>
+          <w:sz w:val="21"/>
+        </w:rPr>
+        <w:t xml:space="preserve">EXPORT CONFIGURATION</w:t>
+      </w:r>
+      <w:r>
+        <w:rPr>
+          <w:rFonts w:ascii="맑은 고딕" w:hAnsi="맑은 고딕" w:eastAsia="맑은 고딕"/>
+          <w:sz w:val="21"/>
+        </w:rPr>
+        <w:t xml:space="preserve">으로 구성을 한 벌 남긴다.</w:t>
       </w:r>
     </w:p>
     <w:p>
       <w:r>
         <w:rPr>
           <w:rFonts w:ascii="맑은 고딕" w:hAnsi="맑은 고딕" w:eastAsia="맑은 고딕"/>
-          <w:sz w:val="21"/>
-        </w:rPr>
-        <w:t>**경보를 다시 신뢰하게 만드는 원칙** — 경보는 평소에 조용해야 가치가 있다. 늘 울리는 경보는 없는 것보다 나쁘다. 담당자가 무시하는 습관이 들면 진짜 경보까지 함께 묻히기 때문이다. 임계값은 **환경의 정상 범위를 관찰한 뒤** 그보다 위에 두는 것이 원칙이다.</w:t>
+          <w:b/>
+          <w:sz w:val="21"/>
+        </w:rPr>
+        <w:t xml:space="preserve">경보를 다시 신뢰하게 만드는 원칙</w:t>
+      </w:r>
+      <w:r>
+        <w:rPr>
+          <w:rFonts w:ascii="맑은 고딕" w:hAnsi="맑은 고딕" w:eastAsia="맑은 고딕"/>
+          <w:sz w:val="21"/>
+        </w:rPr>
+        <w:t xml:space="preserve"> — 경보는 평소에 조용해야 가치가 있다. 늘 울리는 경보는 없는 것보다 나쁘다. 담당자가 무시하는 습관이 들면 진짜 경보까지 함께 묻히기 때문이다. 임계값은 </w:t>
+      </w:r>
+      <w:r>
+        <w:rPr>
+          <w:rFonts w:ascii="맑은 고딕" w:hAnsi="맑은 고딕" w:eastAsia="맑은 고딕"/>
+          <w:b/>
+          <w:sz w:val="21"/>
+        </w:rPr>
+        <w:t xml:space="preserve">환경의 정상 범위를 관찰한 뒤</w:t>
+      </w:r>
+      <w:r>
+        <w:rPr>
+          <w:rFonts w:ascii="맑은 고딕" w:hAnsi="맑은 고딕" w:eastAsia="맑은 고딕"/>
+          <w:sz w:val="21"/>
+        </w:rPr>
+        <w:t xml:space="preserve"> 그보다 위에 두는 것이 원칙이다.</w:t>
       </w:r>
     </w:p>
     <w:p>
@@ -1050,27 +3940,143 @@
       <w:r>
         <w:rPr>
           <w:rFonts w:ascii="맑은 고딕" w:hAnsi="맑은 고딕" w:eastAsia="맑은 고딕"/>
-          <w:sz w:val="21"/>
-        </w:rPr>
-        <w:t>**원인** — `EXPORT CONFIGURATION TO` 다음에 오는 것은 **경로가 아니라 파일 이름**이다. 경로를 주면 `ORA-16540: invalid argument`로 거부된다. 실측에서 `/tmp/ch14_abs.xml`과 `/ch14_bad.xml` 모두 같은 오류였으므로, 쓸 수 없는 위치여서가 아니라 경로를 준다는 행위 자체가 거부되는 것이다. 파일은 언제나 ADR의 trace 디렉터리에 생긴다(실측 `/u01/app/oracle/diag/rdbms/chicago/chicago/trace/`).</w:t>
+          <w:b/>
+          <w:sz w:val="21"/>
+        </w:rPr>
+        <w:t xml:space="preserve">원인</w:t>
+      </w:r>
+      <w:r>
+        <w:rPr>
+          <w:rFonts w:ascii="맑은 고딕" w:hAnsi="맑은 고딕" w:eastAsia="맑은 고딕"/>
+          <w:sz w:val="21"/>
+        </w:rPr>
+        <w:t xml:space="preserve"> — </w:t>
+      </w:r>
+      <w:r>
+        <w:rPr>
+          <w:rFonts w:ascii="Consolas" w:hAnsi="Consolas" w:eastAsia="맑은 고딕"/>
+          <w:sz w:val="21"/>
+        </w:rPr>
+        <w:t xml:space="preserve">EXPORT CONFIGURATION TO</w:t>
+      </w:r>
+      <w:r>
+        <w:rPr>
+          <w:rFonts w:ascii="맑은 고딕" w:hAnsi="맑은 고딕" w:eastAsia="맑은 고딕"/>
+          <w:sz w:val="21"/>
+        </w:rPr>
+        <w:t xml:space="preserve"> 다음에 오는 것은 </w:t>
+      </w:r>
+      <w:r>
+        <w:rPr>
+          <w:rFonts w:ascii="맑은 고딕" w:hAnsi="맑은 고딕" w:eastAsia="맑은 고딕"/>
+          <w:b/>
+          <w:sz w:val="21"/>
+        </w:rPr>
+        <w:t xml:space="preserve">경로가 아니라 파일 이름</w:t>
+      </w:r>
+      <w:r>
+        <w:rPr>
+          <w:rFonts w:ascii="맑은 고딕" w:hAnsi="맑은 고딕" w:eastAsia="맑은 고딕"/>
+          <w:sz w:val="21"/>
+        </w:rPr>
+        <w:t xml:space="preserve">이다. 경로를 주면 </w:t>
+      </w:r>
+      <w:r>
+        <w:rPr>
+          <w:rFonts w:ascii="Consolas" w:hAnsi="Consolas" w:eastAsia="맑은 고딕"/>
+          <w:sz w:val="21"/>
+        </w:rPr>
+        <w:t xml:space="preserve">ORA-16540: invalid argument</w:t>
+      </w:r>
+      <w:r>
+        <w:rPr>
+          <w:rFonts w:ascii="맑은 고딕" w:hAnsi="맑은 고딕" w:eastAsia="맑은 고딕"/>
+          <w:sz w:val="21"/>
+        </w:rPr>
+        <w:t xml:space="preserve">로 거부된다. 실측에서 </w:t>
+      </w:r>
+      <w:r>
+        <w:rPr>
+          <w:rFonts w:ascii="Consolas" w:hAnsi="Consolas" w:eastAsia="맑은 고딕"/>
+          <w:sz w:val="21"/>
+        </w:rPr>
+        <w:t xml:space="preserve">/tmp/ch14_abs.xml</w:t>
+      </w:r>
+      <w:r>
+        <w:rPr>
+          <w:rFonts w:ascii="맑은 고딕" w:hAnsi="맑은 고딕" w:eastAsia="맑은 고딕"/>
+          <w:sz w:val="21"/>
+        </w:rPr>
+        <w:t xml:space="preserve">과 </w:t>
+      </w:r>
+      <w:r>
+        <w:rPr>
+          <w:rFonts w:ascii="Consolas" w:hAnsi="Consolas" w:eastAsia="맑은 고딕"/>
+          <w:sz w:val="21"/>
+        </w:rPr>
+        <w:t xml:space="preserve">/ch14_bad.xml</w:t>
+      </w:r>
+      <w:r>
+        <w:rPr>
+          <w:rFonts w:ascii="맑은 고딕" w:hAnsi="맑은 고딕" w:eastAsia="맑은 고딕"/>
+          <w:sz w:val="21"/>
+        </w:rPr>
+        <w:t xml:space="preserve"> 모두 같은 오류였으므로, 쓸 수 없는 위치여서가 아니라 경로를 준다는 행위 자체가 거부되는 것이다. 파일은 언제나 ADR의 trace 디렉터리에 생긴다(실측 </w:t>
+      </w:r>
+      <w:r>
+        <w:rPr>
+          <w:rFonts w:ascii="Consolas" w:hAnsi="Consolas" w:eastAsia="맑은 고딕"/>
+          <w:sz w:val="21"/>
+        </w:rPr>
+        <w:t xml:space="preserve">/u01/app/oracle/diag/rdbms/chicago/chicago/trace/</w:t>
+      </w:r>
+      <w:r>
+        <w:rPr>
+          <w:rFonts w:ascii="맑은 고딕" w:hAnsi="맑은 고딕" w:eastAsia="맑은 고딕"/>
+          <w:sz w:val="21"/>
+        </w:rPr>
+        <w:t xml:space="preserve">).</w:t>
       </w:r>
     </w:p>
     <w:p>
       <w:r>
         <w:rPr>
           <w:rFonts w:ascii="맑은 고딕" w:hAnsi="맑은 고딕" w:eastAsia="맑은 고딕"/>
-          <w:sz w:val="21"/>
-        </w:rPr>
-        <w:t>**부수 관찰** — 오류에 `ORA-06512: at "SYS.DBMS_DRS", line 1947`이 따라붙었다. DGMGRL 명령이 실제로는 서버 쪽 PL/SQL 호출이라는 것이 드러난 장면이다.</w:t>
+          <w:b/>
+          <w:sz w:val="21"/>
+        </w:rPr>
+        <w:t xml:space="preserve">부수 관찰</w:t>
+      </w:r>
+      <w:r>
+        <w:rPr>
+          <w:rFonts w:ascii="맑은 고딕" w:hAnsi="맑은 고딕" w:eastAsia="맑은 고딕"/>
+          <w:sz w:val="21"/>
+        </w:rPr>
+        <w:t xml:space="preserve"> — 오류에 </w:t>
+      </w:r>
+      <w:r>
+        <w:rPr>
+          <w:rFonts w:ascii="Consolas" w:hAnsi="Consolas" w:eastAsia="맑은 고딕"/>
+          <w:sz w:val="21"/>
+        </w:rPr>
+        <w:t xml:space="preserve">ORA-06512: at "SYS.DBMS_DRS", line 1947</w:t>
+      </w:r>
+      <w:r>
+        <w:rPr>
+          <w:rFonts w:ascii="맑은 고딕" w:hAnsi="맑은 고딕" w:eastAsia="맑은 고딕"/>
+          <w:sz w:val="21"/>
+        </w:rPr>
+        <w:t xml:space="preserve">이 따라붙었다. DGMGRL 명령이 실제로는 서버 쪽 PL/SQL 호출이라는 것이 드러난 장면이다.</w:t>
       </w:r>
     </w:p>
     <w:p>
       <w:r>
         <w:rPr>
           <w:rFonts w:ascii="맑은 고딕" w:hAnsi="맑은 고딕" w:eastAsia="맑은 고딕"/>
-          <w:sz w:val="21"/>
-        </w:rPr>
-        <w:t>**고친 스크립트**</w:t>
+          <w:b/>
+          <w:sz w:val="21"/>
+        </w:rPr>
+        <w:t xml:space="preserve">고친 스크립트</w:t>
       </w:r>
     </w:p>
     <w:tbl>
@@ -1239,18 +4245,62 @@
       <w:r>
         <w:rPr>
           <w:rFonts w:ascii="맑은 고딕" w:hAnsi="맑은 고딕" w:eastAsia="맑은 고딕"/>
-          <w:sz w:val="21"/>
-        </w:rPr>
-        <w:t>**설명** — ① 이름만 주고 ② 만들어진 뒤 OS에서 옮긴다. ③ 이름에 날짜를 넣어 언제 것인지 알 수 있게 한다. ④ 권한을 조인다. 내보낸 XML은 실측에서 644로 만들어져 같은 그룹이 아닌 사용자도 읽을 수 있었다. 구성 정보가 담긴 파일이므로 640으로 낮춘다.</w:t>
+          <w:b/>
+          <w:sz w:val="21"/>
+        </w:rPr>
+        <w:t xml:space="preserve">설명</w:t>
+      </w:r>
+      <w:r>
+        <w:rPr>
+          <w:rFonts w:ascii="맑은 고딕" w:hAnsi="맑은 고딕" w:eastAsia="맑은 고딕"/>
+          <w:sz w:val="21"/>
+        </w:rPr>
+        <w:t xml:space="preserve"> — ① 이름만 주고 ② 만들어진 뒤 OS에서 옮긴다. ③ 이름에 날짜를 넣어 언제 것인지 알 수 있게 한다. ④ 권한을 조인다. 내보낸 XML은 실측에서 644로 만들어져 같은 그룹이 아닌 사용자도 읽을 수 있었다. 구성 정보가 담긴 파일이므로 640으로 낮춘다.</w:t>
       </w:r>
     </w:p>
     <w:p>
       <w:r>
         <w:rPr>
           <w:rFonts w:ascii="맑은 고딕" w:hAnsi="맑은 고딕" w:eastAsia="맑은 고딕"/>
-          <w:sz w:val="21"/>
-        </w:rPr>
-        <w:t>**주의** — trace 디렉터리는 다른 파일도 쌓이는 곳이므로 오래 두지 않는다. `TRACE` 경로는 환경마다 다르므로 스크립트에 박아 넣기 전에 `SELECT value FROM v$diag_info WHERE name='Diag Trace';`로 확인한다.</w:t>
+          <w:b/>
+          <w:sz w:val="21"/>
+        </w:rPr>
+        <w:t xml:space="preserve">주의</w:t>
+      </w:r>
+      <w:r>
+        <w:rPr>
+          <w:rFonts w:ascii="맑은 고딕" w:hAnsi="맑은 고딕" w:eastAsia="맑은 고딕"/>
+          <w:sz w:val="21"/>
+        </w:rPr>
+        <w:t xml:space="preserve"> — trace 디렉터리는 다른 파일도 쌓이는 곳이므로 오래 두지 않는다. </w:t>
+      </w:r>
+      <w:r>
+        <w:rPr>
+          <w:rFonts w:ascii="Consolas" w:hAnsi="Consolas" w:eastAsia="맑은 고딕"/>
+          <w:sz w:val="21"/>
+        </w:rPr>
+        <w:t xml:space="preserve">TRACE</w:t>
+      </w:r>
+      <w:r>
+        <w:rPr>
+          <w:rFonts w:ascii="맑은 고딕" w:hAnsi="맑은 고딕" w:eastAsia="맑은 고딕"/>
+          <w:sz w:val="21"/>
+        </w:rPr>
+        <w:t xml:space="preserve"> 경로는 환경마다 다르므로 스크립트에 박아 넣기 전에 </w:t>
+      </w:r>
+      <w:r>
+        <w:rPr>
+          <w:rFonts w:ascii="Consolas" w:hAnsi="Consolas" w:eastAsia="맑은 고딕"/>
+          <w:sz w:val="21"/>
+        </w:rPr>
+        <w:t xml:space="preserve">SELECT value FROM v$diag_info WHERE name='Diag Trace';</w:t>
+      </w:r>
+      <w:r>
+        <w:rPr>
+          <w:rFonts w:ascii="맑은 고딕" w:hAnsi="맑은 고딕" w:eastAsia="맑은 고딕"/>
+          <w:sz w:val="21"/>
+        </w:rPr>
+        <w:t xml:space="preserve">로 확인한다.</w:t>
       </w:r>
     </w:p>
     <w:p>
@@ -1285,99 +4335,540 @@
       <w:r>
         <w:rPr>
           <w:rFonts w:ascii="맑은 고딕" w:hAnsi="맑은 고딕" w:eastAsia="맑은 고딕"/>
-          <w:sz w:val="21"/>
-        </w:rPr>
-        <w:t>**복구 절차**</w:t>
+          <w:b/>
+          <w:sz w:val="21"/>
+        </w:rPr>
+        <w:t xml:space="preserve">복구 절차</w:t>
       </w:r>
     </w:p>
     <w:p>
       <w:r>
         <w:rPr>
           <w:rFonts w:ascii="맑은 고딕" w:hAnsi="맑은 고딕" w:eastAsia="맑은 고딕"/>
-          <w:sz w:val="21"/>
-        </w:rPr>
-        <w:t>**①** 현재 상태를 먼저 확인한다. `dgmgrl` 접속 후 어떤 오류가 나는지 본다. 13장 기준으로 DMON이 살아 있고 구성만 없으면 `ORA-16532`, DMON 자체가 없으면 `ORA-16525`다.</w:t>
+          <w:b/>
+          <w:sz w:val="21"/>
+        </w:rPr>
+        <w:t xml:space="preserve">①</w:t>
+      </w:r>
+      <w:r>
+        <w:rPr>
+          <w:rFonts w:ascii="맑은 고딕" w:hAnsi="맑은 고딕" w:eastAsia="맑은 고딕"/>
+          <w:sz w:val="21"/>
+        </w:rPr>
+        <w:t xml:space="preserve"> 현재 상태를 먼저 확인한다. </w:t>
+      </w:r>
+      <w:r>
+        <w:rPr>
+          <w:rFonts w:ascii="Consolas" w:hAnsi="Consolas" w:eastAsia="맑은 고딕"/>
+          <w:sz w:val="21"/>
+        </w:rPr>
+        <w:t xml:space="preserve">dgmgrl</w:t>
+      </w:r>
+      <w:r>
+        <w:rPr>
+          <w:rFonts w:ascii="맑은 고딕" w:hAnsi="맑은 고딕" w:eastAsia="맑은 고딕"/>
+          <w:sz w:val="21"/>
+        </w:rPr>
+        <w:t xml:space="preserve"> 접속 후 어떤 오류가 나는지 본다. 13장 기준으로 DMON이 살아 있고 구성만 없으면 </w:t>
+      </w:r>
+      <w:r>
+        <w:rPr>
+          <w:rFonts w:ascii="Consolas" w:hAnsi="Consolas" w:eastAsia="맑은 고딕"/>
+          <w:sz w:val="21"/>
+        </w:rPr>
+        <w:t xml:space="preserve">ORA-16532</w:t>
+      </w:r>
+      <w:r>
+        <w:rPr>
+          <w:rFonts w:ascii="맑은 고딕" w:hAnsi="맑은 고딕" w:eastAsia="맑은 고딕"/>
+          <w:sz w:val="21"/>
+        </w:rPr>
+        <w:t xml:space="preserve">, DMON 자체가 없으면 </w:t>
+      </w:r>
+      <w:r>
+        <w:rPr>
+          <w:rFonts w:ascii="Consolas" w:hAnsi="Consolas" w:eastAsia="맑은 고딕"/>
+          <w:sz w:val="21"/>
+        </w:rPr>
+        <w:t xml:space="preserve">ORA-16525</w:t>
+      </w:r>
+      <w:r>
+        <w:rPr>
+          <w:rFonts w:ascii="맑은 고딕" w:hAnsi="맑은 고딕" w:eastAsia="맑은 고딕"/>
+          <w:sz w:val="21"/>
+        </w:rPr>
+        <w:t xml:space="preserve">다.</w:t>
       </w:r>
     </w:p>
     <w:p>
       <w:r>
         <w:rPr>
           <w:rFonts w:ascii="맑은 고딕" w:hAnsi="맑은 고딕" w:eastAsia="맑은 고딕"/>
-          <w:sz w:val="21"/>
-        </w:rPr>
-        <w:t>**②** 데이터베이스 자체는 무사한지 확인한다. `V$DATABASE`의 역할, MRP 동작, `V$ARCHIVE_DEST_STATUS`를 본다. **구성 파일 손상은 Broker의 문제이지 복제의 문제가 아니다.** 파라미터가 남아 있으면 전송·적용은 계속된다.</w:t>
+          <w:b/>
+          <w:sz w:val="21"/>
+        </w:rPr>
+        <w:t xml:space="preserve">②</w:t>
+      </w:r>
+      <w:r>
+        <w:rPr>
+          <w:rFonts w:ascii="맑은 고딕" w:hAnsi="맑은 고딕" w:eastAsia="맑은 고딕"/>
+          <w:sz w:val="21"/>
+        </w:rPr>
+        <w:t xml:space="preserve"> 데이터베이스 자체는 무사한지 확인한다. </w:t>
+      </w:r>
+      <w:r>
+        <w:rPr>
+          <w:rFonts w:ascii="Consolas" w:hAnsi="Consolas" w:eastAsia="맑은 고딕"/>
+          <w:sz w:val="21"/>
+        </w:rPr>
+        <w:t xml:space="preserve">V$DATABASE</w:t>
+      </w:r>
+      <w:r>
+        <w:rPr>
+          <w:rFonts w:ascii="맑은 고딕" w:hAnsi="맑은 고딕" w:eastAsia="맑은 고딕"/>
+          <w:sz w:val="21"/>
+        </w:rPr>
+        <w:t xml:space="preserve">의 역할, MRP 동작, </w:t>
+      </w:r>
+      <w:r>
+        <w:rPr>
+          <w:rFonts w:ascii="Consolas" w:hAnsi="Consolas" w:eastAsia="맑은 고딕"/>
+          <w:sz w:val="21"/>
+        </w:rPr>
+        <w:t xml:space="preserve">V$ARCHIVE_DEST_STATUS</w:t>
+      </w:r>
+      <w:r>
+        <w:rPr>
+          <w:rFonts w:ascii="맑은 고딕" w:hAnsi="맑은 고딕" w:eastAsia="맑은 고딕"/>
+          <w:sz w:val="21"/>
+        </w:rPr>
+        <w:t xml:space="preserve">를 본다. </w:t>
+      </w:r>
+      <w:r>
+        <w:rPr>
+          <w:rFonts w:ascii="맑은 고딕" w:hAnsi="맑은 고딕" w:eastAsia="맑은 고딕"/>
+          <w:b/>
+          <w:sz w:val="21"/>
+        </w:rPr>
+        <w:t xml:space="preserve">구성 파일 손상은 Broker의 문제이지 복제의 문제가 아니다.</w:t>
+      </w:r>
+      <w:r>
+        <w:rPr>
+          <w:rFonts w:ascii="맑은 고딕" w:hAnsi="맑은 고딕" w:eastAsia="맑은 고딕"/>
+          <w:sz w:val="21"/>
+        </w:rPr>
+        <w:t xml:space="preserve"> 파라미터가 남아 있으면 전송·적용은 계속된다.</w:t>
       </w:r>
     </w:p>
     <w:p>
       <w:r>
         <w:rPr>
           <w:rFonts w:ascii="맑은 고딕" w:hAnsi="맑은 고딕" w:eastAsia="맑은 고딕"/>
-          <w:sz w:val="21"/>
-        </w:rPr>
-        <w:t>**③** 구성이 남아 있다면 지운다. `REMOVE CONFIGURATION`. 남아 있는데 `IMPORT`하면 `ORA-16504: The Oracle Data Guard broker configuration already exists.`로 거부된다. 실측으로 확인했다.</w:t>
+          <w:b/>
+          <w:sz w:val="21"/>
+        </w:rPr>
+        <w:t xml:space="preserve">③</w:t>
+      </w:r>
+      <w:r>
+        <w:rPr>
+          <w:rFonts w:ascii="맑은 고딕" w:hAnsi="맑은 고딕" w:eastAsia="맑은 고딕"/>
+          <w:sz w:val="21"/>
+        </w:rPr>
+        <w:t xml:space="preserve"> 구성이 남아 있다면 지운다. </w:t>
+      </w:r>
+      <w:r>
+        <w:rPr>
+          <w:rFonts w:ascii="Consolas" w:hAnsi="Consolas" w:eastAsia="맑은 고딕"/>
+          <w:sz w:val="21"/>
+        </w:rPr>
+        <w:t xml:space="preserve">REMOVE CONFIGURATION</w:t>
+      </w:r>
+      <w:r>
+        <w:rPr>
+          <w:rFonts w:ascii="맑은 고딕" w:hAnsi="맑은 고딕" w:eastAsia="맑은 고딕"/>
+          <w:sz w:val="21"/>
+        </w:rPr>
+        <w:t xml:space="preserve">. 남아 있는데 </w:t>
+      </w:r>
+      <w:r>
+        <w:rPr>
+          <w:rFonts w:ascii="Consolas" w:hAnsi="Consolas" w:eastAsia="맑은 고딕"/>
+          <w:sz w:val="21"/>
+        </w:rPr>
+        <w:t xml:space="preserve">IMPORT</w:t>
+      </w:r>
+      <w:r>
+        <w:rPr>
+          <w:rFonts w:ascii="맑은 고딕" w:hAnsi="맑은 고딕" w:eastAsia="맑은 고딕"/>
+          <w:sz w:val="21"/>
+        </w:rPr>
+        <w:t xml:space="preserve">하면 </w:t>
+      </w:r>
+      <w:r>
+        <w:rPr>
+          <w:rFonts w:ascii="Consolas" w:hAnsi="Consolas" w:eastAsia="맑은 고딕"/>
+          <w:sz w:val="21"/>
+        </w:rPr>
+        <w:t xml:space="preserve">ORA-16504: The Oracle Data Guard broker configuration already exists.</w:t>
+      </w:r>
+      <w:r>
+        <w:rPr>
+          <w:rFonts w:ascii="맑은 고딕" w:hAnsi="맑은 고딕" w:eastAsia="맑은 고딕"/>
+          <w:sz w:val="21"/>
+        </w:rPr>
+        <w:t xml:space="preserve">로 거부된다. 실측으로 확인했다.</w:t>
       </w:r>
     </w:p>
     <w:p>
       <w:r>
         <w:rPr>
           <w:rFonts w:ascii="맑은 고딕" w:hAnsi="맑은 고딕" w:eastAsia="맑은 고딕"/>
-          <w:sz w:val="21"/>
-        </w:rPr>
-        <w:t>**④** `IMPORT CONFIGURATION FROM 'dg_chicago_xxxx.xml';`</w:t>
+          <w:b/>
+          <w:sz w:val="21"/>
+        </w:rPr>
+        <w:t xml:space="preserve">④</w:t>
+      </w:r>
+      <w:r>
+        <w:rPr>
+          <w:rFonts w:ascii="맑은 고딕" w:hAnsi="맑은 고딕" w:eastAsia="맑은 고딕"/>
+          <w:sz w:val="21"/>
+        </w:rPr>
+        <w:t xml:space="preserve"> </w:t>
+      </w:r>
+      <w:r>
+        <w:rPr>
+          <w:rFonts w:ascii="Consolas" w:hAnsi="Consolas" w:eastAsia="맑은 고딕"/>
+          <w:sz w:val="21"/>
+        </w:rPr>
+        <w:t xml:space="preserve">IMPORT CONFIGURATION FROM 'dg_chicago_xxxx.xml';</w:t>
       </w:r>
     </w:p>
     <w:p>
       <w:r>
         <w:rPr>
           <w:rFonts w:ascii="맑은 고딕" w:hAnsi="맑은 고딕" w:eastAsia="맑은 고딕"/>
-          <w:sz w:val="21"/>
-        </w:rPr>
-        <w:t>**⑤** `SHOW CONFIGURATION`으로 구성원과 속성을 확인하고 `ENABLE CONFIGURATION`.</w:t>
+          <w:b/>
+          <w:sz w:val="21"/>
+        </w:rPr>
+        <w:t xml:space="preserve">⑤</w:t>
+      </w:r>
+      <w:r>
+        <w:rPr>
+          <w:rFonts w:ascii="맑은 고딕" w:hAnsi="맑은 고딕" w:eastAsia="맑은 고딕"/>
+          <w:sz w:val="21"/>
+        </w:rPr>
+        <w:t xml:space="preserve"> </w:t>
+      </w:r>
+      <w:r>
+        <w:rPr>
+          <w:rFonts w:ascii="Consolas" w:hAnsi="Consolas" w:eastAsia="맑은 고딕"/>
+          <w:sz w:val="21"/>
+        </w:rPr>
+        <w:t xml:space="preserve">SHOW CONFIGURATION</w:t>
+      </w:r>
+      <w:r>
+        <w:rPr>
+          <w:rFonts w:ascii="맑은 고딕" w:hAnsi="맑은 고딕" w:eastAsia="맑은 고딕"/>
+          <w:sz w:val="21"/>
+        </w:rPr>
+        <w:t xml:space="preserve">으로 구성원과 속성을 확인하고 </w:t>
+      </w:r>
+      <w:r>
+        <w:rPr>
+          <w:rFonts w:ascii="Consolas" w:hAnsi="Consolas" w:eastAsia="맑은 고딕"/>
+          <w:sz w:val="21"/>
+        </w:rPr>
+        <w:t xml:space="preserve">ENABLE CONFIGURATION</w:t>
+      </w:r>
+      <w:r>
+        <w:rPr>
+          <w:rFonts w:ascii="맑은 고딕" w:hAnsi="맑은 고딕" w:eastAsia="맑은 고딕"/>
+          <w:sz w:val="21"/>
+        </w:rPr>
+        <w:t xml:space="preserve">.</w:t>
       </w:r>
     </w:p>
     <w:p>
       <w:r>
         <w:rPr>
           <w:rFonts w:ascii="맑은 고딕" w:hAnsi="맑은 고딕" w:eastAsia="맑은 고딕"/>
-          <w:sz w:val="21"/>
-        </w:rPr>
-        <w:t>**⑥** `VALIDATE DATABASE`로 전환 가능 여부까지 확인한다.</w:t>
+          <w:b/>
+          <w:sz w:val="21"/>
+        </w:rPr>
+        <w:t xml:space="preserve">⑥</w:t>
+      </w:r>
+      <w:r>
+        <w:rPr>
+          <w:rFonts w:ascii="맑은 고딕" w:hAnsi="맑은 고딕" w:eastAsia="맑은 고딕"/>
+          <w:sz w:val="21"/>
+        </w:rPr>
+        <w:t xml:space="preserve"> </w:t>
+      </w:r>
+      <w:r>
+        <w:rPr>
+          <w:rFonts w:ascii="Consolas" w:hAnsi="Consolas" w:eastAsia="맑은 고딕"/>
+          <w:sz w:val="21"/>
+        </w:rPr>
+        <w:t xml:space="preserve">VALIDATE DATABASE</w:t>
+      </w:r>
+      <w:r>
+        <w:rPr>
+          <w:rFonts w:ascii="맑은 고딕" w:hAnsi="맑은 고딕" w:eastAsia="맑은 고딕"/>
+          <w:sz w:val="21"/>
+        </w:rPr>
+        <w:t xml:space="preserve">로 전환 가능 여부까지 확인한다.</w:t>
       </w:r>
     </w:p>
     <w:p>
       <w:r>
         <w:rPr>
           <w:rFonts w:ascii="맑은 고딕" w:hAnsi="맑은 고딕" w:eastAsia="맑은 고딕"/>
-          <w:sz w:val="21"/>
-        </w:rPr>
-        <w:t>**각 단계의 위험** — ③에서 구성을 지운 순간부터 ⑤가 끝날 때까지 **Broker의 감시가 없는 구간**이 생긴다. 그동안에도 전송과 적용은 파라미터대로 계속되지만 장애가 나도 알려 줄 주체가 없다. 이 작업은 짧게 끝내야 하고, 명령을 미리 준비해 두고 실행한다.</w:t>
+          <w:b/>
+          <w:sz w:val="21"/>
+        </w:rPr>
+        <w:t xml:space="preserve">각 단계의 위험</w:t>
+      </w:r>
+      <w:r>
+        <w:rPr>
+          <w:rFonts w:ascii="맑은 고딕" w:hAnsi="맑은 고딕" w:eastAsia="맑은 고딕"/>
+          <w:sz w:val="21"/>
+        </w:rPr>
+        <w:t xml:space="preserve"> — ③에서 구성을 지운 순간부터 ⑤가 끝날 때까지 </w:t>
+      </w:r>
+      <w:r>
+        <w:rPr>
+          <w:rFonts w:ascii="맑은 고딕" w:hAnsi="맑은 고딕" w:eastAsia="맑은 고딕"/>
+          <w:b/>
+          <w:sz w:val="21"/>
+        </w:rPr>
+        <w:t xml:space="preserve">Broker의 감시가 없는 구간</w:t>
+      </w:r>
+      <w:r>
+        <w:rPr>
+          <w:rFonts w:ascii="맑은 고딕" w:hAnsi="맑은 고딕" w:eastAsia="맑은 고딕"/>
+          <w:sz w:val="21"/>
+        </w:rPr>
+        <w:t xml:space="preserve">이 생긴다. 그동안에도 전송과 적용은 파라미터대로 계속되지만 장애가 나도 알려 줄 주체가 없다. 이 작업은 짧게 끝내야 하고, 명령을 미리 준비해 두고 실행한다.</w:t>
       </w:r>
     </w:p>
     <w:p>
       <w:r>
         <w:rPr>
           <w:rFonts w:ascii="맑은 고딕" w:hAnsi="맑은 고딕" w:eastAsia="맑은 고딕"/>
-          <w:sz w:val="21"/>
-        </w:rPr>
-        <w:t>**XML이 3개월 전 것이라는 문제** — 그동안 바뀐 설정이 모두 사라진다. 실측에서 구성 파일이 8,192에서 12,288바이트로 커진 것을 봤는데, 그 증가분이 곧 **기본값에서 벗어난 설정의 누적**이다. 3개월 치 변경 — 임계값 조정, `DelayMins`, `FastStartFailoverTarget`, 보호 모드 — 이 되돌려진다.</w:t>
+          <w:b/>
+          <w:sz w:val="21"/>
+        </w:rPr>
+        <w:t xml:space="preserve">XML이 3개월 전 것이라는 문제</w:t>
+      </w:r>
+      <w:r>
+        <w:rPr>
+          <w:rFonts w:ascii="맑은 고딕" w:hAnsi="맑은 고딕" w:eastAsia="맑은 고딕"/>
+          <w:sz w:val="21"/>
+        </w:rPr>
+        <w:t xml:space="preserve"> — 그동안 바뀐 설정이 모두 사라진다. 실측에서 구성 파일이 8,192에서 12,288바이트로 커진 것을 봤는데, 그 증가분이 곧 </w:t>
+      </w:r>
+      <w:r>
+        <w:rPr>
+          <w:rFonts w:ascii="맑은 고딕" w:hAnsi="맑은 고딕" w:eastAsia="맑은 고딕"/>
+          <w:b/>
+          <w:sz w:val="21"/>
+        </w:rPr>
+        <w:t xml:space="preserve">기본값에서 벗어난 설정의 누적</w:t>
+      </w:r>
+      <w:r>
+        <w:rPr>
+          <w:rFonts w:ascii="맑은 고딕" w:hAnsi="맑은 고딕" w:eastAsia="맑은 고딕"/>
+          <w:sz w:val="21"/>
+        </w:rPr>
+        <w:t xml:space="preserve">이다. 3개월 치 변경 — 임계값 조정, </w:t>
+      </w:r>
+      <w:r>
+        <w:rPr>
+          <w:rFonts w:ascii="Consolas" w:hAnsi="Consolas" w:eastAsia="맑은 고딕"/>
+          <w:sz w:val="21"/>
+        </w:rPr>
+        <w:t xml:space="preserve">DelayMins</w:t>
+      </w:r>
+      <w:r>
+        <w:rPr>
+          <w:rFonts w:ascii="맑은 고딕" w:hAnsi="맑은 고딕" w:eastAsia="맑은 고딕"/>
+          <w:sz w:val="21"/>
+        </w:rPr>
+        <w:t xml:space="preserve">, </w:t>
+      </w:r>
+      <w:r>
+        <w:rPr>
+          <w:rFonts w:ascii="Consolas" w:hAnsi="Consolas" w:eastAsia="맑은 고딕"/>
+          <w:sz w:val="21"/>
+        </w:rPr>
+        <w:t xml:space="preserve">FastStartFailoverTarget</w:t>
+      </w:r>
+      <w:r>
+        <w:rPr>
+          <w:rFonts w:ascii="맑은 고딕" w:hAnsi="맑은 고딕" w:eastAsia="맑은 고딕"/>
+          <w:sz w:val="21"/>
+        </w:rPr>
+        <w:t xml:space="preserve">, 보호 모드 — 이 되돌려진다.</w:t>
       </w:r>
     </w:p>
     <w:p>
       <w:r>
         <w:rPr>
           <w:rFonts w:ascii="맑은 고딕" w:hAnsi="맑은 고딕" w:eastAsia="맑은 고딕"/>
-          <w:sz w:val="21"/>
-        </w:rPr>
-        <w:t>**그래서** `IMPORT` 직후 `SHOW CONFIGURATION VERBOSE`와 `SHOW DATABASE ... VERBOSE`로 현재 파라미터와 대조해야 한다. `InconsistentProperties`도 확인한다. 변경 이력 문서가 있다면 그것과 비교한다.</w:t>
+          <w:b/>
+          <w:sz w:val="21"/>
+        </w:rPr>
+        <w:t xml:space="preserve">그래서</w:t>
+      </w:r>
+      <w:r>
+        <w:rPr>
+          <w:rFonts w:ascii="맑은 고딕" w:hAnsi="맑은 고딕" w:eastAsia="맑은 고딕"/>
+          <w:sz w:val="21"/>
+        </w:rPr>
+        <w:t xml:space="preserve"> </w:t>
+      </w:r>
+      <w:r>
+        <w:rPr>
+          <w:rFonts w:ascii="Consolas" w:hAnsi="Consolas" w:eastAsia="맑은 고딕"/>
+          <w:sz w:val="21"/>
+        </w:rPr>
+        <w:t xml:space="preserve">IMPORT</w:t>
+      </w:r>
+      <w:r>
+        <w:rPr>
+          <w:rFonts w:ascii="맑은 고딕" w:hAnsi="맑은 고딕" w:eastAsia="맑은 고딕"/>
+          <w:sz w:val="21"/>
+        </w:rPr>
+        <w:t xml:space="preserve"> 직후 </w:t>
+      </w:r>
+      <w:r>
+        <w:rPr>
+          <w:rFonts w:ascii="Consolas" w:hAnsi="Consolas" w:eastAsia="맑은 고딕"/>
+          <w:sz w:val="21"/>
+        </w:rPr>
+        <w:t xml:space="preserve">SHOW CONFIGURATION VERBOSE</w:t>
+      </w:r>
+      <w:r>
+        <w:rPr>
+          <w:rFonts w:ascii="맑은 고딕" w:hAnsi="맑은 고딕" w:eastAsia="맑은 고딕"/>
+          <w:sz w:val="21"/>
+        </w:rPr>
+        <w:t xml:space="preserve">와 </w:t>
+      </w:r>
+      <w:r>
+        <w:rPr>
+          <w:rFonts w:ascii="Consolas" w:hAnsi="Consolas" w:eastAsia="맑은 고딕"/>
+          <w:sz w:val="21"/>
+        </w:rPr>
+        <w:t xml:space="preserve">SHOW DATABASE ... VERBOSE</w:t>
+      </w:r>
+      <w:r>
+        <w:rPr>
+          <w:rFonts w:ascii="맑은 고딕" w:hAnsi="맑은 고딕" w:eastAsia="맑은 고딕"/>
+          <w:sz w:val="21"/>
+        </w:rPr>
+        <w:t xml:space="preserve">로 현재 파라미터와 대조해야 한다. </w:t>
+      </w:r>
+      <w:r>
+        <w:rPr>
+          <w:rFonts w:ascii="Consolas" w:hAnsi="Consolas" w:eastAsia="맑은 고딕"/>
+          <w:sz w:val="21"/>
+        </w:rPr>
+        <w:t xml:space="preserve">InconsistentProperties</w:t>
+      </w:r>
+      <w:r>
+        <w:rPr>
+          <w:rFonts w:ascii="맑은 고딕" w:hAnsi="맑은 고딕" w:eastAsia="맑은 고딕"/>
+          <w:sz w:val="21"/>
+        </w:rPr>
+        <w:t xml:space="preserve">도 확인한다. 변경 이력 문서가 있다면 그것과 비교한다.</w:t>
       </w:r>
     </w:p>
     <w:p>
       <w:r>
         <w:rPr>
           <w:rFonts w:ascii="맑은 고딕" w:hAnsi="맑은 고딕" w:eastAsia="맑은 고딕"/>
-          <w:sz w:val="21"/>
-        </w:rPr>
-        <w:t>**재발 방지** — 구성을 바꿀 때마다 `EXPORT`하고, 정기 백업에 XML을 포함하며, `dr1`/`dr2`를 서로 다른 디스크에 두도록 `DG_BROKER_CONFIG_FILE1`/`2`를 지정한다.</w:t>
+          <w:b/>
+          <w:sz w:val="21"/>
+        </w:rPr>
+        <w:t xml:space="preserve">재발 방지</w:t>
+      </w:r>
+      <w:r>
+        <w:rPr>
+          <w:rFonts w:ascii="맑은 고딕" w:hAnsi="맑은 고딕" w:eastAsia="맑은 고딕"/>
+          <w:sz w:val="21"/>
+        </w:rPr>
+        <w:t xml:space="preserve"> — 구성을 바꿀 때마다 </w:t>
+      </w:r>
+      <w:r>
+        <w:rPr>
+          <w:rFonts w:ascii="Consolas" w:hAnsi="Consolas" w:eastAsia="맑은 고딕"/>
+          <w:sz w:val="21"/>
+        </w:rPr>
+        <w:t xml:space="preserve">EXPORT</w:t>
+      </w:r>
+      <w:r>
+        <w:rPr>
+          <w:rFonts w:ascii="맑은 고딕" w:hAnsi="맑은 고딕" w:eastAsia="맑은 고딕"/>
+          <w:sz w:val="21"/>
+        </w:rPr>
+        <w:t xml:space="preserve">하고, 정기 백업에 XML을 포함하며, </w:t>
+      </w:r>
+      <w:r>
+        <w:rPr>
+          <w:rFonts w:ascii="Consolas" w:hAnsi="Consolas" w:eastAsia="맑은 고딕"/>
+          <w:sz w:val="21"/>
+        </w:rPr>
+        <w:t xml:space="preserve">dr1</w:t>
+      </w:r>
+      <w:r>
+        <w:rPr>
+          <w:rFonts w:ascii="맑은 고딕" w:hAnsi="맑은 고딕" w:eastAsia="맑은 고딕"/>
+          <w:sz w:val="21"/>
+        </w:rPr>
+        <w:t xml:space="preserve">/</w:t>
+      </w:r>
+      <w:r>
+        <w:rPr>
+          <w:rFonts w:ascii="Consolas" w:hAnsi="Consolas" w:eastAsia="맑은 고딕"/>
+          <w:sz w:val="21"/>
+        </w:rPr>
+        <w:t xml:space="preserve">dr2</w:t>
+      </w:r>
+      <w:r>
+        <w:rPr>
+          <w:rFonts w:ascii="맑은 고딕" w:hAnsi="맑은 고딕" w:eastAsia="맑은 고딕"/>
+          <w:sz w:val="21"/>
+        </w:rPr>
+        <w:t xml:space="preserve">를 서로 다른 디스크에 두도록 </w:t>
+      </w:r>
+      <w:r>
+        <w:rPr>
+          <w:rFonts w:ascii="Consolas" w:hAnsi="Consolas" w:eastAsia="맑은 고딕"/>
+          <w:sz w:val="21"/>
+        </w:rPr>
+        <w:t xml:space="preserve">DG_BROKER_CONFIG_FILE1</w:t>
+      </w:r>
+      <w:r>
+        <w:rPr>
+          <w:rFonts w:ascii="맑은 고딕" w:hAnsi="맑은 고딕" w:eastAsia="맑은 고딕"/>
+          <w:sz w:val="21"/>
+        </w:rPr>
+        <w:t xml:space="preserve">/</w:t>
+      </w:r>
+      <w:r>
+        <w:rPr>
+          <w:rFonts w:ascii="Consolas" w:hAnsi="Consolas" w:eastAsia="맑은 고딕"/>
+          <w:sz w:val="21"/>
+        </w:rPr>
+        <w:t xml:space="preserve">2</w:t>
+      </w:r>
+      <w:r>
+        <w:rPr>
+          <w:rFonts w:ascii="맑은 고딕" w:hAnsi="맑은 고딕" w:eastAsia="맑은 고딕"/>
+          <w:sz w:val="21"/>
+        </w:rPr>
+        <w:t xml:space="preserve">를 지정한다.</w:t>
       </w:r>
     </w:p>
     <w:p>
@@ -1412,18 +4903,89 @@
       <w:r>
         <w:rPr>
           <w:rFonts w:ascii="맑은 고딕" w:hAnsi="맑은 고딕" w:eastAsia="맑은 고딕"/>
-          <w:sz w:val="21"/>
-        </w:rPr>
-        <w:t>**추정** — `FastStartFailoverTarget` 속성만 지우고 `DISABLE FAST_START FAILOVER`를 실행하지 않았다. 실측에서 이 경우 다음 상태가 된다.</w:t>
+          <w:b/>
+          <w:sz w:val="21"/>
+        </w:rPr>
+        <w:t xml:space="preserve">추정</w:t>
+      </w:r>
+      <w:r>
+        <w:rPr>
+          <w:rFonts w:ascii="맑은 고딕" w:hAnsi="맑은 고딕" w:eastAsia="맑은 고딕"/>
+          <w:sz w:val="21"/>
+        </w:rPr>
+        <w:t xml:space="preserve"> — </w:t>
+      </w:r>
+      <w:r>
+        <w:rPr>
+          <w:rFonts w:ascii="Consolas" w:hAnsi="Consolas" w:eastAsia="맑은 고딕"/>
+          <w:sz w:val="21"/>
+        </w:rPr>
+        <w:t xml:space="preserve">FastStartFailoverTarget</w:t>
+      </w:r>
+      <w:r>
+        <w:rPr>
+          <w:rFonts w:ascii="맑은 고딕" w:hAnsi="맑은 고딕" w:eastAsia="맑은 고딕"/>
+          <w:sz w:val="21"/>
+        </w:rPr>
+        <w:t xml:space="preserve"> 속성만 지우고 </w:t>
+      </w:r>
+      <w:r>
+        <w:rPr>
+          <w:rFonts w:ascii="Consolas" w:hAnsi="Consolas" w:eastAsia="맑은 고딕"/>
+          <w:sz w:val="21"/>
+        </w:rPr>
+        <w:t xml:space="preserve">DISABLE FAST_START FAILOVER</w:t>
+      </w:r>
+      <w:r>
+        <w:rPr>
+          <w:rFonts w:ascii="맑은 고딕" w:hAnsi="맑은 고딕" w:eastAsia="맑은 고딕"/>
+          <w:sz w:val="21"/>
+        </w:rPr>
+        <w:t xml:space="preserve">를 실행하지 않았다. 실측에서 이 경우 다음 상태가 된다.</w:t>
       </w:r>
     </w:p>
     <w:p>
       <w:r>
         <w:rPr>
-          <w:rFonts w:ascii="맑은 고딕" w:hAnsi="맑은 고딕" w:eastAsia="맑은 고딕"/>
-          <w:sz w:val="21"/>
-        </w:rPr>
-        <w:t>`Fast-Start Failover: Enabled in Potential Data Loss Mode`, `Potential Targets: (none)`, 그런데 `Active Target: boston`.</w:t>
+          <w:rFonts w:ascii="Consolas" w:hAnsi="Consolas" w:eastAsia="맑은 고딕"/>
+          <w:sz w:val="21"/>
+        </w:rPr>
+        <w:t xml:space="preserve">Fast-Start Failover: Enabled in Potential Data Loss Mode</w:t>
+      </w:r>
+      <w:r>
+        <w:rPr>
+          <w:rFonts w:ascii="맑은 고딕" w:hAnsi="맑은 고딕" w:eastAsia="맑은 고딕"/>
+          <w:sz w:val="21"/>
+        </w:rPr>
+        <w:t xml:space="preserve">, </w:t>
+      </w:r>
+      <w:r>
+        <w:rPr>
+          <w:rFonts w:ascii="Consolas" w:hAnsi="Consolas" w:eastAsia="맑은 고딕"/>
+          <w:sz w:val="21"/>
+        </w:rPr>
+        <w:t xml:space="preserve">Potential Targets: (none)</w:t>
+      </w:r>
+      <w:r>
+        <w:rPr>
+          <w:rFonts w:ascii="맑은 고딕" w:hAnsi="맑은 고딕" w:eastAsia="맑은 고딕"/>
+          <w:sz w:val="21"/>
+        </w:rPr>
+        <w:t xml:space="preserve">, 그런데 </w:t>
+      </w:r>
+      <w:r>
+        <w:rPr>
+          <w:rFonts w:ascii="Consolas" w:hAnsi="Consolas" w:eastAsia="맑은 고딕"/>
+          <w:sz w:val="21"/>
+        </w:rPr>
+        <w:t xml:space="preserve">Active Target: boston</w:t>
+      </w:r>
+      <w:r>
+        <w:rPr>
+          <w:rFonts w:ascii="맑은 고딕" w:hAnsi="맑은 고딕" w:eastAsia="맑은 고딕"/>
+          <w:sz w:val="21"/>
+        </w:rPr>
+        <w:t xml:space="preserve">.</w:t>
       </w:r>
     </w:p>
     <w:p>
@@ -1432,79 +4994,378 @@
           <w:rFonts w:ascii="맑은 고딕" w:hAnsi="맑은 고딕" w:eastAsia="맑은 고딕"/>
           <w:sz w:val="21"/>
         </w:rPr>
-        <w:t>속성을 지웠으니 껐다고 보이지만 **기능은 켜져 있고 대상도 남아 있다.** `SHOW CONFIGURATION`에는 `(*)` 표시와 ORA-16819가 그대로 있다.</w:t>
+        <w:t xml:space="preserve">속성을 지웠으니 껐다고 보이지만 </w:t>
+      </w:r>
+      <w:r>
+        <w:rPr>
+          <w:rFonts w:ascii="맑은 고딕" w:hAnsi="맑은 고딕" w:eastAsia="맑은 고딕"/>
+          <w:b/>
+          <w:sz w:val="21"/>
+        </w:rPr>
+        <w:t xml:space="preserve">기능은 켜져 있고 대상도 남아 있다.</w:t>
+      </w:r>
+      <w:r>
+        <w:rPr>
+          <w:rFonts w:ascii="맑은 고딕" w:hAnsi="맑은 고딕" w:eastAsia="맑은 고딕"/>
+          <w:sz w:val="21"/>
+        </w:rPr>
+        <w:t xml:space="preserve"> </w:t>
+      </w:r>
+      <w:r>
+        <w:rPr>
+          <w:rFonts w:ascii="Consolas" w:hAnsi="Consolas" w:eastAsia="맑은 고딕"/>
+          <w:sz w:val="21"/>
+        </w:rPr>
+        <w:t xml:space="preserve">SHOW CONFIGURATION</w:t>
+      </w:r>
+      <w:r>
+        <w:rPr>
+          <w:rFonts w:ascii="맑은 고딕" w:hAnsi="맑은 고딕" w:eastAsia="맑은 고딕"/>
+          <w:sz w:val="21"/>
+        </w:rPr>
+        <w:t xml:space="preserve">에는 </w:t>
+      </w:r>
+      <w:r>
+        <w:rPr>
+          <w:rFonts w:ascii="Consolas" w:hAnsi="Consolas" w:eastAsia="맑은 고딕"/>
+          <w:sz w:val="21"/>
+        </w:rPr>
+        <w:t xml:space="preserve">(*)</w:t>
+      </w:r>
+      <w:r>
+        <w:rPr>
+          <w:rFonts w:ascii="맑은 고딕" w:hAnsi="맑은 고딕" w:eastAsia="맑은 고딕"/>
+          <w:sz w:val="21"/>
+        </w:rPr>
+        <w:t xml:space="preserve"> 표시와 ORA-16819가 그대로 있다.</w:t>
       </w:r>
     </w:p>
     <w:p>
       <w:r>
         <w:rPr>
           <w:rFonts w:ascii="맑은 고딕" w:hAnsi="맑은 고딕" w:eastAsia="맑은 고딕"/>
-          <w:sz w:val="21"/>
-        </w:rPr>
-        <w:t>**왜 이런 착각이 생기는가** — 대상을 지정하는 것이 켜는 행위처럼 보이기 때문이다. 실제로는 `ENABLE`이 기능을 켜고 속성은 대상을 정할 뿐이다. 둘은 별개다.</w:t>
+          <w:b/>
+          <w:sz w:val="21"/>
+        </w:rPr>
+        <w:t xml:space="preserve">왜 이런 착각이 생기는가</w:t>
+      </w:r>
+      <w:r>
+        <w:rPr>
+          <w:rFonts w:ascii="맑은 고딕" w:hAnsi="맑은 고딕" w:eastAsia="맑은 고딕"/>
+          <w:sz w:val="21"/>
+        </w:rPr>
+        <w:t xml:space="preserve"> — 대상을 지정하는 것이 켜는 행위처럼 보이기 때문이다. 실제로는 </w:t>
+      </w:r>
+      <w:r>
+        <w:rPr>
+          <w:rFonts w:ascii="Consolas" w:hAnsi="Consolas" w:eastAsia="맑은 고딕"/>
+          <w:sz w:val="21"/>
+        </w:rPr>
+        <w:t xml:space="preserve">ENABLE</w:t>
+      </w:r>
+      <w:r>
+        <w:rPr>
+          <w:rFonts w:ascii="맑은 고딕" w:hAnsi="맑은 고딕" w:eastAsia="맑은 고딕"/>
+          <w:sz w:val="21"/>
+        </w:rPr>
+        <w:t xml:space="preserve">이 기능을 켜고 속성은 대상을 정할 뿐이다. 둘은 별개다.</w:t>
       </w:r>
     </w:p>
     <w:p>
       <w:r>
         <w:rPr>
           <w:rFonts w:ascii="맑은 고딕" w:hAnsi="맑은 고딕" w:eastAsia="맑은 고딕"/>
-          <w:sz w:val="21"/>
-        </w:rPr>
-        <w:t>**올바른 해제 절차**</w:t>
+          <w:b/>
+          <w:sz w:val="21"/>
+        </w:rPr>
+        <w:t xml:space="preserve">올바른 해제 절차</w:t>
       </w:r>
     </w:p>
     <w:p>
       <w:r>
         <w:rPr>
           <w:rFonts w:ascii="맑은 고딕" w:hAnsi="맑은 고딕" w:eastAsia="맑은 고딕"/>
-          <w:sz w:val="21"/>
-        </w:rPr>
-        <w:t>**①** `disable fast_start failover`</w:t>
+          <w:b/>
+          <w:sz w:val="21"/>
+        </w:rPr>
+        <w:t xml:space="preserve">①</w:t>
+      </w:r>
+      <w:r>
+        <w:rPr>
+          <w:rFonts w:ascii="맑은 고딕" w:hAnsi="맑은 고딕" w:eastAsia="맑은 고딕"/>
+          <w:sz w:val="21"/>
+        </w:rPr>
+        <w:t xml:space="preserve"> </w:t>
+      </w:r>
+      <w:r>
+        <w:rPr>
+          <w:rFonts w:ascii="Consolas" w:hAnsi="Consolas" w:eastAsia="맑은 고딕"/>
+          <w:sz w:val="21"/>
+        </w:rPr>
+        <w:t xml:space="preserve">disable fast_start failover</w:t>
       </w:r>
     </w:p>
     <w:p>
       <w:r>
         <w:rPr>
           <w:rFonts w:ascii="맑은 고딕" w:hAnsi="맑은 고딕" w:eastAsia="맑은 고딕"/>
-          <w:sz w:val="21"/>
-        </w:rPr>
-        <w:t>**②** `show fast_start failover`로 `Fast-Start Failover: Disabled`와 `Active Target: (none)`을 확인한다.</w:t>
+          <w:b/>
+          <w:sz w:val="21"/>
+        </w:rPr>
+        <w:t xml:space="preserve">②</w:t>
+      </w:r>
+      <w:r>
+        <w:rPr>
+          <w:rFonts w:ascii="맑은 고딕" w:hAnsi="맑은 고딕" w:eastAsia="맑은 고딕"/>
+          <w:sz w:val="21"/>
+        </w:rPr>
+        <w:t xml:space="preserve"> </w:t>
+      </w:r>
+      <w:r>
+        <w:rPr>
+          <w:rFonts w:ascii="Consolas" w:hAnsi="Consolas" w:eastAsia="맑은 고딕"/>
+          <w:sz w:val="21"/>
+        </w:rPr>
+        <w:t xml:space="preserve">show fast_start failover</w:t>
+      </w:r>
+      <w:r>
+        <w:rPr>
+          <w:rFonts w:ascii="맑은 고딕" w:hAnsi="맑은 고딕" w:eastAsia="맑은 고딕"/>
+          <w:sz w:val="21"/>
+        </w:rPr>
+        <w:t xml:space="preserve">로 </w:t>
+      </w:r>
+      <w:r>
+        <w:rPr>
+          <w:rFonts w:ascii="Consolas" w:hAnsi="Consolas" w:eastAsia="맑은 고딕"/>
+          <w:sz w:val="21"/>
+        </w:rPr>
+        <w:t xml:space="preserve">Fast-Start Failover: Disabled</w:t>
+      </w:r>
+      <w:r>
+        <w:rPr>
+          <w:rFonts w:ascii="맑은 고딕" w:hAnsi="맑은 고딕" w:eastAsia="맑은 고딕"/>
+          <w:sz w:val="21"/>
+        </w:rPr>
+        <w:t xml:space="preserve">와 </w:t>
+      </w:r>
+      <w:r>
+        <w:rPr>
+          <w:rFonts w:ascii="Consolas" w:hAnsi="Consolas" w:eastAsia="맑은 고딕"/>
+          <w:sz w:val="21"/>
+        </w:rPr>
+        <w:t xml:space="preserve">Active Target: (none)</w:t>
+      </w:r>
+      <w:r>
+        <w:rPr>
+          <w:rFonts w:ascii="맑은 고딕" w:hAnsi="맑은 고딕" w:eastAsia="맑은 고딕"/>
+          <w:sz w:val="21"/>
+        </w:rPr>
+        <w:t xml:space="preserve">을 확인한다.</w:t>
       </w:r>
     </w:p>
     <w:p>
       <w:r>
         <w:rPr>
           <w:rFonts w:ascii="맑은 고딕" w:hAnsi="맑은 고딕" w:eastAsia="맑은 고딕"/>
-          <w:sz w:val="21"/>
-        </w:rPr>
-        <w:t>**③** `edit database 'chicago' set property 'FastStartFailoverTarget'='';` 및 boston 쪽 동일.</w:t>
+          <w:b/>
+          <w:sz w:val="21"/>
+        </w:rPr>
+        <w:t xml:space="preserve">③</w:t>
+      </w:r>
+      <w:r>
+        <w:rPr>
+          <w:rFonts w:ascii="맑은 고딕" w:hAnsi="맑은 고딕" w:eastAsia="맑은 고딕"/>
+          <w:sz w:val="21"/>
+        </w:rPr>
+        <w:t xml:space="preserve"> </w:t>
+      </w:r>
+      <w:r>
+        <w:rPr>
+          <w:rFonts w:ascii="Consolas" w:hAnsi="Consolas" w:eastAsia="맑은 고딕"/>
+          <w:sz w:val="21"/>
+        </w:rPr>
+        <w:t xml:space="preserve">edit database 'chicago' set property 'FastStartFailoverTarget'='';</w:t>
+      </w:r>
+      <w:r>
+        <w:rPr>
+          <w:rFonts w:ascii="맑은 고딕" w:hAnsi="맑은 고딕" w:eastAsia="맑은 고딕"/>
+          <w:sz w:val="21"/>
+        </w:rPr>
+        <w:t xml:space="preserve"> 및 boston 쪽 동일.</w:t>
       </w:r>
     </w:p>
     <w:p>
       <w:r>
         <w:rPr>
           <w:rFonts w:ascii="맑은 고딕" w:hAnsi="맑은 고딕" w:eastAsia="맑은 고딕"/>
-          <w:sz w:val="21"/>
-        </w:rPr>
-        <w:t>**④** `show configuration`으로 `(*)` 표시와 ORA-16819가 사라졌는지 확인한다.</w:t>
+          <w:b/>
+          <w:sz w:val="21"/>
+        </w:rPr>
+        <w:t xml:space="preserve">④</w:t>
+      </w:r>
+      <w:r>
+        <w:rPr>
+          <w:rFonts w:ascii="맑은 고딕" w:hAnsi="맑은 고딕" w:eastAsia="맑은 고딕"/>
+          <w:sz w:val="21"/>
+        </w:rPr>
+        <w:t xml:space="preserve"> </w:t>
+      </w:r>
+      <w:r>
+        <w:rPr>
+          <w:rFonts w:ascii="Consolas" w:hAnsi="Consolas" w:eastAsia="맑은 고딕"/>
+          <w:sz w:val="21"/>
+        </w:rPr>
+        <w:t xml:space="preserve">show configuration</w:t>
+      </w:r>
+      <w:r>
+        <w:rPr>
+          <w:rFonts w:ascii="맑은 고딕" w:hAnsi="맑은 고딕" w:eastAsia="맑은 고딕"/>
+          <w:sz w:val="21"/>
+        </w:rPr>
+        <w:t xml:space="preserve">으로 </w:t>
+      </w:r>
+      <w:r>
+        <w:rPr>
+          <w:rFonts w:ascii="Consolas" w:hAnsi="Consolas" w:eastAsia="맑은 고딕"/>
+          <w:sz w:val="21"/>
+        </w:rPr>
+        <w:t xml:space="preserve">(*)</w:t>
+      </w:r>
+      <w:r>
+        <w:rPr>
+          <w:rFonts w:ascii="맑은 고딕" w:hAnsi="맑은 고딕" w:eastAsia="맑은 고딕"/>
+          <w:sz w:val="21"/>
+        </w:rPr>
+        <w:t xml:space="preserve"> 표시와 ORA-16819가 사라졌는지 확인한다.</w:t>
       </w:r>
     </w:p>
     <w:p>
       <w:r>
         <w:rPr>
           <w:rFonts w:ascii="맑은 고딕" w:hAnsi="맑은 고딕" w:eastAsia="맑은 고딕"/>
-          <w:sz w:val="21"/>
-        </w:rPr>
-        <w:t>**순서를 지켜야 하는 이유** — 반대로 하면 위에서 본 **대상 없이 켜져 있는 중간 상태**를 거친다. 그 상태에서 관측자가 떠 있다면 대상이 불명확한 채로 자동 전환 조건을 감시하게 된다. `DISABLE`을 먼저 하면 기능이 꺼진 뒤에 속성을 정리하므로 그런 구간이 없다.</w:t>
+          <w:b/>
+          <w:sz w:val="21"/>
+        </w:rPr>
+        <w:t xml:space="preserve">순서를 지켜야 하는 이유</w:t>
+      </w:r>
+      <w:r>
+        <w:rPr>
+          <w:rFonts w:ascii="맑은 고딕" w:hAnsi="맑은 고딕" w:eastAsia="맑은 고딕"/>
+          <w:sz w:val="21"/>
+        </w:rPr>
+        <w:t xml:space="preserve"> — 반대로 하면 위에서 본 </w:t>
+      </w:r>
+      <w:r>
+        <w:rPr>
+          <w:rFonts w:ascii="맑은 고딕" w:hAnsi="맑은 고딕" w:eastAsia="맑은 고딕"/>
+          <w:b/>
+          <w:sz w:val="21"/>
+        </w:rPr>
+        <w:t xml:space="preserve">대상 없이 켜져 있는 중간 상태</w:t>
+      </w:r>
+      <w:r>
+        <w:rPr>
+          <w:rFonts w:ascii="맑은 고딕" w:hAnsi="맑은 고딕" w:eastAsia="맑은 고딕"/>
+          <w:sz w:val="21"/>
+        </w:rPr>
+        <w:t xml:space="preserve">를 거친다. 그 상태에서 관측자가 떠 있다면 대상이 불명확한 채로 자동 전환 조건을 감시하게 된다. </w:t>
+      </w:r>
+      <w:r>
+        <w:rPr>
+          <w:rFonts w:ascii="Consolas" w:hAnsi="Consolas" w:eastAsia="맑은 고딕"/>
+          <w:sz w:val="21"/>
+        </w:rPr>
+        <w:t xml:space="preserve">DISABLE</w:t>
+      </w:r>
+      <w:r>
+        <w:rPr>
+          <w:rFonts w:ascii="맑은 고딕" w:hAnsi="맑은 고딕" w:eastAsia="맑은 고딕"/>
+          <w:sz w:val="21"/>
+        </w:rPr>
+        <w:t xml:space="preserve">을 먼저 하면 기능이 꺼진 뒤에 속성을 정리하므로 그런 구간이 없다.</w:t>
       </w:r>
     </w:p>
     <w:p>
       <w:r>
         <w:rPr>
           <w:rFonts w:ascii="맑은 고딕" w:hAnsi="맑은 고딕" w:eastAsia="맑은 고딕"/>
-          <w:sz w:val="21"/>
-        </w:rPr>
-        <w:t>**확인 습관** — 실측에서 `DISABLE` 직후 `SHOW CONFIGURATION`에 ORA-16819가 잠시 남아 있었고, 시간이 지나 상태가 다시 계산되자 `SUCCESS`가 됐다. **`status updated NN seconds ago`의 초를 함께 읽어야** 한 번의 조회로 오판하지 않는다.</w:t>
+          <w:b/>
+          <w:sz w:val="21"/>
+        </w:rPr>
+        <w:t xml:space="preserve">확인 습관</w:t>
+      </w:r>
+      <w:r>
+        <w:rPr>
+          <w:rFonts w:ascii="맑은 고딕" w:hAnsi="맑은 고딕" w:eastAsia="맑은 고딕"/>
+          <w:sz w:val="21"/>
+        </w:rPr>
+        <w:t xml:space="preserve"> — 실측에서 </w:t>
+      </w:r>
+      <w:r>
+        <w:rPr>
+          <w:rFonts w:ascii="Consolas" w:hAnsi="Consolas" w:eastAsia="맑은 고딕"/>
+          <w:sz w:val="21"/>
+        </w:rPr>
+        <w:t xml:space="preserve">DISABLE</w:t>
+      </w:r>
+      <w:r>
+        <w:rPr>
+          <w:rFonts w:ascii="맑은 고딕" w:hAnsi="맑은 고딕" w:eastAsia="맑은 고딕"/>
+          <w:sz w:val="21"/>
+        </w:rPr>
+        <w:t xml:space="preserve"> 직후 </w:t>
+      </w:r>
+      <w:r>
+        <w:rPr>
+          <w:rFonts w:ascii="Consolas" w:hAnsi="Consolas" w:eastAsia="맑은 고딕"/>
+          <w:sz w:val="21"/>
+        </w:rPr>
+        <w:t xml:space="preserve">SHOW CONFIGURATION</w:t>
+      </w:r>
+      <w:r>
+        <w:rPr>
+          <w:rFonts w:ascii="맑은 고딕" w:hAnsi="맑은 고딕" w:eastAsia="맑은 고딕"/>
+          <w:sz w:val="21"/>
+        </w:rPr>
+        <w:t xml:space="preserve">에 ORA-16819가 잠시 남아 있었고, 시간이 지나 상태가 다시 계산되자 </w:t>
+      </w:r>
+      <w:r>
+        <w:rPr>
+          <w:rFonts w:ascii="Consolas" w:hAnsi="Consolas" w:eastAsia="맑은 고딕"/>
+          <w:sz w:val="21"/>
+        </w:rPr>
+        <w:t xml:space="preserve">SUCCESS</w:t>
+      </w:r>
+      <w:r>
+        <w:rPr>
+          <w:rFonts w:ascii="맑은 고딕" w:hAnsi="맑은 고딕" w:eastAsia="맑은 고딕"/>
+          <w:sz w:val="21"/>
+        </w:rPr>
+        <w:t xml:space="preserve">가 됐다. </w:t>
+      </w:r>
+      <w:r>
+        <w:rPr>
+          <w:rFonts w:ascii="Consolas" w:hAnsi="Consolas" w:eastAsia="맑은 고딕"/>
+          <w:b/>
+          <w:sz w:val="21"/>
+        </w:rPr>
+        <w:t xml:space="preserve">status updated NN seconds ago</w:t>
+      </w:r>
+      <w:r>
+        <w:rPr>
+          <w:rFonts w:ascii="맑은 고딕" w:hAnsi="맑은 고딕" w:eastAsia="맑은 고딕"/>
+          <w:b/>
+          <w:sz w:val="21"/>
+        </w:rPr>
+        <w:t xml:space="preserve">의 초를 함께 읽어야</w:t>
+      </w:r>
+      <w:r>
+        <w:rPr>
+          <w:rFonts w:ascii="맑은 고딕" w:hAnsi="맑은 고딕" w:eastAsia="맑은 고딕"/>
+          <w:sz w:val="21"/>
+        </w:rPr>
+        <w:t xml:space="preserve"> 한 번의 조회로 오판하지 않는다.</w:t>
       </w:r>
     </w:p>
     <w:p>
@@ -1547,72 +5408,470 @@
       <w:r>
         <w:rPr>
           <w:rFonts w:ascii="맑은 고딕" w:hAnsi="맑은 고딕" w:eastAsia="맑은 고딕"/>
-          <w:sz w:val="21"/>
-        </w:rPr>
-        <w:t>**조합 표**</w:t>
+          <w:b/>
+          <w:sz w:val="21"/>
+        </w:rPr>
+        <w:t xml:space="preserve">조합 표</w:t>
       </w:r>
     </w:p>
     <w:p>
       <w:r>
         <w:rPr>
           <w:rFonts w:ascii="맑은 고딕" w:hAnsi="맑은 고딕" w:eastAsia="맑은 고딕"/>
-          <w:sz w:val="21"/>
-        </w:rPr>
-        <w:t>**①** SendQ 비었거나 `CURRENT` / RecvQ 비었음 → **정상**. 다음 확인: 없음. 실측 상태가 이것이었다(SendQ `STATUS=CURRENT`, RecvQ 빈 머리글).</w:t>
+          <w:b/>
+          <w:sz w:val="21"/>
+        </w:rPr>
+        <w:t xml:space="preserve">①</w:t>
+      </w:r>
+      <w:r>
+        <w:rPr>
+          <w:rFonts w:ascii="맑은 고딕" w:hAnsi="맑은 고딕" w:eastAsia="맑은 고딕"/>
+          <w:sz w:val="21"/>
+        </w:rPr>
+        <w:t xml:space="preserve"> SendQ 비었거나 </w:t>
+      </w:r>
+      <w:r>
+        <w:rPr>
+          <w:rFonts w:ascii="Consolas" w:hAnsi="Consolas" w:eastAsia="맑은 고딕"/>
+          <w:sz w:val="21"/>
+        </w:rPr>
+        <w:t xml:space="preserve">CURRENT</w:t>
+      </w:r>
+      <w:r>
+        <w:rPr>
+          <w:rFonts w:ascii="맑은 고딕" w:hAnsi="맑은 고딕" w:eastAsia="맑은 고딕"/>
+          <w:sz w:val="21"/>
+        </w:rPr>
+        <w:t xml:space="preserve"> / RecvQ 비었음 → </w:t>
+      </w:r>
+      <w:r>
+        <w:rPr>
+          <w:rFonts w:ascii="맑은 고딕" w:hAnsi="맑은 고딕" w:eastAsia="맑은 고딕"/>
+          <w:b/>
+          <w:sz w:val="21"/>
+        </w:rPr>
+        <w:t xml:space="preserve">정상</w:t>
+      </w:r>
+      <w:r>
+        <w:rPr>
+          <w:rFonts w:ascii="맑은 고딕" w:hAnsi="맑은 고딕" w:eastAsia="맑은 고딕"/>
+          <w:sz w:val="21"/>
+        </w:rPr>
+        <w:t xml:space="preserve">. 다음 확인: 없음. 실측 상태가 이것이었다(SendQ </w:t>
+      </w:r>
+      <w:r>
+        <w:rPr>
+          <w:rFonts w:ascii="Consolas" w:hAnsi="Consolas" w:eastAsia="맑은 고딕"/>
+          <w:sz w:val="21"/>
+        </w:rPr>
+        <w:t xml:space="preserve">STATUS=CURRENT</w:t>
+      </w:r>
+      <w:r>
+        <w:rPr>
+          <w:rFonts w:ascii="맑은 고딕" w:hAnsi="맑은 고딕" w:eastAsia="맑은 고딕"/>
+          <w:sz w:val="21"/>
+        </w:rPr>
+        <w:t xml:space="preserve">, RecvQ 빈 머리글).</w:t>
       </w:r>
     </w:p>
     <w:p>
       <w:r>
         <w:rPr>
           <w:rFonts w:ascii="맑은 고딕" w:hAnsi="맑은 고딕" w:eastAsia="맑은 고딕"/>
-          <w:sz w:val="21"/>
-        </w:rPr>
-        <w:t>**②** SendQ 쌓임 / RecvQ 비었음 → **전송이 막혔다**. 다음 확인: Primary의 `V$ARCHIVE_DEST_STATUS`의 `STATUS`·`ERROR`, `LOG_ARCHIVE_DEST_STATE_2`, `LogShipping` 속성, 네트워크와 Standby 리스너.</w:t>
+          <w:b/>
+          <w:sz w:val="21"/>
+        </w:rPr>
+        <w:t xml:space="preserve">②</w:t>
+      </w:r>
+      <w:r>
+        <w:rPr>
+          <w:rFonts w:ascii="맑은 고딕" w:hAnsi="맑은 고딕" w:eastAsia="맑은 고딕"/>
+          <w:sz w:val="21"/>
+        </w:rPr>
+        <w:t xml:space="preserve"> SendQ 쌓임 / RecvQ 비었음 → </w:t>
+      </w:r>
+      <w:r>
+        <w:rPr>
+          <w:rFonts w:ascii="맑은 고딕" w:hAnsi="맑은 고딕" w:eastAsia="맑은 고딕"/>
+          <w:b/>
+          <w:sz w:val="21"/>
+        </w:rPr>
+        <w:t xml:space="preserve">전송이 막혔다</w:t>
+      </w:r>
+      <w:r>
+        <w:rPr>
+          <w:rFonts w:ascii="맑은 고딕" w:hAnsi="맑은 고딕" w:eastAsia="맑은 고딕"/>
+          <w:sz w:val="21"/>
+        </w:rPr>
+        <w:t xml:space="preserve">. 다음 확인: Primary의 </w:t>
+      </w:r>
+      <w:r>
+        <w:rPr>
+          <w:rFonts w:ascii="Consolas" w:hAnsi="Consolas" w:eastAsia="맑은 고딕"/>
+          <w:sz w:val="21"/>
+        </w:rPr>
+        <w:t xml:space="preserve">V$ARCHIVE_DEST_STATUS</w:t>
+      </w:r>
+      <w:r>
+        <w:rPr>
+          <w:rFonts w:ascii="맑은 고딕" w:hAnsi="맑은 고딕" w:eastAsia="맑은 고딕"/>
+          <w:sz w:val="21"/>
+        </w:rPr>
+        <w:t xml:space="preserve">의 </w:t>
+      </w:r>
+      <w:r>
+        <w:rPr>
+          <w:rFonts w:ascii="Consolas" w:hAnsi="Consolas" w:eastAsia="맑은 고딕"/>
+          <w:sz w:val="21"/>
+        </w:rPr>
+        <w:t xml:space="preserve">STATUS</w:t>
+      </w:r>
+      <w:r>
+        <w:rPr>
+          <w:rFonts w:ascii="맑은 고딕" w:hAnsi="맑은 고딕" w:eastAsia="맑은 고딕"/>
+          <w:sz w:val="21"/>
+        </w:rPr>
+        <w:t xml:space="preserve">·</w:t>
+      </w:r>
+      <w:r>
+        <w:rPr>
+          <w:rFonts w:ascii="Consolas" w:hAnsi="Consolas" w:eastAsia="맑은 고딕"/>
+          <w:sz w:val="21"/>
+        </w:rPr>
+        <w:t xml:space="preserve">ERROR</w:t>
+      </w:r>
+      <w:r>
+        <w:rPr>
+          <w:rFonts w:ascii="맑은 고딕" w:hAnsi="맑은 고딕" w:eastAsia="맑은 고딕"/>
+          <w:sz w:val="21"/>
+        </w:rPr>
+        <w:t xml:space="preserve">, </w:t>
+      </w:r>
+      <w:r>
+        <w:rPr>
+          <w:rFonts w:ascii="Consolas" w:hAnsi="Consolas" w:eastAsia="맑은 고딕"/>
+          <w:sz w:val="21"/>
+        </w:rPr>
+        <w:t xml:space="preserve">LOG_ARCHIVE_DEST_STATE_2</w:t>
+      </w:r>
+      <w:r>
+        <w:rPr>
+          <w:rFonts w:ascii="맑은 고딕" w:hAnsi="맑은 고딕" w:eastAsia="맑은 고딕"/>
+          <w:sz w:val="21"/>
+        </w:rPr>
+        <w:t xml:space="preserve">, </w:t>
+      </w:r>
+      <w:r>
+        <w:rPr>
+          <w:rFonts w:ascii="Consolas" w:hAnsi="Consolas" w:eastAsia="맑은 고딕"/>
+          <w:sz w:val="21"/>
+        </w:rPr>
+        <w:t xml:space="preserve">LogShipping</w:t>
+      </w:r>
+      <w:r>
+        <w:rPr>
+          <w:rFonts w:ascii="맑은 고딕" w:hAnsi="맑은 고딕" w:eastAsia="맑은 고딕"/>
+          <w:sz w:val="21"/>
+        </w:rPr>
+        <w:t xml:space="preserve"> 속성, 네트워크와 Standby 리스너.</w:t>
       </w:r>
     </w:p>
     <w:p>
       <w:r>
         <w:rPr>
           <w:rFonts w:ascii="맑은 고딕" w:hAnsi="맑은 고딕" w:eastAsia="맑은 고딕"/>
-          <w:sz w:val="21"/>
-        </w:rPr>
-        <w:t>**③** SendQ 비었음 / RecvQ 쌓임 → **적용이 막혔다**. 다음 확인: `V$MANAGED_STANDBY`의 MRP 존재 여부, `SHOW DATABASE`의 `Intended State`(APPLY-OFF인지), `DelayMins`, Standby의 알림 로그.</w:t>
+          <w:b/>
+          <w:sz w:val="21"/>
+        </w:rPr>
+        <w:t xml:space="preserve">③</w:t>
+      </w:r>
+      <w:r>
+        <w:rPr>
+          <w:rFonts w:ascii="맑은 고딕" w:hAnsi="맑은 고딕" w:eastAsia="맑은 고딕"/>
+          <w:sz w:val="21"/>
+        </w:rPr>
+        <w:t xml:space="preserve"> SendQ 비었음 / RecvQ 쌓임 → </w:t>
+      </w:r>
+      <w:r>
+        <w:rPr>
+          <w:rFonts w:ascii="맑은 고딕" w:hAnsi="맑은 고딕" w:eastAsia="맑은 고딕"/>
+          <w:b/>
+          <w:sz w:val="21"/>
+        </w:rPr>
+        <w:t xml:space="preserve">적용이 막혔다</w:t>
+      </w:r>
+      <w:r>
+        <w:rPr>
+          <w:rFonts w:ascii="맑은 고딕" w:hAnsi="맑은 고딕" w:eastAsia="맑은 고딕"/>
+          <w:sz w:val="21"/>
+        </w:rPr>
+        <w:t xml:space="preserve">. 다음 확인: </w:t>
+      </w:r>
+      <w:r>
+        <w:rPr>
+          <w:rFonts w:ascii="Consolas" w:hAnsi="Consolas" w:eastAsia="맑은 고딕"/>
+          <w:sz w:val="21"/>
+        </w:rPr>
+        <w:t xml:space="preserve">V$MANAGED_STANDBY</w:t>
+      </w:r>
+      <w:r>
+        <w:rPr>
+          <w:rFonts w:ascii="맑은 고딕" w:hAnsi="맑은 고딕" w:eastAsia="맑은 고딕"/>
+          <w:sz w:val="21"/>
+        </w:rPr>
+        <w:t xml:space="preserve">의 MRP 존재 여부, </w:t>
+      </w:r>
+      <w:r>
+        <w:rPr>
+          <w:rFonts w:ascii="Consolas" w:hAnsi="Consolas" w:eastAsia="맑은 고딕"/>
+          <w:sz w:val="21"/>
+        </w:rPr>
+        <w:t xml:space="preserve">SHOW DATABASE</w:t>
+      </w:r>
+      <w:r>
+        <w:rPr>
+          <w:rFonts w:ascii="맑은 고딕" w:hAnsi="맑은 고딕" w:eastAsia="맑은 고딕"/>
+          <w:sz w:val="21"/>
+        </w:rPr>
+        <w:t xml:space="preserve">의 </w:t>
+      </w:r>
+      <w:r>
+        <w:rPr>
+          <w:rFonts w:ascii="Consolas" w:hAnsi="Consolas" w:eastAsia="맑은 고딕"/>
+          <w:sz w:val="21"/>
+        </w:rPr>
+        <w:t xml:space="preserve">Intended State</w:t>
+      </w:r>
+      <w:r>
+        <w:rPr>
+          <w:rFonts w:ascii="맑은 고딕" w:hAnsi="맑은 고딕" w:eastAsia="맑은 고딕"/>
+          <w:sz w:val="21"/>
+        </w:rPr>
+        <w:t xml:space="preserve">(APPLY-OFF인지), </w:t>
+      </w:r>
+      <w:r>
+        <w:rPr>
+          <w:rFonts w:ascii="Consolas" w:hAnsi="Consolas" w:eastAsia="맑은 고딕"/>
+          <w:sz w:val="21"/>
+        </w:rPr>
+        <w:t xml:space="preserve">DelayMins</w:t>
+      </w:r>
+      <w:r>
+        <w:rPr>
+          <w:rFonts w:ascii="맑은 고딕" w:hAnsi="맑은 고딕" w:eastAsia="맑은 고딕"/>
+          <w:sz w:val="21"/>
+        </w:rPr>
+        <w:t xml:space="preserve">, Standby의 알림 로그.</w:t>
       </w:r>
     </w:p>
     <w:p>
       <w:r>
         <w:rPr>
           <w:rFonts w:ascii="맑은 고딕" w:hAnsi="맑은 고딕" w:eastAsia="맑은 고딕"/>
-          <w:sz w:val="21"/>
-        </w:rPr>
-        <w:t>**④** 둘 다 쌓임 → **양쪽 문제이거나 Standby가 멈췄다**. 다음 확인: Standby 인스턴스가 살아 있는지, `V$DATAGUARD_STATUS`의 `ERROR_CODE &lt;&gt; 0`, 디스크 공간(FRA 포화).</w:t>
+          <w:b/>
+          <w:sz w:val="21"/>
+        </w:rPr>
+        <w:t xml:space="preserve">④</w:t>
+      </w:r>
+      <w:r>
+        <w:rPr>
+          <w:rFonts w:ascii="맑은 고딕" w:hAnsi="맑은 고딕" w:eastAsia="맑은 고딕"/>
+          <w:sz w:val="21"/>
+        </w:rPr>
+        <w:t xml:space="preserve"> 둘 다 쌓임 → </w:t>
+      </w:r>
+      <w:r>
+        <w:rPr>
+          <w:rFonts w:ascii="맑은 고딕" w:hAnsi="맑은 고딕" w:eastAsia="맑은 고딕"/>
+          <w:b/>
+          <w:sz w:val="21"/>
+        </w:rPr>
+        <w:t xml:space="preserve">양쪽 문제이거나 Standby가 멈췄다</w:t>
+      </w:r>
+      <w:r>
+        <w:rPr>
+          <w:rFonts w:ascii="맑은 고딕" w:hAnsi="맑은 고딕" w:eastAsia="맑은 고딕"/>
+          <w:sz w:val="21"/>
+        </w:rPr>
+        <w:t xml:space="preserve">. 다음 확인: Standby 인스턴스가 살아 있는지, </w:t>
+      </w:r>
+      <w:r>
+        <w:rPr>
+          <w:rFonts w:ascii="Consolas" w:hAnsi="Consolas" w:eastAsia="맑은 고딕"/>
+          <w:sz w:val="21"/>
+        </w:rPr>
+        <w:t xml:space="preserve">V$DATAGUARD_STATUS</w:t>
+      </w:r>
+      <w:r>
+        <w:rPr>
+          <w:rFonts w:ascii="맑은 고딕" w:hAnsi="맑은 고딕" w:eastAsia="맑은 고딕"/>
+          <w:sz w:val="21"/>
+        </w:rPr>
+        <w:t xml:space="preserve">의 </w:t>
+      </w:r>
+      <w:r>
+        <w:rPr>
+          <w:rFonts w:ascii="Consolas" w:hAnsi="Consolas" w:eastAsia="맑은 고딕"/>
+          <w:sz w:val="21"/>
+        </w:rPr>
+        <w:t xml:space="preserve">ERROR_CODE &lt;&gt; 0</w:t>
+      </w:r>
+      <w:r>
+        <w:rPr>
+          <w:rFonts w:ascii="맑은 고딕" w:hAnsi="맑은 고딕" w:eastAsia="맑은 고딕"/>
+          <w:sz w:val="21"/>
+        </w:rPr>
+        <w:t xml:space="preserve">, 디스크 공간(FRA 포화).</w:t>
       </w:r>
     </w:p>
     <w:p>
       <w:r>
         <w:rPr>
           <w:rFonts w:ascii="맑은 고딕" w:hAnsi="맑은 고딕" w:eastAsia="맑은 고딕"/>
-          <w:sz w:val="21"/>
-        </w:rPr>
-        <w:t>**읽는 법** — `SendQEntries`는 Primary에서, `RecvQEntries`는 Standby를 대상으로 조회한다. `STATUS=CURRENT`인 항목은 지금 쓰고 있는 로그이므로 밀린 것이 아니다.</w:t>
+          <w:b/>
+          <w:sz w:val="21"/>
+        </w:rPr>
+        <w:t xml:space="preserve">읽는 법</w:t>
+      </w:r>
+      <w:r>
+        <w:rPr>
+          <w:rFonts w:ascii="맑은 고딕" w:hAnsi="맑은 고딕" w:eastAsia="맑은 고딕"/>
+          <w:sz w:val="21"/>
+        </w:rPr>
+        <w:t xml:space="preserve"> — </w:t>
+      </w:r>
+      <w:r>
+        <w:rPr>
+          <w:rFonts w:ascii="Consolas" w:hAnsi="Consolas" w:eastAsia="맑은 고딕"/>
+          <w:sz w:val="21"/>
+        </w:rPr>
+        <w:t xml:space="preserve">SendQEntries</w:t>
+      </w:r>
+      <w:r>
+        <w:rPr>
+          <w:rFonts w:ascii="맑은 고딕" w:hAnsi="맑은 고딕" w:eastAsia="맑은 고딕"/>
+          <w:sz w:val="21"/>
+        </w:rPr>
+        <w:t xml:space="preserve">는 Primary에서, </w:t>
+      </w:r>
+      <w:r>
+        <w:rPr>
+          <w:rFonts w:ascii="Consolas" w:hAnsi="Consolas" w:eastAsia="맑은 고딕"/>
+          <w:sz w:val="21"/>
+        </w:rPr>
+        <w:t xml:space="preserve">RecvQEntries</w:t>
+      </w:r>
+      <w:r>
+        <w:rPr>
+          <w:rFonts w:ascii="맑은 고딕" w:hAnsi="맑은 고딕" w:eastAsia="맑은 고딕"/>
+          <w:sz w:val="21"/>
+        </w:rPr>
+        <w:t xml:space="preserve">는 Standby를 대상으로 조회한다. </w:t>
+      </w:r>
+      <w:r>
+        <w:rPr>
+          <w:rFonts w:ascii="Consolas" w:hAnsi="Consolas" w:eastAsia="맑은 고딕"/>
+          <w:sz w:val="21"/>
+        </w:rPr>
+        <w:t xml:space="preserve">STATUS=CURRENT</w:t>
+      </w:r>
+      <w:r>
+        <w:rPr>
+          <w:rFonts w:ascii="맑은 고딕" w:hAnsi="맑은 고딕" w:eastAsia="맑은 고딕"/>
+          <w:sz w:val="21"/>
+        </w:rPr>
+        <w:t xml:space="preserve">인 항목은 지금 쓰고 있는 로그이므로 밀린 것이 아니다.</w:t>
       </w:r>
     </w:p>
     <w:p>
       <w:r>
         <w:rPr>
           <w:rFonts w:ascii="맑은 고딕" w:hAnsi="맑은 고딕" w:eastAsia="맑은 고딕"/>
-          <w:sz w:val="21"/>
-        </w:rPr>
-        <w:t>**7장과의 차이** — 7장에서는 `transport lag`과 `apply lag`을 조합해 같은 진단을 했다. 큐를 보면 **양까지 알 수 있다**는 점이 다르다. 실측에서 `SIZE (KBs) 6911`이 나왔으므로 "얼마나 밀렸는가"를 KB 단위로 말할 수 있다.</w:t>
+          <w:b/>
+          <w:sz w:val="21"/>
+        </w:rPr>
+        <w:t xml:space="preserve">7장과의 차이</w:t>
+      </w:r>
+      <w:r>
+        <w:rPr>
+          <w:rFonts w:ascii="맑은 고딕" w:hAnsi="맑은 고딕" w:eastAsia="맑은 고딕"/>
+          <w:sz w:val="21"/>
+        </w:rPr>
+        <w:t xml:space="preserve"> — 7장에서는 </w:t>
+      </w:r>
+      <w:r>
+        <w:rPr>
+          <w:rFonts w:ascii="Consolas" w:hAnsi="Consolas" w:eastAsia="맑은 고딕"/>
+          <w:sz w:val="21"/>
+        </w:rPr>
+        <w:t xml:space="preserve">transport lag</w:t>
+      </w:r>
+      <w:r>
+        <w:rPr>
+          <w:rFonts w:ascii="맑은 고딕" w:hAnsi="맑은 고딕" w:eastAsia="맑은 고딕"/>
+          <w:sz w:val="21"/>
+        </w:rPr>
+        <w:t xml:space="preserve">과 </w:t>
+      </w:r>
+      <w:r>
+        <w:rPr>
+          <w:rFonts w:ascii="Consolas" w:hAnsi="Consolas" w:eastAsia="맑은 고딕"/>
+          <w:sz w:val="21"/>
+        </w:rPr>
+        <w:t xml:space="preserve">apply lag</w:t>
+      </w:r>
+      <w:r>
+        <w:rPr>
+          <w:rFonts w:ascii="맑은 고딕" w:hAnsi="맑은 고딕" w:eastAsia="맑은 고딕"/>
+          <w:sz w:val="21"/>
+        </w:rPr>
+        <w:t xml:space="preserve">을 조합해 같은 진단을 했다. 큐를 보면 </w:t>
+      </w:r>
+      <w:r>
+        <w:rPr>
+          <w:rFonts w:ascii="맑은 고딕" w:hAnsi="맑은 고딕" w:eastAsia="맑은 고딕"/>
+          <w:b/>
+          <w:sz w:val="21"/>
+        </w:rPr>
+        <w:t xml:space="preserve">양까지 알 수 있다</w:t>
+      </w:r>
+      <w:r>
+        <w:rPr>
+          <w:rFonts w:ascii="맑은 고딕" w:hAnsi="맑은 고딕" w:eastAsia="맑은 고딕"/>
+          <w:sz w:val="21"/>
+        </w:rPr>
+        <w:t xml:space="preserve">는 점이 다르다. 실측에서 </w:t>
+      </w:r>
+      <w:r>
+        <w:rPr>
+          <w:rFonts w:ascii="Consolas" w:hAnsi="Consolas" w:eastAsia="맑은 고딕"/>
+          <w:sz w:val="21"/>
+        </w:rPr>
+        <w:t xml:space="preserve">SIZE (KBs) 6911</w:t>
+      </w:r>
+      <w:r>
+        <w:rPr>
+          <w:rFonts w:ascii="맑은 고딕" w:hAnsi="맑은 고딕" w:eastAsia="맑은 고딕"/>
+          <w:sz w:val="21"/>
+        </w:rPr>
+        <w:t xml:space="preserve">이 나왔으므로 "얼마나 밀렸는가"를 KB 단위로 말할 수 있다.</w:t>
       </w:r>
     </w:p>
     <w:p>
       <w:r>
         <w:rPr>
           <w:rFonts w:ascii="맑은 고딕" w:hAnsi="맑은 고딕" w:eastAsia="맑은 고딕"/>
-          <w:sz w:val="21"/>
-        </w:rPr>
-        <w:t>**주의** — 실습 02에서 확인한 대로 전송이 아예 꺼져 있으면 SendQ도 쌓이지 않을 수 있다. 큐만으로 판정하지 말고 목적지 상태를 함께 본다.</w:t>
+          <w:b/>
+          <w:sz w:val="21"/>
+        </w:rPr>
+        <w:t xml:space="preserve">주의</w:t>
+      </w:r>
+      <w:r>
+        <w:rPr>
+          <w:rFonts w:ascii="맑은 고딕" w:hAnsi="맑은 고딕" w:eastAsia="맑은 고딕"/>
+          <w:sz w:val="21"/>
+        </w:rPr>
+        <w:t xml:space="preserve"> — 실습 02에서 확인한 대로 전송이 아예 꺼져 있으면 SendQ도 쌓이지 않을 수 있다. 큐만으로 판정하지 말고 목적지 상태를 함께 본다.</w:t>
       </w:r>
     </w:p>
     <w:p>
@@ -1647,9 +5906,17 @@
       <w:r>
         <w:rPr>
           <w:rFonts w:ascii="맑은 고딕" w:hAnsi="맑은 고딕" w:eastAsia="맑은 고딕"/>
-          <w:sz w:val="21"/>
-        </w:rPr>
-        <w:t>**절차 ①** 분포를 먼저 본다.</w:t>
+          <w:b/>
+          <w:sz w:val="21"/>
+        </w:rPr>
+        <w:t xml:space="preserve">절차 ①</w:t>
+      </w:r>
+      <w:r>
+        <w:rPr>
+          <w:rFonts w:ascii="맑은 고딕" w:hAnsi="맑은 고딕" w:eastAsia="맑은 고딕"/>
+          <w:sz w:val="21"/>
+        </w:rPr>
+        <w:t xml:space="preserve"> 분포를 먼저 본다.</w:t>
       </w:r>
     </w:p>
     <w:tbl>
@@ -1779,9 +6046,87 @@
       <w:r>
         <w:rPr>
           <w:rFonts w:ascii="맑은 고딕" w:hAnsi="맑은 고딕" w:eastAsia="맑은 고딕"/>
-          <w:sz w:val="21"/>
-        </w:rPr>
-        <w:t>**절차 ②** `ERROR_CODE`로 거른다. `Warning`이라고 다 문제가 아니다. 실측에서 `SRL selected for T-1.S-69 for LAD:2` 같은 정상 동작이 `Warning`으로 분류되어 있었고 `ERROR_CODE`는 0이었다.</w:t>
+          <w:b/>
+          <w:sz w:val="21"/>
+        </w:rPr>
+        <w:t xml:space="preserve">절차 ②</w:t>
+      </w:r>
+      <w:r>
+        <w:rPr>
+          <w:rFonts w:ascii="맑은 고딕" w:hAnsi="맑은 고딕" w:eastAsia="맑은 고딕"/>
+          <w:sz w:val="21"/>
+        </w:rPr>
+        <w:t xml:space="preserve"> </w:t>
+      </w:r>
+      <w:r>
+        <w:rPr>
+          <w:rFonts w:ascii="Consolas" w:hAnsi="Consolas" w:eastAsia="맑은 고딕"/>
+          <w:sz w:val="21"/>
+        </w:rPr>
+        <w:t xml:space="preserve">ERROR_CODE</w:t>
+      </w:r>
+      <w:r>
+        <w:rPr>
+          <w:rFonts w:ascii="맑은 고딕" w:hAnsi="맑은 고딕" w:eastAsia="맑은 고딕"/>
+          <w:sz w:val="21"/>
+        </w:rPr>
+        <w:t xml:space="preserve">로 거른다. </w:t>
+      </w:r>
+      <w:r>
+        <w:rPr>
+          <w:rFonts w:ascii="Consolas" w:hAnsi="Consolas" w:eastAsia="맑은 고딕"/>
+          <w:sz w:val="21"/>
+        </w:rPr>
+        <w:t xml:space="preserve">Warning</w:t>
+      </w:r>
+      <w:r>
+        <w:rPr>
+          <w:rFonts w:ascii="맑은 고딕" w:hAnsi="맑은 고딕" w:eastAsia="맑은 고딕"/>
+          <w:sz w:val="21"/>
+        </w:rPr>
+        <w:t xml:space="preserve">이라고 다 문제가 아니다. 실측에서 </w:t>
+      </w:r>
+      <w:r>
+        <w:rPr>
+          <w:rFonts w:ascii="Consolas" w:hAnsi="Consolas" w:eastAsia="맑은 고딕"/>
+          <w:sz w:val="21"/>
+        </w:rPr>
+        <w:t xml:space="preserve">SRL selected for T-1.S-69 for LAD:2</w:t>
+      </w:r>
+      <w:r>
+        <w:rPr>
+          <w:rFonts w:ascii="맑은 고딕" w:hAnsi="맑은 고딕" w:eastAsia="맑은 고딕"/>
+          <w:sz w:val="21"/>
+        </w:rPr>
+        <w:t xml:space="preserve"> 같은 정상 동작이 </w:t>
+      </w:r>
+      <w:r>
+        <w:rPr>
+          <w:rFonts w:ascii="Consolas" w:hAnsi="Consolas" w:eastAsia="맑은 고딕"/>
+          <w:sz w:val="21"/>
+        </w:rPr>
+        <w:t xml:space="preserve">Warning</w:t>
+      </w:r>
+      <w:r>
+        <w:rPr>
+          <w:rFonts w:ascii="맑은 고딕" w:hAnsi="맑은 고딕" w:eastAsia="맑은 고딕"/>
+          <w:sz w:val="21"/>
+        </w:rPr>
+        <w:t xml:space="preserve">으로 분류되어 있었고 </w:t>
+      </w:r>
+      <w:r>
+        <w:rPr>
+          <w:rFonts w:ascii="Consolas" w:hAnsi="Consolas" w:eastAsia="맑은 고딕"/>
+          <w:sz w:val="21"/>
+        </w:rPr>
+        <w:t xml:space="preserve">ERROR_CODE</w:t>
+      </w:r>
+      <w:r>
+        <w:rPr>
+          <w:rFonts w:ascii="맑은 고딕" w:hAnsi="맑은 고딕" w:eastAsia="맑은 고딕"/>
+          <w:sz w:val="21"/>
+        </w:rPr>
+        <w:t xml:space="preserve">는 0이었다.</w:t>
       </w:r>
     </w:p>
     <w:tbl>
@@ -1920,9 +6265,32 @@
       <w:r>
         <w:rPr>
           <w:rFonts w:ascii="맑은 고딕" w:hAnsi="맑은 고딕" w:eastAsia="맑은 고딕"/>
-          <w:sz w:val="21"/>
-        </w:rPr>
-        <w:t>**절차 ③ 걸러 낸 뒤 확인할 것** — **시각**이다. 이 뷰는 인스턴스를 재기동하기 전까지 과거 기록을 그대로 들고 있다. 위의 ORA-16037은 실습 준비 과정에서 MRP를 껐다 켠 흔적이며 지금의 문제가 아니다. 그러므로 감시 SQL에는 시간 조건을 넣는다.</w:t>
+          <w:b/>
+          <w:sz w:val="21"/>
+        </w:rPr>
+        <w:t xml:space="preserve">절차 ③ 걸러 낸 뒤 확인할 것</w:t>
+      </w:r>
+      <w:r>
+        <w:rPr>
+          <w:rFonts w:ascii="맑은 고딕" w:hAnsi="맑은 고딕" w:eastAsia="맑은 고딕"/>
+          <w:sz w:val="21"/>
+        </w:rPr>
+        <w:t xml:space="preserve"> — </w:t>
+      </w:r>
+      <w:r>
+        <w:rPr>
+          <w:rFonts w:ascii="맑은 고딕" w:hAnsi="맑은 고딕" w:eastAsia="맑은 고딕"/>
+          <w:b/>
+          <w:sz w:val="21"/>
+        </w:rPr>
+        <w:t xml:space="preserve">시각</w:t>
+      </w:r>
+      <w:r>
+        <w:rPr>
+          <w:rFonts w:ascii="맑은 고딕" w:hAnsi="맑은 고딕" w:eastAsia="맑은 고딕"/>
+          <w:sz w:val="21"/>
+        </w:rPr>
+        <w:t xml:space="preserve">이다. 이 뷰는 인스턴스를 재기동하기 전까지 과거 기록을 그대로 들고 있다. 위의 ORA-16037은 실습 준비 과정에서 MRP를 껐다 켠 흔적이며 지금의 문제가 아니다. 그러므로 감시 SQL에는 시간 조건을 넣는다.</w:t>
       </w:r>
     </w:p>
     <w:tbl>
@@ -1974,18 +6342,48 @@
       <w:r>
         <w:rPr>
           <w:rFonts w:ascii="맑은 고딕" w:hAnsi="맑은 고딕" w:eastAsia="맑은 고딕"/>
-          <w:sz w:val="21"/>
-        </w:rPr>
-        <w:t>**절차 ④** 양쪽에서 본다. 같은 조회를 Primary에서 하면 전송 쪽 오류가, Standby에서 하면 적용 쪽 오류가 나온다. 실측에서 chicago는 `no rows selected`로 깨끗했다.</w:t>
+          <w:b/>
+          <w:sz w:val="21"/>
+        </w:rPr>
+        <w:t xml:space="preserve">절차 ④</w:t>
+      </w:r>
+      <w:r>
+        <w:rPr>
+          <w:rFonts w:ascii="맑은 고딕" w:hAnsi="맑은 고딕" w:eastAsia="맑은 고딕"/>
+          <w:sz w:val="21"/>
+        </w:rPr>
+        <w:t xml:space="preserve"> 양쪽에서 본다. 같은 조회를 Primary에서 하면 전송 쪽 오류가, Standby에서 하면 적용 쪽 오류가 나온다. 실측에서 chicago는 </w:t>
+      </w:r>
+      <w:r>
+        <w:rPr>
+          <w:rFonts w:ascii="Consolas" w:hAnsi="Consolas" w:eastAsia="맑은 고딕"/>
+          <w:sz w:val="21"/>
+        </w:rPr>
+        <w:t xml:space="preserve">no rows selected</w:t>
+      </w:r>
+      <w:r>
+        <w:rPr>
+          <w:rFonts w:ascii="맑은 고딕" w:hAnsi="맑은 고딕" w:eastAsia="맑은 고딕"/>
+          <w:sz w:val="21"/>
+        </w:rPr>
+        <w:t xml:space="preserve">로 깨끗했다.</w:t>
       </w:r>
     </w:p>
     <w:p>
       <w:r>
         <w:rPr>
           <w:rFonts w:ascii="맑은 고딕" w:hAnsi="맑은 고딕" w:eastAsia="맑은 고딕"/>
-          <w:sz w:val="21"/>
-        </w:rPr>
-        <w:t>**절차 ⑤** 오류 번호가 나오면 그 번호를 기준으로 알림 로그(5층)로 내려간다. 이 뷰는 사건이 있었다는 것을 알려 주지만 자세한 맥락은 알림 로그에 있다.</w:t>
+          <w:b/>
+          <w:sz w:val="21"/>
+        </w:rPr>
+        <w:t xml:space="preserve">절차 ⑤</w:t>
+      </w:r>
+      <w:r>
+        <w:rPr>
+          <w:rFonts w:ascii="맑은 고딕" w:hAnsi="맑은 고딕" w:eastAsia="맑은 고딕"/>
+          <w:sz w:val="21"/>
+        </w:rPr>
+        <w:t xml:space="preserve"> 오류 번호가 나오면 그 번호를 기준으로 알림 로그(5층)로 내려간다. 이 뷰는 사건이 있었다는 것을 알려 주지만 자세한 맥락은 알림 로그에 있다.</w:t>
       </w:r>
     </w:p>
     <w:p>
@@ -1994,7 +6392,21 @@
           <w:rFonts w:ascii="맑은 고딕" w:hAnsi="맑은 고딕" w:eastAsia="맑은 고딕"/>
           <w:sz w:val="21"/>
         </w:rPr>
-        <w:t>채점 포인트: ① 분포 확인 / ② `ERROR_CODE &lt;&gt; 0` 필터와 11→2 실측 / ③ 시각을 함께 봐야 하는 이유 / ④ 양쪽에서 조회 / ⑤ 알림 로그로 이어지는 절차</w:t>
+        <w:t xml:space="preserve">채점 포인트: ① 분포 확인 / ② </w:t>
+      </w:r>
+      <w:r>
+        <w:rPr>
+          <w:rFonts w:ascii="Consolas" w:hAnsi="Consolas" w:eastAsia="맑은 고딕"/>
+          <w:sz w:val="21"/>
+        </w:rPr>
+        <w:t xml:space="preserve">ERROR_CODE &lt;&gt; 0</w:t>
+      </w:r>
+      <w:r>
+        <w:rPr>
+          <w:rFonts w:ascii="맑은 고딕" w:hAnsi="맑은 고딕" w:eastAsia="맑은 고딕"/>
+          <w:sz w:val="21"/>
+        </w:rPr>
+        <w:t xml:space="preserve"> 필터와 11→2 실측 / ③ 시각을 함께 봐야 하는 이유 / ④ 양쪽에서 조회 / ⑤ 알림 로그로 이어지는 절차</w:t>
       </w:r>
     </w:p>
     <w:p>
@@ -2020,9 +6432,10 @@
       <w:r>
         <w:rPr>
           <w:rFonts w:ascii="맑은 고딕" w:hAnsi="맑은 고딕" w:eastAsia="맑은 고딕"/>
-          <w:sz w:val="21"/>
-        </w:rPr>
-        <w:t>**뷰 배치 표**</w:t>
+          <w:b/>
+          <w:sz w:val="21"/>
+        </w:rPr>
+        <w:t xml:space="preserve">뷰 배치 표</w:t>
       </w:r>
     </w:p>
     <w:tbl>
@@ -2094,10 +6507,10 @@
           <w:p>
             <w:r>
               <w:rPr>
-                <w:rFonts w:ascii="맑은 고딕" w:hAnsi="맑은 고딕" w:eastAsia="맑은 고딕"/>
+                <w:rFonts w:ascii="Consolas" w:hAnsi="Consolas" w:eastAsia="맑은 고딕"/>
                 <w:sz w:val="19"/>
               </w:rPr>
-              <w:t>`V$DATABASE`</w:t>
+              <w:t xml:space="preserve">V$DATABASE</w:t>
             </w:r>
           </w:p>
         </w:tc>
@@ -2111,7 +6524,14 @@
                 <w:rFonts w:ascii="맑은 고딕" w:hAnsi="맑은 고딕" w:eastAsia="맑은 고딕"/>
                 <w:sz w:val="19"/>
               </w:rPr>
-              <w:t>역할·보호 모드·`OPEN_MODE`</w:t>
+              <w:t xml:space="preserve">역할·보호 모드·</w:t>
+            </w:r>
+            <w:r>
+              <w:rPr>
+                <w:rFonts w:ascii="Consolas" w:hAnsi="Consolas" w:eastAsia="맑은 고딕"/>
+                <w:sz w:val="19"/>
+              </w:rPr>
+              <w:t xml:space="preserve">OPEN_MODE</w:t>
             </w:r>
           </w:p>
         </w:tc>
@@ -2125,7 +6545,14 @@
                 <w:rFonts w:ascii="맑은 고딕" w:hAnsi="맑은 고딕" w:eastAsia="맑은 고딕"/>
                 <w:sz w:val="19"/>
               </w:rPr>
-              <w:t>역할·`OPEN_MODE`</w:t>
+              <w:t xml:space="preserve">역할·</w:t>
+            </w:r>
+            <w:r>
+              <w:rPr>
+                <w:rFonts w:ascii="Consolas" w:hAnsi="Consolas" w:eastAsia="맑은 고딕"/>
+                <w:sz w:val="19"/>
+              </w:rPr>
+              <w:t xml:space="preserve">OPEN_MODE</w:t>
             </w:r>
           </w:p>
         </w:tc>
@@ -2138,10 +6565,10 @@
           <w:p>
             <w:r>
               <w:rPr>
-                <w:rFonts w:ascii="맑은 고딕" w:hAnsi="맑은 고딕" w:eastAsia="맑은 고딕"/>
+                <w:rFonts w:ascii="Consolas" w:hAnsi="Consolas" w:eastAsia="맑은 고딕"/>
                 <w:sz w:val="19"/>
               </w:rPr>
-              <w:t>`V$DATAGUARD_STATS`</w:t>
+              <w:t xml:space="preserve">V$DATAGUARD_STATS</w:t>
             </w:r>
           </w:p>
         </w:tc>
@@ -2153,9 +6580,10 @@
             <w:r>
               <w:rPr>
                 <w:rFonts w:ascii="맑은 고딕" w:hAnsi="맑은 고딕" w:eastAsia="맑은 고딕"/>
+                <w:b/>
                 <w:sz w:val="19"/>
               </w:rPr>
-              <w:t>**행 없음**</w:t>
+              <w:t xml:space="preserve">행 없음</w:t>
             </w:r>
           </w:p>
         </w:tc>
@@ -2182,10 +6610,10 @@
           <w:p>
             <w:r>
               <w:rPr>
-                <w:rFonts w:ascii="맑은 고딕" w:hAnsi="맑은 고딕" w:eastAsia="맑은 고딕"/>
+                <w:rFonts w:ascii="Consolas" w:hAnsi="Consolas" w:eastAsia="맑은 고딕"/>
                 <w:sz w:val="19"/>
               </w:rPr>
-              <w:t>`V$DATAGUARD_STATUS`</w:t>
+              <w:t xml:space="preserve">V$DATAGUARD_STATUS</w:t>
             </w:r>
           </w:p>
         </w:tc>
@@ -2226,10 +6654,10 @@
           <w:p>
             <w:r>
               <w:rPr>
-                <w:rFonts w:ascii="맑은 고딕" w:hAnsi="맑은 고딕" w:eastAsia="맑은 고딕"/>
+                <w:rFonts w:ascii="Consolas" w:hAnsi="Consolas" w:eastAsia="맑은 고딕"/>
                 <w:sz w:val="19"/>
               </w:rPr>
-              <w:t>`V$ARCHIVE_DEST_STATUS`</w:t>
+              <w:t xml:space="preserve">V$ARCHIVE_DEST_STATUS</w:t>
             </w:r>
           </w:p>
         </w:tc>
@@ -2240,10 +6668,38 @@
           <w:p>
             <w:r>
               <w:rPr>
+                <w:rFonts w:ascii="Consolas" w:hAnsi="Consolas" w:eastAsia="맑은 고딕"/>
+                <w:sz w:val="19"/>
+              </w:rPr>
+              <w:t xml:space="preserve">dest_id=2</w:t>
+            </w:r>
+            <w:r>
+              <w:rPr>
                 <w:rFonts w:ascii="맑은 고딕" w:hAnsi="맑은 고딕" w:eastAsia="맑은 고딕"/>
                 <w:sz w:val="19"/>
               </w:rPr>
-              <w:t>`dest_id=2`의 `STATUS`·`ERROR`</w:t>
+              <w:t xml:space="preserve">의 </w:t>
+            </w:r>
+            <w:r>
+              <w:rPr>
+                <w:rFonts w:ascii="Consolas" w:hAnsi="Consolas" w:eastAsia="맑은 고딕"/>
+                <w:sz w:val="19"/>
+              </w:rPr>
+              <w:t xml:space="preserve">STATUS</w:t>
+            </w:r>
+            <w:r>
+              <w:rPr>
+                <w:rFonts w:ascii="맑은 고딕" w:hAnsi="맑은 고딕" w:eastAsia="맑은 고딕"/>
+                <w:sz w:val="19"/>
+              </w:rPr>
+              <w:t xml:space="preserve">·</w:t>
+            </w:r>
+            <w:r>
+              <w:rPr>
+                <w:rFonts w:ascii="Consolas" w:hAnsi="Consolas" w:eastAsia="맑은 고딕"/>
+                <w:sz w:val="19"/>
+              </w:rPr>
+              <w:t xml:space="preserve">ERROR</w:t>
             </w:r>
           </w:p>
         </w:tc>
@@ -2254,10 +6710,24 @@
           <w:p>
             <w:r>
               <w:rPr>
+                <w:rFonts w:ascii="Consolas" w:hAnsi="Consolas" w:eastAsia="맑은 고딕"/>
+                <w:sz w:val="19"/>
+              </w:rPr>
+              <w:t xml:space="preserve">dest_id=1</w:t>
+            </w:r>
+            <w:r>
+              <w:rPr>
                 <w:rFonts w:ascii="맑은 고딕" w:hAnsi="맑은 고딕" w:eastAsia="맑은 고딕"/>
                 <w:sz w:val="19"/>
               </w:rPr>
-              <w:t>`dest_id=1`의 `RECOVERY_MODE`</w:t>
+              <w:t xml:space="preserve">의 </w:t>
+            </w:r>
+            <w:r>
+              <w:rPr>
+                <w:rFonts w:ascii="Consolas" w:hAnsi="Consolas" w:eastAsia="맑은 고딕"/>
+                <w:sz w:val="19"/>
+              </w:rPr>
+              <w:t xml:space="preserve">RECOVERY_MODE</w:t>
             </w:r>
           </w:p>
         </w:tc>
@@ -2270,10 +6740,10 @@
           <w:p>
             <w:r>
               <w:rPr>
-                <w:rFonts w:ascii="맑은 고딕" w:hAnsi="맑은 고딕" w:eastAsia="맑은 고딕"/>
+                <w:rFonts w:ascii="Consolas" w:hAnsi="Consolas" w:eastAsia="맑은 고딕"/>
                 <w:sz w:val="19"/>
               </w:rPr>
-              <w:t>`V$MANAGED_STANDBY`</w:t>
+              <w:t xml:space="preserve">V$MANAGED_STANDBY</w:t>
             </w:r>
           </w:p>
         </w:tc>
@@ -2298,10 +6768,38 @@
           <w:p>
             <w:r>
               <w:rPr>
+                <w:rFonts w:ascii="Consolas" w:hAnsi="Consolas" w:eastAsia="맑은 고딕"/>
+                <w:sz w:val="19"/>
+              </w:rPr>
+              <w:t xml:space="preserve">MRP0</w:t>
+            </w:r>
+            <w:r>
+              <w:rPr>
                 <w:rFonts w:ascii="맑은 고딕" w:hAnsi="맑은 고딕" w:eastAsia="맑은 고딕"/>
                 <w:sz w:val="19"/>
               </w:rPr>
-              <w:t>`MRP0`의 `STATUS`·`SEQUENCE#`</w:t>
+              <w:t xml:space="preserve">의 </w:t>
+            </w:r>
+            <w:r>
+              <w:rPr>
+                <w:rFonts w:ascii="Consolas" w:hAnsi="Consolas" w:eastAsia="맑은 고딕"/>
+                <w:sz w:val="19"/>
+              </w:rPr>
+              <w:t xml:space="preserve">STATUS</w:t>
+            </w:r>
+            <w:r>
+              <w:rPr>
+                <w:rFonts w:ascii="맑은 고딕" w:hAnsi="맑은 고딕" w:eastAsia="맑은 고딕"/>
+                <w:sz w:val="19"/>
+              </w:rPr>
+              <w:t xml:space="preserve">·</w:t>
+            </w:r>
+            <w:r>
+              <w:rPr>
+                <w:rFonts w:ascii="Consolas" w:hAnsi="Consolas" w:eastAsia="맑은 고딕"/>
+                <w:sz w:val="19"/>
+              </w:rPr>
+              <w:t xml:space="preserve">SEQUENCE#</w:t>
             </w:r>
           </w:p>
         </w:tc>
@@ -2314,10 +6812,10 @@
           <w:p>
             <w:r>
               <w:rPr>
-                <w:rFonts w:ascii="맑은 고딕" w:hAnsi="맑은 고딕" w:eastAsia="맑은 고딕"/>
+                <w:rFonts w:ascii="Consolas" w:hAnsi="Consolas" w:eastAsia="맑은 고딕"/>
                 <w:sz w:val="19"/>
               </w:rPr>
-              <w:t>`V$DG_BROKER_CONFIG`</w:t>
+              <w:t xml:space="preserve">V$DG_BROKER_CONFIG</w:t>
             </w:r>
           </w:p>
         </w:tc>
@@ -2356,36 +6854,280 @@
       <w:r>
         <w:rPr>
           <w:rFonts w:ascii="맑은 고딕" w:hAnsi="맑은 고딕" w:eastAsia="맑은 고딕"/>
-          <w:sz w:val="21"/>
-        </w:rPr>
-        <w:t>**함정 ①** `V$DATAGUARD_STATS`를 양쪽에 돌리면 Primary에서 `no rows selected`가 나온다. 실측으로 확인했다. 이 빈 결과를 "조회 실패"로 처리하면 상시 경보가 뜬다. Primary에서는 이 뷰를 건너뛰도록 역할을 먼저 판정해야 한다.</w:t>
+          <w:b/>
+          <w:sz w:val="21"/>
+        </w:rPr>
+        <w:t xml:space="preserve">함정 ①</w:t>
+      </w:r>
+      <w:r>
+        <w:rPr>
+          <w:rFonts w:ascii="맑은 고딕" w:hAnsi="맑은 고딕" w:eastAsia="맑은 고딕"/>
+          <w:sz w:val="21"/>
+        </w:rPr>
+        <w:t xml:space="preserve"> </w:t>
+      </w:r>
+      <w:r>
+        <w:rPr>
+          <w:rFonts w:ascii="Consolas" w:hAnsi="Consolas" w:eastAsia="맑은 고딕"/>
+          <w:sz w:val="21"/>
+        </w:rPr>
+        <w:t xml:space="preserve">V$DATAGUARD_STATS</w:t>
+      </w:r>
+      <w:r>
+        <w:rPr>
+          <w:rFonts w:ascii="맑은 고딕" w:hAnsi="맑은 고딕" w:eastAsia="맑은 고딕"/>
+          <w:sz w:val="21"/>
+        </w:rPr>
+        <w:t xml:space="preserve">를 양쪽에 돌리면 Primary에서 </w:t>
+      </w:r>
+      <w:r>
+        <w:rPr>
+          <w:rFonts w:ascii="Consolas" w:hAnsi="Consolas" w:eastAsia="맑은 고딕"/>
+          <w:sz w:val="21"/>
+        </w:rPr>
+        <w:t xml:space="preserve">no rows selected</w:t>
+      </w:r>
+      <w:r>
+        <w:rPr>
+          <w:rFonts w:ascii="맑은 고딕" w:hAnsi="맑은 고딕" w:eastAsia="맑은 고딕"/>
+          <w:sz w:val="21"/>
+        </w:rPr>
+        <w:t xml:space="preserve">가 나온다. 실측으로 확인했다. 이 빈 결과를 "조회 실패"로 처리하면 상시 경보가 뜬다. Primary에서는 이 뷰를 건너뛰도록 역할을 먼저 판정해야 한다.</w:t>
       </w:r>
     </w:p>
     <w:p>
       <w:r>
         <w:rPr>
           <w:rFonts w:ascii="맑은 고딕" w:hAnsi="맑은 고딕" w:eastAsia="맑은 고딕"/>
-          <w:sz w:val="21"/>
-        </w:rPr>
-        <w:t>**함정 ②** `V$DG_BROKER_CONFIG`의 `STATUS` 열은 **문자열이 아니라 숫자**다. `COL status FOR a10`으로 문자 서식을 주면 `##########`이 나온다. 실측값은 0이었다. `SUCCESS` 같은 문자열을 기대하고 파싱하면 어긋난다. 같은 뷰의 `DATABASE`·`REDO_SOURCE`는 512바이트로 정의되어 있어 서식을 주지 않으면 화면이 무너진다.</w:t>
+          <w:b/>
+          <w:sz w:val="21"/>
+        </w:rPr>
+        <w:t xml:space="preserve">함정 ②</w:t>
+      </w:r>
+      <w:r>
+        <w:rPr>
+          <w:rFonts w:ascii="맑은 고딕" w:hAnsi="맑은 고딕" w:eastAsia="맑은 고딕"/>
+          <w:sz w:val="21"/>
+        </w:rPr>
+        <w:t xml:space="preserve"> </w:t>
+      </w:r>
+      <w:r>
+        <w:rPr>
+          <w:rFonts w:ascii="Consolas" w:hAnsi="Consolas" w:eastAsia="맑은 고딕"/>
+          <w:sz w:val="21"/>
+        </w:rPr>
+        <w:t xml:space="preserve">V$DG_BROKER_CONFIG</w:t>
+      </w:r>
+      <w:r>
+        <w:rPr>
+          <w:rFonts w:ascii="맑은 고딕" w:hAnsi="맑은 고딕" w:eastAsia="맑은 고딕"/>
+          <w:sz w:val="21"/>
+        </w:rPr>
+        <w:t xml:space="preserve">의 </w:t>
+      </w:r>
+      <w:r>
+        <w:rPr>
+          <w:rFonts w:ascii="Consolas" w:hAnsi="Consolas" w:eastAsia="맑은 고딕"/>
+          <w:sz w:val="21"/>
+        </w:rPr>
+        <w:t xml:space="preserve">STATUS</w:t>
+      </w:r>
+      <w:r>
+        <w:rPr>
+          <w:rFonts w:ascii="맑은 고딕" w:hAnsi="맑은 고딕" w:eastAsia="맑은 고딕"/>
+          <w:sz w:val="21"/>
+        </w:rPr>
+        <w:t xml:space="preserve"> 열은 </w:t>
+      </w:r>
+      <w:r>
+        <w:rPr>
+          <w:rFonts w:ascii="맑은 고딕" w:hAnsi="맑은 고딕" w:eastAsia="맑은 고딕"/>
+          <w:b/>
+          <w:sz w:val="21"/>
+        </w:rPr>
+        <w:t xml:space="preserve">문자열이 아니라 숫자</w:t>
+      </w:r>
+      <w:r>
+        <w:rPr>
+          <w:rFonts w:ascii="맑은 고딕" w:hAnsi="맑은 고딕" w:eastAsia="맑은 고딕"/>
+          <w:sz w:val="21"/>
+        </w:rPr>
+        <w:t xml:space="preserve">다. </w:t>
+      </w:r>
+      <w:r>
+        <w:rPr>
+          <w:rFonts w:ascii="Consolas" w:hAnsi="Consolas" w:eastAsia="맑은 고딕"/>
+          <w:sz w:val="21"/>
+        </w:rPr>
+        <w:t xml:space="preserve">COL status FOR a10</w:t>
+      </w:r>
+      <w:r>
+        <w:rPr>
+          <w:rFonts w:ascii="맑은 고딕" w:hAnsi="맑은 고딕" w:eastAsia="맑은 고딕"/>
+          <w:sz w:val="21"/>
+        </w:rPr>
+        <w:t xml:space="preserve">으로 문자 서식을 주면 </w:t>
+      </w:r>
+      <w:r>
+        <w:rPr>
+          <w:rFonts w:ascii="Consolas" w:hAnsi="Consolas" w:eastAsia="맑은 고딕"/>
+          <w:sz w:val="21"/>
+        </w:rPr>
+        <w:t xml:space="preserve">##########</w:t>
+      </w:r>
+      <w:r>
+        <w:rPr>
+          <w:rFonts w:ascii="맑은 고딕" w:hAnsi="맑은 고딕" w:eastAsia="맑은 고딕"/>
+          <w:sz w:val="21"/>
+        </w:rPr>
+        <w:t xml:space="preserve">이 나온다. 실측값은 0이었다. </w:t>
+      </w:r>
+      <w:r>
+        <w:rPr>
+          <w:rFonts w:ascii="Consolas" w:hAnsi="Consolas" w:eastAsia="맑은 고딕"/>
+          <w:sz w:val="21"/>
+        </w:rPr>
+        <w:t xml:space="preserve">SUCCESS</w:t>
+      </w:r>
+      <w:r>
+        <w:rPr>
+          <w:rFonts w:ascii="맑은 고딕" w:hAnsi="맑은 고딕" w:eastAsia="맑은 고딕"/>
+          <w:sz w:val="21"/>
+        </w:rPr>
+        <w:t xml:space="preserve"> 같은 문자열을 기대하고 파싱하면 어긋난다. 같은 뷰의 </w:t>
+      </w:r>
+      <w:r>
+        <w:rPr>
+          <w:rFonts w:ascii="Consolas" w:hAnsi="Consolas" w:eastAsia="맑은 고딕"/>
+          <w:sz w:val="21"/>
+        </w:rPr>
+        <w:t xml:space="preserve">DATABASE</w:t>
+      </w:r>
+      <w:r>
+        <w:rPr>
+          <w:rFonts w:ascii="맑은 고딕" w:hAnsi="맑은 고딕" w:eastAsia="맑은 고딕"/>
+          <w:sz w:val="21"/>
+        </w:rPr>
+        <w:t xml:space="preserve">·</w:t>
+      </w:r>
+      <w:r>
+        <w:rPr>
+          <w:rFonts w:ascii="Consolas" w:hAnsi="Consolas" w:eastAsia="맑은 고딕"/>
+          <w:sz w:val="21"/>
+        </w:rPr>
+        <w:t xml:space="preserve">REDO_SOURCE</w:t>
+      </w:r>
+      <w:r>
+        <w:rPr>
+          <w:rFonts w:ascii="맑은 고딕" w:hAnsi="맑은 고딕" w:eastAsia="맑은 고딕"/>
+          <w:sz w:val="21"/>
+        </w:rPr>
+        <w:t xml:space="preserve">는 512바이트로 정의되어 있어 서식을 주지 않으면 화면이 무너진다.</w:t>
       </w:r>
     </w:p>
     <w:p>
       <w:r>
         <w:rPr>
           <w:rFonts w:ascii="맑은 고딕" w:hAnsi="맑은 고딕" w:eastAsia="맑은 고딕"/>
-          <w:sz w:val="21"/>
-        </w:rPr>
-        <w:t>**부수 함정** — 뷰 이름이 비슷하다. `V$DATAGUARD_STATUS`(상태 메시지)와 `V$DATAGUARD_STATS`(통계)는 한 글자 차이이고 뜻이 전혀 다르다. 틀리면 `ORA-00942: table or view does not exist`인데, **같은 번호가 권한 부족일 때도 나온다.** 감시 계정이 SYSDBA가 아니라면 이름이 맞아도 이 오류이므로 접속 계정을 먼저 확인한다.</w:t>
+          <w:b/>
+          <w:sz w:val="21"/>
+        </w:rPr>
+        <w:t xml:space="preserve">부수 함정</w:t>
+      </w:r>
+      <w:r>
+        <w:rPr>
+          <w:rFonts w:ascii="맑은 고딕" w:hAnsi="맑은 고딕" w:eastAsia="맑은 고딕"/>
+          <w:sz w:val="21"/>
+        </w:rPr>
+        <w:t xml:space="preserve"> — 뷰 이름이 비슷하다. </w:t>
+      </w:r>
+      <w:r>
+        <w:rPr>
+          <w:rFonts w:ascii="Consolas" w:hAnsi="Consolas" w:eastAsia="맑은 고딕"/>
+          <w:sz w:val="21"/>
+        </w:rPr>
+        <w:t xml:space="preserve">V$DATAGUARD_STATUS</w:t>
+      </w:r>
+      <w:r>
+        <w:rPr>
+          <w:rFonts w:ascii="맑은 고딕" w:hAnsi="맑은 고딕" w:eastAsia="맑은 고딕"/>
+          <w:sz w:val="21"/>
+        </w:rPr>
+        <w:t xml:space="preserve">(상태 메시지)와 </w:t>
+      </w:r>
+      <w:r>
+        <w:rPr>
+          <w:rFonts w:ascii="Consolas" w:hAnsi="Consolas" w:eastAsia="맑은 고딕"/>
+          <w:sz w:val="21"/>
+        </w:rPr>
+        <w:t xml:space="preserve">V$DATAGUARD_STATS</w:t>
+      </w:r>
+      <w:r>
+        <w:rPr>
+          <w:rFonts w:ascii="맑은 고딕" w:hAnsi="맑은 고딕" w:eastAsia="맑은 고딕"/>
+          <w:sz w:val="21"/>
+        </w:rPr>
+        <w:t xml:space="preserve">(통계)는 한 글자 차이이고 뜻이 전혀 다르다. 틀리면 </w:t>
+      </w:r>
+      <w:r>
+        <w:rPr>
+          <w:rFonts w:ascii="Consolas" w:hAnsi="Consolas" w:eastAsia="맑은 고딕"/>
+          <w:sz w:val="21"/>
+        </w:rPr>
+        <w:t xml:space="preserve">ORA-00942: table or view does not exist</w:t>
+      </w:r>
+      <w:r>
+        <w:rPr>
+          <w:rFonts w:ascii="맑은 고딕" w:hAnsi="맑은 고딕" w:eastAsia="맑은 고딕"/>
+          <w:sz w:val="21"/>
+        </w:rPr>
+        <w:t xml:space="preserve">인데, </w:t>
+      </w:r>
+      <w:r>
+        <w:rPr>
+          <w:rFonts w:ascii="맑은 고딕" w:hAnsi="맑은 고딕" w:eastAsia="맑은 고딕"/>
+          <w:b/>
+          <w:sz w:val="21"/>
+        </w:rPr>
+        <w:t xml:space="preserve">같은 번호가 권한 부족일 때도 나온다.</w:t>
+      </w:r>
+      <w:r>
+        <w:rPr>
+          <w:rFonts w:ascii="맑은 고딕" w:hAnsi="맑은 고딕" w:eastAsia="맑은 고딕"/>
+          <w:sz w:val="21"/>
+        </w:rPr>
+        <w:t xml:space="preserve"> 감시 계정이 SYSDBA가 아니라면 이름이 맞아도 이 오류이므로 접속 계정을 먼저 확인한다.</w:t>
       </w:r>
     </w:p>
     <w:p>
       <w:r>
         <w:rPr>
           <w:rFonts w:ascii="맑은 고딕" w:hAnsi="맑은 고딕" w:eastAsia="맑은 고딕"/>
-          <w:sz w:val="21"/>
-        </w:rPr>
-        <w:t>**스크립트 골격** — ① `V$DATABASE`로 역할을 판정하고 ② 역할에 따라 다른 조회 묶음을 실행하며 ③ 결과가 비는 것과 오류를 구별해 처리한다.</w:t>
+          <w:b/>
+          <w:sz w:val="21"/>
+        </w:rPr>
+        <w:t xml:space="preserve">스크립트 골격</w:t>
+      </w:r>
+      <w:r>
+        <w:rPr>
+          <w:rFonts w:ascii="맑은 고딕" w:hAnsi="맑은 고딕" w:eastAsia="맑은 고딕"/>
+          <w:sz w:val="21"/>
+        </w:rPr>
+        <w:t xml:space="preserve"> — ① </w:t>
+      </w:r>
+      <w:r>
+        <w:rPr>
+          <w:rFonts w:ascii="Consolas" w:hAnsi="Consolas" w:eastAsia="맑은 고딕"/>
+          <w:sz w:val="21"/>
+        </w:rPr>
+        <w:t xml:space="preserve">V$DATABASE</w:t>
+      </w:r>
+      <w:r>
+        <w:rPr>
+          <w:rFonts w:ascii="맑은 고딕" w:hAnsi="맑은 고딕" w:eastAsia="맑은 고딕"/>
+          <w:sz w:val="21"/>
+        </w:rPr>
+        <w:t xml:space="preserve">로 역할을 판정하고 ② 역할에 따라 다른 조회 묶음을 실행하며 ③ 결과가 비는 것과 오류를 구별해 처리한다.</w:t>
       </w:r>
     </w:p>
     <w:p>
@@ -2394,7 +7136,35 @@
           <w:rFonts w:ascii="맑은 고딕" w:hAnsi="맑은 고딕" w:eastAsia="맑은 고딕"/>
           <w:sz w:val="21"/>
         </w:rPr>
-        <w:t>채점 포인트: ① 뷰별 Primary/Standby 배치 표 / ② `no rows selected` 함정 / ③ `STATUS`가 숫자라는 함정 / ④ ORA-00942의 두 가지 원인 / ⑤ 역할 먼저 판정하는 골격</w:t>
+        <w:t xml:space="preserve">채점 포인트: ① 뷰별 Primary/Standby 배치 표 / ② </w:t>
+      </w:r>
+      <w:r>
+        <w:rPr>
+          <w:rFonts w:ascii="Consolas" w:hAnsi="Consolas" w:eastAsia="맑은 고딕"/>
+          <w:sz w:val="21"/>
+        </w:rPr>
+        <w:t xml:space="preserve">no rows selected</w:t>
+      </w:r>
+      <w:r>
+        <w:rPr>
+          <w:rFonts w:ascii="맑은 고딕" w:hAnsi="맑은 고딕" w:eastAsia="맑은 고딕"/>
+          <w:sz w:val="21"/>
+        </w:rPr>
+        <w:t xml:space="preserve"> 함정 / ③ </w:t>
+      </w:r>
+      <w:r>
+        <w:rPr>
+          <w:rFonts w:ascii="Consolas" w:hAnsi="Consolas" w:eastAsia="맑은 고딕"/>
+          <w:sz w:val="21"/>
+        </w:rPr>
+        <w:t xml:space="preserve">STATUS</w:t>
+      </w:r>
+      <w:r>
+        <w:rPr>
+          <w:rFonts w:ascii="맑은 고딕" w:hAnsi="맑은 고딕" w:eastAsia="맑은 고딕"/>
+          <w:sz w:val="21"/>
+        </w:rPr>
+        <w:t xml:space="preserve">가 숫자라는 함정 / ④ ORA-00942의 두 가지 원인 / ⑤ 역할 먼저 판정하는 골격</w:t>
       </w:r>
     </w:p>
     <w:p>
@@ -2420,99 +7190,646 @@
       <w:r>
         <w:rPr>
           <w:rFonts w:ascii="맑은 고딕" w:hAnsi="맑은 고딕" w:eastAsia="맑은 고딕"/>
-          <w:sz w:val="21"/>
-        </w:rPr>
-        <w:t>**① `Ready for Switchover`** — 가장 먼저 본다. `Yes`가 아니면 나머지를 읽어 이유를 찾는다. `Ready for Failover`는 참고용이다. 실측에서 전송을 껐을 때 전자는 `No`, 후자는 `Yes`였다.</w:t>
+          <w:b/>
+          <w:sz w:val="21"/>
+        </w:rPr>
+        <w:t xml:space="preserve">① </w:t>
+      </w:r>
+      <w:r>
+        <w:rPr>
+          <w:rFonts w:ascii="Consolas" w:hAnsi="Consolas" w:eastAsia="맑은 고딕"/>
+          <w:b/>
+          <w:sz w:val="21"/>
+        </w:rPr>
+        <w:t xml:space="preserve">Ready for Switchover</w:t>
+      </w:r>
+      <w:r>
+        <w:rPr>
+          <w:rFonts w:ascii="맑은 고딕" w:hAnsi="맑은 고딕" w:eastAsia="맑은 고딕"/>
+          <w:sz w:val="21"/>
+        </w:rPr>
+        <w:t xml:space="preserve"> — 가장 먼저 본다. </w:t>
+      </w:r>
+      <w:r>
+        <w:rPr>
+          <w:rFonts w:ascii="Consolas" w:hAnsi="Consolas" w:eastAsia="맑은 고딕"/>
+          <w:sz w:val="21"/>
+        </w:rPr>
+        <w:t xml:space="preserve">Yes</w:t>
+      </w:r>
+      <w:r>
+        <w:rPr>
+          <w:rFonts w:ascii="맑은 고딕" w:hAnsi="맑은 고딕" w:eastAsia="맑은 고딕"/>
+          <w:sz w:val="21"/>
+        </w:rPr>
+        <w:t xml:space="preserve">가 아니면 나머지를 읽어 이유를 찾는다. </w:t>
+      </w:r>
+      <w:r>
+        <w:rPr>
+          <w:rFonts w:ascii="Consolas" w:hAnsi="Consolas" w:eastAsia="맑은 고딕"/>
+          <w:sz w:val="21"/>
+        </w:rPr>
+        <w:t xml:space="preserve">Ready for Failover</w:t>
+      </w:r>
+      <w:r>
+        <w:rPr>
+          <w:rFonts w:ascii="맑은 고딕" w:hAnsi="맑은 고딕" w:eastAsia="맑은 고딕"/>
+          <w:sz w:val="21"/>
+        </w:rPr>
+        <w:t xml:space="preserve">는 참고용이다. 실측에서 전송을 껐을 때 전자는 </w:t>
+      </w:r>
+      <w:r>
+        <w:rPr>
+          <w:rFonts w:ascii="Consolas" w:hAnsi="Consolas" w:eastAsia="맑은 고딕"/>
+          <w:sz w:val="21"/>
+        </w:rPr>
+        <w:t xml:space="preserve">No</w:t>
+      </w:r>
+      <w:r>
+        <w:rPr>
+          <w:rFonts w:ascii="맑은 고딕" w:hAnsi="맑은 고딕" w:eastAsia="맑은 고딕"/>
+          <w:sz w:val="21"/>
+        </w:rPr>
+        <w:t xml:space="preserve">, 후자는 </w:t>
+      </w:r>
+      <w:r>
+        <w:rPr>
+          <w:rFonts w:ascii="Consolas" w:hAnsi="Consolas" w:eastAsia="맑은 고딕"/>
+          <w:sz w:val="21"/>
+        </w:rPr>
+        <w:t xml:space="preserve">Yes</w:t>
+      </w:r>
+      <w:r>
+        <w:rPr>
+          <w:rFonts w:ascii="맑은 고딕" w:hAnsi="맑은 고딕" w:eastAsia="맑은 고딕"/>
+          <w:sz w:val="21"/>
+        </w:rPr>
+        <w:t xml:space="preserve">였다.</w:t>
       </w:r>
     </w:p>
     <w:p>
       <w:r>
         <w:rPr>
           <w:rFonts w:ascii="맑은 고딕" w:hAnsi="맑은 고딕" w:eastAsia="맑은 고딕"/>
-          <w:sz w:val="21"/>
-        </w:rPr>
-        <w:t>**② 오류·경고 문장** — `Error:`로 시작하는 줄이 있으면 그것이 답이다. 실측 예: `Switchover to this standby is not possible because an apply delay has been set`.</w:t>
+          <w:b/>
+          <w:sz w:val="21"/>
+        </w:rPr>
+        <w:t xml:space="preserve">② 오류·경고 문장</w:t>
+      </w:r>
+      <w:r>
+        <w:rPr>
+          <w:rFonts w:ascii="맑은 고딕" w:hAnsi="맑은 고딕" w:eastAsia="맑은 고딕"/>
+          <w:sz w:val="21"/>
+        </w:rPr>
+        <w:t xml:space="preserve"> — </w:t>
+      </w:r>
+      <w:r>
+        <w:rPr>
+          <w:rFonts w:ascii="Consolas" w:hAnsi="Consolas" w:eastAsia="맑은 고딕"/>
+          <w:sz w:val="21"/>
+        </w:rPr>
+        <w:t xml:space="preserve">Error:</w:t>
+      </w:r>
+      <w:r>
+        <w:rPr>
+          <w:rFonts w:ascii="맑은 고딕" w:hAnsi="맑은 고딕" w:eastAsia="맑은 고딕"/>
+          <w:sz w:val="21"/>
+        </w:rPr>
+        <w:t xml:space="preserve">로 시작하는 줄이 있으면 그것이 답이다. 실측 예: </w:t>
+      </w:r>
+      <w:r>
+        <w:rPr>
+          <w:rFonts w:ascii="Consolas" w:hAnsi="Consolas" w:eastAsia="맑은 고딕"/>
+          <w:sz w:val="21"/>
+        </w:rPr>
+        <w:t xml:space="preserve">Switchover to this standby is not possible because an apply delay has been set</w:t>
+      </w:r>
+      <w:r>
+        <w:rPr>
+          <w:rFonts w:ascii="맑은 고딕" w:hAnsi="맑은 고딕" w:eastAsia="맑은 고딕"/>
+          <w:sz w:val="21"/>
+        </w:rPr>
+        <w:t xml:space="preserve">.</w:t>
       </w:r>
     </w:p>
     <w:p>
       <w:r>
         <w:rPr>
           <w:rFonts w:ascii="맑은 고딕" w:hAnsi="맑은 고딕" w:eastAsia="맑은 고딕"/>
-          <w:sz w:val="21"/>
-        </w:rPr>
-        <w:t>**③ `Transport-Related Information`** — `Transport On: Yes`, `Gap Status: No Gap`, `Transport Status: Success`를 확인한다. `Gap Status`는 7장에서 `V$ARCHIVE_GAP`으로 확인하던 것을 한 줄로 준다.</w:t>
+          <w:b/>
+          <w:sz w:val="21"/>
+        </w:rPr>
+        <w:t xml:space="preserve">③ </w:t>
+      </w:r>
+      <w:r>
+        <w:rPr>
+          <w:rFonts w:ascii="Consolas" w:hAnsi="Consolas" w:eastAsia="맑은 고딕"/>
+          <w:b/>
+          <w:sz w:val="21"/>
+        </w:rPr>
+        <w:t xml:space="preserve">Transport-Related Information</w:t>
+      </w:r>
+      <w:r>
+        <w:rPr>
+          <w:rFonts w:ascii="맑은 고딕" w:hAnsi="맑은 고딕" w:eastAsia="맑은 고딕"/>
+          <w:sz w:val="21"/>
+        </w:rPr>
+        <w:t xml:space="preserve"> — </w:t>
+      </w:r>
+      <w:r>
+        <w:rPr>
+          <w:rFonts w:ascii="Consolas" w:hAnsi="Consolas" w:eastAsia="맑은 고딕"/>
+          <w:sz w:val="21"/>
+        </w:rPr>
+        <w:t xml:space="preserve">Transport On: Yes</w:t>
+      </w:r>
+      <w:r>
+        <w:rPr>
+          <w:rFonts w:ascii="맑은 고딕" w:hAnsi="맑은 고딕" w:eastAsia="맑은 고딕"/>
+          <w:sz w:val="21"/>
+        </w:rPr>
+        <w:t xml:space="preserve">, </w:t>
+      </w:r>
+      <w:r>
+        <w:rPr>
+          <w:rFonts w:ascii="Consolas" w:hAnsi="Consolas" w:eastAsia="맑은 고딕"/>
+          <w:sz w:val="21"/>
+        </w:rPr>
+        <w:t xml:space="preserve">Gap Status: No Gap</w:t>
+      </w:r>
+      <w:r>
+        <w:rPr>
+          <w:rFonts w:ascii="맑은 고딕" w:hAnsi="맑은 고딕" w:eastAsia="맑은 고딕"/>
+          <w:sz w:val="21"/>
+        </w:rPr>
+        <w:t xml:space="preserve">, </w:t>
+      </w:r>
+      <w:r>
+        <w:rPr>
+          <w:rFonts w:ascii="Consolas" w:hAnsi="Consolas" w:eastAsia="맑은 고딕"/>
+          <w:sz w:val="21"/>
+        </w:rPr>
+        <w:t xml:space="preserve">Transport Status: Success</w:t>
+      </w:r>
+      <w:r>
+        <w:rPr>
+          <w:rFonts w:ascii="맑은 고딕" w:hAnsi="맑은 고딕" w:eastAsia="맑은 고딕"/>
+          <w:sz w:val="21"/>
+        </w:rPr>
+        <w:t xml:space="preserve">를 확인한다. </w:t>
+      </w:r>
+      <w:r>
+        <w:rPr>
+          <w:rFonts w:ascii="Consolas" w:hAnsi="Consolas" w:eastAsia="맑은 고딕"/>
+          <w:sz w:val="21"/>
+        </w:rPr>
+        <w:t xml:space="preserve">Gap Status</w:t>
+      </w:r>
+      <w:r>
+        <w:rPr>
+          <w:rFonts w:ascii="맑은 고딕" w:hAnsi="맑은 고딕" w:eastAsia="맑은 고딕"/>
+          <w:sz w:val="21"/>
+        </w:rPr>
+        <w:t xml:space="preserve">는 7장에서 </w:t>
+      </w:r>
+      <w:r>
+        <w:rPr>
+          <w:rFonts w:ascii="Consolas" w:hAnsi="Consolas" w:eastAsia="맑은 고딕"/>
+          <w:sz w:val="21"/>
+        </w:rPr>
+        <w:t xml:space="preserve">V$ARCHIVE_GAP</w:t>
+      </w:r>
+      <w:r>
+        <w:rPr>
+          <w:rFonts w:ascii="맑은 고딕" w:hAnsi="맑은 고딕" w:eastAsia="맑은 고딕"/>
+          <w:sz w:val="21"/>
+        </w:rPr>
+        <w:t xml:space="preserve">으로 확인하던 것을 한 줄로 준다.</w:t>
       </w:r>
     </w:p>
     <w:p>
       <w:r>
         <w:rPr>
           <w:rFonts w:ascii="맑은 고딕" w:hAnsi="맑은 고딕" w:eastAsia="맑은 고딕"/>
-          <w:sz w:val="21"/>
-        </w:rPr>
-        <w:t>**④ `Standby Apply-Related Information`** — `Apply State: Running`, `Apply Lag: 0`, `Apply Delay: 0 minutes`. `Apply Delay`가 0이 아니면 `DelayMins`를 먼저 해제해야 한다.</w:t>
+          <w:b/>
+          <w:sz w:val="21"/>
+        </w:rPr>
+        <w:t xml:space="preserve">④ </w:t>
+      </w:r>
+      <w:r>
+        <w:rPr>
+          <w:rFonts w:ascii="Consolas" w:hAnsi="Consolas" w:eastAsia="맑은 고딕"/>
+          <w:b/>
+          <w:sz w:val="21"/>
+        </w:rPr>
+        <w:t xml:space="preserve">Standby Apply-Related Information</w:t>
+      </w:r>
+      <w:r>
+        <w:rPr>
+          <w:rFonts w:ascii="맑은 고딕" w:hAnsi="맑은 고딕" w:eastAsia="맑은 고딕"/>
+          <w:sz w:val="21"/>
+        </w:rPr>
+        <w:t xml:space="preserve"> — </w:t>
+      </w:r>
+      <w:r>
+        <w:rPr>
+          <w:rFonts w:ascii="Consolas" w:hAnsi="Consolas" w:eastAsia="맑은 고딕"/>
+          <w:sz w:val="21"/>
+        </w:rPr>
+        <w:t xml:space="preserve">Apply State: Running</w:t>
+      </w:r>
+      <w:r>
+        <w:rPr>
+          <w:rFonts w:ascii="맑은 고딕" w:hAnsi="맑은 고딕" w:eastAsia="맑은 고딕"/>
+          <w:sz w:val="21"/>
+        </w:rPr>
+        <w:t xml:space="preserve">, </w:t>
+      </w:r>
+      <w:r>
+        <w:rPr>
+          <w:rFonts w:ascii="Consolas" w:hAnsi="Consolas" w:eastAsia="맑은 고딕"/>
+          <w:sz w:val="21"/>
+        </w:rPr>
+        <w:t xml:space="preserve">Apply Lag: 0</w:t>
+      </w:r>
+      <w:r>
+        <w:rPr>
+          <w:rFonts w:ascii="맑은 고딕" w:hAnsi="맑은 고딕" w:eastAsia="맑은 고딕"/>
+          <w:sz w:val="21"/>
+        </w:rPr>
+        <w:t xml:space="preserve">, </w:t>
+      </w:r>
+      <w:r>
+        <w:rPr>
+          <w:rFonts w:ascii="Consolas" w:hAnsi="Consolas" w:eastAsia="맑은 고딕"/>
+          <w:sz w:val="21"/>
+        </w:rPr>
+        <w:t xml:space="preserve">Apply Delay: 0 minutes</w:t>
+      </w:r>
+      <w:r>
+        <w:rPr>
+          <w:rFonts w:ascii="맑은 고딕" w:hAnsi="맑은 고딕" w:eastAsia="맑은 고딕"/>
+          <w:sz w:val="21"/>
+        </w:rPr>
+        <w:t xml:space="preserve">. </w:t>
+      </w:r>
+      <w:r>
+        <w:rPr>
+          <w:rFonts w:ascii="Consolas" w:hAnsi="Consolas" w:eastAsia="맑은 고딕"/>
+          <w:sz w:val="21"/>
+        </w:rPr>
+        <w:t xml:space="preserve">Apply Delay</w:t>
+      </w:r>
+      <w:r>
+        <w:rPr>
+          <w:rFonts w:ascii="맑은 고딕" w:hAnsi="맑은 고딕" w:eastAsia="맑은 고딕"/>
+          <w:sz w:val="21"/>
+        </w:rPr>
+        <w:t xml:space="preserve">가 0이 아니면 </w:t>
+      </w:r>
+      <w:r>
+        <w:rPr>
+          <w:rFonts w:ascii="Consolas" w:hAnsi="Consolas" w:eastAsia="맑은 고딕"/>
+          <w:sz w:val="21"/>
+        </w:rPr>
+        <w:t xml:space="preserve">DelayMins</w:t>
+      </w:r>
+      <w:r>
+        <w:rPr>
+          <w:rFonts w:ascii="맑은 고딕" w:hAnsi="맑은 고딕" w:eastAsia="맑은 고딕"/>
+          <w:sz w:val="21"/>
+        </w:rPr>
+        <w:t xml:space="preserve">를 먼저 해제해야 한다.</w:t>
       </w:r>
     </w:p>
     <w:p>
       <w:r>
         <w:rPr>
           <w:rFonts w:ascii="맑은 고딕" w:hAnsi="맑은 고딕" w:eastAsia="맑은 고딕"/>
-          <w:sz w:val="21"/>
-        </w:rPr>
-        <w:t>**⑤ `static connect identifier`** — 접속 시험이 성공했는지 본다. 실패하면 전환이 중간에 멈춘다.</w:t>
+          <w:b/>
+          <w:sz w:val="21"/>
+        </w:rPr>
+        <w:t xml:space="preserve">⑤ </w:t>
+      </w:r>
+      <w:r>
+        <w:rPr>
+          <w:rFonts w:ascii="Consolas" w:hAnsi="Consolas" w:eastAsia="맑은 고딕"/>
+          <w:b/>
+          <w:sz w:val="21"/>
+        </w:rPr>
+        <w:t xml:space="preserve">static connect identifier</w:t>
+      </w:r>
+      <w:r>
+        <w:rPr>
+          <w:rFonts w:ascii="맑은 고딕" w:hAnsi="맑은 고딕" w:eastAsia="맑은 고딕"/>
+          <w:sz w:val="21"/>
+        </w:rPr>
+        <w:t xml:space="preserve"> — 접속 시험이 성공했는지 본다. 실패하면 전환이 중간에 멈춘다.</w:t>
       </w:r>
     </w:p>
     <w:p>
       <w:r>
         <w:rPr>
           <w:rFonts w:ascii="맑은 고딕" w:hAnsi="맑은 고딕" w:eastAsia="맑은 고딕"/>
-          <w:sz w:val="21"/>
-        </w:rPr>
-        <w:t>**⑥ `Log Files Cleared`** — `boston Standby Redo Log Files: Available`을 확인한다. `boston Online Redo Log Files: Not Cleared`는 경고가 아니다. 전환되면 그때 정리된다.</w:t>
+          <w:b/>
+          <w:sz w:val="21"/>
+        </w:rPr>
+        <w:t xml:space="preserve">⑥ </w:t>
+      </w:r>
+      <w:r>
+        <w:rPr>
+          <w:rFonts w:ascii="Consolas" w:hAnsi="Consolas" w:eastAsia="맑은 고딕"/>
+          <w:b/>
+          <w:sz w:val="21"/>
+        </w:rPr>
+        <w:t xml:space="preserve">Log Files Cleared</w:t>
+      </w:r>
+      <w:r>
+        <w:rPr>
+          <w:rFonts w:ascii="맑은 고딕" w:hAnsi="맑은 고딕" w:eastAsia="맑은 고딕"/>
+          <w:sz w:val="21"/>
+        </w:rPr>
+        <w:t xml:space="preserve"> — </w:t>
+      </w:r>
+      <w:r>
+        <w:rPr>
+          <w:rFonts w:ascii="Consolas" w:hAnsi="Consolas" w:eastAsia="맑은 고딕"/>
+          <w:sz w:val="21"/>
+        </w:rPr>
+        <w:t xml:space="preserve">boston Standby Redo Log Files: Available</w:t>
+      </w:r>
+      <w:r>
+        <w:rPr>
+          <w:rFonts w:ascii="맑은 고딕" w:hAnsi="맑은 고딕" w:eastAsia="맑은 고딕"/>
+          <w:sz w:val="21"/>
+        </w:rPr>
+        <w:t xml:space="preserve">을 확인한다. </w:t>
+      </w:r>
+      <w:r>
+        <w:rPr>
+          <w:rFonts w:ascii="Consolas" w:hAnsi="Consolas" w:eastAsia="맑은 고딕"/>
+          <w:sz w:val="21"/>
+        </w:rPr>
+        <w:t xml:space="preserve">boston Online Redo Log Files: Not Cleared</w:t>
+      </w:r>
+      <w:r>
+        <w:rPr>
+          <w:rFonts w:ascii="맑은 고딕" w:hAnsi="맑은 고딕" w:eastAsia="맑은 고딕"/>
+          <w:sz w:val="21"/>
+        </w:rPr>
+        <w:t xml:space="preserve">는 경고가 아니다. 전환되면 그때 정리된다.</w:t>
       </w:r>
     </w:p>
     <w:p>
       <w:r>
         <w:rPr>
           <w:rFonts w:ascii="맑은 고딕" w:hAnsi="맑은 고딕" w:eastAsia="맑은 고딕"/>
-          <w:sz w:val="21"/>
-        </w:rPr>
-        <w:t>**⑦ `Future Log File Groups Configuration`** — `Sufficient SRLs`인지 본다. 여기가 부족하면 전환 후 리두를 받지 못한다. 크기도 `Future Configuration Log File Sizes`에서 함께 본다.</w:t>
+          <w:b/>
+          <w:sz w:val="21"/>
+        </w:rPr>
+        <w:t xml:space="preserve">⑦ </w:t>
+      </w:r>
+      <w:r>
+        <w:rPr>
+          <w:rFonts w:ascii="Consolas" w:hAnsi="Consolas" w:eastAsia="맑은 고딕"/>
+          <w:b/>
+          <w:sz w:val="21"/>
+        </w:rPr>
+        <w:t xml:space="preserve">Future Log File Groups Configuration</w:t>
+      </w:r>
+      <w:r>
+        <w:rPr>
+          <w:rFonts w:ascii="맑은 고딕" w:hAnsi="맑은 고딕" w:eastAsia="맑은 고딕"/>
+          <w:sz w:val="21"/>
+        </w:rPr>
+        <w:t xml:space="preserve"> — </w:t>
+      </w:r>
+      <w:r>
+        <w:rPr>
+          <w:rFonts w:ascii="Consolas" w:hAnsi="Consolas" w:eastAsia="맑은 고딕"/>
+          <w:sz w:val="21"/>
+        </w:rPr>
+        <w:t xml:space="preserve">Sufficient SRLs</w:t>
+      </w:r>
+      <w:r>
+        <w:rPr>
+          <w:rFonts w:ascii="맑은 고딕" w:hAnsi="맑은 고딕" w:eastAsia="맑은 고딕"/>
+          <w:sz w:val="21"/>
+        </w:rPr>
+        <w:t xml:space="preserve">인지 본다. 여기가 부족하면 전환 후 리두를 받지 못한다. 크기도 </w:t>
+      </w:r>
+      <w:r>
+        <w:rPr>
+          <w:rFonts w:ascii="Consolas" w:hAnsi="Consolas" w:eastAsia="맑은 고딕"/>
+          <w:sz w:val="21"/>
+        </w:rPr>
+        <w:t xml:space="preserve">Future Configuration Log File Sizes</w:t>
+      </w:r>
+      <w:r>
+        <w:rPr>
+          <w:rFonts w:ascii="맑은 고딕" w:hAnsi="맑은 고딕" w:eastAsia="맑은 고딕"/>
+          <w:sz w:val="21"/>
+        </w:rPr>
+        <w:t xml:space="preserve">에서 함께 본다.</w:t>
       </w:r>
     </w:p>
     <w:p>
       <w:r>
         <w:rPr>
           <w:rFonts w:ascii="맑은 고딕" w:hAnsi="맑은 고딕" w:eastAsia="맑은 고딕"/>
-          <w:sz w:val="21"/>
-        </w:rPr>
-        <w:t>**⑧ 속성 비교 표** — `Apply-Related`와 `Transport-Related` 두 표에서 **양쪽 값이 다른 행**을 찾는다. 정상이면 표가 짧다.</w:t>
+          <w:b/>
+          <w:sz w:val="21"/>
+        </w:rPr>
+        <w:t xml:space="preserve">⑧ 속성 비교 표</w:t>
+      </w:r>
+      <w:r>
+        <w:rPr>
+          <w:rFonts w:ascii="맑은 고딕" w:hAnsi="맑은 고딕" w:eastAsia="맑은 고딕"/>
+          <w:sz w:val="21"/>
+        </w:rPr>
+        <w:t xml:space="preserve"> — </w:t>
+      </w:r>
+      <w:r>
+        <w:rPr>
+          <w:rFonts w:ascii="Consolas" w:hAnsi="Consolas" w:eastAsia="맑은 고딕"/>
+          <w:sz w:val="21"/>
+        </w:rPr>
+        <w:t xml:space="preserve">Apply-Related</w:t>
+      </w:r>
+      <w:r>
+        <w:rPr>
+          <w:rFonts w:ascii="맑은 고딕" w:hAnsi="맑은 고딕" w:eastAsia="맑은 고딕"/>
+          <w:sz w:val="21"/>
+        </w:rPr>
+        <w:t xml:space="preserve">와 </w:t>
+      </w:r>
+      <w:r>
+        <w:rPr>
+          <w:rFonts w:ascii="Consolas" w:hAnsi="Consolas" w:eastAsia="맑은 고딕"/>
+          <w:sz w:val="21"/>
+        </w:rPr>
+        <w:t xml:space="preserve">Transport-Related</w:t>
+      </w:r>
+      <w:r>
+        <w:rPr>
+          <w:rFonts w:ascii="맑은 고딕" w:hAnsi="맑은 고딕" w:eastAsia="맑은 고딕"/>
+          <w:sz w:val="21"/>
+        </w:rPr>
+        <w:t xml:space="preserve"> 두 표에서 </w:t>
+      </w:r>
+      <w:r>
+        <w:rPr>
+          <w:rFonts w:ascii="맑은 고딕" w:hAnsi="맑은 고딕" w:eastAsia="맑은 고딕"/>
+          <w:b/>
+          <w:sz w:val="21"/>
+        </w:rPr>
+        <w:t xml:space="preserve">양쪽 값이 다른 행</w:t>
+      </w:r>
+      <w:r>
+        <w:rPr>
+          <w:rFonts w:ascii="맑은 고딕" w:hAnsi="맑은 고딕" w:eastAsia="맑은 고딕"/>
+          <w:sz w:val="21"/>
+        </w:rPr>
+        <w:t xml:space="preserve">을 찾는다. 정상이면 표가 짧다.</w:t>
       </w:r>
     </w:p>
     <w:p>
       <w:r>
         <w:rPr>
           <w:rFonts w:ascii="맑은 고딕" w:hAnsi="맑은 고딕" w:eastAsia="맑은 고딕"/>
-          <w:sz w:val="21"/>
-        </w:rPr>
-        <w:t>**⑨ `Flashback Database Status`** — 전환 후 되돌릴 가능성을 생각한다면 확인한다. 실측은 양쪽 `Off`였다.</w:t>
+          <w:b/>
+          <w:sz w:val="21"/>
+        </w:rPr>
+        <w:t xml:space="preserve">⑨ </w:t>
+      </w:r>
+      <w:r>
+        <w:rPr>
+          <w:rFonts w:ascii="Consolas" w:hAnsi="Consolas" w:eastAsia="맑은 고딕"/>
+          <w:b/>
+          <w:sz w:val="21"/>
+        </w:rPr>
+        <w:t xml:space="preserve">Flashback Database Status</w:t>
+      </w:r>
+      <w:r>
+        <w:rPr>
+          <w:rFonts w:ascii="맑은 고딕" w:hAnsi="맑은 고딕" w:eastAsia="맑은 고딕"/>
+          <w:sz w:val="21"/>
+        </w:rPr>
+        <w:t xml:space="preserve"> — 전환 후 되돌릴 가능성을 생각한다면 확인한다. 실측은 양쪽 </w:t>
+      </w:r>
+      <w:r>
+        <w:rPr>
+          <w:rFonts w:ascii="Consolas" w:hAnsi="Consolas" w:eastAsia="맑은 고딕"/>
+          <w:sz w:val="21"/>
+        </w:rPr>
+        <w:t xml:space="preserve">Off</w:t>
+      </w:r>
+      <w:r>
+        <w:rPr>
+          <w:rFonts w:ascii="맑은 고딕" w:hAnsi="맑은 고딕" w:eastAsia="맑은 고딕"/>
+          <w:sz w:val="21"/>
+        </w:rPr>
+        <w:t xml:space="preserve">였다.</w:t>
       </w:r>
     </w:p>
     <w:p>
       <w:r>
         <w:rPr>
           <w:rFonts w:ascii="맑은 고딕" w:hAnsi="맑은 고딕" w:eastAsia="맑은 고딕"/>
-          <w:sz w:val="21"/>
-        </w:rPr>
-        <w:t>**⑩ `Capacity Information`·`Temporary Tablespace File Information`** — 인스턴스·스레드 수와 TEMP 파일 수가 양쪽에 맞는지 본다. 실측은 각각 1·1과 3·3이었다.</w:t>
+          <w:b/>
+          <w:sz w:val="21"/>
+        </w:rPr>
+        <w:t xml:space="preserve">⑩ </w:t>
+      </w:r>
+      <w:r>
+        <w:rPr>
+          <w:rFonts w:ascii="Consolas" w:hAnsi="Consolas" w:eastAsia="맑은 고딕"/>
+          <w:b/>
+          <w:sz w:val="21"/>
+        </w:rPr>
+        <w:t xml:space="preserve">Capacity Information</w:t>
+      </w:r>
+      <w:r>
+        <w:rPr>
+          <w:rFonts w:ascii="맑은 고딕" w:hAnsi="맑은 고딕" w:eastAsia="맑은 고딕"/>
+          <w:b/>
+          <w:sz w:val="21"/>
+        </w:rPr>
+        <w:t xml:space="preserve">·</w:t>
+      </w:r>
+      <w:r>
+        <w:rPr>
+          <w:rFonts w:ascii="Consolas" w:hAnsi="Consolas" w:eastAsia="맑은 고딕"/>
+          <w:b/>
+          <w:sz w:val="21"/>
+        </w:rPr>
+        <w:t xml:space="preserve">Temporary Tablespace File Information</w:t>
+      </w:r>
+      <w:r>
+        <w:rPr>
+          <w:rFonts w:ascii="맑은 고딕" w:hAnsi="맑은 고딕" w:eastAsia="맑은 고딕"/>
+          <w:sz w:val="21"/>
+        </w:rPr>
+        <w:t xml:space="preserve"> — 인스턴스·스레드 수와 TEMP 파일 수가 양쪽에 맞는지 본다. 실측은 각각 1·1과 3·3이었다.</w:t>
       </w:r>
     </w:p>
     <w:p>
       <w:r>
         <w:rPr>
           <w:rFonts w:ascii="맑은 고딕" w:hAnsi="맑은 고딕" w:eastAsia="맑은 고딕"/>
-          <w:sz w:val="21"/>
-        </w:rPr>
-        <w:t>**판정 규칙** — ①이 `Yes`이고 ②에 문장이 없으며 ⑦이 `Sufficient`이면 진행한다. 하나라도 어긋나면 원인을 해소한 뒤 `VALIDATE`를 다시 실행한다.</w:t>
+          <w:b/>
+          <w:sz w:val="21"/>
+        </w:rPr>
+        <w:t xml:space="preserve">판정 규칙</w:t>
+      </w:r>
+      <w:r>
+        <w:rPr>
+          <w:rFonts w:ascii="맑은 고딕" w:hAnsi="맑은 고딕" w:eastAsia="맑은 고딕"/>
+          <w:sz w:val="21"/>
+        </w:rPr>
+        <w:t xml:space="preserve"> — ①이 </w:t>
+      </w:r>
+      <w:r>
+        <w:rPr>
+          <w:rFonts w:ascii="Consolas" w:hAnsi="Consolas" w:eastAsia="맑은 고딕"/>
+          <w:sz w:val="21"/>
+        </w:rPr>
+        <w:t xml:space="preserve">Yes</w:t>
+      </w:r>
+      <w:r>
+        <w:rPr>
+          <w:rFonts w:ascii="맑은 고딕" w:hAnsi="맑은 고딕" w:eastAsia="맑은 고딕"/>
+          <w:sz w:val="21"/>
+        </w:rPr>
+        <w:t xml:space="preserve">이고 ②에 문장이 없으며 ⑦이 </w:t>
+      </w:r>
+      <w:r>
+        <w:rPr>
+          <w:rFonts w:ascii="Consolas" w:hAnsi="Consolas" w:eastAsia="맑은 고딕"/>
+          <w:sz w:val="21"/>
+        </w:rPr>
+        <w:t xml:space="preserve">Sufficient</w:t>
+      </w:r>
+      <w:r>
+        <w:rPr>
+          <w:rFonts w:ascii="맑은 고딕" w:hAnsi="맑은 고딕" w:eastAsia="맑은 고딕"/>
+          <w:sz w:val="21"/>
+        </w:rPr>
+        <w:t xml:space="preserve">이면 진행한다. 하나라도 어긋나면 원인을 해소한 뒤 </w:t>
+      </w:r>
+      <w:r>
+        <w:rPr>
+          <w:rFonts w:ascii="Consolas" w:hAnsi="Consolas" w:eastAsia="맑은 고딕"/>
+          <w:sz w:val="21"/>
+        </w:rPr>
+        <w:t xml:space="preserve">VALIDATE</w:t>
+      </w:r>
+      <w:r>
+        <w:rPr>
+          <w:rFonts w:ascii="맑은 고딕" w:hAnsi="맑은 고딕" w:eastAsia="맑은 고딕"/>
+          <w:sz w:val="21"/>
+        </w:rPr>
+        <w:t xml:space="preserve">를 다시 실행한다.</w:t>
       </w:r>
     </w:p>
     <w:p>
@@ -2547,126 +7864,646 @@
       <w:r>
         <w:rPr>
           <w:rFonts w:ascii="맑은 고딕" w:hAnsi="맑은 고딕" w:eastAsia="맑은 고딕"/>
-          <w:sz w:val="21"/>
-        </w:rPr>
-        <w:t>**전제 조건**</w:t>
+          <w:b/>
+          <w:sz w:val="21"/>
+        </w:rPr>
+        <w:t xml:space="preserve">전제 조건</w:t>
       </w:r>
     </w:p>
     <w:p>
       <w:r>
         <w:rPr>
           <w:rFonts w:ascii="맑은 고딕" w:hAnsi="맑은 고딕" w:eastAsia="맑은 고딕"/>
-          <w:sz w:val="21"/>
-        </w:rPr>
-        <w:t>**①** 플래시백 데이터베이스. 없으면 `ENABLE` 시 `Warning: ORA-16827`이 나고, 켜지기는 하지만 전환 후 옛 Primary를 Reinstate할 수 없다. 확인: `SELECT flashback_on FROM v$database;`를 양쪽에서.</w:t>
+          <w:b/>
+          <w:sz w:val="21"/>
+        </w:rPr>
+        <w:t xml:space="preserve">①</w:t>
+      </w:r>
+      <w:r>
+        <w:rPr>
+          <w:rFonts w:ascii="맑은 고딕" w:hAnsi="맑은 고딕" w:eastAsia="맑은 고딕"/>
+          <w:sz w:val="21"/>
+        </w:rPr>
+        <w:t xml:space="preserve"> 플래시백 데이터베이스. 없으면 </w:t>
+      </w:r>
+      <w:r>
+        <w:rPr>
+          <w:rFonts w:ascii="Consolas" w:hAnsi="Consolas" w:eastAsia="맑은 고딕"/>
+          <w:sz w:val="21"/>
+        </w:rPr>
+        <w:t xml:space="preserve">ENABLE</w:t>
+      </w:r>
+      <w:r>
+        <w:rPr>
+          <w:rFonts w:ascii="맑은 고딕" w:hAnsi="맑은 고딕" w:eastAsia="맑은 고딕"/>
+          <w:sz w:val="21"/>
+        </w:rPr>
+        <w:t xml:space="preserve"> 시 </w:t>
+      </w:r>
+      <w:r>
+        <w:rPr>
+          <w:rFonts w:ascii="Consolas" w:hAnsi="Consolas" w:eastAsia="맑은 고딕"/>
+          <w:sz w:val="21"/>
+        </w:rPr>
+        <w:t xml:space="preserve">Warning: ORA-16827</w:t>
+      </w:r>
+      <w:r>
+        <w:rPr>
+          <w:rFonts w:ascii="맑은 고딕" w:hAnsi="맑은 고딕" w:eastAsia="맑은 고딕"/>
+          <w:sz w:val="21"/>
+        </w:rPr>
+        <w:t xml:space="preserve">이 나고, 켜지기는 하지만 전환 후 옛 Primary를 Reinstate할 수 없다. 확인: </w:t>
+      </w:r>
+      <w:r>
+        <w:rPr>
+          <w:rFonts w:ascii="Consolas" w:hAnsi="Consolas" w:eastAsia="맑은 고딕"/>
+          <w:sz w:val="21"/>
+        </w:rPr>
+        <w:t xml:space="preserve">SELECT flashback_on FROM v$database;</w:t>
+      </w:r>
+      <w:r>
+        <w:rPr>
+          <w:rFonts w:ascii="맑은 고딕" w:hAnsi="맑은 고딕" w:eastAsia="맑은 고딕"/>
+          <w:sz w:val="21"/>
+        </w:rPr>
+        <w:t xml:space="preserve">를 양쪽에서.</w:t>
       </w:r>
     </w:p>
     <w:p>
       <w:r>
         <w:rPr>
           <w:rFonts w:ascii="맑은 고딕" w:hAnsi="맑은 고딕" w:eastAsia="맑은 고딕"/>
-          <w:sz w:val="21"/>
-        </w:rPr>
-        <w:t>**②** 관측자 호스트. Primary·Standby와 다른 곳이어야 하며 DGMGRL만 설치되면 된다.</w:t>
+          <w:b/>
+          <w:sz w:val="21"/>
+        </w:rPr>
+        <w:t xml:space="preserve">②</w:t>
+      </w:r>
+      <w:r>
+        <w:rPr>
+          <w:rFonts w:ascii="맑은 고딕" w:hAnsi="맑은 고딕" w:eastAsia="맑은 고딕"/>
+          <w:sz w:val="21"/>
+        </w:rPr>
+        <w:t xml:space="preserve"> 관측자 호스트. Primary·Standby와 다른 곳이어야 하며 DGMGRL만 설치되면 된다.</w:t>
       </w:r>
     </w:p>
     <w:p>
       <w:r>
         <w:rPr>
           <w:rFonts w:ascii="맑은 고딕" w:hAnsi="맑은 고딕" w:eastAsia="맑은 고딕"/>
-          <w:sz w:val="21"/>
-        </w:rPr>
-        <w:t>**③** 검증된 수동 전환 절차. 손으로 하는 Switchover가 안정적으로 되는 것을 먼저 확인한다. **자동화는 신뢰할 수 있는 절차 위에 얹는 것**이지 절차를 대신하는 것이 아니다.</w:t>
+          <w:b/>
+          <w:sz w:val="21"/>
+        </w:rPr>
+        <w:t xml:space="preserve">③</w:t>
+      </w:r>
+      <w:r>
+        <w:rPr>
+          <w:rFonts w:ascii="맑은 고딕" w:hAnsi="맑은 고딕" w:eastAsia="맑은 고딕"/>
+          <w:sz w:val="21"/>
+        </w:rPr>
+        <w:t xml:space="preserve"> 검증된 수동 전환 절차. 손으로 하는 Switchover가 안정적으로 되는 것을 먼저 확인한다. </w:t>
+      </w:r>
+      <w:r>
+        <w:rPr>
+          <w:rFonts w:ascii="맑은 고딕" w:hAnsi="맑은 고딕" w:eastAsia="맑은 고딕"/>
+          <w:b/>
+          <w:sz w:val="21"/>
+        </w:rPr>
+        <w:t xml:space="preserve">자동화는 신뢰할 수 있는 절차 위에 얹는 것</w:t>
+      </w:r>
+      <w:r>
+        <w:rPr>
+          <w:rFonts w:ascii="맑은 고딕" w:hAnsi="맑은 고딕" w:eastAsia="맑은 고딕"/>
+          <w:sz w:val="21"/>
+        </w:rPr>
+        <w:t xml:space="preserve">이지 절차를 대신하는 것이 아니다.</w:t>
       </w:r>
     </w:p>
     <w:p>
       <w:r>
         <w:rPr>
           <w:rFonts w:ascii="맑은 고딕" w:hAnsi="맑은 고딕" w:eastAsia="맑은 고딕"/>
-          <w:sz w:val="21"/>
-        </w:rPr>
-        <w:t>**도입 순서**</w:t>
+          <w:b/>
+          <w:sz w:val="21"/>
+        </w:rPr>
+        <w:t xml:space="preserve">도입 순서</w:t>
       </w:r>
     </w:p>
     <w:p>
       <w:r>
         <w:rPr>
           <w:rFonts w:ascii="맑은 고딕" w:hAnsi="맑은 고딕" w:eastAsia="맑은 고딕"/>
-          <w:sz w:val="21"/>
-        </w:rPr>
-        <w:t>**1단계** 현재 설정을 읽는다. `show fast_start failover`. 확인 항목: `Threshold`(실측 기본 30초), `Lag Limit`(30초), `Shutdown Primary`(TRUE), `Auto-reinstate`(TRUE), 그리고 전환 조건 다섯 가지. 기본이 `NO`인 `Inaccessible Logfile`·`Stuck Archiver`를 켤지 판단한다.</w:t>
+          <w:b/>
+          <w:sz w:val="21"/>
+        </w:rPr>
+        <w:t xml:space="preserve">1단계</w:t>
+      </w:r>
+      <w:r>
+        <w:rPr>
+          <w:rFonts w:ascii="맑은 고딕" w:hAnsi="맑은 고딕" w:eastAsia="맑은 고딕"/>
+          <w:sz w:val="21"/>
+        </w:rPr>
+        <w:t xml:space="preserve"> 현재 설정을 읽는다. </w:t>
+      </w:r>
+      <w:r>
+        <w:rPr>
+          <w:rFonts w:ascii="Consolas" w:hAnsi="Consolas" w:eastAsia="맑은 고딕"/>
+          <w:sz w:val="21"/>
+        </w:rPr>
+        <w:t xml:space="preserve">show fast_start failover</w:t>
+      </w:r>
+      <w:r>
+        <w:rPr>
+          <w:rFonts w:ascii="맑은 고딕" w:hAnsi="맑은 고딕" w:eastAsia="맑은 고딕"/>
+          <w:sz w:val="21"/>
+        </w:rPr>
+        <w:t xml:space="preserve">. 확인 항목: </w:t>
+      </w:r>
+      <w:r>
+        <w:rPr>
+          <w:rFonts w:ascii="Consolas" w:hAnsi="Consolas" w:eastAsia="맑은 고딕"/>
+          <w:sz w:val="21"/>
+        </w:rPr>
+        <w:t xml:space="preserve">Threshold</w:t>
+      </w:r>
+      <w:r>
+        <w:rPr>
+          <w:rFonts w:ascii="맑은 고딕" w:hAnsi="맑은 고딕" w:eastAsia="맑은 고딕"/>
+          <w:sz w:val="21"/>
+        </w:rPr>
+        <w:t xml:space="preserve">(실측 기본 30초), </w:t>
+      </w:r>
+      <w:r>
+        <w:rPr>
+          <w:rFonts w:ascii="Consolas" w:hAnsi="Consolas" w:eastAsia="맑은 고딕"/>
+          <w:sz w:val="21"/>
+        </w:rPr>
+        <w:t xml:space="preserve">Lag Limit</w:t>
+      </w:r>
+      <w:r>
+        <w:rPr>
+          <w:rFonts w:ascii="맑은 고딕" w:hAnsi="맑은 고딕" w:eastAsia="맑은 고딕"/>
+          <w:sz w:val="21"/>
+        </w:rPr>
+        <w:t xml:space="preserve">(30초), </w:t>
+      </w:r>
+      <w:r>
+        <w:rPr>
+          <w:rFonts w:ascii="Consolas" w:hAnsi="Consolas" w:eastAsia="맑은 고딕"/>
+          <w:sz w:val="21"/>
+        </w:rPr>
+        <w:t xml:space="preserve">Shutdown Primary</w:t>
+      </w:r>
+      <w:r>
+        <w:rPr>
+          <w:rFonts w:ascii="맑은 고딕" w:hAnsi="맑은 고딕" w:eastAsia="맑은 고딕"/>
+          <w:sz w:val="21"/>
+        </w:rPr>
+        <w:t xml:space="preserve">(TRUE), </w:t>
+      </w:r>
+      <w:r>
+        <w:rPr>
+          <w:rFonts w:ascii="Consolas" w:hAnsi="Consolas" w:eastAsia="맑은 고딕"/>
+          <w:sz w:val="21"/>
+        </w:rPr>
+        <w:t xml:space="preserve">Auto-reinstate</w:t>
+      </w:r>
+      <w:r>
+        <w:rPr>
+          <w:rFonts w:ascii="맑은 고딕" w:hAnsi="맑은 고딕" w:eastAsia="맑은 고딕"/>
+          <w:sz w:val="21"/>
+        </w:rPr>
+        <w:t xml:space="preserve">(TRUE), 그리고 전환 조건 다섯 가지. 기본이 </w:t>
+      </w:r>
+      <w:r>
+        <w:rPr>
+          <w:rFonts w:ascii="Consolas" w:hAnsi="Consolas" w:eastAsia="맑은 고딕"/>
+          <w:sz w:val="21"/>
+        </w:rPr>
+        <w:t xml:space="preserve">NO</w:t>
+      </w:r>
+      <w:r>
+        <w:rPr>
+          <w:rFonts w:ascii="맑은 고딕" w:hAnsi="맑은 고딕" w:eastAsia="맑은 고딕"/>
+          <w:sz w:val="21"/>
+        </w:rPr>
+        <w:t xml:space="preserve">인 </w:t>
+      </w:r>
+      <w:r>
+        <w:rPr>
+          <w:rFonts w:ascii="Consolas" w:hAnsi="Consolas" w:eastAsia="맑은 고딕"/>
+          <w:sz w:val="21"/>
+        </w:rPr>
+        <w:t xml:space="preserve">Inaccessible Logfile</w:t>
+      </w:r>
+      <w:r>
+        <w:rPr>
+          <w:rFonts w:ascii="맑은 고딕" w:hAnsi="맑은 고딕" w:eastAsia="맑은 고딕"/>
+          <w:sz w:val="21"/>
+        </w:rPr>
+        <w:t xml:space="preserve">·</w:t>
+      </w:r>
+      <w:r>
+        <w:rPr>
+          <w:rFonts w:ascii="Consolas" w:hAnsi="Consolas" w:eastAsia="맑은 고딕"/>
+          <w:sz w:val="21"/>
+        </w:rPr>
+        <w:t xml:space="preserve">Stuck Archiver</w:t>
+      </w:r>
+      <w:r>
+        <w:rPr>
+          <w:rFonts w:ascii="맑은 고딕" w:hAnsi="맑은 고딕" w:eastAsia="맑은 고딕"/>
+          <w:sz w:val="21"/>
+        </w:rPr>
+        <w:t xml:space="preserve">를 켤지 판단한다.</w:t>
       </w:r>
     </w:p>
     <w:p>
       <w:r>
         <w:rPr>
           <w:rFonts w:ascii="맑은 고딕" w:hAnsi="맑은 고딕" w:eastAsia="맑은 고딕"/>
-          <w:sz w:val="21"/>
-        </w:rPr>
-        <w:t>**2단계** 플래시백을 켠다. 양쪽에서 `FLASHBACK_ON`이 `YES`가 되는 것을 확인한다.</w:t>
+          <w:b/>
+          <w:sz w:val="21"/>
+        </w:rPr>
+        <w:t xml:space="preserve">2단계</w:t>
+      </w:r>
+      <w:r>
+        <w:rPr>
+          <w:rFonts w:ascii="맑은 고딕" w:hAnsi="맑은 고딕" w:eastAsia="맑은 고딕"/>
+          <w:sz w:val="21"/>
+        </w:rPr>
+        <w:t xml:space="preserve"> 플래시백을 켠다. 양쪽에서 </w:t>
+      </w:r>
+      <w:r>
+        <w:rPr>
+          <w:rFonts w:ascii="Consolas" w:hAnsi="Consolas" w:eastAsia="맑은 고딕"/>
+          <w:sz w:val="21"/>
+        </w:rPr>
+        <w:t xml:space="preserve">FLASHBACK_ON</w:t>
+      </w:r>
+      <w:r>
+        <w:rPr>
+          <w:rFonts w:ascii="맑은 고딕" w:hAnsi="맑은 고딕" w:eastAsia="맑은 고딕"/>
+          <w:sz w:val="21"/>
+        </w:rPr>
+        <w:t xml:space="preserve">이 </w:t>
+      </w:r>
+      <w:r>
+        <w:rPr>
+          <w:rFonts w:ascii="Consolas" w:hAnsi="Consolas" w:eastAsia="맑은 고딕"/>
+          <w:sz w:val="21"/>
+        </w:rPr>
+        <w:t xml:space="preserve">YES</w:t>
+      </w:r>
+      <w:r>
+        <w:rPr>
+          <w:rFonts w:ascii="맑은 고딕" w:hAnsi="맑은 고딕" w:eastAsia="맑은 고딕"/>
+          <w:sz w:val="21"/>
+        </w:rPr>
+        <w:t xml:space="preserve">가 되는 것을 확인한다.</w:t>
       </w:r>
     </w:p>
     <w:p>
       <w:r>
         <w:rPr>
           <w:rFonts w:ascii="맑은 고딕" w:hAnsi="맑은 고딕" w:eastAsia="맑은 고딕"/>
-          <w:sz w:val="21"/>
-        </w:rPr>
-        <w:t>**3단계** 대상을 지정한다. `edit database 'chicago' set property 'FastStartFailoverTarget'='boston';`과 그 반대. **양쪽에 서로를 지정**해야 boston이 Primary가 된 뒤에도 동작한다. 확인 항목: `show database ... 'FastStartFailoverTarget'`가 각각 상대 이름을 반환하는지.</w:t>
+          <w:b/>
+          <w:sz w:val="21"/>
+        </w:rPr>
+        <w:t xml:space="preserve">3단계</w:t>
+      </w:r>
+      <w:r>
+        <w:rPr>
+          <w:rFonts w:ascii="맑은 고딕" w:hAnsi="맑은 고딕" w:eastAsia="맑은 고딕"/>
+          <w:sz w:val="21"/>
+        </w:rPr>
+        <w:t xml:space="preserve"> 대상을 지정한다. </w:t>
+      </w:r>
+      <w:r>
+        <w:rPr>
+          <w:rFonts w:ascii="Consolas" w:hAnsi="Consolas" w:eastAsia="맑은 고딕"/>
+          <w:sz w:val="21"/>
+        </w:rPr>
+        <w:t xml:space="preserve">edit database 'chicago' set property 'FastStartFailoverTarget'='boston';</w:t>
+      </w:r>
+      <w:r>
+        <w:rPr>
+          <w:rFonts w:ascii="맑은 고딕" w:hAnsi="맑은 고딕" w:eastAsia="맑은 고딕"/>
+          <w:sz w:val="21"/>
+        </w:rPr>
+        <w:t xml:space="preserve">과 그 반대. </w:t>
+      </w:r>
+      <w:r>
+        <w:rPr>
+          <w:rFonts w:ascii="맑은 고딕" w:hAnsi="맑은 고딕" w:eastAsia="맑은 고딕"/>
+          <w:b/>
+          <w:sz w:val="21"/>
+        </w:rPr>
+        <w:t xml:space="preserve">양쪽에 서로를 지정</w:t>
+      </w:r>
+      <w:r>
+        <w:rPr>
+          <w:rFonts w:ascii="맑은 고딕" w:hAnsi="맑은 고딕" w:eastAsia="맑은 고딕"/>
+          <w:sz w:val="21"/>
+        </w:rPr>
+        <w:t xml:space="preserve">해야 boston이 Primary가 된 뒤에도 동작한다. 확인 항목: </w:t>
+      </w:r>
+      <w:r>
+        <w:rPr>
+          <w:rFonts w:ascii="Consolas" w:hAnsi="Consolas" w:eastAsia="맑은 고딕"/>
+          <w:sz w:val="21"/>
+        </w:rPr>
+        <w:t xml:space="preserve">show database ... 'FastStartFailoverTarget'</w:t>
+      </w:r>
+      <w:r>
+        <w:rPr>
+          <w:rFonts w:ascii="맑은 고딕" w:hAnsi="맑은 고딕" w:eastAsia="맑은 고딕"/>
+          <w:sz w:val="21"/>
+        </w:rPr>
+        <w:t xml:space="preserve">가 각각 상대 이름을 반환하는지.</w:t>
       </w:r>
     </w:p>
     <w:p>
       <w:r>
         <w:rPr>
           <w:rFonts w:ascii="맑은 고딕" w:hAnsi="맑은 고딕" w:eastAsia="맑은 고딕"/>
-          <w:sz w:val="21"/>
-        </w:rPr>
-        <w:t>**4단계** 관측 전용으로 켠다. `enable fast_start failover observe only`. 확인 항목: `Enabled in Observe-Only Mode`, `Potential Targets`에 `boston valid`.</w:t>
+          <w:b/>
+          <w:sz w:val="21"/>
+        </w:rPr>
+        <w:t xml:space="preserve">4단계</w:t>
+      </w:r>
+      <w:r>
+        <w:rPr>
+          <w:rFonts w:ascii="맑은 고딕" w:hAnsi="맑은 고딕" w:eastAsia="맑은 고딕"/>
+          <w:sz w:val="21"/>
+        </w:rPr>
+        <w:t xml:space="preserve"> 관측 전용으로 켠다. </w:t>
+      </w:r>
+      <w:r>
+        <w:rPr>
+          <w:rFonts w:ascii="Consolas" w:hAnsi="Consolas" w:eastAsia="맑은 고딕"/>
+          <w:sz w:val="21"/>
+        </w:rPr>
+        <w:t xml:space="preserve">enable fast_start failover observe only</w:t>
+      </w:r>
+      <w:r>
+        <w:rPr>
+          <w:rFonts w:ascii="맑은 고딕" w:hAnsi="맑은 고딕" w:eastAsia="맑은 고딕"/>
+          <w:sz w:val="21"/>
+        </w:rPr>
+        <w:t xml:space="preserve">. 확인 항목: </w:t>
+      </w:r>
+      <w:r>
+        <w:rPr>
+          <w:rFonts w:ascii="Consolas" w:hAnsi="Consolas" w:eastAsia="맑은 고딕"/>
+          <w:sz w:val="21"/>
+        </w:rPr>
+        <w:t xml:space="preserve">Enabled in Observe-Only Mode</w:t>
+      </w:r>
+      <w:r>
+        <w:rPr>
+          <w:rFonts w:ascii="맑은 고딕" w:hAnsi="맑은 고딕" w:eastAsia="맑은 고딕"/>
+          <w:sz w:val="21"/>
+        </w:rPr>
+        <w:t xml:space="preserve">, </w:t>
+      </w:r>
+      <w:r>
+        <w:rPr>
+          <w:rFonts w:ascii="Consolas" w:hAnsi="Consolas" w:eastAsia="맑은 고딕"/>
+          <w:sz w:val="21"/>
+        </w:rPr>
+        <w:t xml:space="preserve">Potential Targets</w:t>
+      </w:r>
+      <w:r>
+        <w:rPr>
+          <w:rFonts w:ascii="맑은 고딕" w:hAnsi="맑은 고딕" w:eastAsia="맑은 고딕"/>
+          <w:sz w:val="21"/>
+        </w:rPr>
+        <w:t xml:space="preserve">에 </w:t>
+      </w:r>
+      <w:r>
+        <w:rPr>
+          <w:rFonts w:ascii="Consolas" w:hAnsi="Consolas" w:eastAsia="맑은 고딕"/>
+          <w:sz w:val="21"/>
+        </w:rPr>
+        <w:t xml:space="preserve">boston valid</w:t>
+      </w:r>
+      <w:r>
+        <w:rPr>
+          <w:rFonts w:ascii="맑은 고딕" w:hAnsi="맑은 고딕" w:eastAsia="맑은 고딕"/>
+          <w:sz w:val="21"/>
+        </w:rPr>
+        <w:t xml:space="preserve">.</w:t>
       </w:r>
     </w:p>
     <w:p>
       <w:r>
         <w:rPr>
           <w:rFonts w:ascii="맑은 고딕" w:hAnsi="맑은 고딕" w:eastAsia="맑은 고딕"/>
-          <w:sz w:val="21"/>
-        </w:rPr>
-        <w:t>**5단계** 관측자를 시작한다. 제3 호스트에서 `START OBSERVER ... IN BACKGROUND CONNECT IDENTIFIER IS ...`. 확인 항목: `SHOW CONFIGURATION`에서 ORA-16819가 사라지는지. 실측에서 관측자 없이는 이 경고가 계속 떴다.</w:t>
+          <w:b/>
+          <w:sz w:val="21"/>
+        </w:rPr>
+        <w:t xml:space="preserve">5단계</w:t>
+      </w:r>
+      <w:r>
+        <w:rPr>
+          <w:rFonts w:ascii="맑은 고딕" w:hAnsi="맑은 고딕" w:eastAsia="맑은 고딕"/>
+          <w:sz w:val="21"/>
+        </w:rPr>
+        <w:t xml:space="preserve"> 관측자를 시작한다. 제3 호스트에서 </w:t>
+      </w:r>
+      <w:r>
+        <w:rPr>
+          <w:rFonts w:ascii="Consolas" w:hAnsi="Consolas" w:eastAsia="맑은 고딕"/>
+          <w:sz w:val="21"/>
+        </w:rPr>
+        <w:t xml:space="preserve">START OBSERVER ... IN BACKGROUND CONNECT IDENTIFIER IS ...</w:t>
+      </w:r>
+      <w:r>
+        <w:rPr>
+          <w:rFonts w:ascii="맑은 고딕" w:hAnsi="맑은 고딕" w:eastAsia="맑은 고딕"/>
+          <w:sz w:val="21"/>
+        </w:rPr>
+        <w:t xml:space="preserve">. 확인 항목: </w:t>
+      </w:r>
+      <w:r>
+        <w:rPr>
+          <w:rFonts w:ascii="Consolas" w:hAnsi="Consolas" w:eastAsia="맑은 고딕"/>
+          <w:sz w:val="21"/>
+        </w:rPr>
+        <w:t xml:space="preserve">SHOW CONFIGURATION</w:t>
+      </w:r>
+      <w:r>
+        <w:rPr>
+          <w:rFonts w:ascii="맑은 고딕" w:hAnsi="맑은 고딕" w:eastAsia="맑은 고딕"/>
+          <w:sz w:val="21"/>
+        </w:rPr>
+        <w:t xml:space="preserve">에서 ORA-16819가 사라지는지. 실측에서 관측자 없이는 이 경고가 계속 떴다.</w:t>
       </w:r>
     </w:p>
     <w:p>
       <w:r>
         <w:rPr>
           <w:rFonts w:ascii="맑은 고딕" w:hAnsi="맑은 고딕" w:eastAsia="맑은 고딕"/>
-          <w:sz w:val="21"/>
-        </w:rPr>
-        <w:t>**6단계** 일정 기간 관찰한다. 조건에 걸린 빈도를 보고 `Threshold`가 이 환경에 짧은지 판단한다.</w:t>
+          <w:b/>
+          <w:sz w:val="21"/>
+        </w:rPr>
+        <w:t xml:space="preserve">6단계</w:t>
+      </w:r>
+      <w:r>
+        <w:rPr>
+          <w:rFonts w:ascii="맑은 고딕" w:hAnsi="맑은 고딕" w:eastAsia="맑은 고딕"/>
+          <w:sz w:val="21"/>
+        </w:rPr>
+        <w:t xml:space="preserve"> 일정 기간 관찰한다. 조건에 걸린 빈도를 보고 </w:t>
+      </w:r>
+      <w:r>
+        <w:rPr>
+          <w:rFonts w:ascii="Consolas" w:hAnsi="Consolas" w:eastAsia="맑은 고딕"/>
+          <w:sz w:val="21"/>
+        </w:rPr>
+        <w:t xml:space="preserve">Threshold</w:t>
+      </w:r>
+      <w:r>
+        <w:rPr>
+          <w:rFonts w:ascii="맑은 고딕" w:hAnsi="맑은 고딕" w:eastAsia="맑은 고딕"/>
+          <w:sz w:val="21"/>
+        </w:rPr>
+        <w:t xml:space="preserve">가 이 환경에 짧은지 판단한다.</w:t>
       </w:r>
     </w:p>
     <w:p>
       <w:r>
         <w:rPr>
           <w:rFonts w:ascii="맑은 고딕" w:hAnsi="맑은 고딕" w:eastAsia="맑은 고딕"/>
-          <w:sz w:val="21"/>
-        </w:rPr>
-        <w:t>**7단계** 정식으로 켠다. `disable` 후 `enable fast_start failover`. 확인 항목: `Enabled in Potential Data Loss Mode`(또는 보호 모드에 따른 표현), 구성 화면의 `(*)` 표시, `Configuration Status: SUCCESS`.</w:t>
+          <w:b/>
+          <w:sz w:val="21"/>
+        </w:rPr>
+        <w:t xml:space="preserve">7단계</w:t>
+      </w:r>
+      <w:r>
+        <w:rPr>
+          <w:rFonts w:ascii="맑은 고딕" w:hAnsi="맑은 고딕" w:eastAsia="맑은 고딕"/>
+          <w:sz w:val="21"/>
+        </w:rPr>
+        <w:t xml:space="preserve"> 정식으로 켠다. </w:t>
+      </w:r>
+      <w:r>
+        <w:rPr>
+          <w:rFonts w:ascii="Consolas" w:hAnsi="Consolas" w:eastAsia="맑은 고딕"/>
+          <w:sz w:val="21"/>
+        </w:rPr>
+        <w:t xml:space="preserve">disable</w:t>
+      </w:r>
+      <w:r>
+        <w:rPr>
+          <w:rFonts w:ascii="맑은 고딕" w:hAnsi="맑은 고딕" w:eastAsia="맑은 고딕"/>
+          <w:sz w:val="21"/>
+        </w:rPr>
+        <w:t xml:space="preserve"> 후 </w:t>
+      </w:r>
+      <w:r>
+        <w:rPr>
+          <w:rFonts w:ascii="Consolas" w:hAnsi="Consolas" w:eastAsia="맑은 고딕"/>
+          <w:sz w:val="21"/>
+        </w:rPr>
+        <w:t xml:space="preserve">enable fast_start failover</w:t>
+      </w:r>
+      <w:r>
+        <w:rPr>
+          <w:rFonts w:ascii="맑은 고딕" w:hAnsi="맑은 고딕" w:eastAsia="맑은 고딕"/>
+          <w:sz w:val="21"/>
+        </w:rPr>
+        <w:t xml:space="preserve">. 확인 항목: </w:t>
+      </w:r>
+      <w:r>
+        <w:rPr>
+          <w:rFonts w:ascii="Consolas" w:hAnsi="Consolas" w:eastAsia="맑은 고딕"/>
+          <w:sz w:val="21"/>
+        </w:rPr>
+        <w:t xml:space="preserve">Enabled in Potential Data Loss Mode</w:t>
+      </w:r>
+      <w:r>
+        <w:rPr>
+          <w:rFonts w:ascii="맑은 고딕" w:hAnsi="맑은 고딕" w:eastAsia="맑은 고딕"/>
+          <w:sz w:val="21"/>
+        </w:rPr>
+        <w:t xml:space="preserve">(또는 보호 모드에 따른 표현), 구성 화면의 </w:t>
+      </w:r>
+      <w:r>
+        <w:rPr>
+          <w:rFonts w:ascii="Consolas" w:hAnsi="Consolas" w:eastAsia="맑은 고딕"/>
+          <w:sz w:val="21"/>
+        </w:rPr>
+        <w:t xml:space="preserve">(*)</w:t>
+      </w:r>
+      <w:r>
+        <w:rPr>
+          <w:rFonts w:ascii="맑은 고딕" w:hAnsi="맑은 고딕" w:eastAsia="맑은 고딕"/>
+          <w:sz w:val="21"/>
+        </w:rPr>
+        <w:t xml:space="preserve"> 표시, </w:t>
+      </w:r>
+      <w:r>
+        <w:rPr>
+          <w:rFonts w:ascii="Consolas" w:hAnsi="Consolas" w:eastAsia="맑은 고딕"/>
+          <w:sz w:val="21"/>
+        </w:rPr>
+        <w:t xml:space="preserve">Configuration Status: SUCCESS</w:t>
+      </w:r>
+      <w:r>
+        <w:rPr>
+          <w:rFonts w:ascii="맑은 고딕" w:hAnsi="맑은 고딕" w:eastAsia="맑은 고딕"/>
+          <w:sz w:val="21"/>
+        </w:rPr>
+        <w:t xml:space="preserve">.</w:t>
       </w:r>
     </w:p>
     <w:p>
       <w:r>
         <w:rPr>
           <w:rFonts w:ascii="맑은 고딕" w:hAnsi="맑은 고딕" w:eastAsia="맑은 고딕"/>
-          <w:sz w:val="21"/>
-        </w:rPr>
-        <w:t>**8단계** 전환 시험을 계획한다. 16장의 내용이며, 시험 없이 운영에 들어가지 않는다.</w:t>
+          <w:b/>
+          <w:sz w:val="21"/>
+        </w:rPr>
+        <w:t xml:space="preserve">8단계</w:t>
+      </w:r>
+      <w:r>
+        <w:rPr>
+          <w:rFonts w:ascii="맑은 고딕" w:hAnsi="맑은 고딕" w:eastAsia="맑은 고딕"/>
+          <w:sz w:val="21"/>
+        </w:rPr>
+        <w:t xml:space="preserve"> 전환 시험을 계획한다. 16장의 내용이며, 시험 없이 운영에 들어가지 않는다.</w:t>
       </w:r>
     </w:p>
     <w:p>
       <w:r>
         <w:rPr>
           <w:rFonts w:ascii="맑은 고딕" w:hAnsi="맑은 고딕" w:eastAsia="맑은 고딕"/>
-          <w:sz w:val="21"/>
-        </w:rPr>
-        <w:t>**정리할 때** — `DISABLE FAST_START FAILOVER`가 먼저, 대상 속성 삭제가 나중이다.</w:t>
+          <w:b/>
+          <w:sz w:val="21"/>
+        </w:rPr>
+        <w:t xml:space="preserve">정리할 때</w:t>
+      </w:r>
+      <w:r>
+        <w:rPr>
+          <w:rFonts w:ascii="맑은 고딕" w:hAnsi="맑은 고딕" w:eastAsia="맑은 고딕"/>
+          <w:sz w:val="21"/>
+        </w:rPr>
+        <w:t xml:space="preserve"> — </w:t>
+      </w:r>
+      <w:r>
+        <w:rPr>
+          <w:rFonts w:ascii="Consolas" w:hAnsi="Consolas" w:eastAsia="맑은 고딕"/>
+          <w:sz w:val="21"/>
+        </w:rPr>
+        <w:t xml:space="preserve">DISABLE FAST_START FAILOVER</w:t>
+      </w:r>
+      <w:r>
+        <w:rPr>
+          <w:rFonts w:ascii="맑은 고딕" w:hAnsi="맑은 고딕" w:eastAsia="맑은 고딕"/>
+          <w:sz w:val="21"/>
+        </w:rPr>
+        <w:t xml:space="preserve">가 먼저, 대상 속성 삭제가 나중이다.</w:t>
       </w:r>
     </w:p>
     <w:p>
@@ -2701,18 +8538,41 @@
       <w:r>
         <w:rPr>
           <w:rFonts w:ascii="맑은 고딕" w:hAnsi="맑은 고딕" w:eastAsia="맑은 고딕"/>
-          <w:sz w:val="21"/>
-        </w:rPr>
-        <w:t>**산정 절차**</w:t>
+          <w:b/>
+          <w:sz w:val="21"/>
+        </w:rPr>
+        <w:t xml:space="preserve">산정 절차</w:t>
       </w:r>
     </w:p>
     <w:p>
       <w:r>
         <w:rPr>
           <w:rFonts w:ascii="맑은 고딕" w:hAnsi="맑은 고딕" w:eastAsia="맑은 고딕"/>
-          <w:sz w:val="21"/>
-        </w:rPr>
-        <w:t>**①** Standby에서 `V$DATAGUARD_STATS`를 조회한다.</w:t>
+          <w:b/>
+          <w:sz w:val="21"/>
+        </w:rPr>
+        <w:t xml:space="preserve">①</w:t>
+      </w:r>
+      <w:r>
+        <w:rPr>
+          <w:rFonts w:ascii="맑은 고딕" w:hAnsi="맑은 고딕" w:eastAsia="맑은 고딕"/>
+          <w:sz w:val="21"/>
+        </w:rPr>
+        <w:t xml:space="preserve"> Standby에서 </w:t>
+      </w:r>
+      <w:r>
+        <w:rPr>
+          <w:rFonts w:ascii="Consolas" w:hAnsi="Consolas" w:eastAsia="맑은 고딕"/>
+          <w:sz w:val="21"/>
+        </w:rPr>
+        <w:t xml:space="preserve">V$DATAGUARD_STATS</w:t>
+      </w:r>
+      <w:r>
+        <w:rPr>
+          <w:rFonts w:ascii="맑은 고딕" w:hAnsi="맑은 고딕" w:eastAsia="맑은 고딕"/>
+          <w:sz w:val="21"/>
+        </w:rPr>
+        <w:t xml:space="preserve">를 조회한다.</w:t>
       </w:r>
     </w:p>
     <w:tbl>
@@ -2842,108 +8702,325 @@
       <w:r>
         <w:rPr>
           <w:rFonts w:ascii="맑은 고딕" w:hAnsi="맑은 고딕" w:eastAsia="맑은 고딕"/>
-          <w:sz w:val="21"/>
-        </w:rPr>
-        <w:t>**②** `apply finish time`을 읽는다. 밀린 리두를 다 적용하는 데 걸릴 예상 시간이다.</w:t>
+          <w:b/>
+          <w:sz w:val="21"/>
+        </w:rPr>
+        <w:t xml:space="preserve">②</w:t>
+      </w:r>
+      <w:r>
+        <w:rPr>
+          <w:rFonts w:ascii="맑은 고딕" w:hAnsi="맑은 고딕" w:eastAsia="맑은 고딕"/>
+          <w:sz w:val="21"/>
+        </w:rPr>
+        <w:t xml:space="preserve"> </w:t>
+      </w:r>
+      <w:r>
+        <w:rPr>
+          <w:rFonts w:ascii="Consolas" w:hAnsi="Consolas" w:eastAsia="맑은 고딕"/>
+          <w:sz w:val="21"/>
+        </w:rPr>
+        <w:t xml:space="preserve">apply finish time</w:t>
+      </w:r>
+      <w:r>
+        <w:rPr>
+          <w:rFonts w:ascii="맑은 고딕" w:hAnsi="맑은 고딕" w:eastAsia="맑은 고딕"/>
+          <w:sz w:val="21"/>
+        </w:rPr>
+        <w:t xml:space="preserve">을 읽는다. 밀린 리두를 다 적용하는 데 걸릴 예상 시간이다.</w:t>
       </w:r>
     </w:p>
     <w:p>
       <w:r>
         <w:rPr>
           <w:rFonts w:ascii="맑은 고딕" w:hAnsi="맑은 고딕" w:eastAsia="맑은 고딕"/>
-          <w:sz w:val="21"/>
-        </w:rPr>
-        <w:t>**③** `estimated startup time`을 읽는다. 실측 11초.</w:t>
+          <w:b/>
+          <w:sz w:val="21"/>
+        </w:rPr>
+        <w:t xml:space="preserve">③</w:t>
+      </w:r>
+      <w:r>
+        <w:rPr>
+          <w:rFonts w:ascii="맑은 고딕" w:hAnsi="맑은 고딕" w:eastAsia="맑은 고딕"/>
+          <w:sz w:val="21"/>
+        </w:rPr>
+        <w:t xml:space="preserve"> </w:t>
+      </w:r>
+      <w:r>
+        <w:rPr>
+          <w:rFonts w:ascii="Consolas" w:hAnsi="Consolas" w:eastAsia="맑은 고딕"/>
+          <w:sz w:val="21"/>
+        </w:rPr>
+        <w:t xml:space="preserve">estimated startup time</w:t>
+      </w:r>
+      <w:r>
+        <w:rPr>
+          <w:rFonts w:ascii="맑은 고딕" w:hAnsi="맑은 고딕" w:eastAsia="맑은 고딕"/>
+          <w:sz w:val="21"/>
+        </w:rPr>
+        <w:t xml:space="preserve">을 읽는다. 실측 11초.</w:t>
       </w:r>
     </w:p>
     <w:p>
       <w:r>
         <w:rPr>
           <w:rFonts w:ascii="맑은 고딕" w:hAnsi="맑은 고딕" w:eastAsia="맑은 고딕"/>
-          <w:sz w:val="21"/>
-        </w:rPr>
-        <w:t>**④** 두 값을 더한다. 지금 구성이라면 0 + 11 = 약 11초다.</w:t>
+          <w:b/>
+          <w:sz w:val="21"/>
+        </w:rPr>
+        <w:t xml:space="preserve">④</w:t>
+      </w:r>
+      <w:r>
+        <w:rPr>
+          <w:rFonts w:ascii="맑은 고딕" w:hAnsi="맑은 고딕" w:eastAsia="맑은 고딕"/>
+          <w:sz w:val="21"/>
+        </w:rPr>
+        <w:t xml:space="preserve"> 두 값을 더한다. 지금 구성이라면 0 + 11 = 약 11초다.</w:t>
       </w:r>
     </w:p>
     <w:p>
       <w:r>
         <w:rPr>
           <w:rFonts w:ascii="맑은 고딕" w:hAnsi="맑은 고딕" w:eastAsia="맑은 고딕"/>
-          <w:sz w:val="21"/>
-        </w:rPr>
-        <w:t>**⑤** 여기에 사람의 판단 시간과 애플리케이션 재접속 시간을 더해야 실제 RTO가 된다. 자동 전환이라면 `Threshold`(기본 30초)가 판단 시간을 대신한다.</w:t>
+          <w:b/>
+          <w:sz w:val="21"/>
+        </w:rPr>
+        <w:t xml:space="preserve">⑤</w:t>
+      </w:r>
+      <w:r>
+        <w:rPr>
+          <w:rFonts w:ascii="맑은 고딕" w:hAnsi="맑은 고딕" w:eastAsia="맑은 고딕"/>
+          <w:sz w:val="21"/>
+        </w:rPr>
+        <w:t xml:space="preserve"> 여기에 사람의 판단 시간과 애플리케이션 재접속 시간을 더해야 실제 RTO가 된다. 자동 전환이라면 </w:t>
+      </w:r>
+      <w:r>
+        <w:rPr>
+          <w:rFonts w:ascii="Consolas" w:hAnsi="Consolas" w:eastAsia="맑은 고딕"/>
+          <w:sz w:val="21"/>
+        </w:rPr>
+        <w:t xml:space="preserve">Threshold</w:t>
+      </w:r>
+      <w:r>
+        <w:rPr>
+          <w:rFonts w:ascii="맑은 고딕" w:hAnsi="맑은 고딕" w:eastAsia="맑은 고딕"/>
+          <w:sz w:val="21"/>
+        </w:rPr>
+        <w:t xml:space="preserve">(기본 30초)가 판단 시간을 대신한다.</w:t>
       </w:r>
     </w:p>
     <w:p>
       <w:r>
         <w:rPr>
           <w:rFonts w:ascii="맑은 고딕" w:hAnsi="맑은 고딕" w:eastAsia="맑은 고딕"/>
-          <w:sz w:val="21"/>
-        </w:rPr>
-        <w:t>**어긋날 수 있는 경우**</w:t>
+          <w:b/>
+          <w:sz w:val="21"/>
+        </w:rPr>
+        <w:t xml:space="preserve">어긋날 수 있는 경우</w:t>
       </w:r>
     </w:p>
     <w:p>
       <w:r>
         <w:rPr>
           <w:rFonts w:ascii="맑은 고딕" w:hAnsi="맑은 고딕" w:eastAsia="맑은 고딕"/>
-          <w:sz w:val="21"/>
-        </w:rPr>
-        <w:t>**①** 값이 계산된 시점의 상태만 반영한다. 조회 순간 밀린 것이 없어 0이었어도, 장애가 배치 작업 중에 나면 그때는 밀린 양이 크다. **평상시 값이 아니라 최악의 시점 값을 기준으로 삼아야 한다.**</w:t>
+          <w:b/>
+          <w:sz w:val="21"/>
+        </w:rPr>
+        <w:t xml:space="preserve">①</w:t>
+      </w:r>
+      <w:r>
+        <w:rPr>
+          <w:rFonts w:ascii="맑은 고딕" w:hAnsi="맑은 고딕" w:eastAsia="맑은 고딕"/>
+          <w:sz w:val="21"/>
+        </w:rPr>
+        <w:t xml:space="preserve"> 값이 계산된 시점의 상태만 반영한다. 조회 순간 밀린 것이 없어 0이었어도, 장애가 배치 작업 중에 나면 그때는 밀린 양이 크다. </w:t>
+      </w:r>
+      <w:r>
+        <w:rPr>
+          <w:rFonts w:ascii="맑은 고딕" w:hAnsi="맑은 고딕" w:eastAsia="맑은 고딕"/>
+          <w:b/>
+          <w:sz w:val="21"/>
+        </w:rPr>
+        <w:t xml:space="preserve">평상시 값이 아니라 최악의 시점 값을 기준으로 삼아야 한다.</w:t>
       </w:r>
     </w:p>
     <w:p>
       <w:r>
         <w:rPr>
           <w:rFonts w:ascii="맑은 고딕" w:hAnsi="맑은 고딕" w:eastAsia="맑은 고딕"/>
-          <w:sz w:val="21"/>
-        </w:rPr>
-        <w:t>**②** `estimated startup time`은 정상 종료 후 기동을 가정한 값에 가깝다. 실제 Failover에서는 인스턴스 복구가 필요할 수 있고 그만큼 늘어난다.</w:t>
+          <w:b/>
+          <w:sz w:val="21"/>
+        </w:rPr>
+        <w:t xml:space="preserve">②</w:t>
+      </w:r>
+      <w:r>
+        <w:rPr>
+          <w:rFonts w:ascii="맑은 고딕" w:hAnsi="맑은 고딕" w:eastAsia="맑은 고딕"/>
+          <w:sz w:val="21"/>
+        </w:rPr>
+        <w:t xml:space="preserve"> </w:t>
+      </w:r>
+      <w:r>
+        <w:rPr>
+          <w:rFonts w:ascii="Consolas" w:hAnsi="Consolas" w:eastAsia="맑은 고딕"/>
+          <w:sz w:val="21"/>
+        </w:rPr>
+        <w:t xml:space="preserve">estimated startup time</w:t>
+      </w:r>
+      <w:r>
+        <w:rPr>
+          <w:rFonts w:ascii="맑은 고딕" w:hAnsi="맑은 고딕" w:eastAsia="맑은 고딕"/>
+          <w:sz w:val="21"/>
+        </w:rPr>
+        <w:t xml:space="preserve">은 정상 종료 후 기동을 가정한 값에 가깝다. 실제 Failover에서는 인스턴스 복구가 필요할 수 있고 그만큼 늘어난다.</w:t>
       </w:r>
     </w:p>
     <w:p>
       <w:r>
         <w:rPr>
           <w:rFonts w:ascii="맑은 고딕" w:hAnsi="맑은 고딕" w:eastAsia="맑은 고딕"/>
-          <w:sz w:val="21"/>
-        </w:rPr>
-        <w:t>**③** `DelayMins`가 걸려 있으면 그 시간만큼 밀린 리두를 다 적용해야 하므로 값이 크게 달라진다.</w:t>
+          <w:b/>
+          <w:sz w:val="21"/>
+        </w:rPr>
+        <w:t xml:space="preserve">③</w:t>
+      </w:r>
+      <w:r>
+        <w:rPr>
+          <w:rFonts w:ascii="맑은 고딕" w:hAnsi="맑은 고딕" w:eastAsia="맑은 고딕"/>
+          <w:sz w:val="21"/>
+        </w:rPr>
+        <w:t xml:space="preserve"> </w:t>
+      </w:r>
+      <w:r>
+        <w:rPr>
+          <w:rFonts w:ascii="Consolas" w:hAnsi="Consolas" w:eastAsia="맑은 고딕"/>
+          <w:sz w:val="21"/>
+        </w:rPr>
+        <w:t xml:space="preserve">DelayMins</w:t>
+      </w:r>
+      <w:r>
+        <w:rPr>
+          <w:rFonts w:ascii="맑은 고딕" w:hAnsi="맑은 고딕" w:eastAsia="맑은 고딕"/>
+          <w:sz w:val="21"/>
+        </w:rPr>
+        <w:t xml:space="preserve">가 걸려 있으면 그 시간만큼 밀린 리두를 다 적용해야 하므로 값이 크게 달라진다.</w:t>
       </w:r>
     </w:p>
     <w:p>
       <w:r>
         <w:rPr>
           <w:rFonts w:ascii="맑은 고딕" w:hAnsi="맑은 고딕" w:eastAsia="맑은 고딕"/>
-          <w:sz w:val="21"/>
-        </w:rPr>
-        <w:t>**④** 전송이 끊겨 있었다면 이 값들은 의미가 없다. 실습 02에서 확인한 대로 전송이 꺼지면 지연이 0으로 보인다. **0이라고 안전한 것이 아니다.**</w:t>
+          <w:b/>
+          <w:sz w:val="21"/>
+        </w:rPr>
+        <w:t xml:space="preserve">④</w:t>
+      </w:r>
+      <w:r>
+        <w:rPr>
+          <w:rFonts w:ascii="맑은 고딕" w:hAnsi="맑은 고딕" w:eastAsia="맑은 고딕"/>
+          <w:sz w:val="21"/>
+        </w:rPr>
+        <w:t xml:space="preserve"> 전송이 끊겨 있었다면 이 값들은 의미가 없다. 실습 02에서 확인한 대로 전송이 꺼지면 지연이 0으로 보인다. </w:t>
+      </w:r>
+      <w:r>
+        <w:rPr>
+          <w:rFonts w:ascii="맑은 고딕" w:hAnsi="맑은 고딕" w:eastAsia="맑은 고딕"/>
+          <w:b/>
+          <w:sz w:val="21"/>
+        </w:rPr>
+        <w:t xml:space="preserve">0이라고 안전한 것이 아니다.</w:t>
       </w:r>
     </w:p>
     <w:p>
       <w:r>
         <w:rPr>
           <w:rFonts w:ascii="맑은 고딕" w:hAnsi="맑은 고딕" w:eastAsia="맑은 고딕"/>
-          <w:sz w:val="21"/>
-        </w:rPr>
-        <w:t>**⑤** 갭이 있으면 아카이브를 가져와 적용하는 시간이 추가된다. `VALIDATE ... VERBOSE`의 `Gap Status`를 함께 확인한다.</w:t>
+          <w:b/>
+          <w:sz w:val="21"/>
+        </w:rPr>
+        <w:t xml:space="preserve">⑤</w:t>
+      </w:r>
+      <w:r>
+        <w:rPr>
+          <w:rFonts w:ascii="맑은 고딕" w:hAnsi="맑은 고딕" w:eastAsia="맑은 고딕"/>
+          <w:sz w:val="21"/>
+        </w:rPr>
+        <w:t xml:space="preserve"> 갭이 있으면 아카이브를 가져와 적용하는 시간이 추가된다. </w:t>
+      </w:r>
+      <w:r>
+        <w:rPr>
+          <w:rFonts w:ascii="Consolas" w:hAnsi="Consolas" w:eastAsia="맑은 고딕"/>
+          <w:sz w:val="21"/>
+        </w:rPr>
+        <w:t xml:space="preserve">VALIDATE ... VERBOSE</w:t>
+      </w:r>
+      <w:r>
+        <w:rPr>
+          <w:rFonts w:ascii="맑은 고딕" w:hAnsi="맑은 고딕" w:eastAsia="맑은 고딕"/>
+          <w:sz w:val="21"/>
+        </w:rPr>
+        <w:t xml:space="preserve">의 </w:t>
+      </w:r>
+      <w:r>
+        <w:rPr>
+          <w:rFonts w:ascii="Consolas" w:hAnsi="Consolas" w:eastAsia="맑은 고딕"/>
+          <w:sz w:val="21"/>
+        </w:rPr>
+        <w:t xml:space="preserve">Gap Status</w:t>
+      </w:r>
+      <w:r>
+        <w:rPr>
+          <w:rFonts w:ascii="맑은 고딕" w:hAnsi="맑은 고딕" w:eastAsia="맑은 고딕"/>
+          <w:sz w:val="21"/>
+        </w:rPr>
+        <w:t xml:space="preserve">를 함께 확인한다.</w:t>
       </w:r>
     </w:p>
     <w:p>
       <w:r>
         <w:rPr>
           <w:rFonts w:ascii="맑은 고딕" w:hAnsi="맑은 고딕" w:eastAsia="맑은 고딕"/>
-          <w:sz w:val="21"/>
-        </w:rPr>
-        <w:t>**⑥** DNS·리스너·애플리케이션 접속 문자열 전환 시간은 이 값에 포함되지 않는다.</w:t>
+          <w:b/>
+          <w:sz w:val="21"/>
+        </w:rPr>
+        <w:t xml:space="preserve">⑥</w:t>
+      </w:r>
+      <w:r>
+        <w:rPr>
+          <w:rFonts w:ascii="맑은 고딕" w:hAnsi="맑은 고딕" w:eastAsia="맑은 고딕"/>
+          <w:sz w:val="21"/>
+        </w:rPr>
+        <w:t xml:space="preserve"> DNS·리스너·애플리케이션 접속 문자열 전환 시간은 이 값에 포함되지 않는다.</w:t>
       </w:r>
     </w:p>
     <w:p>
       <w:r>
         <w:rPr>
           <w:rFonts w:ascii="맑은 고딕" w:hAnsi="맑은 고딕" w:eastAsia="맑은 고딕"/>
-          <w:sz w:val="21"/>
-        </w:rPr>
-        <w:t>**실무 지침** — `apply finish time`을 정기적으로 기록해 추세를 남긴다. RTO를 "몇 분쯤"이 아니라 "지난 30일 최댓값 기준 N초"로 말할 수 있게 된다.</w:t>
+          <w:b/>
+          <w:sz w:val="21"/>
+        </w:rPr>
+        <w:t xml:space="preserve">실무 지침</w:t>
+      </w:r>
+      <w:r>
+        <w:rPr>
+          <w:rFonts w:ascii="맑은 고딕" w:hAnsi="맑은 고딕" w:eastAsia="맑은 고딕"/>
+          <w:sz w:val="21"/>
+        </w:rPr>
+        <w:t xml:space="preserve"> — </w:t>
+      </w:r>
+      <w:r>
+        <w:rPr>
+          <w:rFonts w:ascii="Consolas" w:hAnsi="Consolas" w:eastAsia="맑은 고딕"/>
+          <w:sz w:val="21"/>
+        </w:rPr>
+        <w:t xml:space="preserve">apply finish time</w:t>
+      </w:r>
+      <w:r>
+        <w:rPr>
+          <w:rFonts w:ascii="맑은 고딕" w:hAnsi="맑은 고딕" w:eastAsia="맑은 고딕"/>
+          <w:sz w:val="21"/>
+        </w:rPr>
+        <w:t xml:space="preserve">을 정기적으로 기록해 추세를 남긴다. RTO를 "몇 분쯤"이 아니라 "지난 30일 최댓값 기준 N초"로 말할 수 있게 된다.</w:t>
       </w:r>
     </w:p>
     <w:p>
@@ -2956,6 +9033,8 @@
       </w:r>
     </w:p>
     <w:sectPr>
+      <w:headerReference w:type="default" r:id="rId9"/>
+      <w:footerReference w:type="default" r:id="rId10"/>
       <w:pgSz w:w="12240" w:h="15840"/>
       <w:pgMar w:top="1440" w:right="1800" w:bottom="1440" w:left="1800" w:header="720" w:footer="720" w:gutter="0"/>
       <w:cols w:space="720"/>
@@ -2963,6 +9042,26 @@
     </w:sectPr>
   </w:body>
 </w:document>
+</file>
+
+<file path=word/footer1.xml><?xml version="1.0" encoding="utf-8"?>
+<w:ftr xmlns:m="http://schemas.openxmlformats.org/officeDocument/2006/math" xmlns:mc="http://schemas.openxmlformats.org/markup-compatibility/2006" xmlns:mo="http://schemas.microsoft.com/office/mac/office/2008/main" xmlns:mv="urn:schemas-microsoft-com:mac:vml" xmlns:o="urn:schemas-microsoft-com:office:office" xmlns:r="http://schemas.openxmlformats.org/officeDocument/2006/relationships" xmlns:v="urn:schemas-microsoft-com:vml" xmlns:w10="urn:schemas-microsoft-com:office:word" xmlns:w14="http://schemas.microsoft.com/office/word/2010/wordml" xmlns:w="http://schemas.openxmlformats.org/wordprocessingml/2006/main" xmlns:wne="http://schemas.microsoft.com/office/word/2006/wordml" xmlns:wp14="http://schemas.microsoft.com/office/word/2010/wordprocessingDrawing" xmlns:wp="http://schemas.openxmlformats.org/drawingml/2006/wordprocessingDrawing" xmlns:wpc="http://schemas.microsoft.com/office/word/2010/wordprocessingCanvas" xmlns:wpg="http://schemas.microsoft.com/office/word/2010/wordprocessingGroup" xmlns:wpi="http://schemas.microsoft.com/office/word/2010/wordprocessingInk" xmlns:wps="http://schemas.microsoft.com/office/word/2010/wordprocessingShape" mc:Ignorable="w14 wp14">
+  <w:p>
+    <w:pPr>
+      <w:pStyle w:val="Footer"/>
+    </w:pPr>
+  </w:p>
+</w:ftr>
+</file>
+
+<file path=word/header1.xml><?xml version="1.0" encoding="utf-8"?>
+<w:hdr xmlns:m="http://schemas.openxmlformats.org/officeDocument/2006/math" xmlns:mc="http://schemas.openxmlformats.org/markup-compatibility/2006" xmlns:mo="http://schemas.microsoft.com/office/mac/office/2008/main" xmlns:mv="urn:schemas-microsoft-com:mac:vml" xmlns:o="urn:schemas-microsoft-com:office:office" xmlns:r="http://schemas.openxmlformats.org/officeDocument/2006/relationships" xmlns:v="urn:schemas-microsoft-com:vml" xmlns:w10="urn:schemas-microsoft-com:office:word" xmlns:w14="http://schemas.microsoft.com/office/word/2010/wordml" xmlns:w="http://schemas.openxmlformats.org/wordprocessingml/2006/main" xmlns:wne="http://schemas.microsoft.com/office/word/2006/wordml" xmlns:wp14="http://schemas.microsoft.com/office/word/2010/wordprocessingDrawing" xmlns:wp="http://schemas.openxmlformats.org/drawingml/2006/wordprocessingDrawing" xmlns:wpc="http://schemas.microsoft.com/office/word/2010/wordprocessingCanvas" xmlns:wpg="http://schemas.microsoft.com/office/word/2010/wordprocessingGroup" xmlns:wpi="http://schemas.microsoft.com/office/word/2010/wordprocessingInk" xmlns:wps="http://schemas.microsoft.com/office/word/2010/wordprocessingShape" mc:Ignorable="w14 wp14">
+  <w:p>
+    <w:pPr>
+      <w:pStyle w:val="Header"/>
+    </w:pPr>
+  </w:p>
+</w:hdr>
 </file>
 
 <file path=word/numbering.xml><?xml version="1.0" encoding="utf-8"?>
